--- a/docs/output/roadmap.docx
+++ b/docs/output/roadmap.docx
@@ -30,7 +30,7 @@
           <w:sz w:val="52"/>
           <w:szCs w:val="52"/>
         </w:rPr>
-        <w:t xml:space="preserve">B2B Sipariş &amp; Bayi Yönetim Sistemi</w:t>
+        <w:t xml:space="preserve">HarmonyBlend (HB)</w:t>
       </w:r>
     </w:p>
     <w:p>
@@ -43,7 +43,7 @@
           <w:sz w:val="26"/>
           <w:szCs w:val="26"/>
         </w:rPr>
-        <w:t xml:space="preserve">Sistem Mimarisi, Veri Modeli ve Fazlandırılmış Yol Haritası</w:t>
+        <w:t xml:space="preserve">B2B Sipariş &amp; Bayi Yönetim Sistemi — Sistem Mimarisi, Veri Modeli ve Fazlandırılmış Yol Haritası</w:t>
       </w:r>
     </w:p>
     <w:p>
@@ -87,7 +87,7 @@
         <w:rPr>
           <w:color w:val="1A2420"/>
         </w:rPr>
-        <w:t xml:space="preserve">B2B Sipariş &amp;amp; Bayi Yönetim Sistemi</w:t>
+        <w:t xml:space="preserve">HarmonyBlend (HB)</w:t>
       </w:r>
     </w:p>
     <w:p>
@@ -101,8 +101,8 @@
           <w:szCs w:val="21"/>
         </w:rPr>
         <w:t xml:space="preserve">Fabrika/genel merkez ile franchise bayiler arasındaki sipariş, ödeme ve cari
-tahsilat süreçlerini yöneten çok markalı bayi portalı için mimari, veri
-modeli, iş akışı, teknoloji ve ekran planı.</w:t>
+tahsilat süreçlerini yöneten çok markalı bayi portalı. Bu doküman mimari,
+veri modeli, iş akışı, teknoloji ve ekran planını içerir.</w:t>
       </w:r>
     </w:p>
     <w:p>

--- a/docs/output/roadmap.docx
+++ b/docs/output/roadmap.docx
@@ -535,56 +535,6 @@
     </w:p>
     <w:p>
       <w:pPr>
-        <w:spacing w:after="120"/>
-      </w:pPr>
-      <w:r>
-        <w:rPr>
-          <w:b/>
-          <w:bCs/>
-          <w:color w:val="1A2420"/>
-          <w:sz w:val="21"/>
-          <w:szCs w:val="21"/>
-        </w:rPr>
-        <w:t xml:space="preserve">Çıkış kriteri —</w:t>
-      </w:r>
-      <w:r>
-        <w:rPr>
-          <w:color w:val="1A2420"/>
-          <w:sz w:val="21"/>
-          <w:szCs w:val="21"/>
-        </w:rPr>
-        <w:t xml:space="preserve"> bir admin yeni bir bayiyi bir markaya bağlayıp, o bayinin
-sadece o markanın kataloğunu gördüğünü doğrulayabiliyor.</w:t>
-      </w:r>
-    </w:p>
-    <w:p>
-      <w:pPr>
-        <w:pStyle w:val="Heading2"/>
-        <w:spacing w:after="100" w:before="220"/>
-      </w:pPr>
-      <w:r>
-        <w:rPr>
-          <w:color w:val="1A2420"/>
-        </w:rPr>
-        <w:t xml:space="preserve">Faz 3 — Sipariş &amp;amp; Mock Ödeme Akışı</w:t>
-      </w:r>
-    </w:p>
-    <w:p>
-      <w:pPr>
-        <w:spacing w:after="120"/>
-      </w:pPr>
-      <w:r>
-        <w:rPr>
-          <w:color w:val="1A2420"/>
-          <w:sz w:val="21"/>
-          <w:szCs w:val="21"/>
-        </w:rPr>
-        <w:t xml:space="preserve">Hedef: Bayi tarafında sepetten siparişe; ödeme tipine göre dallanan checkout
-ve durum makinesi.</w:t>
-      </w:r>
-    </w:p>
-    <w:p>
-      <w:pPr>
         <w:pStyle w:val="ListParagraph"/>
         <w:numPr>
           <w:ilvl w:val="0"/>
@@ -594,10 +544,89 @@
       </w:pPr>
       <w:r>
         <w:rPr>
-          <w:sz w:val="21"/>
-          <w:szCs w:val="21"/>
-        </w:rPr>
-        <w:t xml:space="preserve">Sepet ve checkout ekranı (marka bazlı katalog)</w:t>
+          <w:b/>
+          <w:bCs/>
+          <w:sz w:val="21"/>
+          <w:szCs w:val="21"/>
+        </w:rPr>
+        <w:t xml:space="preserve">[Eksik — sonradan eklendi]</w:t>
+      </w:r>
+      <w:r>
+        <w:rPr>
+          <w:sz w:val="21"/>
+          <w:szCs w:val="21"/>
+        </w:rPr>
+        <w:t xml:space="preserve"> Bayi kullanıcı hesabı oluşturma ekranı:
+admin&amp;#39;in bir bayiye kullanıcı adı/e-posta + şifre tanımlayıp </w:t>
+      </w:r>
+      <w:r>
+        <w:rPr>
+          <w:rFonts w:ascii="Consolas" w:cs="Consolas" w:eastAsia="Consolas" w:hAnsi="Consolas"/>
+          <w:color w:val="1F5F56"/>
+          <w:sz w:val="21"/>
+          <w:szCs w:val="21"/>
+        </w:rPr>
+        <w:t xml:space="preserve">dealer_user</w:t>
+      </w:r>
+      <w:r>
+        <w:rPr>
+          <w:sz w:val="21"/>
+          <w:szCs w:val="21"/>
+        </w:rPr>
+        <w:t xml:space="preserve">
+rolüyle giriş yapabilecek bir hesap açması. Şu an bu yalnızca elle
+(seed script) yapılabiliyor — bayi CRUD&amp;#39;una eklenmeden bir bayi gerçekte
+panele giriş yapamaz.</w:t>
+      </w:r>
+    </w:p>
+    <w:p>
+      <w:pPr>
+        <w:spacing w:after="120"/>
+      </w:pPr>
+      <w:r>
+        <w:rPr>
+          <w:b/>
+          <w:bCs/>
+          <w:color w:val="1A2420"/>
+          <w:sz w:val="21"/>
+          <w:szCs w:val="21"/>
+        </w:rPr>
+        <w:t xml:space="preserve">Çıkış kriteri —</w:t>
+      </w:r>
+      <w:r>
+        <w:rPr>
+          <w:color w:val="1A2420"/>
+          <w:sz w:val="21"/>
+          <w:szCs w:val="21"/>
+        </w:rPr>
+        <w:t xml:space="preserve"> bir admin yeni bir bayiyi bir markaya bağlayıp, o bayinin
+sadece o markanın kataloğunu gördüğünü doğrulayabiliyor.</w:t>
+      </w:r>
+    </w:p>
+    <w:p>
+      <w:pPr>
+        <w:pStyle w:val="Heading2"/>
+        <w:spacing w:after="100" w:before="220"/>
+      </w:pPr>
+      <w:r>
+        <w:rPr>
+          <w:color w:val="1A2420"/>
+        </w:rPr>
+        <w:t xml:space="preserve">Faz 3 — Sipariş &amp;amp; Mock Ödeme Akışı</w:t>
+      </w:r>
+    </w:p>
+    <w:p>
+      <w:pPr>
+        <w:spacing w:after="120"/>
+      </w:pPr>
+      <w:r>
+        <w:rPr>
+          <w:color w:val="1A2420"/>
+          <w:sz w:val="21"/>
+          <w:szCs w:val="21"/>
+        </w:rPr>
+        <w:t xml:space="preserve">Hedef: Bayi tarafında sepetten siparişe; ödeme tipine göre dallanan checkout
+ve durum makinesi.</w:t>
       </w:r>
     </w:p>
     <w:p>
@@ -614,7 +643,7 @@
           <w:sz w:val="21"/>
           <w:szCs w:val="21"/>
         </w:rPr>
-        <w:t xml:space="preserve">Ödeme tipine göre dinamik checkout adımları</w:t>
+        <w:t xml:space="preserve">Sepet ve checkout ekranı (marka bazlı katalog)</w:t>
       </w:r>
     </w:p>
     <w:p>
@@ -628,35 +657,10 @@
       </w:pPr>
       <w:r>
         <w:rPr>
-          <w:rFonts w:ascii="Consolas" w:cs="Consolas" w:eastAsia="Consolas" w:hAnsi="Consolas"/>
-          <w:color w:val="1F5F56"/>
-          <w:sz w:val="21"/>
-          <w:szCs w:val="21"/>
-        </w:rPr>
-        <w:t xml:space="preserve">orders</w:t>
-      </w:r>
-      <w:r>
-        <w:rPr>
-          <w:sz w:val="21"/>
-          <w:szCs w:val="21"/>
-        </w:rPr>
-        <w:t xml:space="preserve"> / </w:t>
-      </w:r>
-      <w:r>
-        <w:rPr>
-          <w:rFonts w:ascii="Consolas" w:cs="Consolas" w:eastAsia="Consolas" w:hAnsi="Consolas"/>
-          <w:color w:val="1F5F56"/>
-          <w:sz w:val="21"/>
-          <w:szCs w:val="21"/>
-        </w:rPr>
-        <w:t xml:space="preserve">order_items</w:t>
-      </w:r>
-      <w:r>
-        <w:rPr>
-          <w:sz w:val="21"/>
-          <w:szCs w:val="21"/>
-        </w:rPr>
-        <w:t xml:space="preserve"> oluşturma, durum makinesi implementasyonu</w:t>
+          <w:sz w:val="21"/>
+          <w:szCs w:val="21"/>
+        </w:rPr>
+        <w:t xml:space="preserve">Ödeme tipine göre dinamik checkout adımları</w:t>
       </w:r>
     </w:p>
     <w:p>
@@ -675,14 +679,14 @@
           <w:sz w:val="21"/>
           <w:szCs w:val="21"/>
         </w:rPr>
-        <w:t xml:space="preserve">PaymentProvider</w:t>
-      </w:r>
-      <w:r>
-        <w:rPr>
-          <w:sz w:val="21"/>
-          <w:szCs w:val="21"/>
-        </w:rPr>
-        <w:t xml:space="preserve"> arayüzü + </w:t>
+        <w:t xml:space="preserve">orders</w:t>
+      </w:r>
+      <w:r>
+        <w:rPr>
+          <w:sz w:val="21"/>
+          <w:szCs w:val="21"/>
+        </w:rPr>
+        <w:t xml:space="preserve"> / </w:t>
       </w:r>
       <w:r>
         <w:rPr>
@@ -691,7 +695,14 @@
           <w:sz w:val="21"/>
           <w:szCs w:val="21"/>
         </w:rPr>
-        <w:t xml:space="preserve">MockPosProvider</w:t>
+        <w:t xml:space="preserve">order_items</w:t>
+      </w:r>
+      <w:r>
+        <w:rPr>
+          <w:sz w:val="21"/>
+          <w:szCs w:val="21"/>
+        </w:rPr>
+        <w:t xml:space="preserve"> oluşturma, durum makinesi implementasyonu</w:t>
       </w:r>
     </w:p>
     <w:p>
@@ -710,6 +721,41 @@
           <w:sz w:val="21"/>
           <w:szCs w:val="21"/>
         </w:rPr>
+        <w:t xml:space="preserve">PaymentProvider</w:t>
+      </w:r>
+      <w:r>
+        <w:rPr>
+          <w:sz w:val="21"/>
+          <w:szCs w:val="21"/>
+        </w:rPr>
+        <w:t xml:space="preserve"> arayüzü + </w:t>
+      </w:r>
+      <w:r>
+        <w:rPr>
+          <w:rFonts w:ascii="Consolas" w:cs="Consolas" w:eastAsia="Consolas" w:hAnsi="Consolas"/>
+          <w:color w:val="1F5F56"/>
+          <w:sz w:val="21"/>
+          <w:szCs w:val="21"/>
+        </w:rPr>
+        <w:t xml:space="preserve">MockPosProvider</w:t>
+      </w:r>
+    </w:p>
+    <w:p>
+      <w:pPr>
+        <w:pStyle w:val="ListParagraph"/>
+        <w:numPr>
+          <w:ilvl w:val="0"/>
+          <w:numId w:val="1"/>
+        </w:numPr>
+        <w:spacing w:after="60"/>
+      </w:pPr>
+      <w:r>
+        <w:rPr>
+          <w:rFonts w:ascii="Consolas" w:cs="Consolas" w:eastAsia="Consolas" w:hAnsi="Consolas"/>
+          <w:color w:val="1F5F56"/>
+          <w:sz w:val="21"/>
+          <w:szCs w:val="21"/>
+        </w:rPr>
         <w:t xml:space="preserve">order_status_history</w:t>
       </w:r>
       <w:r>
@@ -718,6 +764,106 @@
           <w:szCs w:val="21"/>
         </w:rPr>
         <w:t xml:space="preserve"> ile denetim izi</w:t>
+      </w:r>
+    </w:p>
+    <w:p>
+      <w:pPr>
+        <w:pStyle w:val="ListParagraph"/>
+        <w:numPr>
+          <w:ilvl w:val="0"/>
+          <w:numId w:val="1"/>
+        </w:numPr>
+        <w:spacing w:after="60"/>
+      </w:pPr>
+      <w:r>
+        <w:rPr>
+          <w:sz w:val="21"/>
+          <w:szCs w:val="21"/>
+        </w:rPr>
+        <w:t xml:space="preserve">Toast bildirim sistemi (sipariş oluşturuldu / ödeme başarısız gibi
+başarı-hata mesajları için — </w:t>
+      </w:r>
+      <w:r>
+        <w:rPr>
+          <w:rFonts w:ascii="Consolas" w:cs="Consolas" w:eastAsia="Consolas" w:hAnsi="Consolas"/>
+          <w:color w:val="1F5F56"/>
+          <w:sz w:val="21"/>
+          <w:szCs w:val="21"/>
+        </w:rPr>
+        <w:t xml:space="preserve">alert()</w:t>
+      </w:r>
+      <w:r>
+        <w:rPr>
+          <w:sz w:val="21"/>
+          <w:szCs w:val="21"/>
+        </w:rPr>
+        <w:t xml:space="preserve">/</w:t>
+      </w:r>
+      <w:r>
+        <w:rPr>
+          <w:rFonts w:ascii="Consolas" w:cs="Consolas" w:eastAsia="Consolas" w:hAnsi="Consolas"/>
+          <w:color w:val="1F5F56"/>
+          <w:sz w:val="21"/>
+          <w:szCs w:val="21"/>
+        </w:rPr>
+        <w:t xml:space="preserve">confirm()</w:t>
+      </w:r>
+      <w:r>
+        <w:rPr>
+          <w:sz w:val="21"/>
+          <w:szCs w:val="21"/>
+        </w:rPr>
+        <w:t xml:space="preserve"> yerine)</w:t>
+      </w:r>
+    </w:p>
+    <w:p>
+      <w:pPr>
+        <w:pStyle w:val="ListParagraph"/>
+        <w:numPr>
+          <w:ilvl w:val="0"/>
+          <w:numId w:val="1"/>
+        </w:numPr>
+        <w:spacing w:after="60"/>
+      </w:pPr>
+      <w:r>
+        <w:rPr>
+          <w:sz w:val="21"/>
+          <w:szCs w:val="21"/>
+        </w:rPr>
+        <w:t xml:space="preserve">Dark mode toggle + erişilebilirlik dokunuşları (</w:t>
+      </w:r>
+      <w:r>
+        <w:rPr>
+          <w:rFonts w:ascii="Consolas" w:cs="Consolas" w:eastAsia="Consolas" w:hAnsi="Consolas"/>
+          <w:color w:val="1F5F56"/>
+          <w:sz w:val="21"/>
+          <w:szCs w:val="21"/>
+        </w:rPr>
+        <w:t xml:space="preserve">focus-visible</w:t>
+      </w:r>
+      <w:r>
+        <w:rPr>
+          <w:sz w:val="21"/>
+          <w:szCs w:val="21"/>
+        </w:rPr>
+        <w:t xml:space="preserve"> odak
+halkası, </w:t>
+      </w:r>
+      <w:r>
+        <w:rPr>
+          <w:rFonts w:ascii="Consolas" w:cs="Consolas" w:eastAsia="Consolas" w:hAnsi="Consolas"/>
+          <w:color w:val="1F5F56"/>
+          <w:sz w:val="21"/>
+          <w:szCs w:val="21"/>
+        </w:rPr>
+        <w:t xml:space="preserve">prefers-reduced-motion</w:t>
+      </w:r>
+      <w:r>
+        <w:rPr>
+          <w:sz w:val="21"/>
+          <w:szCs w:val="21"/>
+        </w:rPr>
+        <w:t xml:space="preserve"> desteği)</w:t>
       </w:r>
     </w:p>
     <w:p>

--- a/docs/output/roadmap.docx
+++ b/docs/output/roadmap.docx
@@ -830,7 +830,7 @@
           <w:sz w:val="21"/>
           <w:szCs w:val="21"/>
         </w:rPr>
-        <w:t xml:space="preserve">Dark mode toggle + erişilebilirlik dokunuşları (</w:t>
+        <w:t xml:space="preserve">Erişilebilirlik dokunuşları (</w:t>
       </w:r>
       <w:r>
         <w:rPr>
@@ -846,8 +846,8 @@
           <w:sz w:val="21"/>
           <w:szCs w:val="21"/>
         </w:rPr>
-        <w:t xml:space="preserve"> odak
-halkası, </w:t>
+        <w:t xml:space="preserve"> odak halkası,
+</w:t>
       </w:r>
       <w:r>
         <w:rPr>
@@ -864,6 +864,23 @@
           <w:szCs w:val="21"/>
         </w:rPr>
         <w:t xml:space="preserve"> desteği)</w:t>
+      </w:r>
+    </w:p>
+    <w:p>
+      <w:pPr>
+        <w:pStyle w:val="ListParagraph"/>
+        <w:numPr>
+          <w:ilvl w:val="0"/>
+          <w:numId w:val="1"/>
+        </w:numPr>
+        <w:spacing w:after="60"/>
+      </w:pPr>
+      <w:r>
+        <w:rPr>
+          <w:sz w:val="21"/>
+          <w:szCs w:val="21"/>
+        </w:rPr>
+        <w:t xml:space="preserve">Sidebar menüsünü açılır/kapanır (daraltılabilir) yapma</w:t>
       </w:r>
     </w:p>
     <w:p>

--- a/docs/output/roadmap.docx
+++ b/docs/output/roadmap.docx
@@ -535,6 +535,56 @@
     </w:p>
     <w:p>
       <w:pPr>
+        <w:spacing w:after="120"/>
+      </w:pPr>
+      <w:r>
+        <w:rPr>
+          <w:b/>
+          <w:bCs/>
+          <w:color w:val="1A2420"/>
+          <w:sz w:val="21"/>
+          <w:szCs w:val="21"/>
+        </w:rPr>
+        <w:t xml:space="preserve">Çıkış kriteri —</w:t>
+      </w:r>
+      <w:r>
+        <w:rPr>
+          <w:color w:val="1A2420"/>
+          <w:sz w:val="21"/>
+          <w:szCs w:val="21"/>
+        </w:rPr>
+        <w:t xml:space="preserve"> bir admin yeni bir bayiyi bir markaya bağlayıp, o bayinin
+sadece o markanın kataloğunu gördüğünü doğrulayabiliyor.</w:t>
+      </w:r>
+    </w:p>
+    <w:p>
+      <w:pPr>
+        <w:pStyle w:val="Heading2"/>
+        <w:spacing w:after="100" w:before="220"/>
+      </w:pPr>
+      <w:r>
+        <w:rPr>
+          <w:color w:val="1A2420"/>
+        </w:rPr>
+        <w:t xml:space="preserve">Faz 3 — Sipariş &amp;amp; Mock Ödeme Akışı</w:t>
+      </w:r>
+    </w:p>
+    <w:p>
+      <w:pPr>
+        <w:spacing w:after="120"/>
+      </w:pPr>
+      <w:r>
+        <w:rPr>
+          <w:color w:val="1A2420"/>
+          <w:sz w:val="21"/>
+          <w:szCs w:val="21"/>
+        </w:rPr>
+        <w:t xml:space="preserve">Hedef: Bayi tarafında sepetten siparişe; ödeme tipine göre dallanan checkout
+ve durum makinesi.</w:t>
+      </w:r>
+    </w:p>
+    <w:p>
+      <w:pPr>
         <w:pStyle w:val="ListParagraph"/>
         <w:numPr>
           <w:ilvl w:val="0"/>
@@ -544,20 +594,11 @@
       </w:pPr>
       <w:r>
         <w:rPr>
-          <w:b/>
-          <w:bCs/>
-          <w:sz w:val="21"/>
-          <w:szCs w:val="21"/>
-        </w:rPr>
-        <w:t xml:space="preserve">[Eksik — sonradan eklendi]</w:t>
-      </w:r>
-      <w:r>
-        <w:rPr>
-          <w:sz w:val="21"/>
-          <w:szCs w:val="21"/>
-        </w:rPr>
-        <w:t xml:space="preserve"> Bayi kullanıcı hesabı oluşturma ekranı:
-admin&amp;#39;in bir bayiye kullanıcı adı/e-posta + şifre tanımlayıp </w:t>
+          <w:sz w:val="21"/>
+          <w:szCs w:val="21"/>
+        </w:rPr>
+        <w:t xml:space="preserve">Bayi kullanıcı hesabı oluşturma ekranı: admin&amp;#39;in bir bayiye kullanıcı
+adı/e-posta + şifre tanımlayıp </w:t>
       </w:r>
       <w:r>
         <w:rPr>
@@ -573,60 +614,10 @@
           <w:sz w:val="21"/>
           <w:szCs w:val="21"/>
         </w:rPr>
-        <w:t xml:space="preserve">
-rolüyle giriş yapabilecek bir hesap açması. Şu an bu yalnızca elle
-(seed script) yapılabiliyor — bayi CRUD&amp;#39;una eklenmeden bir bayi gerçekte
-panele giriş yapamaz.</w:t>
-      </w:r>
-    </w:p>
-    <w:p>
-      <w:pPr>
-        <w:spacing w:after="120"/>
-      </w:pPr>
-      <w:r>
-        <w:rPr>
-          <w:b/>
-          <w:bCs/>
-          <w:color w:val="1A2420"/>
-          <w:sz w:val="21"/>
-          <w:szCs w:val="21"/>
-        </w:rPr>
-        <w:t xml:space="preserve">Çıkış kriteri —</w:t>
-      </w:r>
-      <w:r>
-        <w:rPr>
-          <w:color w:val="1A2420"/>
-          <w:sz w:val="21"/>
-          <w:szCs w:val="21"/>
-        </w:rPr>
-        <w:t xml:space="preserve"> bir admin yeni bir bayiyi bir markaya bağlayıp, o bayinin
-sadece o markanın kataloğunu gördüğünü doğrulayabiliyor.</w:t>
-      </w:r>
-    </w:p>
-    <w:p>
-      <w:pPr>
-        <w:pStyle w:val="Heading2"/>
-        <w:spacing w:after="100" w:before="220"/>
-      </w:pPr>
-      <w:r>
-        <w:rPr>
-          <w:color w:val="1A2420"/>
-        </w:rPr>
-        <w:t xml:space="preserve">Faz 3 — Sipariş &amp;amp; Mock Ödeme Akışı</w:t>
-      </w:r>
-    </w:p>
-    <w:p>
-      <w:pPr>
-        <w:spacing w:after="120"/>
-      </w:pPr>
-      <w:r>
-        <w:rPr>
-          <w:color w:val="1A2420"/>
-          <w:sz w:val="21"/>
-          <w:szCs w:val="21"/>
-        </w:rPr>
-        <w:t xml:space="preserve">Hedef: Bayi tarafında sepetten siparişe; ödeme tipine göre dallanan checkout
-ve durum makinesi.</w:t>
+        <w:t xml:space="preserve"> rolüyle giriş yapabilecek
+bir hesap açması. Şu an bu yalnızca elle (seed script) yapılabiliyor —
+eklenmeden bir bayi gerçekte panele giriş yapamaz; checkout akışının
+test edilebilmesi için bu fazın ilk adımı olmalı.</w:t>
       </w:r>
     </w:p>
     <w:p>

--- a/docs/output/roadmap.docx
+++ b/docs/output/roadmap.docx
@@ -872,6 +872,111 @@
           <w:szCs w:val="21"/>
         </w:rPr>
         <w:t xml:space="preserve">Sidebar menüsünü açılır/kapanır (daraltılabilir) yapma</w:t>
+      </w:r>
+    </w:p>
+    <w:p>
+      <w:pPr>
+        <w:pStyle w:val="ListParagraph"/>
+        <w:numPr>
+          <w:ilvl w:val="0"/>
+          <w:numId w:val="1"/>
+        </w:numPr>
+        <w:spacing w:after="60"/>
+      </w:pPr>
+      <w:r>
+        <w:rPr>
+          <w:sz w:val="21"/>
+          <w:szCs w:val="21"/>
+        </w:rPr>
+        <w:t xml:space="preserve">Sidebar&amp;#39;ı sticky yapma — sayfa aşağı kaydırılsa bile kenar çubuğundaki
+öğeler sabit kalsın, içerikle birlikte yukarı/aşağı kaymasın</w:t>
+      </w:r>
+    </w:p>
+    <w:p>
+      <w:pPr>
+        <w:pStyle w:val="ListParagraph"/>
+        <w:numPr>
+          <w:ilvl w:val="0"/>
+          <w:numId w:val="1"/>
+        </w:numPr>
+        <w:spacing w:after="60"/>
+      </w:pPr>
+      <w:r>
+        <w:rPr>
+          <w:sz w:val="21"/>
+          <w:szCs w:val="21"/>
+        </w:rPr>
+        <w:t xml:space="preserve">Bayi listesinde &amp;quot;Düzenle&amp;quot; butonu — şu an düzenleme ayrı bir sayfada
+(</w:t>
+      </w:r>
+      <w:r>
+        <w:rPr>
+          <w:rFonts w:ascii="Consolas" w:cs="Consolas" w:eastAsia="Consolas" w:hAnsi="Consolas"/>
+          <w:color w:val="1F5F56"/>
+          <w:sz w:val="21"/>
+          <w:szCs w:val="21"/>
+        </w:rPr>
+        <w:t xml:space="preserve">/admin/dealers/[id]</w:t>
+      </w:r>
+      <w:r>
+        <w:rPr>
+          <w:sz w:val="21"/>
+          <w:szCs w:val="21"/>
+        </w:rPr>
+        <w:t xml:space="preserve">) yapılıyor; &amp;quot;Ekle&amp;quot; ile aynı 3 sekmeli modal
+açılıp mevcut bayinin ayarlarının (bir kısmının veya tamamının)
+aynı yerden değiştirilebilmesi</w:t>
+      </w:r>
+    </w:p>
+    <w:p>
+      <w:pPr>
+        <w:pStyle w:val="ListParagraph"/>
+        <w:numPr>
+          <w:ilvl w:val="0"/>
+          <w:numId w:val="1"/>
+        </w:numPr>
+        <w:spacing w:after="60"/>
+      </w:pPr>
+      <w:r>
+        <w:rPr>
+          <w:sz w:val="21"/>
+          <w:szCs w:val="21"/>
+        </w:rPr>
+        <w:t xml:space="preserve">&amp;quot;Ekle&amp;quot; modalındaki maksimum bakiye limiti alanını para birimi
+formatlı yapma — düz sayı (</w:t>
+      </w:r>
+      <w:r>
+        <w:rPr>
+          <w:rFonts w:ascii="Consolas" w:cs="Consolas" w:eastAsia="Consolas" w:hAnsi="Consolas"/>
+          <w:color w:val="1F5F56"/>
+          <w:sz w:val="21"/>
+          <w:szCs w:val="21"/>
+        </w:rPr>
+        <w:t xml:space="preserve">200000</w:t>
+      </w:r>
+      <w:r>
+        <w:rPr>
+          <w:sz w:val="21"/>
+          <w:szCs w:val="21"/>
+        </w:rPr>
+        <w:t xml:space="preserve">) yerine otomatik binlik ayraç ve
+₺ sembolüyle (</w:t>
+      </w:r>
+      <w:r>
+        <w:rPr>
+          <w:rFonts w:ascii="Consolas" w:cs="Consolas" w:eastAsia="Consolas" w:hAnsi="Consolas"/>
+          <w:color w:val="1F5F56"/>
+          <w:sz w:val="21"/>
+          <w:szCs w:val="21"/>
+        </w:rPr>
+        <w:t xml:space="preserve">200.000₺</w:t>
+      </w:r>
+      <w:r>
+        <w:rPr>
+          <w:sz w:val="21"/>
+          <w:szCs w:val="21"/>
+        </w:rPr>
+        <w:t xml:space="preserve">) gösterilsin</w:t>
       </w:r>
     </w:p>
     <w:p>

--- a/docs/output/roadmap.docx
+++ b/docs/output/roadmap.docx
@@ -59,7 +59,7 @@
           <w:sz w:val="17"/>
           <w:szCs w:val="17"/>
         </w:rPr>
-        <w:t xml:space="preserve">Oluşturulma tarihi: 8 Ağustos 2026</w:t>
+        <w:t xml:space="preserve">Oluşturulma tarihi: 9 Ağustos 2026</w:t>
       </w:r>
     </w:p>
     <w:p>
@@ -231,7 +231,7 @@
         <w:rPr>
           <w:color w:val="1A2420"/>
         </w:rPr>
-        <w:t xml:space="preserve">Faz 1 — Temel Altyapı &amp;amp; Veri Modeli Kurulumu</w:t>
+        <w:t xml:space="preserve">Faz 1 — Temel Altyapı &amp;amp; Veri Modeli Kurulumu ✅ Tamamlandı</w:t>
       </w:r>
     </w:p>
     <w:p>
@@ -423,7 +423,7 @@
         <w:rPr>
           <w:color w:val="1A2420"/>
         </w:rPr>
-        <w:t xml:space="preserve">Faz 2 — Marka, Bayi ve Ürün Yönetimi</w:t>
+        <w:t xml:space="preserve">Faz 2 — Marka, Bayi ve Ürün Yönetimi ✅ Tamamlandı</w:t>
       </w:r>
     </w:p>
     <w:p>
@@ -566,7 +566,7 @@
         <w:rPr>
           <w:color w:val="1A2420"/>
         </w:rPr>
-        <w:t xml:space="preserve">Faz 3 — Sipariş &amp;amp; Mock Ödeme Akışı</w:t>
+        <w:t xml:space="preserve">Faz 3 — Sipariş &amp;amp; Mock Ödeme Akışı ✅ Tamamlandı</w:t>
       </w:r>
     </w:p>
     <w:p>
@@ -597,7 +597,7 @@
           <w:sz w:val="21"/>
           <w:szCs w:val="21"/>
         </w:rPr>
-        <w:t xml:space="preserve">Bayi kullanıcı hesabı oluşturma ekranı: admin&amp;#39;in bir bayiye kullanıcı
+        <w:t xml:space="preserve">Bayi kullanıcı hesabı oluşturma ekranı: admin bir bayiye kullanıcı
 adı/e-posta + şifre tanımlayıp </w:t>
       </w:r>
       <w:r>
@@ -615,9 +615,24 @@
           <w:szCs w:val="21"/>
         </w:rPr>
         <w:t xml:space="preserve"> rolüyle giriş yapabilecek
-bir hesap açması. Şu an bu yalnızca elle (seed script) yapılabiliyor —
-eklenmeden bir bayi gerçekte panele giriş yapamaz; checkout akışının
-test edilebilmesi için bu fazın ilk adımı olmalı.</w:t>
+bir hesap açıyor (</w:t>
+      </w:r>
+      <w:r>
+        <w:rPr>
+          <w:rFonts w:ascii="Consolas" w:cs="Consolas" w:eastAsia="Consolas" w:hAnsi="Consolas"/>
+          <w:color w:val="1F5F56"/>
+          <w:sz w:val="21"/>
+          <w:szCs w:val="21"/>
+        </w:rPr>
+        <w:t xml:space="preserve">/admin/dealers/[id]</w:t>
+      </w:r>
+      <w:r>
+        <w:rPr>
+          <w:sz w:val="21"/>
+          <w:szCs w:val="21"/>
+        </w:rPr>
+        <w:t xml:space="preserve">) — önceden yalnızca elle
+(seed script) yapılabiliyordu.</w:t>
       </w:r>
     </w:p>
     <w:p>
@@ -871,7 +886,24 @@
           <w:sz w:val="21"/>
           <w:szCs w:val="21"/>
         </w:rPr>
-        <w:t xml:space="preserve">Sidebar menüsünü açılır/kapanır (daraltılabilir) yapma</w:t>
+        <w:t xml:space="preserve">Sidebar menüsünü açılır/kapanır (daraltılabilir) yapma — admin ve bayi
+panelinde, tercih </w:t>
+      </w:r>
+      <w:r>
+        <w:rPr>
+          <w:rFonts w:ascii="Consolas" w:cs="Consolas" w:eastAsia="Consolas" w:hAnsi="Consolas"/>
+          <w:color w:val="1F5F56"/>
+          <w:sz w:val="21"/>
+          <w:szCs w:val="21"/>
+        </w:rPr>
+        <w:t xml:space="preserve">localStorage</w:t>
+      </w:r>
+      <w:r>
+        <w:rPr>
+          <w:sz w:val="21"/>
+          <w:szCs w:val="21"/>
+        </w:rPr>
+        <w:t xml:space="preserve">&amp;#39;da kalıcı</w:t>
       </w:r>
     </w:p>
     <w:p>
@@ -889,7 +921,7 @@
           <w:szCs w:val="21"/>
         </w:rPr>
         <w:t xml:space="preserve">Sidebar&amp;#39;ı sticky yapma — sayfa aşağı kaydırılsa bile kenar çubuğundaki
-öğeler sabit kalsın, içerikle birlikte yukarı/aşağı kaymasın</w:t>
+öğeler sabit kalıyor, içerikle birlikte yukarı/aşağı kaymıyor</w:t>
       </w:r>
     </w:p>
     <w:p>
@@ -906,26 +938,9 @@
           <w:sz w:val="21"/>
           <w:szCs w:val="21"/>
         </w:rPr>
-        <w:t xml:space="preserve">Bayi listesinde &amp;quot;Düzenle&amp;quot; butonu — şu an düzenleme ayrı bir sayfada
-(</w:t>
-      </w:r>
-      <w:r>
-        <w:rPr>
-          <w:rFonts w:ascii="Consolas" w:cs="Consolas" w:eastAsia="Consolas" w:hAnsi="Consolas"/>
-          <w:color w:val="1F5F56"/>
-          <w:sz w:val="21"/>
-          <w:szCs w:val="21"/>
-        </w:rPr>
-        <w:t xml:space="preserve">/admin/dealers/[id]</w:t>
-      </w:r>
-      <w:r>
-        <w:rPr>
-          <w:sz w:val="21"/>
-          <w:szCs w:val="21"/>
-        </w:rPr>
-        <w:t xml:space="preserve">) yapılıyor; &amp;quot;Ekle&amp;quot; ile aynı 3 sekmeli modal
-açılıp mevcut bayinin ayarlarının (bir kısmının veya tamamının)
-aynı yerden değiştirilebilmesi</w:t>
+        <w:t xml:space="preserve">Bayi listesinde &amp;quot;Düzenle&amp;quot; butonu — düzenleme artık ayrı bir sayfada
+değil, &amp;quot;Ekle&amp;quot; ile aynı 3 sekmeli modal üzerinden mevcut bayinin
+ayarları aynı yerden değiştirilebiliyor</w:t>
       </w:r>
     </w:p>
     <w:p>
@@ -942,8 +957,8 @@
           <w:sz w:val="21"/>
           <w:szCs w:val="21"/>
         </w:rPr>
-        <w:t xml:space="preserve">&amp;quot;Ekle&amp;quot; modalındaki maksimum bakiye limiti alanını para birimi
-formatlı yapma — düz sayı (</w:t>
+        <w:t xml:space="preserve">&amp;quot;Ekle/Düzenle&amp;quot; modalındaki maksimum bakiye limiti alanı para birimi
+formatlı (</w:t>
       </w:r>
       <w:r>
         <w:rPr>
@@ -952,14 +967,14 @@
           <w:sz w:val="21"/>
           <w:szCs w:val="21"/>
         </w:rPr>
-        <w:t xml:space="preserve">200000</w:t>
-      </w:r>
-      <w:r>
-        <w:rPr>
-          <w:sz w:val="21"/>
-          <w:szCs w:val="21"/>
-        </w:rPr>
-        <w:t xml:space="preserve">) yerine otomatik binlik ayraç ve
+        <w:t xml:space="preserve">CurrencyInput</w:t>
+      </w:r>
+      <w:r>
+        <w:rPr>
+          <w:sz w:val="21"/>
+          <w:szCs w:val="21"/>
+        </w:rPr>
+        <w:t xml:space="preserve">) — düz sayı yerine otomatik binlik ayraç ve
 ₺ sembolüyle (</w:t>
       </w:r>
       <w:r>
@@ -976,7 +991,95 @@
           <w:sz w:val="21"/>
           <w:szCs w:val="21"/>
         </w:rPr>
-        <w:t xml:space="preserve">) gösterilsin</w:t>
+        <w:t xml:space="preserve">) gösteriliyor</w:t>
+      </w:r>
+    </w:p>
+    <w:p>
+      <w:pPr>
+        <w:pStyle w:val="ListParagraph"/>
+        <w:numPr>
+          <w:ilvl w:val="0"/>
+          <w:numId w:val="1"/>
+        </w:numPr>
+        <w:spacing w:after="60"/>
+      </w:pPr>
+      <w:r>
+        <w:rPr>
+          <w:sz w:val="21"/>
+          <w:szCs w:val="21"/>
+        </w:rPr>
+        <w:t xml:space="preserve">Bayi listesinde marka/durum filtre formu (</w:t>
+      </w:r>
+      <w:r>
+        <w:rPr>
+          <w:rFonts w:ascii="Consolas" w:cs="Consolas" w:eastAsia="Consolas" w:hAnsi="Consolas"/>
+          <w:color w:val="1F5F56"/>
+          <w:sz w:val="21"/>
+          <w:szCs w:val="21"/>
+        </w:rPr>
+        <w:t xml:space="preserve">dealer-filter-form.tsx</w:t>
+      </w:r>
+      <w:r>
+        <w:rPr>
+          <w:sz w:val="21"/>
+          <w:szCs w:val="21"/>
+        </w:rPr>
+        <w:t xml:space="preserve">)</w:t>
+      </w:r>
+    </w:p>
+    <w:p>
+      <w:pPr>
+        <w:pStyle w:val="ListParagraph"/>
+        <w:numPr>
+          <w:ilvl w:val="0"/>
+          <w:numId w:val="1"/>
+        </w:numPr>
+        <w:spacing w:after="60"/>
+      </w:pPr>
+      <w:r>
+        <w:rPr>
+          <w:sz w:val="21"/>
+          <w:szCs w:val="21"/>
+        </w:rPr>
+        <w:t xml:space="preserve">Admin → bayi kullanıcısı olarak giriş (impersonation): admin, bir
+bayinin panelini o bayi kullanıcısı kimliğiyle görüntüleyebiliyor
+(checkout/sipariş akışlarını bayi gözünden test etmek için). Kimlik
+değişimi NextAuth JWT </w:t>
+      </w:r>
+      <w:r>
+        <w:rPr>
+          <w:rFonts w:ascii="Consolas" w:cs="Consolas" w:eastAsia="Consolas" w:hAnsi="Consolas"/>
+          <w:color w:val="1F5F56"/>
+          <w:sz w:val="21"/>
+          <w:szCs w:val="21"/>
+        </w:rPr>
+        <w:t xml:space="preserve">update</w:t>
+      </w:r>
+      <w:r>
+        <w:rPr>
+          <w:sz w:val="21"/>
+          <w:szCs w:val="21"/>
+        </w:rPr>
+        <w:t xml:space="preserve"> trigger&amp;#39;ı ile sunucu tarafında
+doğrulanıyor (</w:t>
+      </w:r>
+      <w:r>
+        <w:rPr>
+          <w:rFonts w:ascii="Consolas" w:cs="Consolas" w:eastAsia="Consolas" w:hAnsi="Consolas"/>
+          <w:color w:val="1F5F56"/>
+          <w:sz w:val="21"/>
+          <w:szCs w:val="21"/>
+        </w:rPr>
+        <w:t xml:space="preserve">src/auth.ts</w:t>
+      </w:r>
+      <w:r>
+        <w:rPr>
+          <w:sz w:val="21"/>
+          <w:szCs w:val="21"/>
+        </w:rPr>
+        <w:t xml:space="preserve">); bayi panelinde &amp;quot;orijinal hesaba dön&amp;quot;
+butonu ile geri dönülüyor. Roadmap&amp;#39;te öngörülmemiş, iş ihtiyacından
+doğan bir ek kapsamdı.</w:t>
       </w:r>
     </w:p>
     <w:p>
@@ -999,8 +1102,9 @@
           <w:sz w:val="21"/>
           <w:szCs w:val="21"/>
         </w:rPr>
-        <w:t xml:space="preserve"> üç ödeme tipiyle de uçtan uca sipariş oluşturulabiliyor;
-admin panelde durum geçişleri izlenebiliyor.</w:t>
+        <w:t xml:space="preserve"> üç ödeme tipiyle de (cari, kapıda ödeme, sanal POS
+başarılı/başarısız) uçtan uca sipariş oluşturulabiliyor; admin panelde durum
+geçişleri izlenebiliyor. Tarayıcıda doğrulandı.</w:t>
       </w:r>
     </w:p>
     <w:p>

--- a/docs/output/roadmap.docx
+++ b/docs/output/roadmap.docx
@@ -1236,55 +1236,6 @@
     </w:p>
     <w:p>
       <w:pPr>
-        <w:spacing w:after="120"/>
-      </w:pPr>
-      <w:r>
-        <w:rPr>
-          <w:b/>
-          <w:bCs/>
-          <w:color w:val="1A2420"/>
-          <w:sz w:val="21"/>
-          <w:szCs w:val="21"/>
-        </w:rPr>
-        <w:t xml:space="preserve">Çıkış kriteri —</w:t>
-      </w:r>
-      <w:r>
-        <w:rPr>
-          <w:color w:val="1A2420"/>
-          <w:sz w:val="21"/>
-          <w:szCs w:val="21"/>
-        </w:rPr>
-        <w:t xml:space="preserve"> bir bayi siparişsiz şekilde mock POS ile ödeme yapıyor ve
-cari bakiyesinin anında güncellendiğini görüyor.</w:t>
-      </w:r>
-    </w:p>
-    <w:p>
-      <w:pPr>
-        <w:pStyle w:val="Heading2"/>
-        <w:spacing w:after="100" w:before="220"/>
-      </w:pPr>
-      <w:r>
-        <w:rPr>
-          <w:color w:val="1A2420"/>
-        </w:rPr>
-        <w:t xml:space="preserve">Faz 5 — Raporlama &amp;amp; Analitik</w:t>
-      </w:r>
-    </w:p>
-    <w:p>
-      <w:pPr>
-        <w:spacing w:after="120"/>
-      </w:pPr>
-      <w:r>
-        <w:rPr>
-          <w:color w:val="1A2420"/>
-          <w:sz w:val="21"/>
-          <w:szCs w:val="21"/>
-        </w:rPr>
-        <w:t xml:space="preserve">Hedef: Filtrelenebilir, dışa aktarılabilir raporlama motoru.</w:t>
-      </w:r>
-    </w:p>
-    <w:p>
-      <w:pPr>
         <w:pStyle w:val="ListParagraph"/>
         <w:numPr>
           <w:ilvl w:val="0"/>
@@ -1297,7 +1248,9 @@
           <w:sz w:val="21"/>
           <w:szCs w:val="21"/>
         </w:rPr>
-        <w:t xml:space="preserve">Marka / bayi / ürün / tarih aralığı filtreleriyle dinamik tablo ve grafikler</w:t>
+        <w:t xml:space="preserve">Bayi kataloğunda toplu ürün seçimi + tek işlemle sepete ekleme — Payna
+Grup Portal karşılaştırmasından gelen ek kapsam, katalog tarafında
+sipariş verme hızını artırır</w:t>
       </w:r>
     </w:p>
     <w:p>
@@ -1314,7 +1267,8 @@
           <w:sz w:val="21"/>
           <w:szCs w:val="21"/>
         </w:rPr>
-        <w:t xml:space="preserve">Excel (.xlsx), CSV ve PDF export</w:t>
+        <w:t xml:space="preserve">Sepette KDV tutarının ayrı bir satırda gösterilmesi — checkout toplamı
+şu an tek kalem, kırılım yok</w:t>
       </w:r>
     </w:p>
     <w:p>
@@ -1331,7 +1285,184 @@
           <w:sz w:val="21"/>
           <w:szCs w:val="21"/>
         </w:rPr>
+        <w:t xml:space="preserve">Şifremi unuttum akışı — e-posta ile şifre sıfırlama; bir e-posta
+gönderim servisi (ör. Resend) entegrasyonu gerektirir, teknoloji
+yığınına yeni eklenecek</w:t>
+      </w:r>
+    </w:p>
+    <w:p>
+      <w:pPr>
+        <w:pStyle w:val="ListParagraph"/>
+        <w:numPr>
+          <w:ilvl w:val="0"/>
+          <w:numId w:val="1"/>
+        </w:numPr>
+        <w:spacing w:after="60"/>
+      </w:pPr>
+      <w:r>
+        <w:rPr>
+          <w:sz w:val="21"/>
+          <w:szCs w:val="21"/>
+        </w:rPr>
+        <w:t xml:space="preserve">Sepet ekranının sağdan açılan bir panel (drawer) olarak yeniden
+tasarlanması — siparis.paynagrup.com&amp;#39;daki sepet deneyiminin karşılığı,
+roadmap dışı bir ek kapsam</w:t>
+      </w:r>
+    </w:p>
+    <w:p>
+      <w:pPr>
+        <w:pStyle w:val="ListParagraph"/>
+        <w:numPr>
+          <w:ilvl w:val="0"/>
+          <w:numId w:val="1"/>
+        </w:numPr>
+        <w:spacing w:after="60"/>
+      </w:pPr>
+      <w:r>
+        <w:rPr>
+          <w:sz w:val="21"/>
+          <w:szCs w:val="21"/>
+        </w:rPr>
+        <w:t xml:space="preserve">Admin ürün sayfasında &amp;quot;Ürünler&amp;quot; bölümünün &amp;quot;Kategoriler&amp;quot; bölümünün
+üstüne taşınması</w:t>
+      </w:r>
+    </w:p>
+    <w:p>
+      <w:pPr>
+        <w:pStyle w:val="ListParagraph"/>
+        <w:numPr>
+          <w:ilvl w:val="0"/>
+          <w:numId w:val="1"/>
+        </w:numPr>
+        <w:spacing w:after="60"/>
+      </w:pPr>
+      <w:r>
+        <w:rPr>
+          <w:sz w:val="21"/>
+          <w:szCs w:val="21"/>
+        </w:rPr>
+        <w:t xml:space="preserve">Ürün tablosunda &amp;quot;Durum&amp;quot; ve &amp;quot;Sil&amp;quot; arasına bir &amp;quot;Düzenle&amp;quot; butonu — SKU,
+kategori, fiyat, isim, birim ve aktif/pasif dahil tüm alanların tek
+formdan güncellenebilmesi (şu an yalnızca durum değiştirme ve silme var,
+diğer alanlar için düzenleme yok)</w:t>
+      </w:r>
+    </w:p>
+    <w:p>
+      <w:pPr>
+        <w:spacing w:after="120"/>
+      </w:pPr>
+      <w:r>
+        <w:rPr>
+          <w:b/>
+          <w:bCs/>
+          <w:color w:val="1A2420"/>
+          <w:sz w:val="21"/>
+          <w:szCs w:val="21"/>
+        </w:rPr>
+        <w:t xml:space="preserve">Çıkış kriteri —</w:t>
+      </w:r>
+      <w:r>
+        <w:rPr>
+          <w:color w:val="1A2420"/>
+          <w:sz w:val="21"/>
+          <w:szCs w:val="21"/>
+        </w:rPr>
+        <w:t xml:space="preserve"> bir bayi siparişsiz şekilde mock POS ile ödeme yapıyor ve
+cari bakiyesinin anında güncellendiğini görüyor.</w:t>
+      </w:r>
+    </w:p>
+    <w:p>
+      <w:pPr>
+        <w:pStyle w:val="Heading2"/>
+        <w:spacing w:after="100" w:before="220"/>
+      </w:pPr>
+      <w:r>
+        <w:rPr>
+          <w:color w:val="1A2420"/>
+        </w:rPr>
+        <w:t xml:space="preserve">Faz 5 — Raporlama &amp;amp; Analitik</w:t>
+      </w:r>
+    </w:p>
+    <w:p>
+      <w:pPr>
+        <w:spacing w:after="120"/>
+      </w:pPr>
+      <w:r>
+        <w:rPr>
+          <w:color w:val="1A2420"/>
+          <w:sz w:val="21"/>
+          <w:szCs w:val="21"/>
+        </w:rPr>
+        <w:t xml:space="preserve">Hedef: Filtrelenebilir, dışa aktarılabilir raporlama motoru.</w:t>
+      </w:r>
+    </w:p>
+    <w:p>
+      <w:pPr>
+        <w:pStyle w:val="ListParagraph"/>
+        <w:numPr>
+          <w:ilvl w:val="0"/>
+          <w:numId w:val="1"/>
+        </w:numPr>
+        <w:spacing w:after="60"/>
+      </w:pPr>
+      <w:r>
+        <w:rPr>
+          <w:sz w:val="21"/>
+          <w:szCs w:val="21"/>
+        </w:rPr>
+        <w:t xml:space="preserve">Marka / bayi / ürün / tarih aralığı filtreleriyle dinamik tablo ve grafikler</w:t>
+      </w:r>
+    </w:p>
+    <w:p>
+      <w:pPr>
+        <w:pStyle w:val="ListParagraph"/>
+        <w:numPr>
+          <w:ilvl w:val="0"/>
+          <w:numId w:val="1"/>
+        </w:numPr>
+        <w:spacing w:after="60"/>
+      </w:pPr>
+      <w:r>
+        <w:rPr>
+          <w:sz w:val="21"/>
+          <w:szCs w:val="21"/>
+        </w:rPr>
+        <w:t xml:space="preserve">Excel (.xlsx), CSV ve PDF export</w:t>
+      </w:r>
+    </w:p>
+    <w:p>
+      <w:pPr>
+        <w:pStyle w:val="ListParagraph"/>
+        <w:numPr>
+          <w:ilvl w:val="0"/>
+          <w:numId w:val="1"/>
+        </w:numPr>
+        <w:spacing w:after="60"/>
+      </w:pPr>
+      <w:r>
+        <w:rPr>
+          <w:sz w:val="21"/>
+          <w:szCs w:val="21"/>
+        </w:rPr>
         <w:t xml:space="preserve">Büyüyen veri hacmi için özet tablo / materialized view stratejisi</w:t>
+      </w:r>
+    </w:p>
+    <w:p>
+      <w:pPr>
+        <w:pStyle w:val="ListParagraph"/>
+        <w:numPr>
+          <w:ilvl w:val="0"/>
+          <w:numId w:val="1"/>
+        </w:numPr>
+        <w:spacing w:after="60"/>
+      </w:pPr>
+      <w:r>
+        <w:rPr>
+          <w:sz w:val="21"/>
+          <w:szCs w:val="21"/>
+        </w:rPr>
+        <w:t xml:space="preserve">Sipariş vermeyen bayi raporu — pasif bayi takibi için Payna Grup Portal
+karşılaştırmasından gelen ek kapsam</w:t>
       </w:r>
     </w:p>
     <w:p>

--- a/docs/output/roadmap.docx
+++ b/docs/output/roadmap.docx
@@ -518,19 +518,18 @@
       </w:pPr>
       <w:r>
         <w:rPr>
-          <w:rFonts w:ascii="Consolas" w:cs="Consolas" w:eastAsia="Consolas" w:hAnsi="Consolas"/>
-          <w:color w:val="1F5F56"/>
-          <w:sz w:val="21"/>
-          <w:szCs w:val="21"/>
-        </w:rPr>
-        <w:t xml:space="preserve">payment_methods</w:t>
-      </w:r>
-      <w:r>
-        <w:rPr>
-          <w:sz w:val="21"/>
-          <w:szCs w:val="21"/>
-        </w:rPr>
-        <w:t xml:space="preserve"> tanımları ve bayi/marka bazlı aktivasyon</w:t>
+          <w:sz w:val="21"/>
+          <w:szCs w:val="21"/>
+        </w:rPr>
+        <w:t xml:space="preserve">`payment_methods` tanımları ve bayi/marka bazlı aktivasyon</w:t>
+      </w:r>
+      <w:r>
+        <w:rPr>
+          <w:sz w:val="21"/>
+          <w:szCs w:val="21"/>
+        </w:rPr>
+        <w:t xml:space="preserve"> — bu
+yaklaşım daha sonra tamamen kaldırıldı, bkz. Faz 3 sonundaki not</w:t>
       </w:r>
     </w:p>
     <w:p>
@@ -1080,6 +1079,162 @@
         <w:t xml:space="preserve">); bayi panelinde &amp;quot;orijinal hesaba dön&amp;quot;
 butonu ile geri dönülüyor. Roadmap&amp;#39;te öngörülmemiş, iş ihtiyacından
 doğan bir ek kapsamdı.</w:t>
+      </w:r>
+    </w:p>
+    <w:p>
+      <w:pPr>
+        <w:pStyle w:val="ListParagraph"/>
+        <w:numPr>
+          <w:ilvl w:val="0"/>
+          <w:numId w:val="1"/>
+        </w:numPr>
+        <w:spacing w:after="60"/>
+      </w:pPr>
+      <w:r>
+        <w:rPr>
+          <w:sz w:val="21"/>
+          <w:szCs w:val="21"/>
+        </w:rPr>
+        <w:t xml:space="preserve">Ödeme yöntemi aktivasyon sistemi (</w:t>
+      </w:r>
+      <w:r>
+        <w:rPr>
+          <w:rFonts w:ascii="Consolas" w:cs="Consolas" w:eastAsia="Consolas" w:hAnsi="Consolas"/>
+          <w:color w:val="1F5F56"/>
+          <w:sz w:val="21"/>
+          <w:szCs w:val="21"/>
+        </w:rPr>
+        <w:t xml:space="preserve">payment_methods</w:t>
+      </w:r>
+      <w:r>
+        <w:rPr>
+          <w:sz w:val="21"/>
+          <w:szCs w:val="21"/>
+        </w:rPr>
+        <w:t xml:space="preserve"> /
+</w:t>
+      </w:r>
+      <w:r>
+        <w:rPr>
+          <w:rFonts w:ascii="Consolas" w:cs="Consolas" w:eastAsia="Consolas" w:hAnsi="Consolas"/>
+          <w:color w:val="1F5F56"/>
+          <w:sz w:val="21"/>
+          <w:szCs w:val="21"/>
+        </w:rPr>
+        <w:t xml:space="preserve">dealer_payment_methods</w:t>
+      </w:r>
+      <w:r>
+        <w:rPr>
+          <w:sz w:val="21"/>
+          <w:szCs w:val="21"/>
+        </w:rPr>
+        <w:t xml:space="preserve"> tabloları, bayi/marka bazlı manuel açma-kapama)
+Faz 3 sonrasında tamamen kaldırıldı — Payna Grup Portal&amp;#39;ın aksine
+HarmonyBlend&amp;#39;in ERP entegrasyonu olmadığından bu ayrım gereksizdi. Artık
+her bayi cari/nakit/sanal POS&amp;#39;un hepsini kullanabiliyor; cari yalnızca
+mevcut bakiye + sipariş tutarı </w:t>
+      </w:r>
+      <w:r>
+        <w:rPr>
+          <w:rFonts w:ascii="Consolas" w:cs="Consolas" w:eastAsia="Consolas" w:hAnsi="Consolas"/>
+          <w:color w:val="1F5F56"/>
+          <w:sz w:val="21"/>
+          <w:szCs w:val="21"/>
+        </w:rPr>
+        <w:t xml:space="preserve">maxBalanceLimit</w:t>
+      </w:r>
+      <w:r>
+        <w:rPr>
+          <w:sz w:val="21"/>
+          <w:szCs w:val="21"/>
+        </w:rPr>
+        <w:t xml:space="preserve">&amp;#39;i aşarsa otomatik
+kapanıyor. </w:t>
+      </w:r>
+      <w:r>
+        <w:rPr>
+          <w:rFonts w:ascii="Consolas" w:cs="Consolas" w:eastAsia="Consolas" w:hAnsi="Consolas"/>
+          <w:color w:val="1F5F56"/>
+          <w:sz w:val="21"/>
+          <w:szCs w:val="21"/>
+        </w:rPr>
+        <w:t xml:space="preserve">orders.payment_method_id</w:t>
+      </w:r>
+      <w:r>
+        <w:rPr>
+          <w:sz w:val="21"/>
+          <w:szCs w:val="21"/>
+        </w:rPr>
+        <w:t xml:space="preserve"> (FK) yerine sabit bir enum sütun
+(</w:t>
+      </w:r>
+      <w:r>
+        <w:rPr>
+          <w:rFonts w:ascii="Consolas" w:cs="Consolas" w:eastAsia="Consolas" w:hAnsi="Consolas"/>
+          <w:color w:val="1F5F56"/>
+          <w:sz w:val="21"/>
+          <w:szCs w:val="21"/>
+        </w:rPr>
+        <w:t xml:space="preserve">orders.payment_method</w:t>
+      </w:r>
+      <w:r>
+        <w:rPr>
+          <w:sz w:val="21"/>
+          <w:szCs w:val="21"/>
+        </w:rPr>
+        <w:t xml:space="preserve">) kullanılıyor.</w:t>
+      </w:r>
+    </w:p>
+    <w:p>
+      <w:pPr>
+        <w:pStyle w:val="ListParagraph"/>
+        <w:numPr>
+          <w:ilvl w:val="0"/>
+          <w:numId w:val="1"/>
+        </w:numPr>
+        <w:spacing w:after="60"/>
+      </w:pPr>
+      <w:r>
+        <w:rPr>
+          <w:sz w:val="21"/>
+          <w:szCs w:val="21"/>
+        </w:rPr>
+        <w:t xml:space="preserve">Toast bildirim sistemi admin paneline de genişletildi — marka/bayi/
+ürün/kategori/kullanıcı CRUD işlemleri ve sipariş durum geçişleri artık
+başarı/hata toast&amp;#39;ı gösteriyor (önceden yalnızca bayi tarafında vardı).
+Yeniden kullanılabilir </w:t>
+      </w:r>
+      <w:r>
+        <w:rPr>
+          <w:rFonts w:ascii="Consolas" w:cs="Consolas" w:eastAsia="Consolas" w:hAnsi="Consolas"/>
+          <w:color w:val="1F5F56"/>
+          <w:sz w:val="21"/>
+          <w:szCs w:val="21"/>
+        </w:rPr>
+        <w:t xml:space="preserve">ToastForm</w:t>
+      </w:r>
+      <w:r>
+        <w:rPr>
+          <w:sz w:val="21"/>
+          <w:szCs w:val="21"/>
+        </w:rPr>
+        <w:t xml:space="preserve"> bileşeni (</w:t>
+      </w:r>
+      <w:r>
+        <w:rPr>
+          <w:rFonts w:ascii="Consolas" w:cs="Consolas" w:eastAsia="Consolas" w:hAnsi="Consolas"/>
+          <w:color w:val="1F5F56"/>
+          <w:sz w:val="21"/>
+          <w:szCs w:val="21"/>
+        </w:rPr>
+        <w:t xml:space="preserve">src/components/ toast-form.tsx</w:t>
+      </w:r>
+      <w:r>
+        <w:rPr>
+          <w:sz w:val="21"/>
+          <w:szCs w:val="21"/>
+        </w:rPr>
+        <w:t xml:space="preserve">) ile server action&amp;#39;lar client tarafında çağrılıyor.</w:t>
       </w:r>
     </w:p>
     <w:p>
@@ -1688,7 +1843,7 @@
       <w:r>
         <w:drawing>
           <wp:inline distT="0" distB="0" distL="0" distR="0">
-            <wp:extent cx="4953000" cy="2476500"/>
+            <wp:extent cx="4953000" cy="3333750"/>
             <wp:effectExtent t="0" r="0" b="0" l="0"/>
             <wp:docPr id="1" name="" descr="" title=""/>
             <wp:cNvGraphicFramePr>
@@ -1713,7 +1868,7 @@
                   <pic:spPr bwMode="auto">
                     <a:xfrm>
                       <a:off x="0" y="0"/>
-                      <a:ext cx="4953000" cy="2476500"/>
+                      <a:ext cx="4953000" cy="3333750"/>
                     </a:xfrm>
                     <a:prstGeom prst="rect">
                       <a:avLst/>
@@ -1945,97 +2100,112 @@
           <w:sz w:val="16"/>
           <w:szCs w:val="16"/>
         </w:rPr>
-        <w:t xml:space="preserve">  id                uuid        PK</w:t>
-      </w:r>
-    </w:p>
-    <w:p>
-      <w:pPr>
-        <w:shd w:fill="182420" w:val="clear"/>
-        <w:spacing w:after="0" w:before="0" w:line="260"/>
-      </w:pPr>
-      <w:r>
-        <w:rPr>
-          <w:rFonts w:ascii="Consolas" w:cs="Consolas" w:eastAsia="Consolas" w:hAnsi="Consolas"/>
-          <w:color w:val="DCE8E1"/>
-          <w:sz w:val="16"/>
-          <w:szCs w:val="16"/>
-        </w:rPr>
-        <w:t xml:space="preserve">  company_id        uuid        FK -&gt; companies.id</w:t>
-      </w:r>
-    </w:p>
-    <w:p>
-      <w:pPr>
-        <w:shd w:fill="182420" w:val="clear"/>
-        <w:spacing w:after="0" w:before="0" w:line="260"/>
-      </w:pPr>
-      <w:r>
-        <w:rPr>
-          <w:rFonts w:ascii="Consolas" w:cs="Consolas" w:eastAsia="Consolas" w:hAnsi="Consolas"/>
-          <w:color w:val="DCE8E1"/>
-          <w:sz w:val="16"/>
-          <w:szCs w:val="16"/>
-        </w:rPr>
-        <w:t xml:space="preserve">  name              text</w:t>
-      </w:r>
-    </w:p>
-    <w:p>
-      <w:pPr>
-        <w:shd w:fill="182420" w:val="clear"/>
-        <w:spacing w:after="0" w:before="0" w:line="260"/>
-      </w:pPr>
-      <w:r>
-        <w:rPr>
-          <w:rFonts w:ascii="Consolas" w:cs="Consolas" w:eastAsia="Consolas" w:hAnsi="Consolas"/>
-          <w:color w:val="DCE8E1"/>
-          <w:sz w:val="16"/>
-          <w:szCs w:val="16"/>
-        </w:rPr>
-        <w:t xml:space="preserve">  tax_no            text</w:t>
-      </w:r>
-    </w:p>
-    <w:p>
-      <w:pPr>
-        <w:shd w:fill="182420" w:val="clear"/>
-        <w:spacing w:after="0" w:before="0" w:line="260"/>
-      </w:pPr>
-      <w:r>
-        <w:rPr>
-          <w:rFonts w:ascii="Consolas" w:cs="Consolas" w:eastAsia="Consolas" w:hAnsi="Consolas"/>
-          <w:color w:val="DCE8E1"/>
-          <w:sz w:val="16"/>
-          <w:szCs w:val="16"/>
-        </w:rPr>
-        <w:t xml:space="preserve">  address           text</w:t>
-      </w:r>
-    </w:p>
-    <w:p>
-      <w:pPr>
-        <w:shd w:fill="182420" w:val="clear"/>
-        <w:spacing w:after="0" w:before="0" w:line="260"/>
-      </w:pPr>
-      <w:r>
-        <w:rPr>
-          <w:rFonts w:ascii="Consolas" w:cs="Consolas" w:eastAsia="Consolas" w:hAnsi="Consolas"/>
-          <w:color w:val="DCE8E1"/>
-          <w:sz w:val="16"/>
-          <w:szCs w:val="16"/>
-        </w:rPr>
-        <w:t xml:space="preserve">  current_balance   numeric(14,2)  DEFAULT 0   -- ledger_entries'ten türeyen önbellek</w:t>
-      </w:r>
-    </w:p>
-    <w:p>
-      <w:pPr>
-        <w:shd w:fill="182420" w:val="clear"/>
-        <w:spacing w:after="0" w:before="0" w:line="260"/>
-      </w:pPr>
-      <w:r>
-        <w:rPr>
-          <w:rFonts w:ascii="Consolas" w:cs="Consolas" w:eastAsia="Consolas" w:hAnsi="Consolas"/>
-          <w:color w:val="DCE8E1"/>
-          <w:sz w:val="16"/>
-          <w:szCs w:val="16"/>
-        </w:rPr>
-        <w:t xml:space="preserve">  created_at        timestamptz</w:t>
+        <w:t xml:space="preserve">  id                  uuid        PK</w:t>
+      </w:r>
+    </w:p>
+    <w:p>
+      <w:pPr>
+        <w:shd w:fill="182420" w:val="clear"/>
+        <w:spacing w:after="0" w:before="0" w:line="260"/>
+      </w:pPr>
+      <w:r>
+        <w:rPr>
+          <w:rFonts w:ascii="Consolas" w:cs="Consolas" w:eastAsia="Consolas" w:hAnsi="Consolas"/>
+          <w:color w:val="DCE8E1"/>
+          <w:sz w:val="16"/>
+          <w:szCs w:val="16"/>
+        </w:rPr>
+        <w:t xml:space="preserve">  company_id          uuid        FK -&gt; companies.id</w:t>
+      </w:r>
+    </w:p>
+    <w:p>
+      <w:pPr>
+        <w:shd w:fill="182420" w:val="clear"/>
+        <w:spacing w:after="0" w:before="0" w:line="260"/>
+      </w:pPr>
+      <w:r>
+        <w:rPr>
+          <w:rFonts w:ascii="Consolas" w:cs="Consolas" w:eastAsia="Consolas" w:hAnsi="Consolas"/>
+          <w:color w:val="DCE8E1"/>
+          <w:sz w:val="16"/>
+          <w:szCs w:val="16"/>
+        </w:rPr>
+        <w:t xml:space="preserve">  name                text</w:t>
+      </w:r>
+    </w:p>
+    <w:p>
+      <w:pPr>
+        <w:shd w:fill="182420" w:val="clear"/>
+        <w:spacing w:after="0" w:before="0" w:line="260"/>
+      </w:pPr>
+      <w:r>
+        <w:rPr>
+          <w:rFonts w:ascii="Consolas" w:cs="Consolas" w:eastAsia="Consolas" w:hAnsi="Consolas"/>
+          <w:color w:val="DCE8E1"/>
+          <w:sz w:val="16"/>
+          <w:szCs w:val="16"/>
+        </w:rPr>
+        <w:t xml:space="preserve">  tax_no              text</w:t>
+      </w:r>
+    </w:p>
+    <w:p>
+      <w:pPr>
+        <w:shd w:fill="182420" w:val="clear"/>
+        <w:spacing w:after="0" w:before="0" w:line="260"/>
+      </w:pPr>
+      <w:r>
+        <w:rPr>
+          <w:rFonts w:ascii="Consolas" w:cs="Consolas" w:eastAsia="Consolas" w:hAnsi="Consolas"/>
+          <w:color w:val="DCE8E1"/>
+          <w:sz w:val="16"/>
+          <w:szCs w:val="16"/>
+        </w:rPr>
+        <w:t xml:space="preserve">  address             text</w:t>
+      </w:r>
+    </w:p>
+    <w:p>
+      <w:pPr>
+        <w:shd w:fill="182420" w:val="clear"/>
+        <w:spacing w:after="0" w:before="0" w:line="260"/>
+      </w:pPr>
+      <w:r>
+        <w:rPr>
+          <w:rFonts w:ascii="Consolas" w:cs="Consolas" w:eastAsia="Consolas" w:hAnsi="Consolas"/>
+          <w:color w:val="DCE8E1"/>
+          <w:sz w:val="16"/>
+          <w:szCs w:val="16"/>
+        </w:rPr>
+        <w:t xml:space="preserve">  max_balance_limit    numeric(14,2)  NULL   -- NULL = limitsiz; aşılırsa cari kapanır</w:t>
+      </w:r>
+    </w:p>
+    <w:p>
+      <w:pPr>
+        <w:shd w:fill="182420" w:val="clear"/>
+        <w:spacing w:after="0" w:before="0" w:line="260"/>
+      </w:pPr>
+      <w:r>
+        <w:rPr>
+          <w:rFonts w:ascii="Consolas" w:cs="Consolas" w:eastAsia="Consolas" w:hAnsi="Consolas"/>
+          <w:color w:val="DCE8E1"/>
+          <w:sz w:val="16"/>
+          <w:szCs w:val="16"/>
+        </w:rPr>
+        <w:t xml:space="preserve">  current_balance     numeric(14,2)  DEFAULT 0   -- ledger_entries'ten türeyen önbellek</w:t>
+      </w:r>
+    </w:p>
+    <w:p>
+      <w:pPr>
+        <w:shd w:fill="182420" w:val="clear"/>
+        <w:spacing w:after="0" w:before="0" w:line="260"/>
+      </w:pPr>
+      <w:r>
+        <w:rPr>
+          <w:rFonts w:ascii="Consolas" w:cs="Consolas" w:eastAsia="Consolas" w:hAnsi="Consolas"/>
+          <w:color w:val="DCE8E1"/>
+          <w:sz w:val="16"/>
+          <w:szCs w:val="16"/>
+        </w:rPr>
+        <w:t xml:space="preserve">  created_at          timestamptz</w:t>
       </w:r>
     </w:p>
     <w:p>
@@ -2549,233 +2719,6 @@
         <w:rPr>
           <w:color w:val="1A2420"/>
         </w:rPr>
-        <w:t xml:space="preserve">Ödeme kuralları</w:t>
-      </w:r>
-    </w:p>
-    <w:p>
-      <w:pPr>
-        <w:shd w:fill="182420" w:val="clear"/>
-        <w:spacing w:after="0" w:before="0" w:line="260"/>
-      </w:pPr>
-      <w:r>
-        <w:rPr>
-          <w:rFonts w:ascii="Consolas" w:cs="Consolas" w:eastAsia="Consolas" w:hAnsi="Consolas"/>
-          <w:color w:val="DCE8E1"/>
-          <w:sz w:val="16"/>
-          <w:szCs w:val="16"/>
-        </w:rPr>
-        <w:t xml:space="preserve">payment_methods</w:t>
-      </w:r>
-    </w:p>
-    <w:p>
-      <w:pPr>
-        <w:shd w:fill="182420" w:val="clear"/>
-        <w:spacing w:after="0" w:before="0" w:line="260"/>
-      </w:pPr>
-      <w:r>
-        <w:rPr>
-          <w:rFonts w:ascii="Consolas" w:cs="Consolas" w:eastAsia="Consolas" w:hAnsi="Consolas"/>
-          <w:color w:val="DCE8E1"/>
-          <w:sz w:val="16"/>
-          <w:szCs w:val="16"/>
-        </w:rPr>
-        <w:t xml:space="preserve">  id            uuid        PK</w:t>
-      </w:r>
-    </w:p>
-    <w:p>
-      <w:pPr>
-        <w:shd w:fill="182420" w:val="clear"/>
-        <w:spacing w:after="0" w:before="0" w:line="260"/>
-      </w:pPr>
-      <w:r>
-        <w:rPr>
-          <w:rFonts w:ascii="Consolas" w:cs="Consolas" w:eastAsia="Consolas" w:hAnsi="Consolas"/>
-          <w:color w:val="DCE8E1"/>
-          <w:sz w:val="16"/>
-          <w:szCs w:val="16"/>
-        </w:rPr>
-        <w:t xml:space="preserve">  company_id    uuid        FK -&gt; companies.id</w:t>
-      </w:r>
-    </w:p>
-    <w:p>
-      <w:pPr>
-        <w:shd w:fill="182420" w:val="clear"/>
-        <w:spacing w:after="0" w:before="0" w:line="260"/>
-      </w:pPr>
-      <w:r>
-        <w:rPr>
-          <w:rFonts w:ascii="Consolas" w:cs="Consolas" w:eastAsia="Consolas" w:hAnsi="Consolas"/>
-          <w:color w:val="DCE8E1"/>
-          <w:sz w:val="16"/>
-          <w:szCs w:val="16"/>
-        </w:rPr>
-        <w:t xml:space="preserve">  code          enum(cari, cash_on_delivery, virtual_pos)</w:t>
-      </w:r>
-    </w:p>
-    <w:p>
-      <w:pPr>
-        <w:shd w:fill="182420" w:val="clear"/>
-        <w:spacing w:after="0" w:before="0" w:line="260"/>
-      </w:pPr>
-      <w:r>
-        <w:rPr>
-          <w:rFonts w:ascii="Consolas" w:cs="Consolas" w:eastAsia="Consolas" w:hAnsi="Consolas"/>
-          <w:color w:val="DCE8E1"/>
-          <w:sz w:val="16"/>
-          <w:szCs w:val="16"/>
-        </w:rPr>
-        <w:t xml:space="preserve">  label         text</w:t>
-      </w:r>
-    </w:p>
-    <w:p>
-      <w:pPr>
-        <w:shd w:fill="182420" w:val="clear"/>
-        <w:spacing w:after="0" w:before="0" w:line="260"/>
-      </w:pPr>
-      <w:r>
-        <w:rPr>
-          <w:rFonts w:ascii="Consolas" w:cs="Consolas" w:eastAsia="Consolas" w:hAnsi="Consolas"/>
-          <w:color w:val="DCE8E1"/>
-          <w:sz w:val="16"/>
-          <w:szCs w:val="16"/>
-        </w:rPr>
-        <w:t xml:space="preserve">  config        jsonb       -- limit, gecikme kuralı vb. parametreler</w:t>
-      </w:r>
-    </w:p>
-    <w:p>
-      <w:pPr>
-        <w:shd w:fill="182420" w:val="clear"/>
-        <w:spacing w:after="0" w:before="0" w:line="260"/>
-      </w:pPr>
-      <w:r>
-        <w:rPr>
-          <w:rFonts w:ascii="Consolas" w:cs="Consolas" w:eastAsia="Consolas" w:hAnsi="Consolas"/>
-          <w:color w:val="DCE8E1"/>
-          <w:sz w:val="16"/>
-          <w:szCs w:val="16"/>
-        </w:rPr>
-        <w:t xml:space="preserve"> </w:t>
-      </w:r>
-    </w:p>
-    <w:p>
-      <w:pPr>
-        <w:shd w:fill="182420" w:val="clear"/>
-        <w:spacing w:after="0" w:before="0" w:line="260"/>
-      </w:pPr>
-      <w:r>
-        <w:rPr>
-          <w:rFonts w:ascii="Consolas" w:cs="Consolas" w:eastAsia="Consolas" w:hAnsi="Consolas"/>
-          <w:color w:val="DCE8E1"/>
-          <w:sz w:val="16"/>
-          <w:szCs w:val="16"/>
-        </w:rPr>
-        <w:t xml:space="preserve">dealer_payment_methods</w:t>
-      </w:r>
-    </w:p>
-    <w:p>
-      <w:pPr>
-        <w:shd w:fill="182420" w:val="clear"/>
-        <w:spacing w:after="0" w:before="0" w:line="260"/>
-      </w:pPr>
-      <w:r>
-        <w:rPr>
-          <w:rFonts w:ascii="Consolas" w:cs="Consolas" w:eastAsia="Consolas" w:hAnsi="Consolas"/>
-          <w:color w:val="DCE8E1"/>
-          <w:sz w:val="16"/>
-          <w:szCs w:val="16"/>
-        </w:rPr>
-        <w:t xml:space="preserve">  id                  uuid    PK</w:t>
-      </w:r>
-    </w:p>
-    <w:p>
-      <w:pPr>
-        <w:shd w:fill="182420" w:val="clear"/>
-        <w:spacing w:after="0" w:before="0" w:line="260"/>
-      </w:pPr>
-      <w:r>
-        <w:rPr>
-          <w:rFonts w:ascii="Consolas" w:cs="Consolas" w:eastAsia="Consolas" w:hAnsi="Consolas"/>
-          <w:color w:val="DCE8E1"/>
-          <w:sz w:val="16"/>
-          <w:szCs w:val="16"/>
-        </w:rPr>
-        <w:t xml:space="preserve">  dealer_id           uuid    FK -&gt; dealers.id</w:t>
-      </w:r>
-    </w:p>
-    <w:p>
-      <w:pPr>
-        <w:shd w:fill="182420" w:val="clear"/>
-        <w:spacing w:after="0" w:before="0" w:line="260"/>
-      </w:pPr>
-      <w:r>
-        <w:rPr>
-          <w:rFonts w:ascii="Consolas" w:cs="Consolas" w:eastAsia="Consolas" w:hAnsi="Consolas"/>
-          <w:color w:val="DCE8E1"/>
-          <w:sz w:val="16"/>
-          <w:szCs w:val="16"/>
-        </w:rPr>
-        <w:t xml:space="preserve">  brand_id            uuid    FK -&gt; brands.id</w:t>
-      </w:r>
-    </w:p>
-    <w:p>
-      <w:pPr>
-        <w:shd w:fill="182420" w:val="clear"/>
-        <w:spacing w:after="0" w:before="0" w:line="260"/>
-      </w:pPr>
-      <w:r>
-        <w:rPr>
-          <w:rFonts w:ascii="Consolas" w:cs="Consolas" w:eastAsia="Consolas" w:hAnsi="Consolas"/>
-          <w:color w:val="DCE8E1"/>
-          <w:sz w:val="16"/>
-          <w:szCs w:val="16"/>
-        </w:rPr>
-        <w:t xml:space="preserve">  payment_method_id   uuid    FK -&gt; payment_methods.id</w:t>
-      </w:r>
-    </w:p>
-    <w:p>
-      <w:pPr>
-        <w:shd w:fill="182420" w:val="clear"/>
-        <w:spacing w:after="0" w:before="0" w:line="260"/>
-      </w:pPr>
-      <w:r>
-        <w:rPr>
-          <w:rFonts w:ascii="Consolas" w:cs="Consolas" w:eastAsia="Consolas" w:hAnsi="Consolas"/>
-          <w:color w:val="DCE8E1"/>
-          <w:sz w:val="16"/>
-          <w:szCs w:val="16"/>
-        </w:rPr>
-        <w:t xml:space="preserve">  is_enabled          boolean DEFAULT true</w:t>
-      </w:r>
-    </w:p>
-    <w:p>
-      <w:pPr>
-        <w:shd w:fill="182420" w:val="clear"/>
-        <w:spacing w:after="0" w:before="0" w:line="260"/>
-      </w:pPr>
-      <w:r>
-        <w:rPr>
-          <w:rFonts w:ascii="Consolas" w:cs="Consolas" w:eastAsia="Consolas" w:hAnsi="Consolas"/>
-          <w:color w:val="DCE8E1"/>
-          <w:sz w:val="16"/>
-          <w:szCs w:val="16"/>
-        </w:rPr>
-        <w:t xml:space="preserve">  UNIQUE(dealer_id, brand_id, payment_method_id)</w:t>
-      </w:r>
-    </w:p>
-    <w:p>
-      <w:pPr>
-        <w:spacing w:after="160"/>
-      </w:pPr>
-    </w:p>
-    <w:p>
-      <w:pPr>
-        <w:pStyle w:val="Heading2"/>
-        <w:spacing w:after="100" w:before="220"/>
-      </w:pPr>
-      <w:r>
-        <w:rPr>
-          <w:color w:val="1A2420"/>
-        </w:rPr>
         <w:t xml:space="preserve">Sipariş</w:t>
       </w:r>
     </w:p>
@@ -2851,7 +2794,7 @@
           <w:sz w:val="16"/>
           <w:szCs w:val="16"/>
         </w:rPr>
-        <w:t xml:space="preserve">  payment_method_id   uuid        FK -&gt; payment_methods.id</w:t>
+        <w:t xml:space="preserve">  payment_method      enum(cari, cash_on_delivery, virtual_pos)</w:t>
       </w:r>
     </w:p>
     <w:p>

--- a/docs/output/roadmap.docx
+++ b/docs/output/roadmap.docx
@@ -1239,56 +1239,6 @@
     </w:p>
     <w:p>
       <w:pPr>
-        <w:spacing w:after="120"/>
-      </w:pPr>
-      <w:r>
-        <w:rPr>
-          <w:b/>
-          <w:bCs/>
-          <w:color w:val="1A2420"/>
-          <w:sz w:val="21"/>
-          <w:szCs w:val="21"/>
-        </w:rPr>
-        <w:t xml:space="preserve">Çıkış kriteri —</w:t>
-      </w:r>
-      <w:r>
-        <w:rPr>
-          <w:color w:val="1A2420"/>
-          <w:sz w:val="21"/>
-          <w:szCs w:val="21"/>
-        </w:rPr>
-        <w:t xml:space="preserve"> üç ödeme tipiyle de (cari, kapıda ödeme, sanal POS
-başarılı/başarısız) uçtan uca sipariş oluşturulabiliyor; admin panelde durum
-geçişleri izlenebiliyor. Tarayıcıda doğrulandı.</w:t>
-      </w:r>
-    </w:p>
-    <w:p>
-      <w:pPr>
-        <w:pStyle w:val="Heading2"/>
-        <w:spacing w:after="100" w:before="220"/>
-      </w:pPr>
-      <w:r>
-        <w:rPr>
-          <w:color w:val="1A2420"/>
-        </w:rPr>
-        <w:t xml:space="preserve">Faz 4 — Cari Bakiye &amp;amp; Bağımsız Tahsilat Modülü</w:t>
-      </w:r>
-    </w:p>
-    <w:p>
-      <w:pPr>
-        <w:spacing w:after="120"/>
-      </w:pPr>
-      <w:r>
-        <w:rPr>
-          <w:color w:val="1A2420"/>
-          <w:sz w:val="21"/>
-          <w:szCs w:val="21"/>
-        </w:rPr>
-        <w:t xml:space="preserve">Hedef: Siparişten kopuk, serbest tutarlı ödeme ve cari hesap defteri.</w:t>
-      </w:r>
-    </w:p>
-    <w:p>
-      <w:pPr>
         <w:pStyle w:val="ListParagraph"/>
         <w:numPr>
           <w:ilvl w:val="0"/>
@@ -1301,7 +1251,111 @@
           <w:sz w:val="21"/>
           <w:szCs w:val="21"/>
         </w:rPr>
-        <w:t xml:space="preserve">Bayi panelinde &amp;quot;Bakiye Öde&amp;quot; ekranı</w:t>
+        <w:t xml:space="preserve">Sipariş silme (admin) ve ürün/marka için &amp;quot;zorla sil&amp;quot; — normal silme,
+sipariş geçmişinde kullanılan ürün/markayı </w:t>
+      </w:r>
+      <w:r>
+        <w:rPr>
+          <w:rFonts w:ascii="Consolas" w:cs="Consolas" w:eastAsia="Consolas" w:hAnsi="Consolas"/>
+          <w:color w:val="1F5F56"/>
+          <w:sz w:val="21"/>
+          <w:szCs w:val="21"/>
+        </w:rPr>
+        <w:t xml:space="preserve">order_items</w:t>
+      </w:r>
+      <w:r>
+        <w:rPr>
+          <w:sz w:val="21"/>
+          <w:szCs w:val="21"/>
+        </w:rPr>
+        <w:t xml:space="preserve"> FK&amp;#39;sinin
+engellemesiyle reddediyor (bkz. üstteki not); &amp;quot;zorla sil&amp;quot; önce o ürünü/
+markayı içeren siparişleri kaldırıp sonra siliyor. Yalnızca test/hatalı
+veri temizliği için düşünüldü — gerçek sipariş geçmişini silmek üzere
+kullanılmamalı. İki tıklamalı onay ile (</w:t>
+      </w:r>
+      <w:r>
+        <w:rPr>
+          <w:rFonts w:ascii="Consolas" w:cs="Consolas" w:eastAsia="Consolas" w:hAnsi="Consolas"/>
+          <w:color w:val="1F5F56"/>
+          <w:sz w:val="21"/>
+          <w:szCs w:val="21"/>
+        </w:rPr>
+        <w:t xml:space="preserve">ConfirmDeleteButton</w:t>
+      </w:r>
+      <w:r>
+        <w:rPr>
+          <w:sz w:val="21"/>
+          <w:szCs w:val="21"/>
+        </w:rPr>
+        <w:t xml:space="preserve">,
+native </w:t>
+      </w:r>
+      <w:r>
+        <w:rPr>
+          <w:rFonts w:ascii="Consolas" w:cs="Consolas" w:eastAsia="Consolas" w:hAnsi="Consolas"/>
+          <w:color w:val="1F5F56"/>
+          <w:sz w:val="21"/>
+          <w:szCs w:val="21"/>
+        </w:rPr>
+        <w:t xml:space="preserve">confirm()</w:t>
+      </w:r>
+      <w:r>
+        <w:rPr>
+          <w:sz w:val="21"/>
+          <w:szCs w:val="21"/>
+        </w:rPr>
+        <w:t xml:space="preserve"> yerine).</w:t>
+      </w:r>
+    </w:p>
+    <w:p>
+      <w:pPr>
+        <w:spacing w:after="120"/>
+      </w:pPr>
+      <w:r>
+        <w:rPr>
+          <w:b/>
+          <w:bCs/>
+          <w:color w:val="1A2420"/>
+          <w:sz w:val="21"/>
+          <w:szCs w:val="21"/>
+        </w:rPr>
+        <w:t xml:space="preserve">Çıkış kriteri —</w:t>
+      </w:r>
+      <w:r>
+        <w:rPr>
+          <w:color w:val="1A2420"/>
+          <w:sz w:val="21"/>
+          <w:szCs w:val="21"/>
+        </w:rPr>
+        <w:t xml:space="preserve"> üç ödeme tipiyle de (cari, kapıda ödeme, sanal POS
+başarılı/başarısız) uçtan uca sipariş oluşturulabiliyor; admin panelde durum
+geçişleri izlenebiliyor. Tarayıcıda doğrulandı.</w:t>
+      </w:r>
+    </w:p>
+    <w:p>
+      <w:pPr>
+        <w:pStyle w:val="Heading2"/>
+        <w:spacing w:after="100" w:before="220"/>
+      </w:pPr>
+      <w:r>
+        <w:rPr>
+          <w:color w:val="1A2420"/>
+        </w:rPr>
+        <w:t xml:space="preserve">Faz 4 — Cari Bakiye &amp;amp; Bağımsız Tahsilat Modülü</w:t>
+      </w:r>
+    </w:p>
+    <w:p>
+      <w:pPr>
+        <w:spacing w:after="120"/>
+      </w:pPr>
+      <w:r>
+        <w:rPr>
+          <w:color w:val="1A2420"/>
+          <w:sz w:val="21"/>
+          <w:szCs w:val="21"/>
+        </w:rPr>
+        <w:t xml:space="preserve">Hedef: Siparişten kopuk, serbest tutarlı ödeme ve cari hesap defteri.</w:t>
       </w:r>
     </w:p>
     <w:p>
@@ -1315,35 +1369,10 @@
       </w:pPr>
       <w:r>
         <w:rPr>
-          <w:rFonts w:ascii="Consolas" w:cs="Consolas" w:eastAsia="Consolas" w:hAnsi="Consolas"/>
-          <w:color w:val="1F5F56"/>
-          <w:sz w:val="21"/>
-          <w:szCs w:val="21"/>
-        </w:rPr>
-        <w:t xml:space="preserve">payments</w:t>
-      </w:r>
-      <w:r>
-        <w:rPr>
-          <w:sz w:val="21"/>
-          <w:szCs w:val="21"/>
-        </w:rPr>
-        <w:t xml:space="preserve"> tablosunda </w:t>
-      </w:r>
-      <w:r>
-        <w:rPr>
-          <w:rFonts w:ascii="Consolas" w:cs="Consolas" w:eastAsia="Consolas" w:hAnsi="Consolas"/>
-          <w:color w:val="1F5F56"/>
-          <w:sz w:val="21"/>
-          <w:szCs w:val="21"/>
-        </w:rPr>
-        <w:t xml:space="preserve">type = standalone_collection</w:t>
-      </w:r>
-      <w:r>
-        <w:rPr>
-          <w:sz w:val="21"/>
-          <w:szCs w:val="21"/>
-        </w:rPr>
-        <w:t xml:space="preserve"> kaydı</w:t>
+          <w:sz w:val="21"/>
+          <w:szCs w:val="21"/>
+        </w:rPr>
+        <w:t xml:space="preserve">Bayi panelinde &amp;quot;Bakiye Öde&amp;quot; ekranı</w:t>
       </w:r>
     </w:p>
     <w:p>
@@ -1362,14 +1391,30 @@
           <w:sz w:val="21"/>
           <w:szCs w:val="21"/>
         </w:rPr>
-        <w:t xml:space="preserve">ledger_entries</w:t>
-      </w:r>
-      <w:r>
-        <w:rPr>
-          <w:sz w:val="21"/>
-          <w:szCs w:val="21"/>
-        </w:rPr>
-        <w:t xml:space="preserve"> defteri ve bakiye hesaplama</w:t>
+        <w:t xml:space="preserve">payments</w:t>
+      </w:r>
+      <w:r>
+        <w:rPr>
+          <w:sz w:val="21"/>
+          <w:szCs w:val="21"/>
+        </w:rPr>
+        <w:t xml:space="preserve"> tablosunda </w:t>
+      </w:r>
+      <w:r>
+        <w:rPr>
+          <w:rFonts w:ascii="Consolas" w:cs="Consolas" w:eastAsia="Consolas" w:hAnsi="Consolas"/>
+          <w:color w:val="1F5F56"/>
+          <w:sz w:val="21"/>
+          <w:szCs w:val="21"/>
+        </w:rPr>
+        <w:t xml:space="preserve">type = standalone_collection</w:t>
+      </w:r>
+      <w:r>
+        <w:rPr>
+          <w:sz w:val="21"/>
+          <w:szCs w:val="21"/>
+        </w:rPr>
+        <w:t xml:space="preserve"> kaydı</w:t>
       </w:r>
     </w:p>
     <w:p>
@@ -1383,10 +1428,19 @@
       </w:pPr>
       <w:r>
         <w:rPr>
-          <w:sz w:val="21"/>
-          <w:szCs w:val="21"/>
-        </w:rPr>
-        <w:t xml:space="preserve">Admin tarafında cari hesap ekstresi görünümü</w:t>
+          <w:rFonts w:ascii="Consolas" w:cs="Consolas" w:eastAsia="Consolas" w:hAnsi="Consolas"/>
+          <w:color w:val="1F5F56"/>
+          <w:sz w:val="21"/>
+          <w:szCs w:val="21"/>
+        </w:rPr>
+        <w:t xml:space="preserve">ledger_entries</w:t>
+      </w:r>
+      <w:r>
+        <w:rPr>
+          <w:sz w:val="21"/>
+          <w:szCs w:val="21"/>
+        </w:rPr>
+        <w:t xml:space="preserve"> defteri ve bakiye hesaplama</w:t>
       </w:r>
     </w:p>
     <w:p>
@@ -1403,9 +1457,7 @@
           <w:sz w:val="21"/>
           <w:szCs w:val="21"/>
         </w:rPr>
-        <w:t xml:space="preserve">Bayi kataloğunda toplu ürün seçimi + tek işlemle sepete ekleme — Payna
-Grup Portal karşılaştırmasından gelen ek kapsam, katalog tarafında
-sipariş verme hızını artırır</w:t>
+        <w:t xml:space="preserve">Admin tarafında cari hesap ekstresi görünümü</w:t>
       </w:r>
     </w:p>
     <w:p>
@@ -1422,8 +1474,9 @@
           <w:sz w:val="21"/>
           <w:szCs w:val="21"/>
         </w:rPr>
-        <w:t xml:space="preserve">Sepette KDV tutarının ayrı bir satırda gösterilmesi — checkout toplamı
-şu an tek kalem, kırılım yok</w:t>
+        <w:t xml:space="preserve">Bayi kataloğunda toplu ürün seçimi + tek işlemle sepete ekleme — Payna
+Grup Portal karşılaştırmasından gelen ek kapsam, katalog tarafında
+sipariş verme hızını artırır</w:t>
       </w:r>
     </w:p>
     <w:p>
@@ -1440,9 +1493,8 @@
           <w:sz w:val="21"/>
           <w:szCs w:val="21"/>
         </w:rPr>
-        <w:t xml:space="preserve">Şifremi unuttum akışı — e-posta ile şifre sıfırlama; bir e-posta
-gönderim servisi (ör. Resend) entegrasyonu gerektirir, teknoloji
-yığınına yeni eklenecek</w:t>
+        <w:t xml:space="preserve">Sepette KDV tutarının ayrı bir satırda gösterilmesi — checkout toplamı
+şu an tek kalem, kırılım yok</w:t>
       </w:r>
     </w:p>
     <w:p>
@@ -1459,9 +1511,9 @@
           <w:sz w:val="21"/>
           <w:szCs w:val="21"/>
         </w:rPr>
-        <w:t xml:space="preserve">Sepet ekranının sağdan açılan bir panel (drawer) olarak yeniden
-tasarlanması — siparis.paynagrup.com&amp;#39;daki sepet deneyiminin karşılığı,
-roadmap dışı bir ek kapsam</w:t>
+        <w:t xml:space="preserve">Şifremi unuttum akışı — e-posta ile şifre sıfırlama; bir e-posta
+gönderim servisi (ör. Resend) entegrasyonu gerektirir, teknoloji
+yığınına yeni eklenecek</w:t>
       </w:r>
     </w:p>
     <w:p>
@@ -1478,8 +1530,9 @@
           <w:sz w:val="21"/>
           <w:szCs w:val="21"/>
         </w:rPr>
-        <w:t xml:space="preserve">Admin ürün sayfasında &amp;quot;Ürünler&amp;quot; bölümünün &amp;quot;Kategoriler&amp;quot; bölümünün
-üstüne taşınması</w:t>
+        <w:t xml:space="preserve">Sepet ekranının sağdan açılan bir panel (drawer) olarak yeniden
+tasarlanması — siparis.paynagrup.com&amp;#39;daki sepet deneyiminin karşılığı,
+roadmap dışı bir ek kapsam</w:t>
       </w:r>
     </w:p>
     <w:p>
@@ -1496,10 +1549,50 @@
           <w:sz w:val="21"/>
           <w:szCs w:val="21"/>
         </w:rPr>
+        <w:t xml:space="preserve">Admin ürün sayfasında &amp;quot;Ürünler&amp;quot; bölümünün &amp;quot;Kategoriler&amp;quot; bölümünün
+üstüne taşınması</w:t>
+      </w:r>
+    </w:p>
+    <w:p>
+      <w:pPr>
+        <w:pStyle w:val="ListParagraph"/>
+        <w:numPr>
+          <w:ilvl w:val="0"/>
+          <w:numId w:val="1"/>
+        </w:numPr>
+        <w:spacing w:after="60"/>
+      </w:pPr>
+      <w:r>
+        <w:rPr>
+          <w:sz w:val="21"/>
+          <w:szCs w:val="21"/>
+        </w:rPr>
         <w:t xml:space="preserve">Ürün tablosunda &amp;quot;Durum&amp;quot; ve &amp;quot;Sil&amp;quot; arasına bir &amp;quot;Düzenle&amp;quot; butonu — SKU,
 kategori, fiyat, isim, birim ve aktif/pasif dahil tüm alanların tek
 formdan güncellenebilmesi (şu an yalnızca durum değiştirme ve silme var,
 diğer alanlar için düzenleme yok)</w:t>
+      </w:r>
+    </w:p>
+    <w:p>
+      <w:pPr>
+        <w:pStyle w:val="ListParagraph"/>
+        <w:numPr>
+          <w:ilvl w:val="0"/>
+          <w:numId w:val="1"/>
+        </w:numPr>
+        <w:spacing w:after="60"/>
+      </w:pPr>
+      <w:r>
+        <w:rPr>
+          <w:sz w:val="21"/>
+          <w:szCs w:val="21"/>
+        </w:rPr>
+        <w:t xml:space="preserve">Bayinin kendi siparişini silebilmesi ya da düzenleyebilmesi — amaç bir
+bayinin hatalı/yanlış girilmiş bir siparişi iptal edip tekrar sipariş
+geçebilmesi. Admin tarafındaki &amp;quot;zorla sil&amp;quot; (yukarıdaki not) yalnızca
+test verisi temizliği içindi, bu madde gerçek bayi iş akışı için ayrı
+bir tasarım gerektiriyor (ör. hangi durumdaki siparişler
+iptal/düzenlemeye açık olacak, cari bakiyeye etkisi ne olacak).</w:t>
       </w:r>
     </w:p>
     <w:p>

--- a/docs/output/roadmap.docx
+++ b/docs/output/roadmap.docx
@@ -59,7 +59,7 @@
           <w:sz w:val="17"/>
           <w:szCs w:val="17"/>
         </w:rPr>
-        <w:t xml:space="preserve">Oluşturulma tarihi: 9 Ağustos 2026</w:t>
+        <w:t xml:space="preserve">Oluşturulma tarihi: 13 Ağustos 2026</w:t>
       </w:r>
     </w:p>
     <w:p>
@@ -1493,8 +1493,85 @@
           <w:sz w:val="21"/>
           <w:szCs w:val="21"/>
         </w:rPr>
-        <w:t xml:space="preserve">Sepette KDV tutarının ayrı bir satırda gösterilmesi — checkout toplamı
-şu an tek kalem, kırılım yok</w:t>
+        <w:t xml:space="preserve">Sepette KDV tutarının ayrı bir satırda gösterilmesi</w:t>
+      </w:r>
+      <w:r>
+        <w:rPr>
+          <w:sz w:val="21"/>
+          <w:szCs w:val="21"/>
+        </w:rPr>
+        <w:t xml:space="preserve"> — ✅ Tamamlandı.
+KDV oranı ürün bazında değişken (</w:t>
+      </w:r>
+      <w:r>
+        <w:rPr>
+          <w:rFonts w:ascii="Consolas" w:cs="Consolas" w:eastAsia="Consolas" w:hAnsi="Consolas"/>
+          <w:color w:val="1F5F56"/>
+          <w:sz w:val="21"/>
+          <w:szCs w:val="21"/>
+        </w:rPr>
+        <w:t xml:space="preserve">products.vat_rate</w:t>
+      </w:r>
+      <w:r>
+        <w:rPr>
+          <w:sz w:val="21"/>
+          <w:szCs w:val="21"/>
+        </w:rPr>
+        <w:t xml:space="preserve">); sipariş kalemi
+oranı sipariş anında snapshot&amp;#39;lanıyor (</w:t>
+      </w:r>
+      <w:r>
+        <w:rPr>
+          <w:rFonts w:ascii="Consolas" w:cs="Consolas" w:eastAsia="Consolas" w:hAnsi="Consolas"/>
+          <w:color w:val="1F5F56"/>
+          <w:sz w:val="21"/>
+          <w:szCs w:val="21"/>
+        </w:rPr>
+        <w:t xml:space="preserve">order_items.vat_rate</w:t>
+      </w:r>
+      <w:r>
+        <w:rPr>
+          <w:sz w:val="21"/>
+          <w:szCs w:val="21"/>
+        </w:rPr>
+        <w:t xml:space="preserve">/
+</w:t>
+      </w:r>
+      <w:r>
+        <w:rPr>
+          <w:rFonts w:ascii="Consolas" w:cs="Consolas" w:eastAsia="Consolas" w:hAnsi="Consolas"/>
+          <w:color w:val="1F5F56"/>
+          <w:sz w:val="21"/>
+          <w:szCs w:val="21"/>
+        </w:rPr>
+        <w:t xml:space="preserve">vat_amount</w:t>
+      </w:r>
+      <w:r>
+        <w:rPr>
+          <w:sz w:val="21"/>
+          <w:szCs w:val="21"/>
+        </w:rPr>
+        <w:t xml:space="preserve">) ki ürünün oranı sonradan değişse geçmiş siparişler
+etkilenmesin. Sepet, checkout ve sipariş detay ekranlarında Ara Toplam/
+KDV/Genel Toplam kırılımı gösteriliyor; </w:t>
+      </w:r>
+      <w:r>
+        <w:rPr>
+          <w:rFonts w:ascii="Consolas" w:cs="Consolas" w:eastAsia="Consolas" w:hAnsi="Consolas"/>
+          <w:color w:val="1F5F56"/>
+          <w:sz w:val="21"/>
+          <w:szCs w:val="21"/>
+        </w:rPr>
+        <w:t xml:space="preserve">orders.total_amount</w:t>
+      </w:r>
+      <w:r>
+        <w:rPr>
+          <w:sz w:val="21"/>
+          <w:szCs w:val="21"/>
+        </w:rPr>
+        <w:t xml:space="preserve"> artık net
+değil brüt (KDV dahil) tutar — cari limit kontrolü ve mock POS tutarı da
+buna göre brüt üzerinden çalışıyor.</w:t>
       </w:r>
     </w:p>
     <w:p>
@@ -1531,8 +1608,33 @@
           <w:szCs w:val="21"/>
         </w:rPr>
         <w:t xml:space="preserve">Sepet ekranının sağdan açılan bir panel (drawer) olarak yeniden
-tasarlanması — siparis.paynagrup.com&amp;#39;daki sepet deneyiminin karşılığı,
-roadmap dışı bir ek kapsam</w:t>
+tasarlanması</w:t>
+      </w:r>
+      <w:r>
+        <w:rPr>
+          <w:sz w:val="21"/>
+          <w:szCs w:val="21"/>
+        </w:rPr>
+        <w:t xml:space="preserve"> — ✅ Tamamlandı. Sepet artık bayi panelinin her
+ekranından header&amp;#39;daki sepet ikonuyla erişilebilen, marka bazlı gruplu
+bir drawer (</w:t>
+      </w:r>
+      <w:r>
+        <w:rPr>
+          <w:rFonts w:ascii="Consolas" w:cs="Consolas" w:eastAsia="Consolas" w:hAnsi="Consolas"/>
+          <w:color w:val="1F5F56"/>
+          <w:sz w:val="21"/>
+          <w:szCs w:val="21"/>
+        </w:rPr>
+        <w:t xml:space="preserve">src/app/dealer/cart-drawer.tsx</w:t>
+      </w:r>
+      <w:r>
+        <w:rPr>
+          <w:sz w:val="21"/>
+          <w:szCs w:val="21"/>
+        </w:rPr>
+        <w:t xml:space="preserve">) — siparis.paynagrup.com&amp;#39;daki
+sepet deneyiminin karşılığı, roadmap dışı bir ek kapsamdı.</w:t>
       </w:r>
     </w:p>
     <w:p>

--- a/docs/output/roadmap.docx
+++ b/docs/output/roadmap.docx
@@ -1588,9 +1588,118 @@
           <w:sz w:val="21"/>
           <w:szCs w:val="21"/>
         </w:rPr>
-        <w:t xml:space="preserve">Şifremi unuttum akışı — e-posta ile şifre sıfırlama; bir e-posta
-gönderim servisi (ör. Resend) entegrasyonu gerektirir, teknoloji
-yığınına yeni eklenecek</w:t>
+        <w:t xml:space="preserve">Şifremi unuttum akışı</w:t>
+      </w:r>
+      <w:r>
+        <w:rPr>
+          <w:sz w:val="21"/>
+          <w:szCs w:val="21"/>
+        </w:rPr>
+        <w:t xml:space="preserve"> — ✅ Tamamlandı (mock-first). </w:t>
+      </w:r>
+      <w:r>
+        <w:rPr>
+          <w:rFonts w:ascii="Consolas" w:cs="Consolas" w:eastAsia="Consolas" w:hAnsi="Consolas"/>
+          <w:color w:val="1F5F56"/>
+          <w:sz w:val="21"/>
+          <w:szCs w:val="21"/>
+        </w:rPr>
+        <w:t xml:space="preserve">EmailProvider</w:t>
+      </w:r>
+      <w:r>
+        <w:rPr>
+          <w:sz w:val="21"/>
+          <w:szCs w:val="21"/>
+        </w:rPr>
+        <w:t xml:space="preserve">
+arayüzü + </w:t>
+      </w:r>
+      <w:r>
+        <w:rPr>
+          <w:rFonts w:ascii="Consolas" w:cs="Consolas" w:eastAsia="Consolas" w:hAnsi="Consolas"/>
+          <w:color w:val="1F5F56"/>
+          <w:sz w:val="21"/>
+          <w:szCs w:val="21"/>
+        </w:rPr>
+        <w:t xml:space="preserve">MockEmailProvider</w:t>
+      </w:r>
+      <w:r>
+        <w:rPr>
+          <w:sz w:val="21"/>
+          <w:szCs w:val="21"/>
+        </w:rPr>
+        <w:t xml:space="preserve"> (</w:t>
+      </w:r>
+      <w:r>
+        <w:rPr>
+          <w:rFonts w:ascii="Consolas" w:cs="Consolas" w:eastAsia="Consolas" w:hAnsi="Consolas"/>
+          <w:color w:val="1F5F56"/>
+          <w:sz w:val="21"/>
+          <w:szCs w:val="21"/>
+        </w:rPr>
+        <w:t xml:space="preserve">src/lib/email/</w:t>
+      </w:r>
+      <w:r>
+        <w:rPr>
+          <w:sz w:val="21"/>
+          <w:szCs w:val="21"/>
+        </w:rPr>
+        <w:t xml:space="preserve">) — ödeme tarafındaki
+</w:t>
+      </w:r>
+      <w:r>
+        <w:rPr>
+          <w:rFonts w:ascii="Consolas" w:cs="Consolas" w:eastAsia="Consolas" w:hAnsi="Consolas"/>
+          <w:color w:val="1F5F56"/>
+          <w:sz w:val="21"/>
+          <w:szCs w:val="21"/>
+        </w:rPr>
+        <w:t xml:space="preserve">PaymentProvider</w:t>
+      </w:r>
+      <w:r>
+        <w:rPr>
+          <w:sz w:val="21"/>
+          <w:szCs w:val="21"/>
+        </w:rPr>
+        <w:t xml:space="preserve">/</w:t>
+      </w:r>
+      <w:r>
+        <w:rPr>
+          <w:rFonts w:ascii="Consolas" w:cs="Consolas" w:eastAsia="Consolas" w:hAnsi="Consolas"/>
+          <w:color w:val="1F5F56"/>
+          <w:sz w:val="21"/>
+          <w:szCs w:val="21"/>
+        </w:rPr>
+        <w:t xml:space="preserve">MockPosProvider</w:t>
+      </w:r>
+      <w:r>
+        <w:rPr>
+          <w:sz w:val="21"/>
+          <w:szCs w:val="21"/>
+        </w:rPr>
+        <w:t xml:space="preserve"> deseniyle birebir aynı; gerçek mail
+gönderilmiyor, link geliştirici konsoluna yazılıyor. Tek kullanımlık,
+1 saatlik </w:t>
+      </w:r>
+      <w:r>
+        <w:rPr>
+          <w:rFonts w:ascii="Consolas" w:cs="Consolas" w:eastAsia="Consolas" w:hAnsi="Consolas"/>
+          <w:color w:val="1F5F56"/>
+          <w:sz w:val="21"/>
+          <w:szCs w:val="21"/>
+        </w:rPr>
+        <w:t xml:space="preserve">password_reset_tokens</w:t>
+      </w:r>
+      <w:r>
+        <w:rPr>
+          <w:sz w:val="21"/>
+          <w:szCs w:val="21"/>
+        </w:rPr>
+        <w:t xml:space="preserve"> tablosu (ham token yerine SHA-256
+hash&amp;#39;i saklanıyor). Gerçek bir sağlayıcıya (ör. Resend) geçiş, Faz 6&amp;#39;daki
+ödeme sağlayıcısı geçişiyle aynı şekilde tek bir implementasyon
+eklenerek yapılacak — teknoloji yığınına henüz yeni bir servis
+eklenmedi.</w:t>
       </w:r>
     </w:p>
     <w:p>

--- a/docs/output/roadmap.docx
+++ b/docs/output/roadmap.docx
@@ -1760,8 +1760,15 @@
           <w:sz w:val="21"/>
           <w:szCs w:val="21"/>
         </w:rPr>
-        <w:t xml:space="preserve">Admin ürün sayfasında &amp;quot;Ürünler&amp;quot; bölümünün &amp;quot;Kategoriler&amp;quot; bölümünün
+        <w:t xml:space="preserve">Admin ürün sayfasında "Ürünler" bölümünün "Kategoriler" bölümünün
 üstüne taşınması</w:t>
+      </w:r>
+      <w:r>
+        <w:rPr>
+          <w:sz w:val="21"/>
+          <w:szCs w:val="21"/>
+        </w:rPr>
+        <w:t xml:space="preserve"> — ✅ Tamamlandı.</w:t>
       </w:r>
     </w:p>
     <w:p>

--- a/docs/output/roadmap.docx
+++ b/docs/output/roadmap.docx
@@ -1785,10 +1785,67 @@
           <w:sz w:val="21"/>
           <w:szCs w:val="21"/>
         </w:rPr>
-        <w:t xml:space="preserve">Ürün tablosunda &amp;quot;Durum&amp;quot; ve &amp;quot;Sil&amp;quot; arasına bir &amp;quot;Düzenle&amp;quot; butonu — SKU,
-kategori, fiyat, isim, birim ve aktif/pasif dahil tüm alanların tek
-formdan güncellenebilmesi (şu an yalnızca durum değiştirme ve silme var,
-diğer alanlar için düzenleme yok)</w:t>
+        <w:t xml:space="preserve">Ürün tablosunda "Durum" ve "Sil" arasına bir "Düzenle" butonu</w:t>
+      </w:r>
+      <w:r>
+        <w:rPr>
+          <w:sz w:val="21"/>
+          <w:szCs w:val="21"/>
+        </w:rPr>
+        <w:t xml:space="preserve"> — ✅
+Tamamlandı. Bayi düzenleme modalıyla (</w:t>
+      </w:r>
+      <w:r>
+        <w:rPr>
+          <w:rFonts w:ascii="Consolas" w:cs="Consolas" w:eastAsia="Consolas" w:hAnsi="Consolas"/>
+          <w:color w:val="1F5F56"/>
+          <w:sz w:val="21"/>
+          <w:szCs w:val="21"/>
+        </w:rPr>
+        <w:t xml:space="preserve">EditDealerModal</w:t>
+      </w:r>
+      <w:r>
+        <w:rPr>
+          <w:sz w:val="21"/>
+          <w:szCs w:val="21"/>
+        </w:rPr>
+        <w:t xml:space="preserve">) aynı desen:
+</w:t>
+      </w:r>
+      <w:r>
+        <w:rPr>
+          <w:rFonts w:ascii="Consolas" w:cs="Consolas" w:eastAsia="Consolas" w:hAnsi="Consolas"/>
+          <w:color w:val="1F5F56"/>
+          <w:sz w:val="21"/>
+          <w:szCs w:val="21"/>
+        </w:rPr>
+        <w:t xml:space="preserve">EditProductModal</w:t>
+      </w:r>
+      <w:r>
+        <w:rPr>
+          <w:sz w:val="21"/>
+          <w:szCs w:val="21"/>
+        </w:rPr>
+        <w:t xml:space="preserve"> (</w:t>
+      </w:r>
+      <w:r>
+        <w:rPr>
+          <w:rFonts w:ascii="Consolas" w:cs="Consolas" w:eastAsia="Consolas" w:hAnsi="Consolas"/>
+          <w:color w:val="1F5F56"/>
+          <w:sz w:val="21"/>
+          <w:szCs w:val="21"/>
+        </w:rPr>
+        <w:t xml:space="preserve">src/app/admin/products/edit-product-modal.tsx</w:t>
+      </w:r>
+      <w:r>
+        <w:rPr>
+          <w:sz w:val="21"/>
+          <w:szCs w:val="21"/>
+        </w:rPr>
+        <w:t xml:space="preserve">) —
+ad, SKU, birim, fiyat, KDV %, kategori ve aktif/pasif tek formdan
+güncelleniyor. Eskiden ayrı duran satır-içi KDV düzenleyici bu modalın
+içine taşındığı için kaldırıldı.</w:t>
       </w:r>
     </w:p>
     <w:p>

--- a/docs/output/roadmap.docx
+++ b/docs/output/roadmap.docx
@@ -1868,6 +1868,103 @@
 test verisi temizliği içindi, bu madde gerçek bayi iş akışı için ayrı
 bir tasarım gerektiriyor (ör. hangi durumdaki siparişler
 iptal/düzenlemeye açık olacak, cari bakiyeye etkisi ne olacak).</w:t>
+      </w:r>
+    </w:p>
+    <w:p>
+      <w:pPr>
+        <w:pStyle w:val="ListParagraph"/>
+        <w:numPr>
+          <w:ilvl w:val="0"/>
+          <w:numId w:val="1"/>
+        </w:numPr>
+        <w:spacing w:after="60"/>
+      </w:pPr>
+      <w:r>
+        <w:rPr>
+          <w:sz w:val="21"/>
+          <w:szCs w:val="21"/>
+        </w:rPr>
+        <w:t xml:space="preserve">Bayi ürün kataloğunda hiyerarşik kategori gruplaması</w:t>
+      </w:r>
+      <w:r>
+        <w:rPr>
+          <w:sz w:val="21"/>
+          <w:szCs w:val="21"/>
+        </w:rPr>
+        <w:t xml:space="preserve"> — ✅ Tamamlandı,
+roadmap dışı bir ek kapsam. Kategoriler zaten kendine referans veren
+</w:t>
+      </w:r>
+      <w:r>
+        <w:rPr>
+          <w:rFonts w:ascii="Consolas" w:cs="Consolas" w:eastAsia="Consolas" w:hAnsi="Consolas"/>
+          <w:color w:val="1F5F56"/>
+          <w:sz w:val="21"/>
+          <w:szCs w:val="21"/>
+        </w:rPr>
+        <w:t xml:space="preserve">parentId</w:t>
+      </w:r>
+      <w:r>
+        <w:rPr>
+          <w:sz w:val="21"/>
+          <w:szCs w:val="21"/>
+        </w:rPr>
+        <w:t xml:space="preserve"> ile (Faz 2) keyfi derinlikte dallanabiliyordu; eksik olan
+bunu bayi kataloğunda görsel olarak yansıtmaktı. </w:t>
+      </w:r>
+      <w:r>
+        <w:rPr>
+          <w:rFonts w:ascii="Consolas" w:cs="Consolas" w:eastAsia="Consolas" w:hAnsi="Consolas"/>
+          <w:color w:val="1F5F56"/>
+          <w:sz w:val="21"/>
+          <w:szCs w:val="21"/>
+        </w:rPr>
+        <w:t xml:space="preserve">src/lib/ category-tree.ts</w:t>
+      </w:r>
+      <w:r>
+        <w:rPr>
+          <w:sz w:val="21"/>
+          <w:szCs w:val="21"/>
+        </w:rPr>
+        <w:t xml:space="preserve"> (</w:t>
+      </w:r>
+      <w:r>
+        <w:rPr>
+          <w:rFonts w:ascii="Consolas" w:cs="Consolas" w:eastAsia="Consolas" w:hAnsi="Consolas"/>
+          <w:color w:val="1F5F56"/>
+          <w:sz w:val="21"/>
+          <w:szCs w:val="21"/>
+        </w:rPr>
+        <w:t xml:space="preserve">buildCategoryTree</w:t>
+      </w:r>
+      <w:r>
+        <w:rPr>
+          <w:sz w:val="21"/>
+          <w:szCs w:val="21"/>
+        </w:rPr>
+        <w:t xml:space="preserve">) düz kategori listesini ağaca
+çevirir, </w:t>
+      </w:r>
+      <w:r>
+        <w:rPr>
+          <w:rFonts w:ascii="Consolas" w:cs="Consolas" w:eastAsia="Consolas" w:hAnsi="Consolas"/>
+          <w:color w:val="1F5F56"/>
+          <w:sz w:val="21"/>
+          <w:szCs w:val="21"/>
+        </w:rPr>
+        <w:t xml:space="preserve">src/app/dealer/product-catalog.tsx</w:t>
+      </w:r>
+      <w:r>
+        <w:rPr>
+          <w:sz w:val="21"/>
+          <w:szCs w:val="21"/>
+        </w:rPr>
+        <w:t xml:space="preserve"> bunu rekürsif render eder:
+bir ürün bir alt kategoriye atandığında (ör. &amp;quot;Boşnak Börekleri&amp;quot;), o ürün
+kataloğunda üst kategorinin (&amp;quot;Börekler&amp;quot;) başlığı altında, kendi alt
+kategori başlığıyla girintili gösterilir; aynı kategorideki ürünler alt
+alta bir tabloda listelenir. Kategorisiz ürünler &amp;quot;Diğer&amp;quot; başlığı altında
+toplanır.</w:t>
       </w:r>
     </w:p>
     <w:p>

--- a/docs/output/roadmap.docx
+++ b/docs/output/roadmap.docx
@@ -1964,7 +1964,96 @@
 kataloğunda üst kategorinin (&amp;quot;Börekler&amp;quot;) başlığı altında, kendi alt
 kategori başlığıyla girintili gösterilir; aynı kategorideki ürünler alt
 alta bir tabloda listelenir. Kategorisiz ürünler &amp;quot;Diğer&amp;quot; başlığı altında
-toplanır.</w:t>
+toplanır. Aynı gruplama admin → Ürünler tablosuna da uygulandı
+(</w:t>
+      </w:r>
+      <w:r>
+        <w:rPr>
+          <w:rFonts w:ascii="Consolas" w:cs="Consolas" w:eastAsia="Consolas" w:hAnsi="Consolas"/>
+          <w:color w:val="1F5F56"/>
+          <w:sz w:val="21"/>
+          <w:szCs w:val="21"/>
+        </w:rPr>
+        <w:t xml:space="preserve">src/app/admin/products/product-category-groups.tsx</w:t>
+      </w:r>
+      <w:r>
+        <w:rPr>
+          <w:sz w:val="21"/>
+          <w:szCs w:val="21"/>
+        </w:rPr>
+        <w:t xml:space="preserve"> +
+</w:t>
+      </w:r>
+      <w:r>
+        <w:rPr>
+          <w:rFonts w:ascii="Consolas" w:cs="Consolas" w:eastAsia="Consolas" w:hAnsi="Consolas"/>
+          <w:color w:val="1F5F56"/>
+          <w:sz w:val="21"/>
+          <w:szCs w:val="21"/>
+        </w:rPr>
+        <w:t xml:space="preserve">product-table.tsx</w:t>
+      </w:r>
+      <w:r>
+        <w:rPr>
+          <w:sz w:val="21"/>
+          <w:szCs w:val="21"/>
+        </w:rPr>
+        <w:t xml:space="preserve">) — tekrarlanan &amp;quot;boş kategori render etme&amp;quot; mantığı
+(</w:t>
+      </w:r>
+      <w:r>
+        <w:rPr>
+          <w:rFonts w:ascii="Consolas" w:cs="Consolas" w:eastAsia="Consolas" w:hAnsi="Consolas"/>
+          <w:color w:val="1F5F56"/>
+          <w:sz w:val="21"/>
+          <w:szCs w:val="21"/>
+        </w:rPr>
+        <w:t xml:space="preserve">categoryHasItems</w:t>
+      </w:r>
+      <w:r>
+        <w:rPr>
+          <w:sz w:val="21"/>
+          <w:szCs w:val="21"/>
+        </w:rPr>
+        <w:t xml:space="preserve">) </w:t>
+      </w:r>
+      <w:r>
+        <w:rPr>
+          <w:rFonts w:ascii="Consolas" w:cs="Consolas" w:eastAsia="Consolas" w:hAnsi="Consolas"/>
+          <w:color w:val="1F5F56"/>
+          <w:sz w:val="21"/>
+          <w:szCs w:val="21"/>
+        </w:rPr>
+        <w:t xml:space="preserve">category-tree.ts</w:t>
+      </w:r>
+      <w:r>
+        <w:rPr>
+          <w:sz w:val="21"/>
+          <w:szCs w:val="21"/>
+        </w:rPr>
+        <w:t xml:space="preserve">&amp;#39;e taşınıp iki taraf arasında
+paylaşıldı; artık tekrar eden &amp;quot;Kategori&amp;quot; sütunu yerine gruplama
+kullanılıyor.</w:t>
+      </w:r>
+    </w:p>
+    <w:p>
+      <w:pPr>
+        <w:pStyle w:val="ListParagraph"/>
+        <w:numPr>
+          <w:ilvl w:val="0"/>
+          <w:numId w:val="1"/>
+        </w:numPr>
+        <w:spacing w:after="60"/>
+      </w:pPr>
+      <w:r>
+        <w:rPr>
+          <w:sz w:val="21"/>
+          <w:szCs w:val="21"/>
+        </w:rPr>
+        <w:t xml:space="preserve">Bayi kataloğunda &amp;quot;Ekle&amp;quot; satırındaki miktar alanının varsayılanı 1 yerine
+0 yapıldı — yanlışlıkla &amp;quot;Ekle&amp;quot;ye basılıp 1 adet eklenmesini önlemek
+için; miktar 0 iken &amp;quot;Ekle&amp;quot;ye basılırsa &amp;quot;Lütfen bir miktar girin&amp;quot; hatası
+gösterilir.</w:t>
       </w:r>
     </w:p>
     <w:p>

--- a/docs/output/roadmap.docx
+++ b/docs/output/roadmap.docx
@@ -2054,6 +2054,60 @@
 0 yapıldı — yanlışlıkla &amp;quot;Ekle&amp;quot;ye basılıp 1 adet eklenmesini önlemek
 için; miktar 0 iken &amp;quot;Ekle&amp;quot;ye basılırsa &amp;quot;Lütfen bir miktar girin&amp;quot; hatası
 gösterilir.</w:t>
+      </w:r>
+    </w:p>
+    <w:p>
+      <w:pPr>
+        <w:pStyle w:val="ListParagraph"/>
+        <w:numPr>
+          <w:ilvl w:val="0"/>
+          <w:numId w:val="1"/>
+        </w:numPr>
+        <w:spacing w:after="60"/>
+      </w:pPr>
+      <w:r>
+        <w:rPr>
+          <w:sz w:val="21"/>
+          <w:szCs w:val="21"/>
+        </w:rPr>
+        <w:t xml:space="preserve">Bayi kataloğuna &amp;quot;Tüm miktarları temizle&amp;quot; butonu eklendi (ürün
+listesinin sağ üstünde) — henüz sepete eklenmemiş, sadece o an girilmiş
+miktar alanlarını sıfırlar.</w:t>
+      </w:r>
+    </w:p>
+    <w:p>
+      <w:pPr>
+        <w:pStyle w:val="ListParagraph"/>
+        <w:numPr>
+          <w:ilvl w:val="0"/>
+          <w:numId w:val="1"/>
+        </w:numPr>
+        <w:spacing w:after="60"/>
+      </w:pPr>
+      <w:r>
+        <w:rPr>
+          <w:sz w:val="21"/>
+          <w:szCs w:val="21"/>
+        </w:rPr>
+        <w:t xml:space="preserve">Header&amp;#39;daki sepet ikonunun yanına &amp;quot;Sepeti boşalt&amp;quot; eklendi — tüm
+markalardaki sepeti tek seferde boşaltır (</w:t>
+      </w:r>
+      <w:r>
+        <w:rPr>
+          <w:rFonts w:ascii="Consolas" w:cs="Consolas" w:eastAsia="Consolas" w:hAnsi="Consolas"/>
+          <w:color w:val="1F5F56"/>
+          <w:sz w:val="21"/>
+          <w:szCs w:val="21"/>
+        </w:rPr>
+        <w:t xml:space="preserve">CartContext.clearCart</w:t>
+      </w:r>
+      <w:r>
+        <w:rPr>
+          <w:sz w:val="21"/>
+          <w:szCs w:val="21"/>
+        </w:rPr>
+        <w:t xml:space="preserve">);
+sepet boşken tıklanamaz durumda (soluk/pasif).</w:t>
       </w:r>
     </w:p>
     <w:p>

--- a/docs/output/roadmap.docx
+++ b/docs/output/roadmap.docx
@@ -1964,7 +1964,60 @@
 kataloğunda üst kategorinin (&amp;quot;Börekler&amp;quot;) başlığı altında, kendi alt
 kategori başlığıyla girintili gösterilir; aynı kategorideki ürünler alt
 alta bir tabloda listelenir. Kategorisiz ürünler &amp;quot;Diğer&amp;quot; başlığı altında
-toplanır. Aynı gruplama admin → Ürünler tablosuna da uygulandı
+toplanır. Aynı gruplama; admin → Ürünler tablosu, sepet çekmecesi,
+checkout &amp;quot;Sepet Özeti&amp;quot;, bayi &amp;quot;Siparişlerim&amp;quot; detayı ve admin sipariş
+detayı dahil ürün/sipariş kalemi listelenen </w:t>
+      </w:r>
+      <w:r>
+        <w:rPr>
+          <w:b/>
+          <w:bCs/>
+          <w:sz w:val="21"/>
+          <w:szCs w:val="21"/>
+        </w:rPr>
+        <w:t xml:space="preserve">her</w:t>
+      </w:r>
+      <w:r>
+        <w:rPr>
+          <w:sz w:val="21"/>
+          <w:szCs w:val="21"/>
+        </w:rPr>
+        <w:t xml:space="preserve"> ekrana uygulandı —
+paylaşılan </w:t>
+      </w:r>
+      <w:r>
+        <w:rPr>
+          <w:rFonts w:ascii="Consolas" w:cs="Consolas" w:eastAsia="Consolas" w:hAnsi="Consolas"/>
+          <w:color w:val="1F5F56"/>
+          <w:sz w:val="21"/>
+          <w:szCs w:val="21"/>
+        </w:rPr>
+        <w:t xml:space="preserve">src/components/category-group-list.tsx</w:t>
+      </w:r>
+      <w:r>
+        <w:rPr>
+          <w:sz w:val="21"/>
+          <w:szCs w:val="21"/>
+        </w:rPr>
+        <w:t xml:space="preserve"> (</w:t>
+      </w:r>
+      <w:r>
+        <w:rPr>
+          <w:rFonts w:ascii="Consolas" w:cs="Consolas" w:eastAsia="Consolas" w:hAnsi="Consolas"/>
+          <w:color w:val="1F5F56"/>
+          <w:sz w:val="21"/>
+          <w:szCs w:val="21"/>
+        </w:rPr>
+        <w:t xml:space="preserve">CategoryGroupList</w:t>
+      </w:r>
+      <w:r>
+        <w:rPr>
+          <w:sz w:val="21"/>
+          <w:szCs w:val="21"/>
+        </w:rPr>
+        <w:t xml:space="preserve">)
+bileşeni ağaç kurma + boş kategori dalını atlama mantığını tek yerde
+tutuyor, her ekran yalnızca kendi satır/tablo görünümünü
 (</w:t>
       </w:r>
       <w:r>
@@ -1974,66 +2027,35 @@
           <w:sz w:val="21"/>
           <w:szCs w:val="21"/>
         </w:rPr>
-        <w:t xml:space="preserve">src/app/admin/products/product-category-groups.tsx</w:t>
-      </w:r>
-      <w:r>
-        <w:rPr>
-          <w:sz w:val="21"/>
-          <w:szCs w:val="21"/>
-        </w:rPr>
-        <w:t xml:space="preserve"> +
-</w:t>
-      </w:r>
-      <w:r>
-        <w:rPr>
-          <w:rFonts w:ascii="Consolas" w:cs="Consolas" w:eastAsia="Consolas" w:hAnsi="Consolas"/>
-          <w:color w:val="1F5F56"/>
-          <w:sz w:val="21"/>
-          <w:szCs w:val="21"/>
-        </w:rPr>
-        <w:t xml:space="preserve">product-table.tsx</w:t>
-      </w:r>
-      <w:r>
-        <w:rPr>
-          <w:sz w:val="21"/>
-          <w:szCs w:val="21"/>
-        </w:rPr>
-        <w:t xml:space="preserve">) — tekrarlanan &amp;quot;boş kategori render etme&amp;quot; mantığı
-(</w:t>
-      </w:r>
-      <w:r>
-        <w:rPr>
-          <w:rFonts w:ascii="Consolas" w:cs="Consolas" w:eastAsia="Consolas" w:hAnsi="Consolas"/>
-          <w:color w:val="1F5F56"/>
-          <w:sz w:val="21"/>
-          <w:szCs w:val="21"/>
-        </w:rPr>
-        <w:t xml:space="preserve">categoryHasItems</w:t>
-      </w:r>
-      <w:r>
-        <w:rPr>
-          <w:sz w:val="21"/>
-          <w:szCs w:val="21"/>
-        </w:rPr>
-        <w:t xml:space="preserve">) </w:t>
-      </w:r>
-      <w:r>
-        <w:rPr>
-          <w:rFonts w:ascii="Consolas" w:cs="Consolas" w:eastAsia="Consolas" w:hAnsi="Consolas"/>
-          <w:color w:val="1F5F56"/>
-          <w:sz w:val="21"/>
-          <w:szCs w:val="21"/>
-        </w:rPr>
-        <w:t xml:space="preserve">category-tree.ts</w:t>
-      </w:r>
-      <w:r>
-        <w:rPr>
-          <w:sz w:val="21"/>
-          <w:szCs w:val="21"/>
-        </w:rPr>
-        <w:t xml:space="preserve">&amp;#39;e taşınıp iki taraf arasında
-paylaşıldı; artık tekrar eden &amp;quot;Kategori&amp;quot; sütunu yerine gruplama
-kullanılıyor.</w:t>
+        <w:t xml:space="preserve">renderItems</w:t>
+      </w:r>
+      <w:r>
+        <w:rPr>
+          <w:sz w:val="21"/>
+          <w:szCs w:val="21"/>
+        </w:rPr>
+        <w:t xml:space="preserve">) sağlıyor. Sipariş kalemlerinin kategorisi, sipariş
+anında snapshot&amp;#39;lanmıyor — ürünün </w:t>
+      </w:r>
+      <w:r>
+        <w:rPr>
+          <w:i/>
+          <w:iCs/>
+          <w:sz w:val="21"/>
+          <w:szCs w:val="21"/>
+        </w:rPr>
+        <w:t xml:space="preserve">o anki</w:t>
+      </w:r>
+      <w:r>
+        <w:rPr>
+          <w:sz w:val="21"/>
+          <w:szCs w:val="21"/>
+        </w:rPr>
+        <w:t xml:space="preserve"> kategorisi üzerinden
+gösteriliyor (fiyat/KDV&amp;#39;nin aksine, kategorizasyon parasal bir etkisi
+olmayan, salt görsel/organizasyonel bir alan olduğundan kasıtlı bir
+tercih). &amp;quot;Kategori&amp;quot; sütunu artık tekrar etmiyor, yerini gruplama
+alıyor.</w:t>
       </w:r>
     </w:p>
     <w:p>
@@ -2108,6 +2130,25 @@
         </w:rPr>
         <w:t xml:space="preserve">);
 sepet boşken tıklanamaz durumda (soluk/pasif).</w:t>
+      </w:r>
+    </w:p>
+    <w:p>
+      <w:pPr>
+        <w:pStyle w:val="ListParagraph"/>
+        <w:numPr>
+          <w:ilvl w:val="0"/>
+          <w:numId w:val="1"/>
+        </w:numPr>
+        <w:spacing w:after="60"/>
+      </w:pPr>
+      <w:r>
+        <w:rPr>
+          <w:sz w:val="21"/>
+          <w:szCs w:val="21"/>
+        </w:rPr>
+        <w:t xml:space="preserve">Bayi paneli menüsüne bir &amp;quot;Ayarlar&amp;quot; sayfası — henüz yapılmadı, roadmap
+dışı bir ek kapsam. İlk ayar: sepete ekleme davranışını iki mod
+arasında seçtiren bir checkbox.</w:t>
       </w:r>
     </w:p>
     <w:p>

--- a/docs/output/roadmap.docx
+++ b/docs/output/roadmap.docx
@@ -216,10 +216,12 @@
           <w:sz w:val="21"/>
           <w:szCs w:val="21"/>
         </w:rPr>
-        <w:t xml:space="preserve">Altı faz; her biri bir öncekinin üstüne çalışır durumda kalacak şekilde
+        <w:t xml:space="preserve">Yedi faz; her biri bir öncekinin üstüne çalışır durumda kalacak şekilde
 kurgulandı. Sanal POS entegrasyonu bilerek en sona bırakıldı — mock sağlayıcı
 arayüzü Faz 3&amp;#39;te kurulduğu için Faz 6 bir &amp;quot;değiştirme&amp;quot; işlemi, yeniden yazma
-değil.</w:t>
+değil. Aynı gerekçeyle bir ERP entegrasyonu ihtimali de en sona (Faz 7)
+bırakıldı; Faz 4&amp;#39;teki sipariş düzenleme/silme özelliği bu ihtimali gözeterek
+tasarlanacak (bkz. Faz 4 ve Faz 7 notları) ki ileride yeniden tasarlanmasın.</w:t>
       </w:r>
     </w:p>
     <w:p>
@@ -1867,7 +1869,48 @@
 geçebilmesi. Admin tarafındaki &amp;quot;zorla sil&amp;quot; (yukarıdaki not) yalnızca
 test verisi temizliği içindi, bu madde gerçek bayi iş akışı için ayrı
 bir tasarım gerektiriyor (ör. hangi durumdaki siparişler
-iptal/düzenlemeye açık olacak, cari bakiyeye etkisi ne olacak).</w:t>
+iptal/düzenlemeye açık olacak, cari bakiyeye etkisi ne olacak).
+</w:t>
+      </w:r>
+      <w:r>
+        <w:rPr>
+          <w:b/>
+          <w:bCs/>
+          <w:sz w:val="21"/>
+          <w:szCs w:val="21"/>
+        </w:rPr>
+        <w:t xml:space="preserve">Faz 7 (ERP entegrasyonu) ile çakışma notu:</w:t>
+      </w:r>
+      <w:r>
+        <w:rPr>
+          <w:sz w:val="21"/>
+          <w:szCs w:val="21"/>
+        </w:rPr>
+        <w:t xml:space="preserve"> bu özelliğin durum
+makinesi, ileride eklenecek </w:t>
+      </w:r>
+      <w:r>
+        <w:rPr>
+          <w:rFonts w:ascii="Consolas" w:cs="Consolas" w:eastAsia="Consolas" w:hAnsi="Consolas"/>
+          <w:color w:val="1F5F56"/>
+          <w:sz w:val="21"/>
+          <w:szCs w:val="21"/>
+        </w:rPr>
+        <w:t xml:space="preserve">orders.erp_synced_at</w:t>
+      </w:r>
+      <w:r>
+        <w:rPr>
+          <w:sz w:val="21"/>
+          <w:szCs w:val="21"/>
+        </w:rPr>
+        <w:t xml:space="preserve"> alanını üçüncü bir
+kilit koşulu olarak kabul edecek şekilde tasarlanmalı — bir sipariş
+ERP&amp;#39;ye aktarıldıktan sonra (bu alan dolduktan sonra) yerelde artık ne
+düzenlenebilir ne silinebilir olmalı; düzeltme ihtiyacı iptal + yeni
+sipariş şeklinde çözülür (muhasebedeki &amp;quot;credit note&amp;quot; mantığı, ERP
+tarafıyla senkron kalır). Bu notu şimdiden düşmemizin nedeni, bugün
+yazılacak düzenleme/silme yetki kontrolünün Faz 7 geldiğinde yeniden
+tasarlanmak zorunda kalmaması.</w:t>
       </w:r>
     </w:p>
     <w:p>
@@ -2403,6 +2446,332 @@
         <w:t xml:space="preserve"> canlı ortamda gerçek bir kartla uçtan uca ödeme
 tamamlanabiliyor; mock sağlayıcı hiçbir çağıran kodu değiştirmeden devre dışı
 kalabiliyor.</w:t>
+      </w:r>
+    </w:p>
+    <w:p>
+      <w:pPr>
+        <w:pStyle w:val="Heading2"/>
+        <w:spacing w:after="100" w:before="220"/>
+      </w:pPr>
+      <w:r>
+        <w:rPr>
+          <w:color w:val="1A2420"/>
+        </w:rPr>
+        <w:t xml:space="preserve">Faz 7 — ERP Entegrasyonu</w:t>
+      </w:r>
+    </w:p>
+    <w:p>
+      <w:pPr>
+        <w:spacing w:after="120"/>
+      </w:pPr>
+      <w:r>
+        <w:rPr>
+          <w:color w:val="1A2420"/>
+          <w:sz w:val="21"/>
+          <w:szCs w:val="21"/>
+        </w:rPr>
+        <w:t xml:space="preserve">Hedef: Onaylanan siparişlerin şirketin ERP sistemine tek yönlü aktarımı;
+hangi ERP&amp;#39;ye bağlanılacağı henüz belli olmadığından </w:t>
+      </w:r>
+      <w:r>
+        <w:rPr>
+          <w:rFonts w:ascii="Consolas" w:cs="Consolas" w:eastAsia="Consolas" w:hAnsi="Consolas"/>
+          <w:color w:val="1A2420"/>
+          <w:sz w:val="21"/>
+          <w:szCs w:val="21"/>
+        </w:rPr>
+        <w:t xml:space="preserve">PaymentProvider</w:t>
+      </w:r>
+      <w:r>
+        <w:rPr>
+          <w:color w:val="1A2420"/>
+          <w:sz w:val="21"/>
+          <w:szCs w:val="21"/>
+        </w:rPr>
+        <w:t xml:space="preserve">/
+</w:t>
+      </w:r>
+      <w:r>
+        <w:rPr>
+          <w:rFonts w:ascii="Consolas" w:cs="Consolas" w:eastAsia="Consolas" w:hAnsi="Consolas"/>
+          <w:color w:val="1A2420"/>
+          <w:sz w:val="21"/>
+          <w:szCs w:val="21"/>
+        </w:rPr>
+        <w:t xml:space="preserve">EmailProvider</w:t>
+      </w:r>
+      <w:r>
+        <w:rPr>
+          <w:color w:val="1A2420"/>
+          <w:sz w:val="21"/>
+          <w:szCs w:val="21"/>
+        </w:rPr>
+        <w:t xml:space="preserve"> ile aynı desende bir soyutlama kurulup gerçek bağlayıcı
+sonradan eklenecek.</w:t>
+      </w:r>
+    </w:p>
+    <w:p>
+      <w:pPr>
+        <w:pStyle w:val="ListParagraph"/>
+        <w:numPr>
+          <w:ilvl w:val="0"/>
+          <w:numId w:val="1"/>
+        </w:numPr>
+        <w:spacing w:after="60"/>
+      </w:pPr>
+      <w:r>
+        <w:rPr>
+          <w:rFonts w:ascii="Consolas" w:cs="Consolas" w:eastAsia="Consolas" w:hAnsi="Consolas"/>
+          <w:color w:val="1F5F56"/>
+          <w:sz w:val="21"/>
+          <w:szCs w:val="21"/>
+        </w:rPr>
+        <w:t xml:space="preserve">ErpSyncProvider</w:t>
+      </w:r>
+      <w:r>
+        <w:rPr>
+          <w:sz w:val="21"/>
+          <w:szCs w:val="21"/>
+        </w:rPr>
+        <w:t xml:space="preserve"> arayüzü + </w:t>
+      </w:r>
+      <w:r>
+        <w:rPr>
+          <w:rFonts w:ascii="Consolas" w:cs="Consolas" w:eastAsia="Consolas" w:hAnsi="Consolas"/>
+          <w:color w:val="1F5F56"/>
+          <w:sz w:val="21"/>
+          <w:szCs w:val="21"/>
+        </w:rPr>
+        <w:t xml:space="preserve">MockErpSyncProvider</w:t>
+      </w:r>
+      <w:r>
+        <w:rPr>
+          <w:sz w:val="21"/>
+          <w:szCs w:val="21"/>
+        </w:rPr>
+        <w:t xml:space="preserve"> (gerçek ERP
+seçilene kadar konsola/loglara yazan sahte implementasyon) —
+</w:t>
+      </w:r>
+      <w:r>
+        <w:rPr>
+          <w:rFonts w:ascii="Consolas" w:cs="Consolas" w:eastAsia="Consolas" w:hAnsi="Consolas"/>
+          <w:color w:val="1F5F56"/>
+          <w:sz w:val="21"/>
+          <w:szCs w:val="21"/>
+        </w:rPr>
+        <w:t xml:space="preserve">src/lib/payments/</w:t>
+      </w:r>
+      <w:r>
+        <w:rPr>
+          <w:sz w:val="21"/>
+          <w:szCs w:val="21"/>
+        </w:rPr>
+        <w:t xml:space="preserve">, </w:t>
+      </w:r>
+      <w:r>
+        <w:rPr>
+          <w:rFonts w:ascii="Consolas" w:cs="Consolas" w:eastAsia="Consolas" w:hAnsi="Consolas"/>
+          <w:color w:val="1F5F56"/>
+          <w:sz w:val="21"/>
+          <w:szCs w:val="21"/>
+        </w:rPr>
+        <w:t xml:space="preserve">src/lib/email/</w:t>
+      </w:r>
+      <w:r>
+        <w:rPr>
+          <w:sz w:val="21"/>
+          <w:szCs w:val="21"/>
+        </w:rPr>
+        <w:t xml:space="preserve"> ile aynı desen</w:t>
+      </w:r>
+    </w:p>
+    <w:p>
+      <w:pPr>
+        <w:pStyle w:val="ListParagraph"/>
+        <w:numPr>
+          <w:ilvl w:val="0"/>
+          <w:numId w:val="1"/>
+        </w:numPr>
+        <w:spacing w:after="60"/>
+      </w:pPr>
+      <w:r>
+        <w:rPr>
+          <w:rFonts w:ascii="Consolas" w:cs="Consolas" w:eastAsia="Consolas" w:hAnsi="Consolas"/>
+          <w:color w:val="1F5F56"/>
+          <w:sz w:val="21"/>
+          <w:szCs w:val="21"/>
+        </w:rPr>
+        <w:t xml:space="preserve">orders.erp_synced_at</w:t>
+      </w:r>
+      <w:r>
+        <w:rPr>
+          <w:sz w:val="21"/>
+          <w:szCs w:val="21"/>
+        </w:rPr>
+        <w:t xml:space="preserve"> (nullable timestamp) ve </w:t>
+      </w:r>
+      <w:r>
+        <w:rPr>
+          <w:rFonts w:ascii="Consolas" w:cs="Consolas" w:eastAsia="Consolas" w:hAnsi="Consolas"/>
+          <w:color w:val="1F5F56"/>
+          <w:sz w:val="21"/>
+          <w:szCs w:val="21"/>
+        </w:rPr>
+        <w:t xml:space="preserve">orders.erp_reference</w:t>
+      </w:r>
+      <w:r>
+        <w:rPr>
+          <w:sz w:val="21"/>
+          <w:szCs w:val="21"/>
+        </w:rPr>
+        <w:t xml:space="preserve">
+(ERP tarafındaki kayıt kimliği) alanları</w:t>
+      </w:r>
+    </w:p>
+    <w:p>
+      <w:pPr>
+        <w:pStyle w:val="ListParagraph"/>
+        <w:numPr>
+          <w:ilvl w:val="0"/>
+          <w:numId w:val="1"/>
+        </w:numPr>
+        <w:spacing w:after="60"/>
+      </w:pPr>
+      <w:r>
+        <w:rPr>
+          <w:b/>
+          <w:bCs/>
+          <w:sz w:val="21"/>
+          <w:szCs w:val="21"/>
+        </w:rPr>
+        <w:t xml:space="preserve">Tek yönlü</w:t>
+      </w:r>
+      <w:r>
+        <w:rPr>
+          <w:sz w:val="21"/>
+          <w:szCs w:val="21"/>
+        </w:rPr>
+        <w:t xml:space="preserve"> aktarım (yerel → ERP); ERP&amp;#39;nin siparişi kendi tarafında
+değiştirip bunu geri yansıtması (webhook/pull + çakışma çözümü)
+kapsam dışı — hangi ERP&amp;#39;ye bağlanılacağı bilinmeden bu yönde tasarım
+yapmak erken olur</w:t>
+      </w:r>
+    </w:p>
+    <w:p>
+      <w:pPr>
+        <w:pStyle w:val="ListParagraph"/>
+        <w:numPr>
+          <w:ilvl w:val="0"/>
+          <w:numId w:val="1"/>
+        </w:numPr>
+        <w:spacing w:after="60"/>
+      </w:pPr>
+      <w:r>
+        <w:rPr>
+          <w:sz w:val="21"/>
+          <w:szCs w:val="21"/>
+        </w:rPr>
+        <w:t xml:space="preserve">Sipariş, </w:t>
+      </w:r>
+      <w:r>
+        <w:rPr>
+          <w:rFonts w:ascii="Consolas" w:cs="Consolas" w:eastAsia="Consolas" w:hAnsi="Consolas"/>
+          <w:color w:val="1F5F56"/>
+          <w:sz w:val="21"/>
+          <w:szCs w:val="21"/>
+        </w:rPr>
+        <w:t xml:space="preserve">erp_synced_at</w:t>
+      </w:r>
+      <w:r>
+        <w:rPr>
+          <w:sz w:val="21"/>
+          <w:szCs w:val="21"/>
+        </w:rPr>
+        <w:t xml:space="preserve"> dolduktan sonra yerelde salt-okunur olur: ne
+Faz 4&amp;#39;teki bayi düzenleme/silme özelliği ne admin&amp;#39;in normal silmesi
+bu siparişe dokunabilir (yalnızca test verisi temizliği amaçlı
+&amp;quot;zorla sil&amp;quot; dahi ERP&amp;#39;ye aktarılmış gerçek siparişlerde
+kullanılmamalı — bkz. Faz 4 notu). Düzeltme ihtiyacı iptal + yeni
+sipariş ile çözülür</w:t>
+      </w:r>
+    </w:p>
+    <w:p>
+      <w:pPr>
+        <w:pStyle w:val="ListParagraph"/>
+        <w:numPr>
+          <w:ilvl w:val="0"/>
+          <w:numId w:val="1"/>
+        </w:numPr>
+        <w:spacing w:after="60"/>
+      </w:pPr>
+      <w:r>
+        <w:rPr>
+          <w:sz w:val="21"/>
+          <w:szCs w:val="21"/>
+        </w:rPr>
+        <w:t xml:space="preserve">Hangi durumdaki siparişlerin otomatik/manuel aktarılacağı (ör.
+yalnızca </w:t>
+      </w:r>
+      <w:r>
+        <w:rPr>
+          <w:rFonts w:ascii="Consolas" w:cs="Consolas" w:eastAsia="Consolas" w:hAnsi="Consolas"/>
+          <w:color w:val="1F5F56"/>
+          <w:sz w:val="21"/>
+          <w:szCs w:val="21"/>
+        </w:rPr>
+        <w:t xml:space="preserve">approved</w:t>
+      </w:r>
+      <w:r>
+        <w:rPr>
+          <w:sz w:val="21"/>
+          <w:szCs w:val="21"/>
+        </w:rPr>
+        <w:t xml:space="preserve">/</w:t>
+      </w:r>
+      <w:r>
+        <w:rPr>
+          <w:rFonts w:ascii="Consolas" w:cs="Consolas" w:eastAsia="Consolas" w:hAnsi="Consolas"/>
+          <w:color w:val="1F5F56"/>
+          <w:sz w:val="21"/>
+          <w:szCs w:val="21"/>
+        </w:rPr>
+        <w:t xml:space="preserve">paid</w:t>
+      </w:r>
+      <w:r>
+        <w:rPr>
+          <w:sz w:val="21"/>
+          <w:szCs w:val="21"/>
+        </w:rPr>
+        <w:t xml:space="preserve"> sonrası) ve aktarım tetikleyicisi
+(durum geçişinde otomatik mi, admin panelden manuel &amp;quot;ERP&amp;#39;ye
+Aktar&amp;quot; butonuyla mı) uygulama aşamasında netleştirilecek</w:t>
+      </w:r>
+    </w:p>
+    <w:p>
+      <w:pPr>
+        <w:spacing w:after="120"/>
+      </w:pPr>
+      <w:r>
+        <w:rPr>
+          <w:b/>
+          <w:bCs/>
+          <w:color w:val="1A2420"/>
+          <w:sz w:val="21"/>
+          <w:szCs w:val="21"/>
+        </w:rPr>
+        <w:t xml:space="preserve">Çıkış kriteri —</w:t>
+      </w:r>
+      <w:r>
+        <w:rPr>
+          <w:color w:val="1A2420"/>
+          <w:sz w:val="21"/>
+          <w:szCs w:val="21"/>
+        </w:rPr>
+        <w:t xml:space="preserve"> onaylanan bir sipariş (mock) ERP&amp;#39;ye aktarılıyor,
+aktarılan sipariş yerelde düzenleme/silme denemesinde reddediliyor; mock
+sağlayıcı hiçbir çağıran kodu değiştirmeden gerçek ERP bağlayıcısıyla
+değiştirilebiliyor.</w:t>
       </w:r>
     </w:p>
     <w:p>

--- a/docs/output/roadmap.docx
+++ b/docs/output/roadmap.docx
@@ -1479,6 +1479,156 @@
         <w:t xml:space="preserve">Bayi kataloğunda toplu ürün seçimi + tek işlemle sepete ekleme — Payna
 Grup Portal karşılaştırmasından gelen ek kapsam, katalog tarafında
 sipariş verme hızını artırır</w:t>
+      </w:r>
+    </w:p>
+    <w:p>
+      <w:pPr>
+        <w:pStyle w:val="ListParagraph"/>
+        <w:numPr>
+          <w:ilvl w:val="0"/>
+          <w:numId w:val="1"/>
+        </w:numPr>
+        <w:spacing w:after="60"/>
+      </w:pPr>
+      <w:r>
+        <w:rPr>
+          <w:sz w:val="21"/>
+          <w:szCs w:val="21"/>
+        </w:rPr>
+        <w:t xml:space="preserve">&amp;quot;Tekrar sipariş ver&amp;quot; — henüz yapılmadı, roadmap dışı bir ek kapsam.
+&amp;quot;Siparişlerim&amp;quot; listesinde/detayında bir buton, geçmiş bir siparişin
+kalemlerini o markanın sepetine kopyalar. Fiyat/KDV geçmiş siparişteki
+değerle değil, ürünün </w:t>
+      </w:r>
+      <w:r>
+        <w:rPr>
+          <w:i/>
+          <w:iCs/>
+          <w:sz w:val="21"/>
+          <w:szCs w:val="21"/>
+        </w:rPr>
+        <w:t xml:space="preserve">güncel</w:t>
+      </w:r>
+      <w:r>
+        <w:rPr>
+          <w:sz w:val="21"/>
+          <w:szCs w:val="21"/>
+        </w:rPr>
+        <w:t xml:space="preserve"> değerleriyle kopyalanır (tıpkı
+</w:t>
+      </w:r>
+      <w:r>
+        <w:rPr>
+          <w:rFonts w:ascii="Consolas" w:cs="Consolas" w:eastAsia="Consolas" w:hAnsi="Consolas"/>
+          <w:color w:val="1F5F56"/>
+          <w:sz w:val="21"/>
+          <w:szCs w:val="21"/>
+        </w:rPr>
+        <w:t xml:space="preserve">createOrder</w:t>
+      </w:r>
+      <w:r>
+        <w:rPr>
+          <w:sz w:val="21"/>
+          <w:szCs w:val="21"/>
+        </w:rPr>
+        <w:t xml:space="preserve">&amp;#39;ın client fiyatına güvenmeyip sunucuda yeniden okuması
+gibi); artık pasif/silinmiş bir ürün varsa o kalem atlanır ve
+kullanıcıya &amp;quot;X ürünü artık satışta değil, sepete eklenmedi&amp;quot; gibi bir
+toast ile bildirilir. Sepete eklendikten sonra dealer normal akışta
+(drawer&amp;#39;dan) miktarları gözden geçirip checkout&amp;#39;a geçer.</w:t>
+      </w:r>
+    </w:p>
+    <w:p>
+      <w:pPr>
+        <w:pStyle w:val="ListParagraph"/>
+        <w:numPr>
+          <w:ilvl w:val="0"/>
+          <w:numId w:val="1"/>
+        </w:numPr>
+        <w:spacing w:after="60"/>
+      </w:pPr>
+      <w:r>
+        <w:rPr>
+          <w:sz w:val="21"/>
+          <w:szCs w:val="21"/>
+        </w:rPr>
+        <w:t xml:space="preserve">Ürün bazında sipariş katı (adet zorunluluğu) — henüz yapılmadı,
+roadmap dışı bir ek kapsam. Örnek: Dilim Börek ve Erciyes Börek
+markalarında &amp;quot;Su Böreği Peynirli&amp;quot; ve &amp;quot;Kol Börekleri&amp;quot; grubundaki
+ürünler yalnızca 5 ve 5&amp;#39;in katları şeklinde sipariş edilebilmeli.
+</w:t>
+      </w:r>
+      <w:r>
+        <w:rPr>
+          <w:rFonts w:ascii="Consolas" w:cs="Consolas" w:eastAsia="Consolas" w:hAnsi="Consolas"/>
+          <w:color w:val="1F5F56"/>
+          <w:sz w:val="21"/>
+          <w:szCs w:val="21"/>
+        </w:rPr>
+        <w:t xml:space="preserve">products.order_multiple</w:t>
+      </w:r>
+      <w:r>
+        <w:rPr>
+          <w:sz w:val="21"/>
+          <w:szCs w:val="21"/>
+        </w:rPr>
+        <w:t xml:space="preserve"> (integer, </w:t>
+      </w:r>
+      <w:r>
+        <w:rPr>
+          <w:rFonts w:ascii="Consolas" w:cs="Consolas" w:eastAsia="Consolas" w:hAnsi="Consolas"/>
+          <w:color w:val="1F5F56"/>
+          <w:sz w:val="21"/>
+          <w:szCs w:val="21"/>
+        </w:rPr>
+        <w:t xml:space="preserve">NOT NULL DEFAULT 1</w:t>
+      </w:r>
+      <w:r>
+        <w:rPr>
+          <w:sz w:val="21"/>
+          <w:szCs w:val="21"/>
+        </w:rPr>
+        <w:t xml:space="preserve"> — 1 =
+kısıtlama yok) alanı eklenecek; bir &amp;quot;grup&amp;quot; için aynı katın her ürüne
+tek tek uygulanması yeterli, ayrı bir kategori-bazlı kural alanına
+gerek yok (admin zaten </w:t>
+      </w:r>
+      <w:r>
+        <w:rPr>
+          <w:rFonts w:ascii="Consolas" w:cs="Consolas" w:eastAsia="Consolas" w:hAnsi="Consolas"/>
+          <w:color w:val="1F5F56"/>
+          <w:sz w:val="21"/>
+          <w:szCs w:val="21"/>
+        </w:rPr>
+        <w:t xml:space="preserve">EditProductModal</w:t>
+      </w:r>
+      <w:r>
+        <w:rPr>
+          <w:sz w:val="21"/>
+          <w:szCs w:val="21"/>
+        </w:rPr>
+        <w:t xml:space="preserve">&amp;#39;dan ürün ürün
+düzenleyebiliyor). Miktar bu değerin katı değilse hem bayi
+kataloğunda/sepet çekmecesinde anlık uyarı gösterilir hem de
+</w:t>
+      </w:r>
+      <w:r>
+        <w:rPr>
+          <w:rFonts w:ascii="Consolas" w:cs="Consolas" w:eastAsia="Consolas" w:hAnsi="Consolas"/>
+          <w:color w:val="1F5F56"/>
+          <w:sz w:val="21"/>
+          <w:szCs w:val="21"/>
+        </w:rPr>
+        <w:t xml:space="preserve">createOrder</w:t>
+      </w:r>
+      <w:r>
+        <w:rPr>
+          <w:sz w:val="21"/>
+          <w:szCs w:val="21"/>
+        </w:rPr>
+        <w:t xml:space="preserve"> sunucu tarafında aynı kontrolü tekrarlayıp reddeder
+(client&amp;#39;a güvenilmez — mevcut fiyat/KDV doğrulama deseniyle aynı
+ilke).</w:t>
       </w:r>
     </w:p>
     <w:p>

--- a/docs/output/roadmap.docx
+++ b/docs/output/roadmap.docx
@@ -1495,9 +1495,33 @@
           <w:sz w:val="21"/>
           <w:szCs w:val="21"/>
         </w:rPr>
-        <w:t xml:space="preserve">&amp;quot;Tekrar sipariş ver&amp;quot; — henüz yapılmadı, roadmap dışı bir ek kapsam.
-&amp;quot;Siparişlerim&amp;quot; listesinde/detayında bir buton, geçmiş bir siparişin
-kalemlerini o markanın sepetine kopyalar. Fiyat/KDV geçmiş siparişteki
+        <w:t xml:space="preserve">"Tekrar sipariş ver"</w:t>
+      </w:r>
+      <w:r>
+        <w:rPr>
+          <w:sz w:val="21"/>
+          <w:szCs w:val="21"/>
+        </w:rPr>
+        <w:t xml:space="preserve"> — ✅ Tamamlandı, roadmap dışı bir ek kapsam.
+&amp;quot;Siparişlerim&amp;quot; listesinde ve sipariş detayında bir buton
+(</w:t>
+      </w:r>
+      <w:r>
+        <w:rPr>
+          <w:rFonts w:ascii="Consolas" w:cs="Consolas" w:eastAsia="Consolas" w:hAnsi="Consolas"/>
+          <w:color w:val="1F5F56"/>
+          <w:sz w:val="21"/>
+          <w:szCs w:val="21"/>
+        </w:rPr>
+        <w:t xml:space="preserve">ReorderButton</w:t>
+      </w:r>
+      <w:r>
+        <w:rPr>
+          <w:sz w:val="21"/>
+          <w:szCs w:val="21"/>
+        </w:rPr>
+        <w:t xml:space="preserve">), geçmiş bir siparişin kalemlerini o markanın
+sepetine kopyalar. Fiyat/KDV/kat gibi alanlar geçmiş siparişteki
 değerle değil, ürünün </w:t>
       </w:r>
       <w:r>
@@ -1514,8 +1538,24 @@
           <w:sz w:val="21"/>
           <w:szCs w:val="21"/>
         </w:rPr>
-        <w:t xml:space="preserve"> değerleriyle kopyalanır (tıpkı
-</w:t>
+        <w:t xml:space="preserve"> değerleriyle kopyalanır
+(</w:t>
+      </w:r>
+      <w:r>
+        <w:rPr>
+          <w:rFonts w:ascii="Consolas" w:cs="Consolas" w:eastAsia="Consolas" w:hAnsi="Consolas"/>
+          <w:color w:val="1F5F56"/>
+          <w:sz w:val="21"/>
+          <w:szCs w:val="21"/>
+        </w:rPr>
+        <w:t xml:space="preserve">getReorderItems</w:t>
+      </w:r>
+      <w:r>
+        <w:rPr>
+          <w:sz w:val="21"/>
+          <w:szCs w:val="21"/>
+        </w:rPr>
+        <w:t xml:space="preserve">, </w:t>
       </w:r>
       <w:r>
         <w:rPr>
@@ -1531,11 +1571,11 @@
           <w:sz w:val="21"/>
           <w:szCs w:val="21"/>
         </w:rPr>
-        <w:t xml:space="preserve">&amp;#39;ın client fiyatına güvenmeyip sunucuda yeniden okuması
-gibi); artık pasif/silinmiş bir ürün varsa o kalem atlanır ve
-kullanıcıya &amp;quot;X ürünü artık satışta değil, sepete eklenmedi&amp;quot; gibi bir
-toast ile bildirilir. Sepete eklendikten sonra dealer normal akışta
-(drawer&amp;#39;dan) miktarları gözden geçirip checkout&amp;#39;a geçer.</w:t>
+        <w:t xml:space="preserve">&amp;#39;ın client fiyatına güvenmeyip
+sunucuda yeniden okuduğu aynı ilke); artık pasif bir ürün varsa o
+kalem atlanır ve kullanıcıya adıyla bildirilir (toast). Sepete
+eklendikten sonra drawer otomatik açılır, dealer miktarları gözden
+geçirip checkout&amp;#39;a geçer.</w:t>
       </w:r>
     </w:p>
     <w:p>
@@ -1552,10 +1592,31 @@
           <w:sz w:val="21"/>
           <w:szCs w:val="21"/>
         </w:rPr>
-        <w:t xml:space="preserve">Ürün bazında sipariş katı (adet zorunluluğu) — henüz yapılmadı,
-roadmap dışı bir ek kapsam. Örnek: Dilim Börek ve Erciyes Börek
-markalarında &amp;quot;Su Böreği Peynirli&amp;quot; ve &amp;quot;Kol Börekleri&amp;quot; grubundaki
-ürünler yalnızca 5 ve 5&amp;#39;in katları şeklinde sipariş edilebilmeli.
+        <w:t xml:space="preserve">Ürün bazında sipariş katı (adet zorunluluğu)</w:t>
+      </w:r>
+      <w:r>
+        <w:rPr>
+          <w:sz w:val="21"/>
+          <w:szCs w:val="21"/>
+        </w:rPr>
+        <w:t xml:space="preserve"> — ✅ Tamamlandı,
+roadmap dışı bir ek kapsam. </w:t>
+      </w:r>
+      <w:r>
+        <w:rPr>
+          <w:rFonts w:ascii="Consolas" w:cs="Consolas" w:eastAsia="Consolas" w:hAnsi="Consolas"/>
+          <w:color w:val="1F5F56"/>
+          <w:sz w:val="21"/>
+          <w:szCs w:val="21"/>
+        </w:rPr>
+        <w:t xml:space="preserve">products.order_multiple</w:t>
+      </w:r>
+      <w:r>
+        <w:rPr>
+          <w:sz w:val="21"/>
+          <w:szCs w:val="21"/>
+        </w:rPr>
+        <w:t xml:space="preserve"> (integer,
 </w:t>
       </w:r>
       <w:r>
@@ -1565,22 +1626,6 @@
           <w:sz w:val="21"/>
           <w:szCs w:val="21"/>
         </w:rPr>
-        <w:t xml:space="preserve">products.order_multiple</w:t>
-      </w:r>
-      <w:r>
-        <w:rPr>
-          <w:sz w:val="21"/>
-          <w:szCs w:val="21"/>
-        </w:rPr>
-        <w:t xml:space="preserve"> (integer, </w:t>
-      </w:r>
-      <w:r>
-        <w:rPr>
-          <w:rFonts w:ascii="Consolas" w:cs="Consolas" w:eastAsia="Consolas" w:hAnsi="Consolas"/>
-          <w:color w:val="1F5F56"/>
-          <w:sz w:val="21"/>
-          <w:szCs w:val="21"/>
-        </w:rPr>
         <w:t xml:space="preserve">NOT NULL DEFAULT 1</w:t>
       </w:r>
       <w:r>
@@ -1588,10 +1633,8 @@
           <w:sz w:val="21"/>
           <w:szCs w:val="21"/>
         </w:rPr>
-        <w:t xml:space="preserve"> — 1 =
-kısıtlama yok) alanı eklenecek; bir &amp;quot;grup&amp;quot; için aynı katın her ürüne
-tek tek uygulanması yeterli, ayrı bir kategori-bazlı kural alanına
-gerek yok (admin zaten </w:t>
+        <w:t xml:space="preserve"> — 1 = kısıtlama yok); admin
+ürün ekleme formunda ve </w:t>
       </w:r>
       <w:r>
         <w:rPr>
@@ -1607,10 +1650,28 @@
           <w:sz w:val="21"/>
           <w:szCs w:val="21"/>
         </w:rPr>
-        <w:t xml:space="preserve">&amp;#39;dan ürün ürün
-düzenleyebiliyor). Miktar bu değerin katı değilse hem bayi
-kataloğunda/sepet çekmecesinde anlık uyarı gösterilir hem de
-</w:t>
+        <w:t xml:space="preserve">&amp;#39;da düzenlenebiliyor, bir
+&amp;quot;grup&amp;quot; için aynı katın gruptaki her ürüne tek tek uygulanması yeterli
+(ör. &amp;quot;Kol Börekleri&amp;quot; kategorisindeki ürünlere tek tek 5 atanarak).
+Bayi kataloğunda ve sepet çekmecesinde miktar bu değerin katı değilse
+toast ile anlık uyarı gösterilir (input </w:t>
+      </w:r>
+      <w:r>
+        <w:rPr>
+          <w:rFonts w:ascii="Consolas" w:cs="Consolas" w:eastAsia="Consolas" w:hAnsi="Consolas"/>
+          <w:color w:val="1F5F56"/>
+          <w:sz w:val="21"/>
+          <w:szCs w:val="21"/>
+        </w:rPr>
+        <w:t xml:space="preserve">step</w:t>
+      </w:r>
+      <w:r>
+        <w:rPr>
+          <w:sz w:val="21"/>
+          <w:szCs w:val="21"/>
+        </w:rPr>
+        <w:t xml:space="preserve"> değeri de kata göre
+ayarlanır); </w:t>
       </w:r>
       <w:r>
         <w:rPr>
@@ -1626,9 +1687,9 @@
           <w:sz w:val="21"/>
           <w:szCs w:val="21"/>
         </w:rPr>
-        <w:t xml:space="preserve"> sunucu tarafında aynı kontrolü tekrarlayıp reddeder
-(client&amp;#39;a güvenilmez — mevcut fiyat/KDV doğrulama deseniyle aynı
-ilke).</w:t>
+        <w:t xml:space="preserve"> sunucu tarafında aynı kontrolü tekrarlayıp
+client&amp;#39;a güvenmeden reddeder — mevcut fiyat/KDV doğrulama deseniyle
+aynı ilke.</w:t>
       </w:r>
     </w:p>
     <w:p>

--- a/docs/output/roadmap.docx
+++ b/docs/output/roadmap.docx
@@ -59,7 +59,7 @@
           <w:sz w:val="17"/>
           <w:szCs w:val="17"/>
         </w:rPr>
-        <w:t xml:space="preserve">Oluşturulma tarihi: 13 Ağustos 2026</w:t>
+        <w:t xml:space="preserve">Oluşturulma tarihi: 17 Ağustos 2026</w:t>
       </w:r>
     </w:p>
     <w:p>
@@ -1312,56 +1312,6 @@
     </w:p>
     <w:p>
       <w:pPr>
-        <w:spacing w:after="120"/>
-      </w:pPr>
-      <w:r>
-        <w:rPr>
-          <w:b/>
-          <w:bCs/>
-          <w:color w:val="1A2420"/>
-          <w:sz w:val="21"/>
-          <w:szCs w:val="21"/>
-        </w:rPr>
-        <w:t xml:space="preserve">Çıkış kriteri —</w:t>
-      </w:r>
-      <w:r>
-        <w:rPr>
-          <w:color w:val="1A2420"/>
-          <w:sz w:val="21"/>
-          <w:szCs w:val="21"/>
-        </w:rPr>
-        <w:t xml:space="preserve"> üç ödeme tipiyle de (cari, kapıda ödeme, sanal POS
-başarılı/başarısız) uçtan uca sipariş oluşturulabiliyor; admin panelde durum
-geçişleri izlenebiliyor. Tarayıcıda doğrulandı.</w:t>
-      </w:r>
-    </w:p>
-    <w:p>
-      <w:pPr>
-        <w:pStyle w:val="Heading2"/>
-        <w:spacing w:after="100" w:before="220"/>
-      </w:pPr>
-      <w:r>
-        <w:rPr>
-          <w:color w:val="1A2420"/>
-        </w:rPr>
-        <w:t xml:space="preserve">Faz 4 — Cari Bakiye &amp;amp; Bağımsız Tahsilat Modülü</w:t>
-      </w:r>
-    </w:p>
-    <w:p>
-      <w:pPr>
-        <w:spacing w:after="120"/>
-      </w:pPr>
-      <w:r>
-        <w:rPr>
-          <w:color w:val="1A2420"/>
-          <w:sz w:val="21"/>
-          <w:szCs w:val="21"/>
-        </w:rPr>
-        <w:t xml:space="preserve">Hedef: Siparişten kopuk, serbest tutarlı ödeme ve cari hesap defteri.</w:t>
-      </w:r>
-    </w:p>
-    <w:p>
-      <w:pPr>
         <w:pStyle w:val="ListParagraph"/>
         <w:numPr>
           <w:ilvl w:val="0"/>
@@ -1374,7 +1324,52 @@
           <w:sz w:val="21"/>
           <w:szCs w:val="21"/>
         </w:rPr>
-        <w:t xml:space="preserve">Bayi panelinde &amp;quot;Bakiye Öde&amp;quot; ekranı</w:t>
+        <w:t xml:space="preserve">Sipariş listesinden, detaya girmeden hızlı onay/red/iptal</w:t>
+      </w:r>
+      <w:r>
+        <w:rPr>
+          <w:sz w:val="21"/>
+          <w:szCs w:val="21"/>
+        </w:rPr>
+        <w:t xml:space="preserve"> — ✅
+Tamamlandı, roadmap dışı bir ek kapsam. Admin sipariş listesindeki her
+satıra durum makinesinin izin verdiği geçişlere göre ikon butonlar
+eklendi (</w:t>
+      </w:r>
+      <w:r>
+        <w:rPr>
+          <w:rFonts w:ascii="Consolas" w:cs="Consolas" w:eastAsia="Consolas" w:hAnsi="Consolas"/>
+          <w:color w:val="1F5F56"/>
+          <w:sz w:val="21"/>
+          <w:szCs w:val="21"/>
+        </w:rPr>
+        <w:t xml:space="preserve">src/app/admin/orders/order-quick-actions.tsx</w:t>
+      </w:r>
+      <w:r>
+        <w:rPr>
+          <w:sz w:val="21"/>
+          <w:szCs w:val="21"/>
+        </w:rPr>
+        <w:t xml:space="preserve">): onay tek
+tıkla (not gerekmiyor), red/iptal iki tıkla — ilk tık küçük bir sebep
+kutusu açar (sunucu tarafı bu durumlarda notu zorunlu tutuyor), ikinci
+tık (yeşil onay ikonu) o notla </w:t>
+      </w:r>
+      <w:r>
+        <w:rPr>
+          <w:rFonts w:ascii="Consolas" w:cs="Consolas" w:eastAsia="Consolas" w:hAnsi="Consolas"/>
+          <w:color w:val="1F5F56"/>
+          <w:sz w:val="21"/>
+          <w:szCs w:val="21"/>
+        </w:rPr>
+        <w:t xml:space="preserve">transitionOrderStatus</w:t>
+      </w:r>
+      <w:r>
+        <w:rPr>
+          <w:sz w:val="21"/>
+          <w:szCs w:val="21"/>
+        </w:rPr>
+        <w:t xml:space="preserve">&amp;#39;u çağırır.</w:t>
       </w:r>
     </w:p>
     <w:p>
@@ -1388,35 +1383,172 @@
       </w:pPr>
       <w:r>
         <w:rPr>
-          <w:rFonts w:ascii="Consolas" w:cs="Consolas" w:eastAsia="Consolas" w:hAnsi="Consolas"/>
-          <w:color w:val="1F5F56"/>
-          <w:sz w:val="21"/>
-          <w:szCs w:val="21"/>
-        </w:rPr>
-        <w:t xml:space="preserve">payments</w:t>
-      </w:r>
-      <w:r>
-        <w:rPr>
-          <w:sz w:val="21"/>
-          <w:szCs w:val="21"/>
-        </w:rPr>
-        <w:t xml:space="preserve"> tablosunda </w:t>
-      </w:r>
-      <w:r>
-        <w:rPr>
-          <w:rFonts w:ascii="Consolas" w:cs="Consolas" w:eastAsia="Consolas" w:hAnsi="Consolas"/>
-          <w:color w:val="1F5F56"/>
-          <w:sz w:val="21"/>
-          <w:szCs w:val="21"/>
-        </w:rPr>
-        <w:t xml:space="preserve">type = standalone_collection</w:t>
-      </w:r>
-      <w:r>
-        <w:rPr>
-          <w:sz w:val="21"/>
-          <w:szCs w:val="21"/>
-        </w:rPr>
-        <w:t xml:space="preserve"> kaydı</w:t>
+          <w:sz w:val="21"/>
+          <w:szCs w:val="21"/>
+        </w:rPr>
+        <w:t xml:space="preserve">Firma çapında "bayi siparişleri onay gerektirsin" ayarı</w:t>
+      </w:r>
+      <w:r>
+        <w:rPr>
+          <w:sz w:val="21"/>
+          <w:szCs w:val="21"/>
+        </w:rPr>
+        <w:t xml:space="preserve"> — ✅
+Tamamlandı, roadmap dışı bir ek kapsam. Yeni admin </w:t>
+      </w:r>
+      <w:r>
+        <w:rPr>
+          <w:rFonts w:ascii="Consolas" w:cs="Consolas" w:eastAsia="Consolas" w:hAnsi="Consolas"/>
+          <w:color w:val="1F5F56"/>
+          <w:sz w:val="21"/>
+          <w:szCs w:val="21"/>
+        </w:rPr>
+        <w:t xml:space="preserve">/admin/settings</w:t>
+      </w:r>
+      <w:r>
+        <w:rPr>
+          <w:sz w:val="21"/>
+          <w:szCs w:val="21"/>
+        </w:rPr>
+        <w:t xml:space="preserve">
+sayfası (yalnızca </w:t>
+      </w:r>
+      <w:r>
+        <w:rPr>
+          <w:rFonts w:ascii="Consolas" w:cs="Consolas" w:eastAsia="Consolas" w:hAnsi="Consolas"/>
+          <w:color w:val="1F5F56"/>
+          <w:sz w:val="21"/>
+          <w:szCs w:val="21"/>
+        </w:rPr>
+        <w:t xml:space="preserve">company_admin</w:t>
+      </w:r>
+      <w:r>
+        <w:rPr>
+          <w:sz w:val="21"/>
+          <w:szCs w:val="21"/>
+        </w:rPr>
+        <w:t xml:space="preserve"> rolü değiştirebiliyor) ve
+</w:t>
+      </w:r>
+      <w:r>
+        <w:rPr>
+          <w:rFonts w:ascii="Consolas" w:cs="Consolas" w:eastAsia="Consolas" w:hAnsi="Consolas"/>
+          <w:color w:val="1F5F56"/>
+          <w:sz w:val="21"/>
+          <w:szCs w:val="21"/>
+        </w:rPr>
+        <w:t xml:space="preserve">companies.requires_order_approval</w:t>
+      </w:r>
+      <w:r>
+        <w:rPr>
+          <w:sz w:val="21"/>
+          <w:szCs w:val="21"/>
+        </w:rPr>
+        <w:t xml:space="preserve"> sütunu (varsayılan </w:t>
+      </w:r>
+      <w:r>
+        <w:rPr>
+          <w:rFonts w:ascii="Consolas" w:cs="Consolas" w:eastAsia="Consolas" w:hAnsi="Consolas"/>
+          <w:color w:val="1F5F56"/>
+          <w:sz w:val="21"/>
+          <w:szCs w:val="21"/>
+        </w:rPr>
+        <w:t xml:space="preserve">true</w:t>
+      </w:r>
+      <w:r>
+        <w:rPr>
+          <w:sz w:val="21"/>
+          <w:szCs w:val="21"/>
+        </w:rPr>
+        <w:t xml:space="preserve">, mevcut
+davranışı bozmuyor). Kapalıyken </w:t>
+      </w:r>
+      <w:r>
+        <w:rPr>
+          <w:rFonts w:ascii="Consolas" w:cs="Consolas" w:eastAsia="Consolas" w:hAnsi="Consolas"/>
+          <w:color w:val="1F5F56"/>
+          <w:sz w:val="21"/>
+          <w:szCs w:val="21"/>
+        </w:rPr>
+        <w:t xml:space="preserve">createOrder</w:t>
+      </w:r>
+      <w:r>
+        <w:rPr>
+          <w:sz w:val="21"/>
+          <w:szCs w:val="21"/>
+        </w:rPr>
+        <w:t xml:space="preserve"> cari/kapıda ödeme
+siparişlerini </w:t>
+      </w:r>
+      <w:r>
+        <w:rPr>
+          <w:rFonts w:ascii="Consolas" w:cs="Consolas" w:eastAsia="Consolas" w:hAnsi="Consolas"/>
+          <w:color w:val="1F5F56"/>
+          <w:sz w:val="21"/>
+          <w:szCs w:val="21"/>
+        </w:rPr>
+        <w:t xml:space="preserve">submitted → approved</w:t>
+      </w:r>
+      <w:r>
+        <w:rPr>
+          <w:sz w:val="21"/>
+          <w:szCs w:val="21"/>
+        </w:rPr>
+        <w:t xml:space="preserve">, sanal POS&amp;#39;ta ödeme başarılı
+olan siparişleri </w:t>
+      </w:r>
+      <w:r>
+        <w:rPr>
+          <w:rFonts w:ascii="Consolas" w:cs="Consolas" w:eastAsia="Consolas" w:hAnsi="Consolas"/>
+          <w:color w:val="1F5F56"/>
+          <w:sz w:val="21"/>
+          <w:szCs w:val="21"/>
+        </w:rPr>
+        <w:t xml:space="preserve">paid → approved</w:t>
+      </w:r>
+      <w:r>
+        <w:rPr>
+          <w:sz w:val="21"/>
+          <w:szCs w:val="21"/>
+        </w:rPr>
+        <w:t xml:space="preserve"> durumuna otomatik geçiriyor
+(</w:t>
+      </w:r>
+      <w:r>
+        <w:rPr>
+          <w:rFonts w:ascii="Consolas" w:cs="Consolas" w:eastAsia="Consolas" w:hAnsi="Consolas"/>
+          <w:color w:val="1F5F56"/>
+          <w:sz w:val="21"/>
+          <w:szCs w:val="21"/>
+        </w:rPr>
+        <w:t xml:space="preserve">changedBy: null</w:t>
+      </w:r>
+      <w:r>
+        <w:rPr>
+          <w:sz w:val="21"/>
+          <w:szCs w:val="21"/>
+        </w:rPr>
+        <w:t xml:space="preserve">, sistem notu ile) — durum makinesindeki mevcut
+geçiş kurallarını genişletmeden, yalnızca kimin tetiklediğini
+değiştiriyor. Onaylanmış bir sipariş bu ayardan bağımsız olarak yine
+de iptal edilebiliyor çünkü </w:t>
+      </w:r>
+      <w:r>
+        <w:rPr>
+          <w:rFonts w:ascii="Consolas" w:cs="Consolas" w:eastAsia="Consolas" w:hAnsi="Consolas"/>
+          <w:color w:val="1F5F56"/>
+          <w:sz w:val="21"/>
+          <w:szCs w:val="21"/>
+        </w:rPr>
+        <w:t xml:space="preserve">approved → cancelled</w:t>
+      </w:r>
+      <w:r>
+        <w:rPr>
+          <w:sz w:val="21"/>
+          <w:szCs w:val="21"/>
+        </w:rPr>
+        <w:t xml:space="preserve"> geçişi zaten her
+üç akışta da tanımlıydı.</w:t>
       </w:r>
     </w:p>
     <w:p>
@@ -1430,19 +1562,53 @@
       </w:pPr>
       <w:r>
         <w:rPr>
-          <w:rFonts w:ascii="Consolas" w:cs="Consolas" w:eastAsia="Consolas" w:hAnsi="Consolas"/>
-          <w:color w:val="1F5F56"/>
-          <w:sz w:val="21"/>
-          <w:szCs w:val="21"/>
-        </w:rPr>
-        <w:t xml:space="preserve">ledger_entries</w:t>
-      </w:r>
-      <w:r>
-        <w:rPr>
-          <w:sz w:val="21"/>
-          <w:szCs w:val="21"/>
-        </w:rPr>
-        <w:t xml:space="preserve"> defteri ve bakiye hesaplama</w:t>
+          <w:sz w:val="21"/>
+          <w:szCs w:val="21"/>
+        </w:rPr>
+        <w:t xml:space="preserve">Red/iptalde not zorunluluğu</w:t>
+      </w:r>
+      <w:r>
+        <w:rPr>
+          <w:sz w:val="21"/>
+          <w:szCs w:val="21"/>
+        </w:rPr>
+        <w:t xml:space="preserve"> — ✅ Tamamlandı. Yukarıdaki hızlı
+işlemlere ek olarak sipariş detay sayfasındaki tam durum geçiş formunda
+(</w:t>
+      </w:r>
+      <w:r>
+        <w:rPr>
+          <w:rFonts w:ascii="Consolas" w:cs="Consolas" w:eastAsia="Consolas" w:hAnsi="Consolas"/>
+          <w:color w:val="1F5F56"/>
+          <w:sz w:val="21"/>
+          <w:szCs w:val="21"/>
+        </w:rPr>
+        <w:t xml:space="preserve">status-actions.tsx</w:t>
+      </w:r>
+      <w:r>
+        <w:rPr>
+          <w:sz w:val="21"/>
+          <w:szCs w:val="21"/>
+        </w:rPr>
+        <w:t xml:space="preserve">) da red/iptal seçilirken not boşsa hem
+istemcide hem </w:t>
+      </w:r>
+      <w:r>
+        <w:rPr>
+          <w:rFonts w:ascii="Consolas" w:cs="Consolas" w:eastAsia="Consolas" w:hAnsi="Consolas"/>
+          <w:color w:val="1F5F56"/>
+          <w:sz w:val="21"/>
+          <w:szCs w:val="21"/>
+        </w:rPr>
+        <w:t xml:space="preserve">transitionOrderStatus</w:t>
+      </w:r>
+      <w:r>
+        <w:rPr>
+          <w:sz w:val="21"/>
+          <w:szCs w:val="21"/>
+        </w:rPr>
+        <w:t xml:space="preserve"> sunucu tarafında reddediliyor —
+tek bir yerden atlanabilecek bir kural olmasın diye iki katmanlı.</w:t>
       </w:r>
     </w:p>
     <w:p>
@@ -1459,7 +1625,269 @@
           <w:sz w:val="21"/>
           <w:szCs w:val="21"/>
         </w:rPr>
-        <w:t xml:space="preserve">Admin tarafında cari hesap ekstresi görünümü</w:t>
+        <w:t xml:space="preserve">Giriş öncesi firma seçimi (çoklu firma desteği)</w:t>
+      </w:r>
+      <w:r>
+        <w:rPr>
+          <w:sz w:val="21"/>
+          <w:szCs w:val="21"/>
+        </w:rPr>
+        <w:t xml:space="preserve"> — ✅ Tamamlandı,
+roadmap dışı bir ek kapsam. </w:t>
+      </w:r>
+      <w:r>
+        <w:rPr>
+          <w:rFonts w:ascii="Consolas" w:cs="Consolas" w:eastAsia="Consolas" w:hAnsi="Consolas"/>
+          <w:color w:val="1F5F56"/>
+          <w:sz w:val="21"/>
+          <w:szCs w:val="21"/>
+        </w:rPr>
+        <w:t xml:space="preserve">companies</w:t>
+      </w:r>
+      <w:r>
+        <w:rPr>
+          <w:sz w:val="21"/>
+          <w:szCs w:val="21"/>
+        </w:rPr>
+        <w:t xml:space="preserve"> tablosuna </w:t>
+      </w:r>
+      <w:r>
+        <w:rPr>
+          <w:rFonts w:ascii="Consolas" w:cs="Consolas" w:eastAsia="Consolas" w:hAnsi="Consolas"/>
+          <w:color w:val="1F5F56"/>
+          <w:sz w:val="21"/>
+          <w:szCs w:val="21"/>
+        </w:rPr>
+        <w:t xml:space="preserve">code</w:t>
+      </w:r>
+      <w:r>
+        <w:rPr>
+          <w:sz w:val="21"/>
+          <w:szCs w:val="21"/>
+        </w:rPr>
+        <w:t xml:space="preserve"> sütunu eklendi
+(</w:t>
+      </w:r>
+      <w:r>
+        <w:rPr>
+          <w:rFonts w:ascii="Consolas" w:cs="Consolas" w:eastAsia="Consolas" w:hAnsi="Consolas"/>
+          <w:color w:val="1F5F56"/>
+          <w:sz w:val="21"/>
+          <w:szCs w:val="21"/>
+        </w:rPr>
+        <w:t xml:space="preserve">companies_code_unique</w:t>
+      </w:r>
+      <w:r>
+        <w:rPr>
+          <w:sz w:val="21"/>
+          <w:szCs w:val="21"/>
+        </w:rPr>
+        <w:t xml:space="preserve">); ana sayfa artık doğrudan giriş formuna değil,
+bir firma kodu/adı giriş ekranına (</w:t>
+      </w:r>
+      <w:r>
+        <w:rPr>
+          <w:rFonts w:ascii="Consolas" w:cs="Consolas" w:eastAsia="Consolas" w:hAnsi="Consolas"/>
+          <w:color w:val="1F5F56"/>
+          <w:sz w:val="21"/>
+          <w:szCs w:val="21"/>
+        </w:rPr>
+        <w:t xml:space="preserve">src/app/company-gate.tsx</w:t>
+      </w:r>
+      <w:r>
+        <w:rPr>
+          <w:sz w:val="21"/>
+          <w:szCs w:val="21"/>
+        </w:rPr>
+        <w:t xml:space="preserve">) açılıyor.
+Seçilen firma </w:t>
+      </w:r>
+      <w:r>
+        <w:rPr>
+          <w:rFonts w:ascii="Consolas" w:cs="Consolas" w:eastAsia="Consolas" w:hAnsi="Consolas"/>
+          <w:color w:val="1F5F56"/>
+          <w:sz w:val="21"/>
+          <w:szCs w:val="21"/>
+        </w:rPr>
+        <w:t xml:space="preserve">localStorage</w:t>
+      </w:r>
+      <w:r>
+        <w:rPr>
+          <w:sz w:val="21"/>
+          <w:szCs w:val="21"/>
+        </w:rPr>
+        <w:t xml:space="preserve">&amp;#39;a (</w:t>
+      </w:r>
+      <w:r>
+        <w:rPr>
+          <w:rFonts w:ascii="Consolas" w:cs="Consolas" w:eastAsia="Consolas" w:hAnsi="Consolas"/>
+          <w:color w:val="1F5F56"/>
+          <w:sz w:val="21"/>
+          <w:szCs w:val="21"/>
+        </w:rPr>
+        <w:t xml:space="preserve">hb_company_code</w:t>
+      </w:r>
+      <w:r>
+        <w:rPr>
+          <w:sz w:val="21"/>
+          <w:szCs w:val="21"/>
+        </w:rPr>
+        <w:t xml:space="preserve">) önbelleklenip
+</w:t>
+      </w:r>
+      <w:r>
+        <w:rPr>
+          <w:rFonts w:ascii="Consolas" w:cs="Consolas" w:eastAsia="Consolas" w:hAnsi="Consolas"/>
+          <w:color w:val="1F5F56"/>
+          <w:sz w:val="21"/>
+          <w:szCs w:val="21"/>
+        </w:rPr>
+        <w:t xml:space="preserve">/login?company=...</w:t>
+      </w:r>
+      <w:r>
+        <w:rPr>
+          <w:sz w:val="21"/>
+          <w:szCs w:val="21"/>
+        </w:rPr>
+        <w:t xml:space="preserve">&amp;#39;a yönlendiriyor; </w:t>
+      </w:r>
+      <w:r>
+        <w:rPr>
+          <w:rFonts w:ascii="Consolas" w:cs="Consolas" w:eastAsia="Consolas" w:hAnsi="Consolas"/>
+          <w:color w:val="1F5F56"/>
+          <w:sz w:val="21"/>
+          <w:szCs w:val="21"/>
+        </w:rPr>
+        <w:t xml:space="preserve">src/auth.ts</w:t>
+      </w:r>
+      <w:r>
+        <w:rPr>
+          <w:sz w:val="21"/>
+          <w:szCs w:val="21"/>
+        </w:rPr>
+        <w:t xml:space="preserve">&amp;#39;teki </w:t>
+      </w:r>
+      <w:r>
+        <w:rPr>
+          <w:rFonts w:ascii="Consolas" w:cs="Consolas" w:eastAsia="Consolas" w:hAnsi="Consolas"/>
+          <w:color w:val="1F5F56"/>
+          <w:sz w:val="21"/>
+          <w:szCs w:val="21"/>
+        </w:rPr>
+        <w:t xml:space="preserve">authorize</w:t>
+      </w:r>
+      <w:r>
+        <w:rPr>
+          <w:sz w:val="21"/>
+          <w:szCs w:val="21"/>
+        </w:rPr>
+        <w:t xml:space="preserve">,
+kullanıcıyı artık yalnızca e-postayla değil </w:t>
+      </w:r>
+      <w:r>
+        <w:rPr>
+          <w:rFonts w:ascii="Consolas" w:cs="Consolas" w:eastAsia="Consolas" w:hAnsi="Consolas"/>
+          <w:color w:val="1F5F56"/>
+          <w:sz w:val="21"/>
+          <w:szCs w:val="21"/>
+        </w:rPr>
+        <w:t xml:space="preserve">(email, companyId)</w:t>
+      </w:r>
+      <w:r>
+        <w:rPr>
+          <w:sz w:val="21"/>
+          <w:szCs w:val="21"/>
+        </w:rPr>
+        <w:t xml:space="preserve">
+ikilisiyle arıyor — bu, aynı e-postanın farklı firmalarda ayrı
+hesaplara ait olabilmesini sağlıyor (</w:t>
+      </w:r>
+      <w:r>
+        <w:rPr>
+          <w:rFonts w:ascii="Consolas" w:cs="Consolas" w:eastAsia="Consolas" w:hAnsi="Consolas"/>
+          <w:color w:val="1F5F56"/>
+          <w:sz w:val="21"/>
+          <w:szCs w:val="21"/>
+        </w:rPr>
+        <w:t xml:space="preserve">src/lib/companies.ts:: resolveCompanyByCodeOrName</w:t>
+      </w:r>
+      <w:r>
+        <w:rPr>
+          <w:sz w:val="21"/>
+          <w:szCs w:val="21"/>
+        </w:rPr>
+        <w:t xml:space="preserve">, kod büyük/küçük harf duyarsız, isim
+karşılaştırması da yapıyor). Kayıtlı firma artık geçersizse (silinmiş/
+yanlış) </w:t>
+      </w:r>
+      <w:r>
+        <w:rPr>
+          <w:rFonts w:ascii="Consolas" w:cs="Consolas" w:eastAsia="Consolas" w:hAnsi="Consolas"/>
+          <w:color w:val="1F5F56"/>
+          <w:sz w:val="21"/>
+          <w:szCs w:val="21"/>
+        </w:rPr>
+        <w:t xml:space="preserve">/?companyError=1</w:t>
+      </w:r>
+      <w:r>
+        <w:rPr>
+          <w:sz w:val="21"/>
+          <w:szCs w:val="21"/>
+        </w:rPr>
+        <w:t xml:space="preserve"> ile ana sayfaya dönülüp önbellek temizleniyor.
+Bu değişiklik henüz yalnızca bir altyapı hazırlığı — bugün hâlâ tek bir
+firma (Tunam) çalışıyor, ama giriş akışı artık birden fazla firmayı
+ayrıştırabilecek şekilde kurulu.</w:t>
+      </w:r>
+    </w:p>
+    <w:p>
+      <w:pPr>
+        <w:spacing w:after="120"/>
+      </w:pPr>
+      <w:r>
+        <w:rPr>
+          <w:b/>
+          <w:bCs/>
+          <w:color w:val="1A2420"/>
+          <w:sz w:val="21"/>
+          <w:szCs w:val="21"/>
+        </w:rPr>
+        <w:t xml:space="preserve">Çıkış kriteri —</w:t>
+      </w:r>
+      <w:r>
+        <w:rPr>
+          <w:color w:val="1A2420"/>
+          <w:sz w:val="21"/>
+          <w:szCs w:val="21"/>
+        </w:rPr>
+        <w:t xml:space="preserve"> üç ödeme tipiyle de (cari, kapıda ödeme, sanal POS
+başarılı/başarısız) uçtan uca sipariş oluşturulabiliyor; admin panelde durum
+geçişleri izlenebiliyor. Tarayıcıda doğrulandı.</w:t>
+      </w:r>
+    </w:p>
+    <w:p>
+      <w:pPr>
+        <w:pStyle w:val="Heading2"/>
+        <w:spacing w:after="100" w:before="220"/>
+      </w:pPr>
+      <w:r>
+        <w:rPr>
+          <w:color w:val="1A2420"/>
+        </w:rPr>
+        <w:t xml:space="preserve">Faz 4 — Cari Bakiye &amp;amp; Bağımsız Tahsilat Modülü</w:t>
+      </w:r>
+    </w:p>
+    <w:p>
+      <w:pPr>
+        <w:spacing w:after="120"/>
+      </w:pPr>
+      <w:r>
+        <w:rPr>
+          <w:color w:val="1A2420"/>
+          <w:sz w:val="21"/>
+          <w:szCs w:val="21"/>
+        </w:rPr>
+        <w:t xml:space="preserve">Hedef: Siparişten kopuk, serbest tutarlı ödeme ve cari hesap defteri.</w:t>
       </w:r>
     </w:p>
     <w:p>
@@ -1476,9 +1904,583 @@
           <w:sz w:val="21"/>
           <w:szCs w:val="21"/>
         </w:rPr>
-        <w:t xml:space="preserve">Bayi kataloğunda toplu ürün seçimi + tek işlemle sepete ekleme — Payna
-Grup Portal karşılaştırmasından gelen ek kapsam, katalog tarafında
-sipariş verme hızını artırır</w:t>
+        <w:t xml:space="preserve">Bayi panelinde "Bakiye Öde" ekranı</w:t>
+      </w:r>
+      <w:r>
+        <w:rPr>
+          <w:sz w:val="21"/>
+          <w:szCs w:val="21"/>
+        </w:rPr>
+        <w:t xml:space="preserve"> — ✅ Tamamlandı
+(</w:t>
+      </w:r>
+      <w:r>
+        <w:rPr>
+          <w:rFonts w:ascii="Consolas" w:cs="Consolas" w:eastAsia="Consolas" w:hAnsi="Consolas"/>
+          <w:color w:val="1F5F56"/>
+          <w:sz w:val="21"/>
+          <w:szCs w:val="21"/>
+        </w:rPr>
+        <w:t xml:space="preserve">src/app/dealer/balance/</w:t>
+      </w:r>
+      <w:r>
+        <w:rPr>
+          <w:sz w:val="21"/>
+          <w:szCs w:val="21"/>
+        </w:rPr>
+        <w:t xml:space="preserve">). Mevcut checkout&amp;#39;taki mock sanal POS deseniyle
+aynı: devre dışı sahte kart alanı + &amp;quot;başarısız simüle et&amp;quot; checkbox&amp;#39;ı.
+Bayi serbest bir tutar girip </w:t>
+      </w:r>
+      <w:r>
+        <w:rPr>
+          <w:rFonts w:ascii="Consolas" w:cs="Consolas" w:eastAsia="Consolas" w:hAnsi="Consolas"/>
+          <w:color w:val="1F5F56"/>
+          <w:sz w:val="21"/>
+          <w:szCs w:val="21"/>
+        </w:rPr>
+        <w:t xml:space="preserve">mockPosProvider.charge()</w:t>
+      </w:r>
+      <w:r>
+        <w:rPr>
+          <w:sz w:val="21"/>
+          <w:szCs w:val="21"/>
+        </w:rPr>
+        <w:t xml:space="preserve"> ile öder.</w:t>
+      </w:r>
+    </w:p>
+    <w:p>
+      <w:pPr>
+        <w:pStyle w:val="ListParagraph"/>
+        <w:numPr>
+          <w:ilvl w:val="0"/>
+          <w:numId w:val="1"/>
+        </w:numPr>
+        <w:spacing w:after="60"/>
+      </w:pPr>
+      <w:r>
+        <w:rPr>
+          <w:sz w:val="21"/>
+          <w:szCs w:val="21"/>
+        </w:rPr>
+        <w:t xml:space="preserve">`payments` tablosunda `type = standalone_collection` kaydı</w:t>
+      </w:r>
+      <w:r>
+        <w:rPr>
+          <w:sz w:val="21"/>
+          <w:szCs w:val="21"/>
+        </w:rPr>
+        <w:t xml:space="preserve"> — ✅
+Tamamlandı. </w:t>
+      </w:r>
+      <w:r>
+        <w:rPr>
+          <w:rFonts w:ascii="Consolas" w:cs="Consolas" w:eastAsia="Consolas" w:hAnsi="Consolas"/>
+          <w:color w:val="1F5F56"/>
+          <w:sz w:val="21"/>
+          <w:szCs w:val="21"/>
+        </w:rPr>
+        <w:t xml:space="preserve">payBalance</w:t>
+      </w:r>
+      <w:r>
+        <w:rPr>
+          <w:sz w:val="21"/>
+          <w:szCs w:val="21"/>
+        </w:rPr>
+        <w:t xml:space="preserve"> action&amp;#39;ı (</w:t>
+      </w:r>
+      <w:r>
+        <w:rPr>
+          <w:rFonts w:ascii="Consolas" w:cs="Consolas" w:eastAsia="Consolas" w:hAnsi="Consolas"/>
+          <w:color w:val="1F5F56"/>
+          <w:sz w:val="21"/>
+          <w:szCs w:val="21"/>
+        </w:rPr>
+        <w:t xml:space="preserve">src/app/dealer/balance/actions.ts</w:t>
+      </w:r>
+      <w:r>
+        <w:rPr>
+          <w:sz w:val="21"/>
+          <w:szCs w:val="21"/>
+        </w:rPr>
+        <w:t xml:space="preserve">)
+</w:t>
+      </w:r>
+      <w:r>
+        <w:rPr>
+          <w:rFonts w:ascii="Consolas" w:cs="Consolas" w:eastAsia="Consolas" w:hAnsi="Consolas"/>
+          <w:color w:val="1F5F56"/>
+          <w:sz w:val="21"/>
+          <w:szCs w:val="21"/>
+        </w:rPr>
+        <w:t xml:space="preserve">orderId: null</w:t>
+      </w:r>
+      <w:r>
+        <w:rPr>
+          <w:sz w:val="21"/>
+          <w:szCs w:val="21"/>
+        </w:rPr>
+        <w:t xml:space="preserve"> ile bu tipte bir satır yazıyor; </w:t>
+      </w:r>
+      <w:r>
+        <w:rPr>
+          <w:rFonts w:ascii="Consolas" w:cs="Consolas" w:eastAsia="Consolas" w:hAnsi="Consolas"/>
+          <w:color w:val="1F5F56"/>
+          <w:sz w:val="21"/>
+          <w:szCs w:val="21"/>
+        </w:rPr>
+        <w:t xml:space="preserve">ChargeInput.orderId</w:t>
+      </w:r>
+      <w:r>
+        <w:rPr>
+          <w:sz w:val="21"/>
+          <w:szCs w:val="21"/>
+        </w:rPr>
+        <w:t xml:space="preserve">
+bu yüzden opsiyonel yapıldı (</w:t>
+      </w:r>
+      <w:r>
+        <w:rPr>
+          <w:rFonts w:ascii="Consolas" w:cs="Consolas" w:eastAsia="Consolas" w:hAnsi="Consolas"/>
+          <w:color w:val="1F5F56"/>
+          <w:sz w:val="21"/>
+          <w:szCs w:val="21"/>
+        </w:rPr>
+        <w:t xml:space="preserve">src/lib/payments/provider.ts</w:t>
+      </w:r>
+      <w:r>
+        <w:rPr>
+          <w:sz w:val="21"/>
+          <w:szCs w:val="21"/>
+        </w:rPr>
+        <w:t xml:space="preserve">) — bağımsız
+tahsilatın bağlı olduğu bir sipariş yok.</w:t>
+      </w:r>
+    </w:p>
+    <w:p>
+      <w:pPr>
+        <w:pStyle w:val="ListParagraph"/>
+        <w:numPr>
+          <w:ilvl w:val="0"/>
+          <w:numId w:val="1"/>
+        </w:numPr>
+        <w:spacing w:after="60"/>
+      </w:pPr>
+      <w:r>
+        <w:rPr>
+          <w:sz w:val="21"/>
+          <w:szCs w:val="21"/>
+        </w:rPr>
+        <w:t xml:space="preserve">`ledger_entries` defteri ve bakiye hesaplama</w:t>
+      </w:r>
+      <w:r>
+        <w:rPr>
+          <w:sz w:val="21"/>
+          <w:szCs w:val="21"/>
+        </w:rPr>
+        <w:t xml:space="preserve"> — ✅ Tamamlandı. Yeni
+tablo (</w:t>
+      </w:r>
+      <w:r>
+        <w:rPr>
+          <w:rFonts w:ascii="Consolas" w:cs="Consolas" w:eastAsia="Consolas" w:hAnsi="Consolas"/>
+          <w:color w:val="1F5F56"/>
+          <w:sz w:val="21"/>
+          <w:szCs w:val="21"/>
+        </w:rPr>
+        <w:t xml:space="preserve">src/db/schema.ts</w:t>
+      </w:r>
+      <w:r>
+        <w:rPr>
+          <w:sz w:val="21"/>
+          <w:szCs w:val="21"/>
+        </w:rPr>
+        <w:t xml:space="preserve">) + tek merkezi yazıcı </w:t>
+      </w:r>
+      <w:r>
+        <w:rPr>
+          <w:rFonts w:ascii="Consolas" w:cs="Consolas" w:eastAsia="Consolas" w:hAnsi="Consolas"/>
+          <w:color w:val="1F5F56"/>
+          <w:sz w:val="21"/>
+          <w:szCs w:val="21"/>
+        </w:rPr>
+        <w:t xml:space="preserve">postLedgerEntry</w:t>
+      </w:r>
+      <w:r>
+        <w:rPr>
+          <w:sz w:val="21"/>
+          <w:szCs w:val="21"/>
+        </w:rPr>
+        <w:t xml:space="preserve">
+(</w:t>
+      </w:r>
+      <w:r>
+        <w:rPr>
+          <w:rFonts w:ascii="Consolas" w:cs="Consolas" w:eastAsia="Consolas" w:hAnsi="Consolas"/>
+          <w:color w:val="1F5F56"/>
+          <w:sz w:val="21"/>
+          <w:szCs w:val="21"/>
+        </w:rPr>
+        <w:t xml:space="preserve">src/lib/ledger.ts</w:t>
+      </w:r>
+      <w:r>
+        <w:rPr>
+          <w:sz w:val="21"/>
+          <w:szCs w:val="21"/>
+        </w:rPr>
+        <w:t xml:space="preserve">) — her çağrı bir defter satırı yazıp
+</w:t>
+      </w:r>
+      <w:r>
+        <w:rPr>
+          <w:rFonts w:ascii="Consolas" w:cs="Consolas" w:eastAsia="Consolas" w:hAnsi="Consolas"/>
+          <w:color w:val="1F5F56"/>
+          <w:sz w:val="21"/>
+          <w:szCs w:val="21"/>
+        </w:rPr>
+        <w:t xml:space="preserve">dealers.currentBalance</w:t>
+      </w:r>
+      <w:r>
+        <w:rPr>
+          <w:sz w:val="21"/>
+          <w:szCs w:val="21"/>
+        </w:rPr>
+        <w:t xml:space="preserve"> önbelleğini aynı anda günceller. Üç yazım
+noktası: cari sipariş oluşturulduğunda otomatik borç
+(</w:t>
+      </w:r>
+      <w:r>
+        <w:rPr>
+          <w:rFonts w:ascii="Consolas" w:cs="Consolas" w:eastAsia="Consolas" w:hAnsi="Consolas"/>
+          <w:color w:val="1F5F56"/>
+          <w:sz w:val="21"/>
+          <w:szCs w:val="21"/>
+        </w:rPr>
+        <w:t xml:space="preserve">src/app/dealer/actions.ts::createOrder</w:t>
+      </w:r>
+      <w:r>
+        <w:rPr>
+          <w:sz w:val="21"/>
+          <w:szCs w:val="21"/>
+        </w:rPr>
+        <w:t xml:space="preserve">), kapıda ödemesi tahsil
+edilemeyen siparişin (</w:t>
+      </w:r>
+      <w:r>
+        <w:rPr>
+          <w:rFonts w:ascii="Consolas" w:cs="Consolas" w:eastAsia="Consolas" w:hAnsi="Consolas"/>
+          <w:color w:val="1F5F56"/>
+          <w:sz w:val="21"/>
+          <w:szCs w:val="21"/>
+        </w:rPr>
+        <w:t xml:space="preserve">delivered_unpaid</w:t>
+      </w:r>
+      <w:r>
+        <w:rPr>
+          <w:sz w:val="21"/>
+          <w:szCs w:val="21"/>
+        </w:rPr>
+        <w:t xml:space="preserve">) cariye borç düşmesi
+(</w:t>
+      </w:r>
+      <w:r>
+        <w:rPr>
+          <w:rFonts w:ascii="Consolas" w:cs="Consolas" w:eastAsia="Consolas" w:hAnsi="Consolas"/>
+          <w:color w:val="1F5F56"/>
+          <w:sz w:val="21"/>
+          <w:szCs w:val="21"/>
+        </w:rPr>
+        <w:t xml:space="preserve">src/app/admin/orders/actions.ts::transitionOrderStatus</w:t>
+      </w:r>
+      <w:r>
+        <w:rPr>
+          <w:sz w:val="21"/>
+          <w:szCs w:val="21"/>
+        </w:rPr>
+        <w:t xml:space="preserve">), ve bağımsız
+bakiye ödemesinin alacak kaydı. Neon HTTP sürücüsünün gerçek transaction
+desteklememesi nedeniyle adımlar sırayla yazılıyor (Faz 3&amp;#39;teki
+</w:t>
+      </w:r>
+      <w:r>
+        <w:rPr>
+          <w:rFonts w:ascii="Consolas" w:cs="Consolas" w:eastAsia="Consolas" w:hAnsi="Consolas"/>
+          <w:color w:val="1F5F56"/>
+          <w:sz w:val="21"/>
+          <w:szCs w:val="21"/>
+        </w:rPr>
+        <w:t xml:space="preserve">createOrder</w:t>
+      </w:r>
+      <w:r>
+        <w:rPr>
+          <w:sz w:val="21"/>
+          <w:szCs w:val="21"/>
+        </w:rPr>
+        <w:t xml:space="preserve"> yorumuyla aynı ödün). Cari bir sipariş reddedilir/iptal
+edilirse (</w:t>
+      </w:r>
+      <w:r>
+        <w:rPr>
+          <w:rFonts w:ascii="Consolas" w:cs="Consolas" w:eastAsia="Consolas" w:hAnsi="Consolas"/>
+          <w:color w:val="1F5F56"/>
+          <w:sz w:val="21"/>
+          <w:szCs w:val="21"/>
+        </w:rPr>
+        <w:t xml:space="preserve">transitionOrderStatus</w:t>
+      </w:r>
+      <w:r>
+        <w:rPr>
+          <w:sz w:val="21"/>
+          <w:szCs w:val="21"/>
+        </w:rPr>
+        <w:t xml:space="preserve">) ya da admin tarafından kalıcı silinirse
+(</w:t>
+      </w:r>
+      <w:r>
+        <w:rPr>
+          <w:rFonts w:ascii="Consolas" w:cs="Consolas" w:eastAsia="Consolas" w:hAnsi="Consolas"/>
+          <w:color w:val="1F5F56"/>
+          <w:sz w:val="21"/>
+          <w:szCs w:val="21"/>
+        </w:rPr>
+        <w:t xml:space="preserve">deleteOrder</w:t>
+      </w:r>
+      <w:r>
+        <w:rPr>
+          <w:sz w:val="21"/>
+          <w:szCs w:val="21"/>
+        </w:rPr>
+        <w:t xml:space="preserve">), oluşturulduğunda otomatik yazılan borç bir ters kayıtla
+(silmede </w:t>
+      </w:r>
+      <w:r>
+        <w:rPr>
+          <w:rFonts w:ascii="Consolas" w:cs="Consolas" w:eastAsia="Consolas" w:hAnsi="Consolas"/>
+          <w:color w:val="1F5F56"/>
+          <w:sz w:val="21"/>
+          <w:szCs w:val="21"/>
+        </w:rPr>
+        <w:t xml:space="preserve">ledger_entries</w:t>
+      </w:r>
+      <w:r>
+        <w:rPr>
+          <w:sz w:val="21"/>
+          <w:szCs w:val="21"/>
+        </w:rPr>
+        <w:t xml:space="preserve">&amp;#39;teki net bakiyeye göre hesaplanan
+</w:t>
+      </w:r>
+      <w:r>
+        <w:rPr>
+          <w:rFonts w:ascii="Consolas" w:cs="Consolas" w:eastAsia="Consolas" w:hAnsi="Consolas"/>
+          <w:color w:val="1F5F56"/>
+          <w:sz w:val="21"/>
+          <w:szCs w:val="21"/>
+        </w:rPr>
+        <w:t xml:space="preserve">manual_adjustment</w:t>
+      </w:r>
+      <w:r>
+        <w:rPr>
+          <w:sz w:val="21"/>
+          <w:szCs w:val="21"/>
+        </w:rPr>
+        <w:t xml:space="preserve">) dengeleniyor — aksi halde hiç gerçekleşmemiş sayılan
+bir siparişin borcu bayinin carisinde kalıcı olarak asılı kalırdı.</w:t>
+      </w:r>
+    </w:p>
+    <w:p>
+      <w:pPr>
+        <w:pStyle w:val="ListParagraph"/>
+        <w:numPr>
+          <w:ilvl w:val="0"/>
+          <w:numId w:val="1"/>
+        </w:numPr>
+        <w:spacing w:after="60"/>
+      </w:pPr>
+      <w:r>
+        <w:rPr>
+          <w:sz w:val="21"/>
+          <w:szCs w:val="21"/>
+        </w:rPr>
+        <w:t xml:space="preserve">Admin tarafında cari hesap ekstresi görünümü</w:t>
+      </w:r>
+      <w:r>
+        <w:rPr>
+          <w:sz w:val="21"/>
+          <w:szCs w:val="21"/>
+        </w:rPr>
+        <w:t xml:space="preserve"> — ✅ Tamamlandı
+(</w:t>
+      </w:r>
+      <w:r>
+        <w:rPr>
+          <w:rFonts w:ascii="Consolas" w:cs="Consolas" w:eastAsia="Consolas" w:hAnsi="Consolas"/>
+          <w:color w:val="1F5F56"/>
+          <w:sz w:val="21"/>
+          <w:szCs w:val="21"/>
+        </w:rPr>
+        <w:t xml:space="preserve">src/app/admin/dealers/[id]/ledger/page.tsx</w:t>
+      </w:r>
+      <w:r>
+        <w:rPr>
+          <w:sz w:val="21"/>
+          <w:szCs w:val="21"/>
+        </w:rPr>
+        <w:t xml:space="preserve">) — bayi bazlı borç/alacak
+dökümü, her satırda o anki bakiye snapshot&amp;#39;ı. Bayi detay sayfasına
+güncel bakiyeyi gösteren bir &amp;quot;Cari Hesap&amp;quot; özet kartı + ekstre linki
+eklendi.</w:t>
+      </w:r>
+    </w:p>
+    <w:p>
+      <w:pPr>
+        <w:pStyle w:val="ListParagraph"/>
+        <w:numPr>
+          <w:ilvl w:val="0"/>
+          <w:numId w:val="1"/>
+        </w:numPr>
+        <w:spacing w:after="60"/>
+      </w:pPr>
+      <w:r>
+        <w:rPr>
+          <w:sz w:val="21"/>
+          <w:szCs w:val="21"/>
+        </w:rPr>
+        <w:t xml:space="preserve">Bayi kataloğunda toplu ürün seçimi + tek işlemle sepete ekleme</w:t>
+      </w:r>
+      <w:r>
+        <w:rPr>
+          <w:sz w:val="21"/>
+          <w:szCs w:val="21"/>
+        </w:rPr>
+        <w:t xml:space="preserve"> — ✅
+Tamamlandı — Payna Grup Portal karşılaştırmasından gelen ek kapsam,
+katalog tarafında sipariş verme hızını artırır. Kataloğun sağ üstüne
+&amp;quot;Tüm miktarları temizle&amp;quot;nin yanına &amp;quot;Miktar Girilenleri Ekle&amp;quot; butonu
+eklendi (</w:t>
+      </w:r>
+      <w:r>
+        <w:rPr>
+          <w:rFonts w:ascii="Consolas" w:cs="Consolas" w:eastAsia="Consolas" w:hAnsi="Consolas"/>
+          <w:color w:val="1F5F56"/>
+          <w:sz w:val="21"/>
+          <w:szCs w:val="21"/>
+        </w:rPr>
+        <w:t xml:space="preserve">product-catalog.tsx</w:t>
+      </w:r>
+      <w:r>
+        <w:rPr>
+          <w:sz w:val="21"/>
+          <w:szCs w:val="21"/>
+        </w:rPr>
+        <w:t xml:space="preserve">): satır satır &amp;quot;Ekle&amp;quot;ye basmadan, miktar
+yazılmış tüm satırları tek tıkla sepete ekliyor; sepete zaten girmiş bir
+ürün atlanır (miktarları sessizce toplamak yerine), sipariş katına
+uymayan miktarlar da atlanır — her iki durumda da hangi ürünlerin
+neden eklenmediği toast ile bildiriliyor. Bunun için satır bazlı miktar
+state&amp;#39;i artık </w:t>
+      </w:r>
+      <w:r>
+        <w:rPr>
+          <w:rFonts w:ascii="Consolas" w:cs="Consolas" w:eastAsia="Consolas" w:hAnsi="Consolas"/>
+          <w:color w:val="1F5F56"/>
+          <w:sz w:val="21"/>
+          <w:szCs w:val="21"/>
+        </w:rPr>
+        <w:t xml:space="preserve">ProductRow</w:t>
+      </w:r>
+      <w:r>
+        <w:rPr>
+          <w:sz w:val="21"/>
+          <w:szCs w:val="21"/>
+        </w:rPr>
+        <w:t xml:space="preserve"> içinde değil üst </w:t>
+      </w:r>
+      <w:r>
+        <w:rPr>
+          <w:rFonts w:ascii="Consolas" w:cs="Consolas" w:eastAsia="Consolas" w:hAnsi="Consolas"/>
+          <w:color w:val="1F5F56"/>
+          <w:sz w:val="21"/>
+          <w:szCs w:val="21"/>
+        </w:rPr>
+        <w:t xml:space="preserve">ProductCatalog</w:t>
+      </w:r>
+      <w:r>
+        <w:rPr>
+          <w:sz w:val="21"/>
+          <w:szCs w:val="21"/>
+        </w:rPr>
+        <w:t xml:space="preserve">&amp;#39;ta tutuluyor
+(kategori grupları arasında paylaşılabilsin diye); aynı tick içinde art
+arda çağrılan </w:t>
+      </w:r>
+      <w:r>
+        <w:rPr>
+          <w:rFonts w:ascii="Consolas" w:cs="Consolas" w:eastAsia="Consolas" w:hAnsi="Consolas"/>
+          <w:color w:val="1F5F56"/>
+          <w:sz w:val="21"/>
+          <w:szCs w:val="21"/>
+        </w:rPr>
+        <w:t xml:space="preserve">addItem</w:t>
+      </w:r>
+      <w:r>
+        <w:rPr>
+          <w:sz w:val="21"/>
+          <w:szCs w:val="21"/>
+        </w:rPr>
+        <w:t xml:space="preserve">&amp;#39;ların birbirinin üstüne yazmaması için
+</w:t>
+      </w:r>
+      <w:r>
+        <w:rPr>
+          <w:rFonts w:ascii="Consolas" w:cs="Consolas" w:eastAsia="Consolas" w:hAnsi="Consolas"/>
+          <w:color w:val="1F5F56"/>
+          <w:sz w:val="21"/>
+          <w:szCs w:val="21"/>
+        </w:rPr>
+        <w:t xml:space="preserve">useCart</w:t>
+      </w:r>
+      <w:r>
+        <w:rPr>
+          <w:sz w:val="21"/>
+          <w:szCs w:val="21"/>
+        </w:rPr>
+        <w:t xml:space="preserve">/</w:t>
+      </w:r>
+      <w:r>
+        <w:rPr>
+          <w:rFonts w:ascii="Consolas" w:cs="Consolas" w:eastAsia="Consolas" w:hAnsi="Consolas"/>
+          <w:color w:val="1F5F56"/>
+          <w:sz w:val="21"/>
+          <w:szCs w:val="21"/>
+        </w:rPr>
+        <w:t xml:space="preserve">useLocalStorageStore</w:t>
+      </w:r>
+      <w:r>
+        <w:rPr>
+          <w:sz w:val="21"/>
+          <w:szCs w:val="21"/>
+        </w:rPr>
+        <w:t xml:space="preserve"> fonksiyonel updater (</w:t>
+      </w:r>
+      <w:r>
+        <w:rPr>
+          <w:rFonts w:ascii="Consolas" w:cs="Consolas" w:eastAsia="Consolas" w:hAnsi="Consolas"/>
+          <w:color w:val="1F5F56"/>
+          <w:sz w:val="21"/>
+          <w:szCs w:val="21"/>
+        </w:rPr>
+        <w:t xml:space="preserve">prev =&amp;gt; ...</w:t>
+      </w:r>
+      <w:r>
+        <w:rPr>
+          <w:sz w:val="21"/>
+          <w:szCs w:val="21"/>
+        </w:rPr>
+        <w:t xml:space="preserve">)
+desenine geçirildi. Roadmap&amp;#39;te öngörülen ayrı bir &amp;quot;Ayarlar&amp;quot; sayfasıyla
+mod seçimine gerek kalmadı (bkz. aşağıdaki not) — tekli ve toplu ekleme
+her zaman yan yana duruyor.</w:t>
       </w:r>
     </w:p>
     <w:p>
@@ -2400,9 +3402,256 @@
           <w:sz w:val="21"/>
           <w:szCs w:val="21"/>
         </w:rPr>
-        <w:t xml:space="preserve">Bayi paneli menüsüne bir &amp;quot;Ayarlar&amp;quot; sayfası — henüz yapılmadı, roadmap
-dışı bir ek kapsam. İlk ayar: sepete ekleme davranışını iki mod
-arasında seçtiren bir checkbox.</w:t>
+        <w:t xml:space="preserve">Bayi paneli menüsüne bir "Ayarlar" sayfası (sepete ekleme modu
+seçimi)</w:t>
+      </w:r>
+      <w:r>
+        <w:rPr>
+          <w:sz w:val="21"/>
+          <w:szCs w:val="21"/>
+        </w:rPr>
+        <w:t xml:space="preserve"> — farklı şekilde çözüldü, ayrı bir sayfa/ayar gerekmedi.
+Planlanan Mod 1 (satır satır &amp;quot;Ekle&amp;quot;) ve Mod 2 (toplu ekleme), bir
+tercih anahtarı arkasında seçtirilmek yerine yukarıdaki &amp;quot;Miktar
+Girilenleri Ekle&amp;quot; özelliğiyle </w:t>
+      </w:r>
+      <w:r>
+        <w:rPr>
+          <w:b/>
+          <w:bCs/>
+          <w:sz w:val="21"/>
+          <w:szCs w:val="21"/>
+        </w:rPr>
+        <w:t xml:space="preserve">her zaman birlikte</w:t>
+      </w:r>
+      <w:r>
+        <w:rPr>
+          <w:sz w:val="21"/>
+          <w:szCs w:val="21"/>
+        </w:rPr>
+        <w:t xml:space="preserve"> sunuldu — bayi
+istediği satırda tek tek &amp;quot;Ekle&amp;quot;ye basabiliyor, istediği zaman birden
+fazla satıra miktar yazıp tek butonla topluca ekleyebiliyor. Bir
+ayar ekranı ve kalıcı tercih deposu (localStorage/</w:t>
+      </w:r>
+      <w:r>
+        <w:rPr>
+          <w:rFonts w:ascii="Consolas" w:cs="Consolas" w:eastAsia="Consolas" w:hAnsi="Consolas"/>
+          <w:color w:val="1F5F56"/>
+          <w:sz w:val="21"/>
+          <w:szCs w:val="21"/>
+        </w:rPr>
+        <w:t xml:space="preserve">users</w:t>
+      </w:r>
+      <w:r>
+        <w:rPr>
+          <w:sz w:val="21"/>
+          <w:szCs w:val="21"/>
+        </w:rPr>
+        <w:t xml:space="preserve"> tablosu)
+ihtiyacını ortadan kaldırdığı için daha basit bir çözüm.</w:t>
+      </w:r>
+    </w:p>
+    <w:p>
+      <w:pPr>
+        <w:pStyle w:val="ListParagraph"/>
+        <w:numPr>
+          <w:ilvl w:val="0"/>
+          <w:numId w:val="1"/>
+        </w:numPr>
+        <w:spacing w:after="60"/>
+      </w:pPr>
+      <w:r>
+        <w:rPr>
+          <w:sz w:val="21"/>
+          <w:szCs w:val="21"/>
+        </w:rPr>
+        <w:t xml:space="preserve">Admin ve bayi paneli "Genel Bakış" ekranlarına gerçek KPI ve grafik
+içeriği</w:t>
+      </w:r>
+      <w:r>
+        <w:rPr>
+          <w:sz w:val="21"/>
+          <w:szCs w:val="21"/>
+        </w:rPr>
+        <w:t xml:space="preserve"> — ✅ Tamamlandı, roadmap dışı bir ek kapsam (bkz. Bölüm 5,
+&amp;quot;Genel Bakış&amp;quot; satırı — önceden yalnızca statik sayaç kartları vardı).
+Paylaşılan </w:t>
+      </w:r>
+      <w:r>
+        <w:rPr>
+          <w:rFonts w:ascii="Consolas" w:cs="Consolas" w:eastAsia="Consolas" w:hAnsi="Consolas"/>
+          <w:color w:val="1F5F56"/>
+          <w:sz w:val="21"/>
+          <w:szCs w:val="21"/>
+        </w:rPr>
+        <w:t xml:space="preserve">StatTile</w:t>
+      </w:r>
+      <w:r>
+        <w:rPr>
+          <w:sz w:val="21"/>
+          <w:szCs w:val="21"/>
+        </w:rPr>
+        <w:t xml:space="preserve"> (</w:t>
+      </w:r>
+      <w:r>
+        <w:rPr>
+          <w:rFonts w:ascii="Consolas" w:cs="Consolas" w:eastAsia="Consolas" w:hAnsi="Consolas"/>
+          <w:color w:val="1F5F56"/>
+          <w:sz w:val="21"/>
+          <w:szCs w:val="21"/>
+        </w:rPr>
+        <w:t xml:space="preserve">src/components/stat-tile.tsx</w:t>
+      </w:r>
+      <w:r>
+        <w:rPr>
+          <w:sz w:val="21"/>
+          <w:szCs w:val="21"/>
+        </w:rPr>
+        <w:t xml:space="preserve">) ve </w:t>
+      </w:r>
+      <w:r>
+        <w:rPr>
+          <w:rFonts w:ascii="Consolas" w:cs="Consolas" w:eastAsia="Consolas" w:hAnsi="Consolas"/>
+          <w:color w:val="1F5F56"/>
+          <w:sz w:val="21"/>
+          <w:szCs w:val="21"/>
+        </w:rPr>
+        <w:t xml:space="preserve">BarChart</w:t>
+      </w:r>
+      <w:r>
+        <w:rPr>
+          <w:sz w:val="21"/>
+          <w:szCs w:val="21"/>
+        </w:rPr>
+        <w:t xml:space="preserve">
+(</w:t>
+      </w:r>
+      <w:r>
+        <w:rPr>
+          <w:rFonts w:ascii="Consolas" w:cs="Consolas" w:eastAsia="Consolas" w:hAnsi="Consolas"/>
+          <w:color w:val="1F5F56"/>
+          <w:sz w:val="21"/>
+          <w:szCs w:val="21"/>
+        </w:rPr>
+        <w:t xml:space="preserve">src/components/bar-chart.tsx</w:t>
+      </w:r>
+      <w:r>
+        <w:rPr>
+          <w:sz w:val="21"/>
+          <w:szCs w:val="21"/>
+        </w:rPr>
+        <w:t xml:space="preserve">) bileşenleri + </w:t>
+      </w:r>
+      <w:r>
+        <w:rPr>
+          <w:rFonts w:ascii="Consolas" w:cs="Consolas" w:eastAsia="Consolas" w:hAnsi="Consolas"/>
+          <w:color w:val="1F5F56"/>
+          <w:sz w:val="21"/>
+          <w:szCs w:val="21"/>
+        </w:rPr>
+        <w:t xml:space="preserve">src/lib/month-range.ts</w:t>
+      </w:r>
+      <w:r>
+        <w:rPr>
+          <w:sz w:val="21"/>
+          <w:szCs w:val="21"/>
+        </w:rPr>
+        <w:t xml:space="preserve">
+(son N ayın kovaları) ve </w:t>
+      </w:r>
+      <w:r>
+        <w:rPr>
+          <w:rFonts w:ascii="Consolas" w:cs="Consolas" w:eastAsia="Consolas" w:hAnsi="Consolas"/>
+          <w:color w:val="1F5F56"/>
+          <w:sz w:val="21"/>
+          <w:szCs w:val="21"/>
+        </w:rPr>
+        <w:t xml:space="preserve">src/lib/format.ts</w:t>
+      </w:r>
+      <w:r>
+        <w:rPr>
+          <w:sz w:val="21"/>
+          <w:szCs w:val="21"/>
+        </w:rPr>
+        <w:t xml:space="preserve"> (para/sayı biçimlendirme)
+yardımcıları eklendi. Admin ana sayfası: bayi/ürün sayısı, bu ay sipariş
+sayısı/cirosu, toplam cari alacak KPI&amp;#39;ları + son 6 ay sipariş sayısı ve
+ciro trend grafikleri + bu ay kategori bazında en çok sipariş edilen
+ürünler tablosu. Bayi ana sayfası aynı desende kendi verisiyle: bu ay
+sipariş sayısı/tutarı, güncel cari bakiye, kalan cari limit + aynı trend
+grafikleri ve kategori bazlı en çok sipariş verdiği ürünler. İptal/
+reddedilen siparişler istatistiklerden hariç tutuluyor
+(</w:t>
+      </w:r>
+      <w:r>
+        <w:rPr>
+          <w:rFonts w:ascii="Consolas" w:cs="Consolas" w:eastAsia="Consolas" w:hAnsi="Consolas"/>
+          <w:color w:val="1F5F56"/>
+          <w:sz w:val="21"/>
+          <w:szCs w:val="21"/>
+        </w:rPr>
+        <w:t xml:space="preserve">src/lib/order-status.ts::EXCLUDED_FROM_STATS_STATUSES</w:t>
+      </w:r>
+      <w:r>
+        <w:rPr>
+          <w:sz w:val="21"/>
+          <w:szCs w:val="21"/>
+        </w:rPr>
+        <w:t xml:space="preserve">) ama teslim
+edilip tahsil edilemeyen (</w:t>
+      </w:r>
+      <w:r>
+        <w:rPr>
+          <w:rFonts w:ascii="Consolas" w:cs="Consolas" w:eastAsia="Consolas" w:hAnsi="Consolas"/>
+          <w:color w:val="1F5F56"/>
+          <w:sz w:val="21"/>
+          <w:szCs w:val="21"/>
+        </w:rPr>
+        <w:t xml:space="preserve">delivered_unpaid</w:t>
+      </w:r>
+      <w:r>
+        <w:rPr>
+          <w:sz w:val="21"/>
+          <w:szCs w:val="21"/>
+        </w:rPr>
+        <w:t xml:space="preserve">) siparişler fiilen
+gerçekleştiği için dahil tutuluyor. Bayi tarafında ürün kataloğu artık
+ayrı bir sayfaya taşındı (</w:t>
+      </w:r>
+      <w:r>
+        <w:rPr>
+          <w:rFonts w:ascii="Consolas" w:cs="Consolas" w:eastAsia="Consolas" w:hAnsi="Consolas"/>
+          <w:color w:val="1F5F56"/>
+          <w:sz w:val="21"/>
+          <w:szCs w:val="21"/>
+        </w:rPr>
+        <w:t xml:space="preserve">/dealer/catalog</w:t>
+      </w:r>
+      <w:r>
+        <w:rPr>
+          <w:sz w:val="21"/>
+          <w:szCs w:val="21"/>
+        </w:rPr>
+        <w:t xml:space="preserve">), </w:t>
+      </w:r>
+      <w:r>
+        <w:rPr>
+          <w:rFonts w:ascii="Consolas" w:cs="Consolas" w:eastAsia="Consolas" w:hAnsi="Consolas"/>
+          <w:color w:val="1F5F56"/>
+          <w:sz w:val="21"/>
+          <w:szCs w:val="21"/>
+        </w:rPr>
+        <w:t xml:space="preserve">/dealer</w:t>
+      </w:r>
+      <w:r>
+        <w:rPr>
+          <w:sz w:val="21"/>
+          <w:szCs w:val="21"/>
+        </w:rPr>
+        <w:t xml:space="preserve"> bu genel bakış
+ekranına ayrıldı; bayi menüsüne &amp;quot;Genel Bakış&amp;quot; ve &amp;quot;Bakiye Öde&amp;quot; eklendi,
+admin menüsüne &amp;quot;Ayarlar&amp;quot; eklendi.</w:t>
       </w:r>
     </w:p>
     <w:p>
@@ -6284,7 +7533,7 @@
                 <w:sz w:val="18"/>
                 <w:szCs w:val="18"/>
               </w:rPr>
-              <w:t xml:space="preserve">Günlük/haftalık sipariş ve tahsilat özeti</w:t>
+              <w:t xml:space="preserve">Aylık sipariş/ciro/cari özeti</w:t>
             </w:r>
           </w:p>
         </w:tc>
@@ -6304,7 +7553,7 @@
                 <w:sz w:val="18"/>
                 <w:szCs w:val="18"/>
               </w:rPr>
-              <w:t xml:space="preserve">KPI kartları, marka bazlı mini grafikler</w:t>
+              <w:t xml:space="preserve">KPI kartları, aylık trend grafikleri, kategori bazlı en çok sipariş edilen ürünler</w:t>
             </w:r>
           </w:p>
         </w:tc>
@@ -6813,7 +8062,7 @@
                 <w:sz w:val="18"/>
                 <w:szCs w:val="18"/>
               </w:rPr>
-              <w:t xml:space="preserve">Ana Sayfa</w:t>
+              <w:t xml:space="preserve">Genel Bakış</w:t>
             </w:r>
           </w:p>
         </w:tc>
@@ -6833,7 +8082,7 @@
                 <w:sz w:val="18"/>
                 <w:szCs w:val="18"/>
               </w:rPr>
-              <w:t xml:space="preserve">Bakiye özeti, son siparişlerin durumu</w:t>
+              <w:t xml:space="preserve">Sipariş/ciro/cari özet, aylık trend</w:t>
             </w:r>
           </w:p>
         </w:tc>
@@ -6853,7 +8102,7 @@
                 <w:sz w:val="18"/>
                 <w:szCs w:val="18"/>
               </w:rPr>
-              <w:t xml:space="preserve">Bakiye kartı, son 5 sipariş listesi</w:t>
+              <w:t xml:space="preserve">KPI kartları, sipariş sayısı/tutarı trend grafikleri, kategori bazlı en çok sipariş verilen ürünler</w:t>
             </w:r>
           </w:p>
         </w:tc>

--- a/docs/output/roadmap.docx
+++ b/docs/output/roadmap.docx
@@ -59,7 +59,7 @@
           <w:sz w:val="17"/>
           <w:szCs w:val="17"/>
         </w:rPr>
-        <w:t xml:space="preserve">Oluşturulma tarihi: 17 Ağustos 2026</w:t>
+        <w:t xml:space="preserve">Oluşturulma tarihi: 19 Ağustos 2026</w:t>
       </w:r>
     </w:p>
     <w:p>
@@ -1874,7 +1874,7 @@
         <w:rPr>
           <w:color w:val="1A2420"/>
         </w:rPr>
-        <w:t xml:space="preserve">Faz 4 — Cari Bakiye &amp;amp; Bağımsız Tahsilat Modülü</w:t>
+        <w:t xml:space="preserve">Faz 4 — Cari Bakiye &amp;amp; Bağımsız Tahsilat Modülü ✅ Tamamlandı</w:t>
       </w:r>
     </w:p>
     <w:p>
@@ -3077,13 +3077,223 @@
           <w:sz w:val="21"/>
           <w:szCs w:val="21"/>
         </w:rPr>
-        <w:t xml:space="preserve">Bayinin kendi siparişini silebilmesi ya da düzenleyebilmesi — amaç bir
-bayinin hatalı/yanlış girilmiş bir siparişi iptal edip tekrar sipariş
-geçebilmesi. Admin tarafındaki &amp;quot;zorla sil&amp;quot; (yukarıdaki not) yalnızca
-test verisi temizliği içindi, bu madde gerçek bayi iş akışı için ayrı
-bir tasarım gerektiriyor (ör. hangi durumdaki siparişler
-iptal/düzenlemeye açık olacak, cari bakiyeye etkisi ne olacak).
+        <w:t xml:space="preserve">Bayinin kendi siparişini silebilmesi ya da düzenleyebilmesi</w:t>
+      </w:r>
+      <w:r>
+        <w:rPr>
+          <w:sz w:val="21"/>
+          <w:szCs w:val="21"/>
+        </w:rPr>
+        <w:t xml:space="preserve"> — ✅
+Tamamlandı. Fiziksel silme değil, durum geçişi (iptal) olarak çözüldü —
+amaç zaten bir bayinin hatalı/yanlış girilmiş bir siparişi iptal edip
+mevcut &amp;quot;Tekrar sipariş ver&amp;quot; ile tekrar sipariş geçebilmesiydi. Bayi
+panelinde (&amp;quot;Siparişlerim&amp;quot; listesi ve sipariş detayı) yeni bir
+&amp;quot;İptal Et&amp;quot; butonu (</w:t>
+      </w:r>
+      <w:r>
+        <w:rPr>
+          <w:rFonts w:ascii="Consolas" w:cs="Consolas" w:eastAsia="Consolas" w:hAnsi="Consolas"/>
+          <w:color w:val="1F5F56"/>
+          <w:sz w:val="21"/>
+          <w:szCs w:val="21"/>
+        </w:rPr>
+        <w:t xml:space="preserve">src/app/dealer/orders/cancel-order-button.tsx</w:t>
+      </w:r>
+      <w:r>
+        <w:rPr>
+          <w:sz w:val="21"/>
+          <w:szCs w:val="21"/>
+        </w:rPr>
+        <w:t xml:space="preserve">) —
+admin&amp;#39;in hızlı red/iptal deseniyle aynı iki adımlı etkileşim (ilk tık
+sebep kutusu açar, sunucu tarafı notu zorunlu tutar). Yeni
 </w:t>
+      </w:r>
+      <w:r>
+        <w:rPr>
+          <w:rFonts w:ascii="Consolas" w:cs="Consolas" w:eastAsia="Consolas" w:hAnsi="Consolas"/>
+          <w:color w:val="1F5F56"/>
+          <w:sz w:val="21"/>
+          <w:szCs w:val="21"/>
+        </w:rPr>
+        <w:t xml:space="preserve">cancelOrder</w:t>
+      </w:r>
+      <w:r>
+        <w:rPr>
+          <w:sz w:val="21"/>
+          <w:szCs w:val="21"/>
+        </w:rPr>
+        <w:t xml:space="preserve"> server action&amp;#39;ı (</w:t>
+      </w:r>
+      <w:r>
+        <w:rPr>
+          <w:rFonts w:ascii="Consolas" w:cs="Consolas" w:eastAsia="Consolas" w:hAnsi="Consolas"/>
+          <w:color w:val="1F5F56"/>
+          <w:sz w:val="21"/>
+          <w:szCs w:val="21"/>
+        </w:rPr>
+        <w:t xml:space="preserve">src/app/dealer/actions.ts</w:t>
+      </w:r>
+      <w:r>
+        <w:rPr>
+          <w:sz w:val="21"/>
+          <w:szCs w:val="21"/>
+        </w:rPr>
+        <w:t xml:space="preserve">) sipariş
+sahipliğini doğruluyor ve durum makinesindeki mevcut
+</w:t>
+      </w:r>
+      <w:r>
+        <w:rPr>
+          <w:rFonts w:ascii="Consolas" w:cs="Consolas" w:eastAsia="Consolas" w:hAnsi="Consolas"/>
+          <w:color w:val="1F5F56"/>
+          <w:sz w:val="21"/>
+          <w:szCs w:val="21"/>
+        </w:rPr>
+        <w:t xml:space="preserve">canTransitionOrderStatus</w:t>
+      </w:r>
+      <w:r>
+        <w:rPr>
+          <w:sz w:val="21"/>
+          <w:szCs w:val="21"/>
+        </w:rPr>
+        <w:t xml:space="preserve"> guard&amp;#39;ını (bkz. </w:t>
+      </w:r>
+      <w:r>
+        <w:rPr>
+          <w:rFonts w:ascii="Consolas" w:cs="Consolas" w:eastAsia="Consolas" w:hAnsi="Consolas"/>
+          <w:color w:val="1F5F56"/>
+          <w:sz w:val="21"/>
+          <w:szCs w:val="21"/>
+        </w:rPr>
+        <w:t xml:space="preserve">src/lib/order-status.ts</w:t>
+      </w:r>
+      <w:r>
+        <w:rPr>
+          <w:sz w:val="21"/>
+          <w:szCs w:val="21"/>
+        </w:rPr>
+        <w:t xml:space="preserve">)
+aynen kullanıyor — ek bir kısıtlama yazılmadı, zaten her üç akışta da
+</w:t>
+      </w:r>
+      <w:r>
+        <w:rPr>
+          <w:rFonts w:ascii="Consolas" w:cs="Consolas" w:eastAsia="Consolas" w:hAnsi="Consolas"/>
+          <w:color w:val="1F5F56"/>
+          <w:sz w:val="21"/>
+          <w:szCs w:val="21"/>
+        </w:rPr>
+        <w:t xml:space="preserve">cancelled</w:t>
+      </w:r>
+      <w:r>
+        <w:rPr>
+          <w:sz w:val="21"/>
+          <w:szCs w:val="21"/>
+        </w:rPr>
+        <w:t xml:space="preserve"> geçişi yalnızca </w:t>
+      </w:r>
+      <w:r>
+        <w:rPr>
+          <w:rFonts w:ascii="Consolas" w:cs="Consolas" w:eastAsia="Consolas" w:hAnsi="Consolas"/>
+          <w:color w:val="1F5F56"/>
+          <w:sz w:val="21"/>
+          <w:szCs w:val="21"/>
+        </w:rPr>
+        <w:t xml:space="preserve">submitted</w:t>
+      </w:r>
+      <w:r>
+        <w:rPr>
+          <w:sz w:val="21"/>
+          <w:szCs w:val="21"/>
+        </w:rPr>
+        <w:t xml:space="preserve">/</w:t>
+      </w:r>
+      <w:r>
+        <w:rPr>
+          <w:rFonts w:ascii="Consolas" w:cs="Consolas" w:eastAsia="Consolas" w:hAnsi="Consolas"/>
+          <w:color w:val="1F5F56"/>
+          <w:sz w:val="21"/>
+          <w:szCs w:val="21"/>
+        </w:rPr>
+        <w:t xml:space="preserve">approved</w:t>
+      </w:r>
+      <w:r>
+        <w:rPr>
+          <w:sz w:val="21"/>
+          <w:szCs w:val="21"/>
+        </w:rPr>
+        <w:t xml:space="preserve">&amp;#39;ta tanımlı olduğundan
+bayi bir sipariş </w:t>
+      </w:r>
+      <w:r>
+        <w:rPr>
+          <w:rFonts w:ascii="Consolas" w:cs="Consolas" w:eastAsia="Consolas" w:hAnsi="Consolas"/>
+          <w:color w:val="1F5F56"/>
+          <w:sz w:val="21"/>
+          <w:szCs w:val="21"/>
+        </w:rPr>
+        <w:t xml:space="preserve">preparing</w:t>
+      </w:r>
+      <w:r>
+        <w:rPr>
+          <w:sz w:val="21"/>
+          <w:szCs w:val="21"/>
+        </w:rPr>
+        <w:t xml:space="preserve">&amp;#39;e geçtikten sonra artık iptal edemiyor.
+Cari siparişte oluşturulduğunda otomatik yazılan borç, admin&amp;#39;in
+</w:t>
+      </w:r>
+      <w:r>
+        <w:rPr>
+          <w:rFonts w:ascii="Consolas" w:cs="Consolas" w:eastAsia="Consolas" w:hAnsi="Consolas"/>
+          <w:color w:val="1F5F56"/>
+          <w:sz w:val="21"/>
+          <w:szCs w:val="21"/>
+        </w:rPr>
+        <w:t xml:space="preserve">transitionOrderStatus</w:t>
+      </w:r>
+      <w:r>
+        <w:rPr>
+          <w:sz w:val="21"/>
+          <w:szCs w:val="21"/>
+        </w:rPr>
+        <w:t xml:space="preserve">&amp;#39;undaki iptal/red bloğuyla birebir aynı desende
+(</w:t>
+      </w:r>
+      <w:r>
+        <w:rPr>
+          <w:rFonts w:ascii="Consolas" w:cs="Consolas" w:eastAsia="Consolas" w:hAnsi="Consolas"/>
+          <w:color w:val="1F5F56"/>
+          <w:sz w:val="21"/>
+          <w:szCs w:val="21"/>
+        </w:rPr>
+        <w:t xml:space="preserve">postLedgerEntry</w:t>
+      </w:r>
+      <w:r>
+        <w:rPr>
+          <w:sz w:val="21"/>
+          <w:szCs w:val="21"/>
+        </w:rPr>
+        <w:t xml:space="preserve"> ile alacak kaydı, </w:t>
+      </w:r>
+      <w:r>
+        <w:rPr>
+          <w:rFonts w:ascii="Consolas" w:cs="Consolas" w:eastAsia="Consolas" w:hAnsi="Consolas"/>
+          <w:color w:val="1F5F56"/>
+          <w:sz w:val="21"/>
+          <w:szCs w:val="21"/>
+        </w:rPr>
+        <w:t xml:space="preserve">sourceType: &amp;quot;order&amp;quot;</w:t>
+      </w:r>
+      <w:r>
+        <w:rPr>
+          <w:sz w:val="21"/>
+          <w:szCs w:val="21"/>
+        </w:rPr>
+        <w:t xml:space="preserve">) geri
+alınıyor. </w:t>
       </w:r>
       <w:r>
         <w:rPr>
@@ -3092,15 +3302,32 @@
           <w:sz w:val="21"/>
           <w:szCs w:val="21"/>
         </w:rPr>
-        <w:t xml:space="preserve">Faz 7 (ERP entegrasyonu) ile çakışma notu:</w:t>
-      </w:r>
-      <w:r>
-        <w:rPr>
-          <w:sz w:val="21"/>
-          <w:szCs w:val="21"/>
-        </w:rPr>
-        <w:t xml:space="preserve"> bu özelliğin durum
-makinesi, ileride eklenecek </w:t>
+        <w:t xml:space="preserve">Faz 7 çakışma notu bu tasarımla karşılanmış oldu:</w:t>
+      </w:r>
+      <w:r>
+        <w:rPr>
+          <w:sz w:val="21"/>
+          <w:szCs w:val="21"/>
+        </w:rPr>
+        <w:t xml:space="preserve"> iptal
+edilebilirlik kontrolü tek bir yerde (</w:t>
+      </w:r>
+      <w:r>
+        <w:rPr>
+          <w:rFonts w:ascii="Consolas" w:cs="Consolas" w:eastAsia="Consolas" w:hAnsi="Consolas"/>
+          <w:color w:val="1F5F56"/>
+          <w:sz w:val="21"/>
+          <w:szCs w:val="21"/>
+        </w:rPr>
+        <w:t xml:space="preserve">canTransitionOrderStatus</w:t>
+      </w:r>
+      <w:r>
+        <w:rPr>
+          <w:sz w:val="21"/>
+          <w:szCs w:val="21"/>
+        </w:rPr>
+        <w:t xml:space="preserve">)
+toplandığı için, ileride eklenecek </w:t>
       </w:r>
       <w:r>
         <w:rPr>
@@ -3116,14 +3343,9 @@
           <w:sz w:val="21"/>
           <w:szCs w:val="21"/>
         </w:rPr>
-        <w:t xml:space="preserve"> alanını üçüncü bir
-kilit koşulu olarak kabul edecek şekilde tasarlanmalı — bir sipariş
-ERP&amp;#39;ye aktarıldıktan sonra (bu alan dolduktan sonra) yerelde artık ne
-düzenlenebilir ne silinebilir olmalı; düzeltme ihtiyacı iptal + yeni
-sipariş şeklinde çözülür (muhasebedeki &amp;quot;credit note&amp;quot; mantığı, ERP
-tarafıyla senkron kalır). Bu notu şimdiden düşmemizin nedeni, bugün
-yazılacak düzenleme/silme yetki kontrolünün Faz 7 geldiğinde yeniden
-tasarlanmak zorunda kalmaması.</w:t>
+        <w:t xml:space="preserve"> alanı bu
+fonksiyona üçüncü bir koşul olarak eklenmesi yeterli olacak, ayrı bir
+yeniden tasarım gerekmeyecek.</w:t>
       </w:r>
     </w:p>
     <w:p>

--- a/docs/output/roadmap.docx
+++ b/docs/output/roadmap.docx
@@ -59,7 +59,7 @@
           <w:sz w:val="17"/>
           <w:szCs w:val="17"/>
         </w:rPr>
-        <w:t xml:space="preserve">Oluşturulma tarihi: 19 Ağustos 2026</w:t>
+        <w:t xml:space="preserve">Oluşturulma tarihi: 23 Ağustos 2026</w:t>
       </w:r>
     </w:p>
     <w:p>
@@ -3909,7 +3909,7 @@
         <w:rPr>
           <w:color w:val="1A2420"/>
         </w:rPr>
-        <w:t xml:space="preserve">Faz 5 — Raporlama &amp;amp; Analitik</w:t>
+        <w:t xml:space="preserve">Faz 5 — Raporlama &amp;amp; Analitik ✅ Tamamlandı</w:t>
       </w:r>
     </w:p>
     <w:p>
@@ -3939,7 +3939,152 @@
           <w:sz w:val="21"/>
           <w:szCs w:val="21"/>
         </w:rPr>
-        <w:t xml:space="preserve">Marka / bayi / ürün / tarih aralığı filtreleriyle dinamik tablo ve grafikler</w:t>
+        <w:t xml:space="preserve">Marka / tarih aralığı filtreleriyle dinamik tablo ve grafikler</w:t>
+      </w:r>
+      <w:r>
+        <w:rPr>
+          <w:sz w:val="21"/>
+          <w:szCs w:val="21"/>
+        </w:rPr>
+        <w:t xml:space="preserve"> — ✅
+Tamamlandı. Ürün bazlı filtre şimdilik kapsam dışı bırakıldı; bayi bazlı
+filtre de eklenmedi — bayiler raporlarda sadece gruplanmış çıktı (en çok
+sipariş/ciro yapan bayiler) olarak görünüyor, filtre girdisi değil.
+Admin genel bakış (</w:t>
+      </w:r>
+      <w:r>
+        <w:rPr>
+          <w:rFonts w:ascii="Consolas" w:cs="Consolas" w:eastAsia="Consolas" w:hAnsi="Consolas"/>
+          <w:color w:val="1F5F56"/>
+          <w:sz w:val="21"/>
+          <w:szCs w:val="21"/>
+        </w:rPr>
+        <w:t xml:space="preserve">src/app/admin/page.tsx</w:t>
+      </w:r>
+      <w:r>
+        <w:rPr>
+          <w:sz w:val="21"/>
+          <w:szCs w:val="21"/>
+        </w:rPr>
+        <w:t xml:space="preserve">) ve siparişler
+(</w:t>
+      </w:r>
+      <w:r>
+        <w:rPr>
+          <w:rFonts w:ascii="Consolas" w:cs="Consolas" w:eastAsia="Consolas" w:hAnsi="Consolas"/>
+          <w:color w:val="1F5F56"/>
+          <w:sz w:val="21"/>
+          <w:szCs w:val="21"/>
+        </w:rPr>
+        <w:t xml:space="preserve">src/app/admin/orders/</w:t>
+      </w:r>
+      <w:r>
+        <w:rPr>
+          <w:sz w:val="21"/>
+          <w:szCs w:val="21"/>
+        </w:rPr>
+        <w:t xml:space="preserve">) ekranlarına dönem filtresi
+(</w:t>
+      </w:r>
+      <w:r>
+        <w:rPr>
+          <w:rFonts w:ascii="Consolas" w:cs="Consolas" w:eastAsia="Consolas" w:hAnsi="Consolas"/>
+          <w:color w:val="1F5F56"/>
+          <w:sz w:val="21"/>
+          <w:szCs w:val="21"/>
+        </w:rPr>
+        <w:t xml:space="preserve">src/components/period-filter.tsx</w:t>
+      </w:r>
+      <w:r>
+        <w:rPr>
+          <w:sz w:val="21"/>
+          <w:szCs w:val="21"/>
+        </w:rPr>
+        <w:t xml:space="preserve">, </w:t>
+      </w:r>
+      <w:r>
+        <w:rPr>
+          <w:rFonts w:ascii="Consolas" w:cs="Consolas" w:eastAsia="Consolas" w:hAnsi="Consolas"/>
+          <w:color w:val="1F5F56"/>
+          <w:sz w:val="21"/>
+          <w:szCs w:val="21"/>
+        </w:rPr>
+        <w:t xml:space="preserve">src/lib/date-range.ts</w:t>
+      </w:r>
+      <w:r>
+        <w:rPr>
+          <w:sz w:val="21"/>
+          <w:szCs w:val="21"/>
+        </w:rPr>
+        <w:t xml:space="preserve">) ve marka
+filtresi (</w:t>
+      </w:r>
+      <w:r>
+        <w:rPr>
+          <w:rFonts w:ascii="Consolas" w:cs="Consolas" w:eastAsia="Consolas" w:hAnsi="Consolas"/>
+          <w:color w:val="1F5F56"/>
+          <w:sz w:val="21"/>
+          <w:szCs w:val="21"/>
+        </w:rPr>
+        <w:t xml:space="preserve">src/components/brand-filter-buttons.tsx</w:t>
+      </w:r>
+      <w:r>
+        <w:rPr>
+          <w:sz w:val="21"/>
+          <w:szCs w:val="21"/>
+        </w:rPr>
+        <w:t xml:space="preserve">,
+</w:t>
+      </w:r>
+      <w:r>
+        <w:rPr>
+          <w:rFonts w:ascii="Consolas" w:cs="Consolas" w:eastAsia="Consolas" w:hAnsi="Consolas"/>
+          <w:color w:val="1F5F56"/>
+          <w:sz w:val="21"/>
+          <w:szCs w:val="21"/>
+        </w:rPr>
+        <w:t xml:space="preserve">src/components/by-brand-toggle.tsx</w:t>
+      </w:r>
+      <w:r>
+        <w:rPr>
+          <w:sz w:val="21"/>
+          <w:szCs w:val="21"/>
+        </w:rPr>
+        <w:t xml:space="preserve">) eklendi; grafikler seçilen döneme
+göre saat/gün/hafta/ay bucket&amp;#39;larına bölünüyor
+(</w:t>
+      </w:r>
+      <w:r>
+        <w:rPr>
+          <w:rFonts w:ascii="Consolas" w:cs="Consolas" w:eastAsia="Consolas" w:hAnsi="Consolas"/>
+          <w:color w:val="1F5F56"/>
+          <w:sz w:val="21"/>
+          <w:szCs w:val="21"/>
+        </w:rPr>
+        <w:t xml:space="preserve">src/lib/chart-buckets.ts</w:t>
+      </w:r>
+      <w:r>
+        <w:rPr>
+          <w:sz w:val="21"/>
+          <w:szCs w:val="21"/>
+        </w:rPr>
+        <w:t xml:space="preserve">, </w:t>
+      </w:r>
+      <w:r>
+        <w:rPr>
+          <w:rFonts w:ascii="Consolas" w:cs="Consolas" w:eastAsia="Consolas" w:hAnsi="Consolas"/>
+          <w:color w:val="1F5F56"/>
+          <w:sz w:val="21"/>
+          <w:szCs w:val="21"/>
+        </w:rPr>
+        <w:t xml:space="preserve">src/components/grouped-bar-chart.tsx</w:t>
+      </w:r>
+      <w:r>
+        <w:rPr>
+          <w:sz w:val="21"/>
+          <w:szCs w:val="21"/>
+        </w:rPr>
+        <w:t xml:space="preserve">).</w:t>
       </w:r>
     </w:p>
     <w:p>
@@ -3956,7 +4101,118 @@
           <w:sz w:val="21"/>
           <w:szCs w:val="21"/>
         </w:rPr>
-        <w:t xml:space="preserve">Excel (.xlsx), CSV ve PDF export</w:t>
+        <w:t xml:space="preserve">Excel (.xlsx) export</w:t>
+      </w:r>
+      <w:r>
+        <w:rPr>
+          <w:sz w:val="21"/>
+          <w:szCs w:val="21"/>
+        </w:rPr>
+        <w:t xml:space="preserve"> — ✅ Tamamlandı, sadece Excel ile — CSV şimdilik
+kapsam dışı, PDF ise ileride sayısı az birkaç belirli rapor için ayrıca
+ele alınacak. Yeni </w:t>
+      </w:r>
+      <w:r>
+        <w:rPr>
+          <w:rFonts w:ascii="Consolas" w:cs="Consolas" w:eastAsia="Consolas" w:hAnsi="Consolas"/>
+          <w:color w:val="1F5F56"/>
+          <w:sz w:val="21"/>
+          <w:szCs w:val="21"/>
+        </w:rPr>
+        <w:t xml:space="preserve">/admin/reports</w:t>
+      </w:r>
+      <w:r>
+        <w:rPr>
+          <w:sz w:val="21"/>
+          <w:szCs w:val="21"/>
+        </w:rPr>
+        <w:t xml:space="preserve"> sayfası (</w:t>
+      </w:r>
+      <w:r>
+        <w:rPr>
+          <w:rFonts w:ascii="Consolas" w:cs="Consolas" w:eastAsia="Consolas" w:hAnsi="Consolas"/>
+          <w:color w:val="1F5F56"/>
+          <w:sz w:val="21"/>
+          <w:szCs w:val="21"/>
+        </w:rPr>
+        <w:t xml:space="preserve">src/app/admin/reports/</w:t>
+      </w:r>
+      <w:r>
+        <w:rPr>
+          <w:sz w:val="21"/>
+          <w:szCs w:val="21"/>
+        </w:rPr>
+        <w:t xml:space="preserve">)
+altında marka bazlı satış raporu ve pasif bayi raporu için birer
+&amp;quot;Excel&amp;#39;e Aktar&amp;quot; butonu; indirme, seçili filtrelerle aynı sorguyu tekrar
+çalıştırıp </w:t>
+      </w:r>
+      <w:r>
+        <w:rPr>
+          <w:rFonts w:ascii="Consolas" w:cs="Consolas" w:eastAsia="Consolas" w:hAnsi="Consolas"/>
+          <w:color w:val="1F5F56"/>
+          <w:sz w:val="21"/>
+          <w:szCs w:val="21"/>
+        </w:rPr>
+        <w:t xml:space="preserve">exceljs</w:t>
+      </w:r>
+      <w:r>
+        <w:rPr>
+          <w:sz w:val="21"/>
+          <w:szCs w:val="21"/>
+        </w:rPr>
+        <w:t xml:space="preserve"> ile </w:t>
+      </w:r>
+      <w:r>
+        <w:rPr>
+          <w:rFonts w:ascii="Consolas" w:cs="Consolas" w:eastAsia="Consolas" w:hAnsi="Consolas"/>
+          <w:color w:val="1F5F56"/>
+          <w:sz w:val="21"/>
+          <w:szCs w:val="21"/>
+        </w:rPr>
+        <w:t xml:space="preserve">.xlsx</w:t>
+      </w:r>
+      <w:r>
+        <w:rPr>
+          <w:sz w:val="21"/>
+          <w:szCs w:val="21"/>
+        </w:rPr>
+        <w:t xml:space="preserve"> üreten bir route handler&amp;#39;dan geçiyor
+(</w:t>
+      </w:r>
+      <w:r>
+        <w:rPr>
+          <w:rFonts w:ascii="Consolas" w:cs="Consolas" w:eastAsia="Consolas" w:hAnsi="Consolas"/>
+          <w:color w:val="1F5F56"/>
+          <w:sz w:val="21"/>
+          <w:szCs w:val="21"/>
+        </w:rPr>
+        <w:t xml:space="preserve">src/app/admin/reports/export/route.ts</w:t>
+      </w:r>
+      <w:r>
+        <w:rPr>
+          <w:sz w:val="21"/>
+          <w:szCs w:val="21"/>
+        </w:rPr>
+        <w:t xml:space="preserve">). Rapor sorguları
+</w:t>
+      </w:r>
+      <w:r>
+        <w:rPr>
+          <w:rFonts w:ascii="Consolas" w:cs="Consolas" w:eastAsia="Consolas" w:hAnsi="Consolas"/>
+          <w:color w:val="1F5F56"/>
+          <w:sz w:val="21"/>
+          <w:szCs w:val="21"/>
+        </w:rPr>
+        <w:t xml:space="preserve">src/lib/reports.ts</w:t>
+      </w:r>
+      <w:r>
+        <w:rPr>
+          <w:sz w:val="21"/>
+          <w:szCs w:val="21"/>
+        </w:rPr>
+        <w:t xml:space="preserve">&amp;#39;te toplandı ki sayfa ve export handler&amp;#39;ı aynı
+mantığı kullansın.</w:t>
       </w:r>
     </w:p>
     <w:p>
@@ -3973,25 +4229,117 @@
           <w:sz w:val="21"/>
           <w:szCs w:val="21"/>
         </w:rPr>
-        <w:t xml:space="preserve">Büyüyen veri hacmi için özet tablo / materialized view stratejisi</w:t>
-      </w:r>
-    </w:p>
-    <w:p>
-      <w:pPr>
-        <w:pStyle w:val="ListParagraph"/>
-        <w:numPr>
-          <w:ilvl w:val="0"/>
-          <w:numId w:val="1"/>
-        </w:numPr>
-        <w:spacing w:after="60"/>
-      </w:pPr>
-      <w:r>
-        <w:rPr>
-          <w:sz w:val="21"/>
-          <w:szCs w:val="21"/>
-        </w:rPr>
-        <w:t xml:space="preserve">Sipariş vermeyen bayi raporu — pasif bayi takibi için Payna Grup Portal
-karşılaştırmasından gelen ek kapsam</w:t>
+        <w:t xml:space="preserve">Sipariş vermeyen bayi raporu</w:t>
+      </w:r>
+      <w:r>
+        <w:rPr>
+          <w:sz w:val="21"/>
+          <w:szCs w:val="21"/>
+        </w:rPr>
+        <w:t xml:space="preserve"> — ✅ Tamamlandı — pasif bayi takibi için
+Payna Grup Portal karşılaştırmasından gelen ek kapsam. </w:t>
+      </w:r>
+      <w:r>
+        <w:rPr>
+          <w:rFonts w:ascii="Consolas" w:cs="Consolas" w:eastAsia="Consolas" w:hAnsi="Consolas"/>
+          <w:color w:val="1F5F56"/>
+          <w:sz w:val="21"/>
+          <w:szCs w:val="21"/>
+        </w:rPr>
+        <w:t xml:space="preserve">/admin/reports</w:t>
+      </w:r>
+      <w:r>
+        <w:rPr>
+          <w:sz w:val="21"/>
+          <w:szCs w:val="21"/>
+        </w:rPr>
+        <w:t xml:space="preserve">
+sayfasında 30/60/90 günlük eşik seçilebiliyor
+(</w:t>
+      </w:r>
+      <w:r>
+        <w:rPr>
+          <w:rFonts w:ascii="Consolas" w:cs="Consolas" w:eastAsia="Consolas" w:hAnsi="Consolas"/>
+          <w:color w:val="1F5F56"/>
+          <w:sz w:val="21"/>
+          <w:szCs w:val="21"/>
+        </w:rPr>
+        <w:t xml:space="preserve">src/app/admin/reports/reports-filters.tsx</w:t>
+      </w:r>
+      <w:r>
+        <w:rPr>
+          <w:sz w:val="21"/>
+          <w:szCs w:val="21"/>
+        </w:rPr>
+        <w:t xml:space="preserve">); hiç sipariş vermemiş ya da
+eşik gün sayısından uzun süredir sipariş vermemiş bayiler, hangi
+marka(lar)a bağlı oldukları ve son sipariş tarihiyle birlikte listeleniyor
+(</w:t>
+      </w:r>
+      <w:r>
+        <w:rPr>
+          <w:rFonts w:ascii="Consolas" w:cs="Consolas" w:eastAsia="Consolas" w:hAnsi="Consolas"/>
+          <w:color w:val="1F5F56"/>
+          <w:sz w:val="21"/>
+          <w:szCs w:val="21"/>
+        </w:rPr>
+        <w:t xml:space="preserve">getInactiveDealersReport</w:t>
+      </w:r>
+      <w:r>
+        <w:rPr>
+          <w:sz w:val="21"/>
+          <w:szCs w:val="21"/>
+        </w:rPr>
+        <w:t xml:space="preserve">, </w:t>
+      </w:r>
+      <w:r>
+        <w:rPr>
+          <w:rFonts w:ascii="Consolas" w:cs="Consolas" w:eastAsia="Consolas" w:hAnsi="Consolas"/>
+          <w:color w:val="1F5F56"/>
+          <w:sz w:val="21"/>
+          <w:szCs w:val="21"/>
+        </w:rPr>
+        <w:t xml:space="preserve">src/lib/reports.ts</w:t>
+      </w:r>
+      <w:r>
+        <w:rPr>
+          <w:sz w:val="21"/>
+          <w:szCs w:val="21"/>
+        </w:rPr>
+        <w:t xml:space="preserve">). İptal/red edilen
+siparişler &amp;quot;sipariş verdi&amp;quot; sayılmıyor — genel bakış istatistikleriyle
+aynı kural (</w:t>
+      </w:r>
+      <w:r>
+        <w:rPr>
+          <w:rFonts w:ascii="Consolas" w:cs="Consolas" w:eastAsia="Consolas" w:hAnsi="Consolas"/>
+          <w:color w:val="1F5F56"/>
+          <w:sz w:val="21"/>
+          <w:szCs w:val="21"/>
+        </w:rPr>
+        <w:t xml:space="preserve">EXCLUDED_FROM_STATS_STATUSES</w:t>
+      </w:r>
+      <w:r>
+        <w:rPr>
+          <w:sz w:val="21"/>
+          <w:szCs w:val="21"/>
+        </w:rPr>
+        <w:t xml:space="preserve">).</w:t>
+      </w:r>
+    </w:p>
+    <w:p>
+      <w:pPr>
+        <w:spacing w:after="120"/>
+      </w:pPr>
+      <w:r>
+        <w:rPr>
+          <w:color w:val="1A2420"/>
+          <w:sz w:val="21"/>
+          <w:szCs w:val="21"/>
+        </w:rPr>
+        <w:t xml:space="preserve">Kapsam dışı bırakıldı: büyüyen veri hacmi için özet tablo / materialized
+view stratejisi — genel bakış grafikleri mevcut hacimde yeterli
+performans sağlıyor, ileride ihtiyaç olursa ayrı bir işe konu edilecek.</w:t>
       </w:r>
     </w:p>
     <w:p>

--- a/docs/output/roadmap.docx
+++ b/docs/output/roadmap.docx
@@ -4254,7 +4254,7 @@
           <w:szCs w:val="21"/>
         </w:rPr>
         <w:t xml:space="preserve">
-sayfasında 30/60/90 günlük eşik seçilebiliyor
+sayfasında Bugün / Dün / 1 Hafta / 2 Hafta (en sıkı uç) eşiği seçilebiliyor
 (</w:t>
       </w:r>
       <w:r>
@@ -4264,6 +4264,22 @@
           <w:sz w:val="21"/>
           <w:szCs w:val="21"/>
         </w:rPr>
+        <w:t xml:space="preserve">src/lib/inactive-threshold.ts</w:t>
+      </w:r>
+      <w:r>
+        <w:rPr>
+          <w:sz w:val="21"/>
+          <w:szCs w:val="21"/>
+        </w:rPr>
+        <w:t xml:space="preserve">, </w:t>
+      </w:r>
+      <w:r>
+        <w:rPr>
+          <w:rFonts w:ascii="Consolas" w:cs="Consolas" w:eastAsia="Consolas" w:hAnsi="Consolas"/>
+          <w:color w:val="1F5F56"/>
+          <w:sz w:val="21"/>
+          <w:szCs w:val="21"/>
+        </w:rPr>
         <w:t xml:space="preserve">src/app/admin/reports/reports-filters.tsx</w:t>
       </w:r>
       <w:r>
@@ -4271,8 +4287,8 @@
           <w:sz w:val="21"/>
           <w:szCs w:val="21"/>
         </w:rPr>
-        <w:t xml:space="preserve">); hiç sipariş vermemiş ya da
-eşik gün sayısından uzun süredir sipariş vermemiş bayiler, hangi
+        <w:t xml:space="preserve">);
+hiç sipariş vermemiş ya da eşik gün sayısından uzun süredir sipariş vermemiş bayiler, hangi
 marka(lar)a bağlı oldukları ve son sipariş tarihiyle birlikte listeleniyor
 (</w:t>
       </w:r>

--- a/docs/output/roadmap.docx
+++ b/docs/output/roadmap.docx
@@ -1863,6 +1863,162 @@
         <w:t xml:space="preserve"> üç ödeme tipiyle de (cari, kapıda ödeme, sanal POS
 başarılı/başarısız) uçtan uca sipariş oluşturulabiliyor; admin panelde durum
 geçişleri izlenebiliyor. Tarayıcıda doğrulandı.</w:t>
+      </w:r>
+    </w:p>
+    <w:p>
+      <w:pPr>
+        <w:pStyle w:val="ListParagraph"/>
+        <w:numPr>
+          <w:ilvl w:val="0"/>
+          <w:numId w:val="1"/>
+        </w:numPr>
+        <w:spacing w:after="60"/>
+      </w:pPr>
+      <w:r>
+        <w:rPr>
+          <w:sz w:val="21"/>
+          <w:szCs w:val="21"/>
+        </w:rPr>
+        <w:t xml:space="preserve">Sipariş dökümanı (PDF)</w:t>
+      </w:r>
+      <w:r>
+        <w:rPr>
+          <w:sz w:val="21"/>
+          <w:szCs w:val="21"/>
+        </w:rPr>
+        <w:t xml:space="preserve"> — ✅ Tamamlandı, roadmap dışı bir ek kapsam.
+Sistemdeki tek PDF çıktısı olarak kasıtlı biçimde kapsamı dar tutuldu.
+Kullanıcının verdiği örnek eski-ERP çıktısına (depo/sevkiyat için ürün
+bazlı toplama listesi) benzer, ama modern ve markanın kendi kategori
+ağacını kullanan bir tasarım: firma/marka başlığı, bayi/tarih/sipariş no,
+ürünlerin sistemdeki kategoriye göre gruplanmış tablosu (kategori
+değişirse döküman otomatik güncellenir), boş &amp;quot;Sevk&amp;quot; kutucuğu (depo
+personeli elle işaretlesin diye) ve KDV dahil toplamlar
+(</w:t>
+      </w:r>
+      <w:r>
+        <w:rPr>
+          <w:rFonts w:ascii="Consolas" w:cs="Consolas" w:eastAsia="Consolas" w:hAnsi="Consolas"/>
+          <w:color w:val="1F5F56"/>
+          <w:sz w:val="21"/>
+          <w:szCs w:val="21"/>
+        </w:rPr>
+        <w:t xml:space="preserve">src/lib/pdf/order-pdf.ts</w:t>
+      </w:r>
+      <w:r>
+        <w:rPr>
+          <w:sz w:val="21"/>
+          <w:szCs w:val="21"/>
+        </w:rPr>
+        <w:t xml:space="preserve">, </w:t>
+      </w:r>
+      <w:r>
+        <w:rPr>
+          <w:rFonts w:ascii="Consolas" w:cs="Consolas" w:eastAsia="Consolas" w:hAnsi="Consolas"/>
+          <w:color w:val="1F5F56"/>
+          <w:sz w:val="21"/>
+          <w:szCs w:val="21"/>
+        </w:rPr>
+        <w:t xml:space="preserve">src/lib/order-document.ts</w:t>
+      </w:r>
+      <w:r>
+        <w:rPr>
+          <w:sz w:val="21"/>
+          <w:szCs w:val="21"/>
+        </w:rPr>
+        <w:t xml:space="preserve">). Üç giriş
+noktası: sipariş listesindeki her satırda tekli indirme ikonu, sipariş
+detay sayfasında &amp;quot;Sipariş Dökümanını İndir&amp;quot; butonu, ve siparişler
+sayfasının üstünde geçerli tablo filtresiyle (marka/durum/tarih aralığı)
+eşleşen tüm siparişleri tek bir PDF&amp;#39;te art arda üreten &amp;quot;PDF Olarak İndir&amp;quot;
+(</w:t>
+      </w:r>
+      <w:r>
+        <w:rPr>
+          <w:rFonts w:ascii="Consolas" w:cs="Consolas" w:eastAsia="Consolas" w:hAnsi="Consolas"/>
+          <w:color w:val="1F5F56"/>
+          <w:sz w:val="21"/>
+          <w:szCs w:val="21"/>
+        </w:rPr>
+        <w:t xml:space="preserve">src/app/admin/orders/document/route.ts</w:t>
+      </w:r>
+      <w:r>
+        <w:rPr>
+          <w:sz w:val="21"/>
+          <w:szCs w:val="21"/>
+        </w:rPr>
+        <w:t xml:space="preserve">) — filtre mantığı
+(</w:t>
+      </w:r>
+      <w:r>
+        <w:rPr>
+          <w:rFonts w:ascii="Consolas" w:cs="Consolas" w:eastAsia="Consolas" w:hAnsi="Consolas"/>
+          <w:color w:val="1F5F56"/>
+          <w:sz w:val="21"/>
+          <w:szCs w:val="21"/>
+        </w:rPr>
+        <w:t xml:space="preserve">getFilteredOrderIds</w:t>
+      </w:r>
+      <w:r>
+        <w:rPr>
+          <w:sz w:val="21"/>
+          <w:szCs w:val="21"/>
+        </w:rPr>
+        <w:t xml:space="preserve">) hem tabloda hem export&amp;#39;ta aynı. Türkçe karakterler
+(ş/ğ/ı/İ) için PT Sans fontu gömülü (</w:t>
+      </w:r>
+      <w:r>
+        <w:rPr>
+          <w:rFonts w:ascii="Consolas" w:cs="Consolas" w:eastAsia="Consolas" w:hAnsi="Consolas"/>
+          <w:color w:val="1F5F56"/>
+          <w:sz w:val="21"/>
+          <w:szCs w:val="21"/>
+        </w:rPr>
+        <w:t xml:space="preserve">src/lib/pdf/fonts/</w:t>
+      </w:r>
+      <w:r>
+        <w:rPr>
+          <w:sz w:val="21"/>
+          <w:szCs w:val="21"/>
+        </w:rPr>
+        <w:t xml:space="preserve">, SIL Open Font
+License — ücretsiz, projeye maliyeti yok). pdfkit&amp;#39;in normal girişi
+Next.js bundling&amp;#39;inde font-metrik dosyalarını bulamadığından
+(</w:t>
+      </w:r>
+      <w:r>
+        <w:rPr>
+          <w:rFonts w:ascii="Consolas" w:cs="Consolas" w:eastAsia="Consolas" w:hAnsi="Consolas"/>
+          <w:color w:val="1F5F56"/>
+          <w:sz w:val="21"/>
+          <w:szCs w:val="21"/>
+        </w:rPr>
+        <w:t xml:space="preserve">ENOENT Helvetica.afm</w:t>
+      </w:r>
+      <w:r>
+        <w:rPr>
+          <w:sz w:val="21"/>
+          <w:szCs w:val="21"/>
+        </w:rPr>
+        <w:t xml:space="preserve">) </w:t>
+      </w:r>
+      <w:r>
+        <w:rPr>
+          <w:rFonts w:ascii="Consolas" w:cs="Consolas" w:eastAsia="Consolas" w:hAnsi="Consolas"/>
+          <w:color w:val="1F5F56"/>
+          <w:sz w:val="21"/>
+          <w:szCs w:val="21"/>
+        </w:rPr>
+        <w:t xml:space="preserve">pdfkit/js/pdfkit.standalone.js</w:t>
+      </w:r>
+      <w:r>
+        <w:rPr>
+          <w:sz w:val="21"/>
+          <w:szCs w:val="21"/>
+        </w:rPr>
+        <w:t xml:space="preserve"> kullanılıyor.
+CSV/Excel export zaten Faz 5&amp;#39;te var; ek PDF raporları (sayıca az,
+belirli) ileride ayrıca istenirse eklenecek.</w:t>
       </w:r>
     </w:p>
     <w:p>

--- a/docs/output/roadmap.docx
+++ b/docs/output/roadmap.docx
@@ -4974,6 +4974,618 @@
 aktarılan sipariş yerelde düzenleme/silme denemesinde reddediliyor; mock
 sağlayıcı hiçbir çağıran kodu değiştirmeden gerçek ERP bağlayıcısıyla
 değiştirilebiliyor.</w:t>
+      </w:r>
+    </w:p>
+    <w:p>
+      <w:pPr>
+        <w:pStyle w:val="Heading2"/>
+        <w:spacing w:after="100" w:before="220"/>
+      </w:pPr>
+      <w:r>
+        <w:rPr>
+          <w:color w:val="1A2420"/>
+        </w:rPr>
+        <w:t xml:space="preserve">Faz 8 — Kullanıcı Rolleri, Kullanıcılar Sayfası &amp;amp; Bölgesel Yetkilendirme</w:t>
+      </w:r>
+    </w:p>
+    <w:p>
+      <w:pPr>
+        <w:spacing w:after="120"/>
+      </w:pPr>
+      <w:r>
+        <w:rPr>
+          <w:color w:val="1A2420"/>
+          <w:sz w:val="21"/>
+          <w:szCs w:val="21"/>
+        </w:rPr>
+        <w:t xml:space="preserve">Hedef: Bayiye bağlı olmayan head-office kullanıcıları (bölge müdürü,
+muhasebeci, raporlamacı vb.) için ayrı roller, bunları yönetecek bir
+Kullanıcılar sayfası ve bölge bazlı, admin tarafından değiştirilebilir
+bir yetkilendirme modeli. Dört bağımlı alt adıma ayrılıyor — her biri
+bir öncekinin üstüne çalışıyor.</w:t>
+      </w:r>
+    </w:p>
+    <w:p>
+      <w:pPr>
+        <w:spacing w:after="120"/>
+      </w:pPr>
+      <w:r>
+        <w:rPr>
+          <w:b/>
+          <w:bCs/>
+          <w:color w:val="1A2420"/>
+          <w:sz w:val="21"/>
+          <w:szCs w:val="21"/>
+        </w:rPr>
+        <w:t xml:space="preserve">8.1 — Kullanıcılar sayfası &amp;amp; yeni roller</w:t>
+      </w:r>
+    </w:p>
+    <w:p>
+      <w:pPr>
+        <w:pStyle w:val="ListParagraph"/>
+        <w:numPr>
+          <w:ilvl w:val="0"/>
+          <w:numId w:val="1"/>
+        </w:numPr>
+        <w:spacing w:after="60"/>
+      </w:pPr>
+      <w:r>
+        <w:rPr>
+          <w:rFonts w:ascii="Consolas" w:cs="Consolas" w:eastAsia="Consolas" w:hAnsi="Consolas"/>
+          <w:color w:val="1F5F56"/>
+          <w:sz w:val="21"/>
+          <w:szCs w:val="21"/>
+        </w:rPr>
+        <w:t xml:space="preserve">USER_ROLES</w:t>
+      </w:r>
+      <w:r>
+        <w:rPr>
+          <w:sz w:val="21"/>
+          <w:szCs w:val="21"/>
+        </w:rPr>
+        <w:t xml:space="preserve"> genişletilir: bölge müdürü, muhasebeci, raporlamacı
+eklenir (rol slug&amp;#39;ları uygulama aşamasında netleşecek — ör.
+</w:t>
+      </w:r>
+      <w:r>
+        <w:rPr>
+          <w:rFonts w:ascii="Consolas" w:cs="Consolas" w:eastAsia="Consolas" w:hAnsi="Consolas"/>
+          <w:color w:val="1F5F56"/>
+          <w:sz w:val="21"/>
+          <w:szCs w:val="21"/>
+        </w:rPr>
+        <w:t xml:space="preserve">regional_manager</w:t>
+      </w:r>
+      <w:r>
+        <w:rPr>
+          <w:sz w:val="21"/>
+          <w:szCs w:val="21"/>
+        </w:rPr>
+        <w:t xml:space="preserve"> / </w:t>
+      </w:r>
+      <w:r>
+        <w:rPr>
+          <w:rFonts w:ascii="Consolas" w:cs="Consolas" w:eastAsia="Consolas" w:hAnsi="Consolas"/>
+          <w:color w:val="1F5F56"/>
+          <w:sz w:val="21"/>
+          <w:szCs w:val="21"/>
+        </w:rPr>
+        <w:t xml:space="preserve">accountant</w:t>
+      </w:r>
+      <w:r>
+        <w:rPr>
+          <w:sz w:val="21"/>
+          <w:szCs w:val="21"/>
+        </w:rPr>
+        <w:t xml:space="preserve"> / </w:t>
+      </w:r>
+      <w:r>
+        <w:rPr>
+          <w:rFonts w:ascii="Consolas" w:cs="Consolas" w:eastAsia="Consolas" w:hAnsi="Consolas"/>
+          <w:color w:val="1F5F56"/>
+          <w:sz w:val="21"/>
+          <w:szCs w:val="21"/>
+        </w:rPr>
+        <w:t xml:space="preserve">reporter</w:t>
+      </w:r>
+      <w:r>
+        <w:rPr>
+          <w:sz w:val="21"/>
+          <w:szCs w:val="21"/>
+        </w:rPr>
+        <w:t xml:space="preserve">)</w:t>
+      </w:r>
+    </w:p>
+    <w:p>
+      <w:pPr>
+        <w:pStyle w:val="ListParagraph"/>
+        <w:numPr>
+          <w:ilvl w:val="0"/>
+          <w:numId w:val="1"/>
+        </w:numPr>
+        <w:spacing w:after="60"/>
+      </w:pPr>
+      <w:r>
+        <w:rPr>
+          <w:sz w:val="21"/>
+          <w:szCs w:val="21"/>
+        </w:rPr>
+        <w:t xml:space="preserve">Yeni </w:t>
+      </w:r>
+      <w:r>
+        <w:rPr>
+          <w:rFonts w:ascii="Consolas" w:cs="Consolas" w:eastAsia="Consolas" w:hAnsi="Consolas"/>
+          <w:color w:val="1F5F56"/>
+          <w:sz w:val="21"/>
+          <w:szCs w:val="21"/>
+        </w:rPr>
+        <w:t xml:space="preserve">/admin/users</w:t>
+      </w:r>
+      <w:r>
+        <w:rPr>
+          <w:sz w:val="21"/>
+          <w:szCs w:val="21"/>
+        </w:rPr>
+        <w:t xml:space="preserve"> (Kullanıcılar) sayfası: yalnızca </w:t>
+      </w:r>
+      <w:r>
+        <w:rPr>
+          <w:rFonts w:ascii="Consolas" w:cs="Consolas" w:eastAsia="Consolas" w:hAnsi="Consolas"/>
+          <w:color w:val="1F5F56"/>
+          <w:sz w:val="21"/>
+          <w:szCs w:val="21"/>
+        </w:rPr>
+        <w:t xml:space="preserve">dealerId = NULL</w:t>
+      </w:r>
+      <w:r>
+        <w:rPr>
+          <w:sz w:val="21"/>
+          <w:szCs w:val="21"/>
+        </w:rPr>
+        <w:t xml:space="preserve">
+olan head-office kullanıcılarını listeler (</w:t>
+      </w:r>
+      <w:r>
+        <w:rPr>
+          <w:rFonts w:ascii="Consolas" w:cs="Consolas" w:eastAsia="Consolas" w:hAnsi="Consolas"/>
+          <w:color w:val="1F5F56"/>
+          <w:sz w:val="21"/>
+          <w:szCs w:val="21"/>
+        </w:rPr>
+        <w:t xml:space="preserve">company_admin</w:t>
+      </w:r>
+      <w:r>
+        <w:rPr>
+          <w:sz w:val="21"/>
+          <w:szCs w:val="21"/>
+        </w:rPr>
+        <w:t xml:space="preserve">,
+</w:t>
+      </w:r>
+      <w:r>
+        <w:rPr>
+          <w:rFonts w:ascii="Consolas" w:cs="Consolas" w:eastAsia="Consolas" w:hAnsi="Consolas"/>
+          <w:color w:val="1F5F56"/>
+          <w:sz w:val="21"/>
+          <w:szCs w:val="21"/>
+        </w:rPr>
+        <w:t xml:space="preserve">brand_manager</w:t>
+      </w:r>
+      <w:r>
+        <w:rPr>
+          <w:sz w:val="21"/>
+          <w:szCs w:val="21"/>
+        </w:rPr>
+        <w:t xml:space="preserve">, yeni roller) — bayi kullanıcıları (</w:t>
+      </w:r>
+      <w:r>
+        <w:rPr>
+          <w:rFonts w:ascii="Consolas" w:cs="Consolas" w:eastAsia="Consolas" w:hAnsi="Consolas"/>
+          <w:color w:val="1F5F56"/>
+          <w:sz w:val="21"/>
+          <w:szCs w:val="21"/>
+        </w:rPr>
+        <w:t xml:space="preserve">dealer_user</w:t>
+      </w:r>
+      <w:r>
+        <w:rPr>
+          <w:sz w:val="21"/>
+          <w:szCs w:val="21"/>
+        </w:rPr>
+        <w:t xml:space="preserve">) bu
+sayfada hiç görünmez, kullanıcı bilerek Markalar &amp;amp; Bayiler&amp;#39;e
+yönlendirilir</w:t>
+      </w:r>
+    </w:p>
+    <w:p>
+      <w:pPr>
+        <w:pStyle w:val="ListParagraph"/>
+        <w:numPr>
+          <w:ilvl w:val="0"/>
+          <w:numId w:val="1"/>
+        </w:numPr>
+        <w:spacing w:after="60"/>
+      </w:pPr>
+      <w:r>
+        <w:rPr>
+          <w:sz w:val="21"/>
+          <w:szCs w:val="21"/>
+        </w:rPr>
+        <w:t xml:space="preserve">Kullanıcı oluşturma iki yerden mümkün olmaya devam eder — Markalar &amp;amp;
+Bayiler&amp;#39;deki mevcut modal (tüm roller, bayi dahil) ve yeni Kullanıcılar
+sayfasındaki form (yalnızca head-office rolleri, bayi/dealer_user
+seçeneği sunulmaz) — ikisi de aynı </w:t>
+      </w:r>
+      <w:r>
+        <w:rPr>
+          <w:rFonts w:ascii="Consolas" w:cs="Consolas" w:eastAsia="Consolas" w:hAnsi="Consolas"/>
+          <w:color w:val="1F5F56"/>
+          <w:sz w:val="21"/>
+          <w:szCs w:val="21"/>
+        </w:rPr>
+        <w:t xml:space="preserve">createDealerOrUser</w:t>
+      </w:r>
+      <w:r>
+        <w:rPr>
+          <w:sz w:val="21"/>
+          <w:szCs w:val="21"/>
+        </w:rPr>
+        <w:t xml:space="preserve"> action&amp;#39;ını
+paylaşır. Yeni bir bayi/marka oluşturmak için kullanıcı her zaman
+Markalar &amp;amp; Bayiler sayfasına yönlendirilir.</w:t>
+      </w:r>
+    </w:p>
+    <w:p>
+      <w:pPr>
+        <w:spacing w:after="120"/>
+      </w:pPr>
+      <w:r>
+        <w:rPr>
+          <w:b/>
+          <w:bCs/>
+          <w:color w:val="1A2420"/>
+          <w:sz w:val="21"/>
+          <w:szCs w:val="21"/>
+        </w:rPr>
+        <w:t xml:space="preserve">8.2 — Bölge tanımı &amp;amp; atanabilir erişim</w:t>
+      </w:r>
+    </w:p>
+    <w:p>
+      <w:pPr>
+        <w:pStyle w:val="ListParagraph"/>
+        <w:numPr>
+          <w:ilvl w:val="0"/>
+          <w:numId w:val="1"/>
+        </w:numPr>
+        <w:spacing w:after="60"/>
+      </w:pPr>
+      <w:r>
+        <w:rPr>
+          <w:sz w:val="21"/>
+          <w:szCs w:val="21"/>
+        </w:rPr>
+        <w:t xml:space="preserve">Bölge müdürü gibi rollerin &amp;quot;hangi bölge(ler)e erişimi var&amp;quot; bilgisini
+tutan yeni bir ilişki tablosu (ör. </w:t>
+      </w:r>
+      <w:r>
+        <w:rPr>
+          <w:rFonts w:ascii="Consolas" w:cs="Consolas" w:eastAsia="Consolas" w:hAnsi="Consolas"/>
+          <w:color w:val="1F5F56"/>
+          <w:sz w:val="21"/>
+          <w:szCs w:val="21"/>
+        </w:rPr>
+        <w:t xml:space="preserve">user_region_access</w:t>
+      </w:r>
+      <w:r>
+        <w:rPr>
+          <w:sz w:val="21"/>
+          <w:szCs w:val="21"/>
+        </w:rPr>
+        <w:t xml:space="preserve">: userId,
+bölge) — </w:t>
+      </w:r>
+      <w:r>
+        <w:rPr>
+          <w:rFonts w:ascii="Consolas" w:cs="Consolas" w:eastAsia="Consolas" w:hAnsi="Consolas"/>
+          <w:color w:val="1F5F56"/>
+          <w:sz w:val="21"/>
+          <w:szCs w:val="21"/>
+        </w:rPr>
+        <w:t xml:space="preserve">dealers.bolge</w:t>
+      </w:r>
+      <w:r>
+        <w:rPr>
+          <w:sz w:val="21"/>
+          <w:szCs w:val="21"/>
+        </w:rPr>
+        <w:t xml:space="preserve"> alanındaki (bugün serbest metin, sabitlenmemiş)
+değerlerle eşleşir</w:t>
+      </w:r>
+    </w:p>
+    <w:p>
+      <w:pPr>
+        <w:pStyle w:val="ListParagraph"/>
+        <w:numPr>
+          <w:ilvl w:val="0"/>
+          <w:numId w:val="1"/>
+        </w:numPr>
+        <w:spacing w:after="60"/>
+      </w:pPr>
+      <w:r>
+        <w:rPr>
+          <w:sz w:val="21"/>
+          <w:szCs w:val="21"/>
+        </w:rPr>
+        <w:t xml:space="preserve">Bir kullanıcı birden fazla bölgeye atanabilir ve bu atama admin
+tarafından her zaman değiştirilebilir — ör. Avrupa Yakası&amp;#39;ndaki bölge
+müdürü ayrılırsa, Anadolu Yakası&amp;#39;ndaki müdüre Avrupa Yakası erişimi de
+eklenebilir</w:t>
+      </w:r>
+    </w:p>
+    <w:p>
+      <w:pPr>
+        <w:pStyle w:val="ListParagraph"/>
+        <w:numPr>
+          <w:ilvl w:val="0"/>
+          <w:numId w:val="1"/>
+        </w:numPr>
+        <w:spacing w:after="60"/>
+      </w:pPr>
+      <w:r>
+        <w:rPr>
+          <w:sz w:val="21"/>
+          <w:szCs w:val="21"/>
+        </w:rPr>
+        <w:t xml:space="preserve">Kullanıcılar sayfasında bölge kısıtlı bir kullanıcıyı düzenlerken
+&amp;quot;Erişebileceği Bölgeler&amp;quot; çoklu seçim alanı</w:t>
+      </w:r>
+    </w:p>
+    <w:p>
+      <w:pPr>
+        <w:spacing w:after="120"/>
+      </w:pPr>
+      <w:r>
+        <w:rPr>
+          <w:b/>
+          <w:bCs/>
+          <w:color w:val="1A2420"/>
+          <w:sz w:val="21"/>
+          <w:szCs w:val="21"/>
+        </w:rPr>
+        <w:t xml:space="preserve">8.3 — Bölge bazlı veri kapsamı (scoping)</w:t>
+      </w:r>
+    </w:p>
+    <w:p>
+      <w:pPr>
+        <w:pStyle w:val="ListParagraph"/>
+        <w:numPr>
+          <w:ilvl w:val="0"/>
+          <w:numId w:val="1"/>
+        </w:numPr>
+        <w:spacing w:after="60"/>
+      </w:pPr>
+      <w:r>
+        <w:rPr>
+          <w:sz w:val="21"/>
+          <w:szCs w:val="21"/>
+        </w:rPr>
+        <w:t xml:space="preserve">Oturum modeli (</w:t>
+      </w:r>
+      <w:r>
+        <w:rPr>
+          <w:rFonts w:ascii="Consolas" w:cs="Consolas" w:eastAsia="Consolas" w:hAnsi="Consolas"/>
+          <w:color w:val="1F5F56"/>
+          <w:sz w:val="21"/>
+          <w:szCs w:val="21"/>
+        </w:rPr>
+        <w:t xml:space="preserve">src/lib/session.ts</w:t>
+      </w:r>
+      <w:r>
+        <w:rPr>
+          <w:sz w:val="21"/>
+          <w:szCs w:val="21"/>
+        </w:rPr>
+        <w:t xml:space="preserve">), kullanıcının bölge erişim
+listesini taşıyacak şekilde genişletilir</w:t>
+      </w:r>
+    </w:p>
+    <w:p>
+      <w:pPr>
+        <w:pStyle w:val="ListParagraph"/>
+        <w:numPr>
+          <w:ilvl w:val="0"/>
+          <w:numId w:val="1"/>
+        </w:numPr>
+        <w:spacing w:after="60"/>
+      </w:pPr>
+      <w:r>
+        <w:rPr>
+          <w:sz w:val="21"/>
+          <w:szCs w:val="21"/>
+        </w:rPr>
+        <w:t xml:space="preserve">Bayiler, Siparişler, Raporlar, Genel Bakış sorguları — bölge kısıtlı
+bir rol için otomatik olarak yalnızca erişilebilir bölgelerdeki
+bayi/sipariş verisini döndürür; </w:t>
+      </w:r>
+      <w:r>
+        <w:rPr>
+          <w:rFonts w:ascii="Consolas" w:cs="Consolas" w:eastAsia="Consolas" w:hAnsi="Consolas"/>
+          <w:color w:val="1F5F56"/>
+          <w:sz w:val="21"/>
+          <w:szCs w:val="21"/>
+        </w:rPr>
+        <w:t xml:space="preserve">company_admin</w:t>
+      </w:r>
+      <w:r>
+        <w:rPr>
+          <w:sz w:val="21"/>
+          <w:szCs w:val="21"/>
+        </w:rPr>
+        <w:t xml:space="preserve">/</w:t>
+      </w:r>
+      <w:r>
+        <w:rPr>
+          <w:rFonts w:ascii="Consolas" w:cs="Consolas" w:eastAsia="Consolas" w:hAnsi="Consolas"/>
+          <w:color w:val="1F5F56"/>
+          <w:sz w:val="21"/>
+          <w:szCs w:val="21"/>
+        </w:rPr>
+        <w:t xml:space="preserve">brand_manager</w:t>
+      </w:r>
+      <w:r>
+        <w:rPr>
+          <w:sz w:val="21"/>
+          <w:szCs w:val="21"/>
+        </w:rPr>
+        <w:t xml:space="preserve">
+kısıtlanmaz</w:t>
+      </w:r>
+    </w:p>
+    <w:p>
+      <w:pPr>
+        <w:pStyle w:val="ListParagraph"/>
+        <w:numPr>
+          <w:ilvl w:val="0"/>
+          <w:numId w:val="1"/>
+        </w:numPr>
+        <w:spacing w:after="60"/>
+      </w:pPr>
+      <w:r>
+        <w:rPr>
+          <w:sz w:val="21"/>
+          <w:szCs w:val="21"/>
+        </w:rPr>
+        <w:t xml:space="preserve">Kısıtlama sunucu tarafında (route/query seviyesinde) uygulanır, yalnızca
+arayüzde gizleme değil — başka bölgenin sipariş id&amp;#39;sine doğrudan URL ile
+gidilse bile erişim reddedilir</w:t>
+      </w:r>
+    </w:p>
+    <w:p>
+      <w:pPr>
+        <w:spacing w:after="120"/>
+      </w:pPr>
+      <w:r>
+        <w:rPr>
+          <w:b/>
+          <w:bCs/>
+          <w:color w:val="1A2420"/>
+          <w:sz w:val="21"/>
+          <w:szCs w:val="21"/>
+        </w:rPr>
+        <w:t xml:space="preserve">8.4 — Rol bazlı ince yetkiler (açılıp kapanabilir izinler)</w:t>
+      </w:r>
+    </w:p>
+    <w:p>
+      <w:pPr>
+        <w:pStyle w:val="ListParagraph"/>
+        <w:numPr>
+          <w:ilvl w:val="0"/>
+          <w:numId w:val="1"/>
+        </w:numPr>
+        <w:spacing w:after="60"/>
+      </w:pPr>
+      <w:r>
+        <w:rPr>
+          <w:sz w:val="21"/>
+          <w:szCs w:val="21"/>
+        </w:rPr>
+        <w:t xml:space="preserve">Basit rol üyeliği yetmiyor — &amp;quot;bu rol sipariş silebilir mi&amp;quot; gibi admin
+tarafından açılıp kapatılabilen izinler gerekiyor</w:t>
+      </w:r>
+    </w:p>
+    <w:p>
+      <w:pPr>
+        <w:pStyle w:val="ListParagraph"/>
+        <w:numPr>
+          <w:ilvl w:val="0"/>
+          <w:numId w:val="1"/>
+        </w:numPr>
+        <w:spacing w:after="60"/>
+      </w:pPr>
+      <w:r>
+        <w:rPr>
+          <w:sz w:val="21"/>
+          <w:szCs w:val="21"/>
+        </w:rPr>
+        <w:t xml:space="preserve">Yeni bir izin modeli (ör. rol + izin anahtarı + açık/kapalı) ve
+Ayarlar sayfasında rol bazlı bir izin matrisi</w:t>
+      </w:r>
+    </w:p>
+    <w:p>
+      <w:pPr>
+        <w:pStyle w:val="ListParagraph"/>
+        <w:numPr>
+          <w:ilvl w:val="0"/>
+          <w:numId w:val="1"/>
+        </w:numPr>
+        <w:spacing w:after="60"/>
+      </w:pPr>
+      <w:r>
+        <w:rPr>
+          <w:sz w:val="21"/>
+          <w:szCs w:val="21"/>
+        </w:rPr>
+        <w:t xml:space="preserve">İlk izin: </w:t>
+      </w:r>
+      <w:r>
+        <w:rPr>
+          <w:b/>
+          <w:bCs/>
+          <w:sz w:val="21"/>
+          <w:szCs w:val="21"/>
+        </w:rPr>
+        <w:t xml:space="preserve">Sipariş Silme</w:t>
+      </w:r>
+      <w:r>
+        <w:rPr>
+          <w:sz w:val="21"/>
+          <w:szCs w:val="21"/>
+        </w:rPr>
+        <w:t xml:space="preserve"> — bölge müdürü/muhasebeci gibi roller için
+varsayılan kapalı, admin </w:t>
+      </w:r>
+      <w:r>
+        <w:rPr>
+          <w:rFonts w:ascii="Consolas" w:cs="Consolas" w:eastAsia="Consolas" w:hAnsi="Consolas"/>
+          <w:color w:val="1F5F56"/>
+          <w:sz w:val="21"/>
+          <w:szCs w:val="21"/>
+        </w:rPr>
+        <w:t xml:space="preserve">/admin/settings</w:t>
+      </w:r>
+      <w:r>
+        <w:rPr>
+          <w:sz w:val="21"/>
+          <w:szCs w:val="21"/>
+        </w:rPr>
+        <w:t xml:space="preserve">&amp;#39;ten açıp kapatabilir</w:t>
+      </w:r>
+    </w:p>
+    <w:p>
+      <w:pPr>
+        <w:spacing w:after="120"/>
+      </w:pPr>
+      <w:r>
+        <w:rPr>
+          <w:b/>
+          <w:bCs/>
+          <w:color w:val="1A2420"/>
+          <w:sz w:val="21"/>
+          <w:szCs w:val="21"/>
+        </w:rPr>
+        <w:t xml:space="preserve">Çıkış kriteri —</w:t>
+      </w:r>
+      <w:r>
+        <w:rPr>
+          <w:color w:val="1A2420"/>
+          <w:sz w:val="21"/>
+          <w:szCs w:val="21"/>
+        </w:rPr>
+        <w:t xml:space="preserve"> bölge müdürü/muhasebeci/raporlamacı hesabıyla giriş
+yapıldığında yalnızca yetkili olunan bölge/marka verisi görünüyor; admin
+bu bölge erişimini ve ek izinleri (sipariş silme gibi) Kullanıcılar/
+Ayarlar sayfalarından istediği zaman değiştirebiliyor; bayi kullanıcıları
+hâlâ yalnızca Markalar &amp;amp; Bayiler&amp;#39;den yönetiliyor.</w:t>
       </w:r>
     </w:p>
     <w:p>

--- a/docs/output/roadmap.docx
+++ b/docs/output/roadmap.docx
@@ -5237,21 +5237,6 @@
     </w:p>
     <w:p>
       <w:pPr>
-        <w:spacing w:after="120"/>
-      </w:pPr>
-      <w:r>
-        <w:rPr>
-          <w:b/>
-          <w:bCs/>
-          <w:color w:val="1A2420"/>
-          <w:sz w:val="21"/>
-          <w:szCs w:val="21"/>
-        </w:rPr>
-        <w:t xml:space="preserve">8.2 — Bölge tanımı &amp;amp; atanabilir erişim</w:t>
-      </w:r>
-    </w:p>
-    <w:p>
-      <w:pPr>
         <w:pStyle w:val="ListParagraph"/>
         <w:numPr>
           <w:ilvl w:val="0"/>
@@ -5264,42 +5249,48 @@
           <w:sz w:val="21"/>
           <w:szCs w:val="21"/>
         </w:rPr>
-        <w:t xml:space="preserve">Bölge müdürü gibi rollerin &amp;quot;hangi bölge(ler)e erişimi var&amp;quot; bilgisini
-tutan yeni bir ilişki tablosu (ör. </w:t>
-      </w:r>
-      <w:r>
-        <w:rPr>
-          <w:rFonts w:ascii="Consolas" w:cs="Consolas" w:eastAsia="Consolas" w:hAnsi="Consolas"/>
-          <w:color w:val="1F5F56"/>
-          <w:sz w:val="21"/>
-          <w:szCs w:val="21"/>
-        </w:rPr>
-        <w:t xml:space="preserve">user_region_access</w:t>
-      </w:r>
-      <w:r>
-        <w:rPr>
-          <w:sz w:val="21"/>
-          <w:szCs w:val="21"/>
-        </w:rPr>
-        <w:t xml:space="preserve">: userId,
-bölge) — </w:t>
-      </w:r>
-      <w:r>
-        <w:rPr>
-          <w:rFonts w:ascii="Consolas" w:cs="Consolas" w:eastAsia="Consolas" w:hAnsi="Consolas"/>
-          <w:color w:val="1F5F56"/>
-          <w:sz w:val="21"/>
-          <w:szCs w:val="21"/>
-        </w:rPr>
-        <w:t xml:space="preserve">dealers.bolge</w:t>
-      </w:r>
-      <w:r>
-        <w:rPr>
-          <w:sz w:val="21"/>
-          <w:szCs w:val="21"/>
-        </w:rPr>
-        <w:t xml:space="preserve"> alanındaki (bugün serbest metin, sabitlenmemiş)
-değerlerle eşleşir</w:t>
+        <w:t xml:space="preserve">`/admin/users` sayfasının yeri ayrıldı</w:t>
+      </w:r>
+      <w:r>
+        <w:rPr>
+          <w:sz w:val="21"/>
+          <w:szCs w:val="21"/>
+        </w:rPr>
+        <w:t xml:space="preserve"> — ✅ Kısmen. Nav&amp;#39;a &amp;quot;Kullanıcılar&amp;quot;
+eklendi, rota &amp;quot;Yapım aşamasında&amp;quot; yer tutucusu gösteriyor
+(</w:t>
+      </w:r>
+      <w:r>
+        <w:rPr>
+          <w:rFonts w:ascii="Consolas" w:cs="Consolas" w:eastAsia="Consolas" w:hAnsi="Consolas"/>
+          <w:color w:val="1F5F56"/>
+          <w:sz w:val="21"/>
+          <w:szCs w:val="21"/>
+        </w:rPr>
+        <w:t xml:space="preserve">src/components/coming-soon.tsx</w:t>
+      </w:r>
+      <w:r>
+        <w:rPr>
+          <w:sz w:val="21"/>
+          <w:szCs w:val="21"/>
+        </w:rPr>
+        <w:t xml:space="preserve">) — 8.1&amp;#39;in geri kalanı (gerçek liste,
+yeni roller, form) henüz yapılmadı.</w:t>
+      </w:r>
+    </w:p>
+    <w:p>
+      <w:pPr>
+        <w:spacing w:after="120"/>
+      </w:pPr>
+      <w:r>
+        <w:rPr>
+          <w:b/>
+          <w:bCs/>
+          <w:color w:val="1A2420"/>
+          <w:sz w:val="21"/>
+          <w:szCs w:val="21"/>
+        </w:rPr>
+        <w:t xml:space="preserve">8.2 — Bölge tanımı &amp;amp; atanabilir erişim</w:t>
       </w:r>
     </w:p>
     <w:p>
@@ -5316,10 +5307,42 @@
           <w:sz w:val="21"/>
           <w:szCs w:val="21"/>
         </w:rPr>
-        <w:t xml:space="preserve">Bir kullanıcı birden fazla bölgeye atanabilir ve bu atama admin
-tarafından her zaman değiştirilebilir — ör. Avrupa Yakası&amp;#39;ndaki bölge
-müdürü ayrılırsa, Anadolu Yakası&amp;#39;ndaki müdüre Avrupa Yakası erişimi de
-eklenebilir</w:t>
+        <w:t xml:space="preserve">Bölge müdürü gibi rollerin &amp;quot;hangi bölge(ler)e erişimi var&amp;quot; bilgisini
+tutan yeni bir ilişki tablosu (ör. </w:t>
+      </w:r>
+      <w:r>
+        <w:rPr>
+          <w:rFonts w:ascii="Consolas" w:cs="Consolas" w:eastAsia="Consolas" w:hAnsi="Consolas"/>
+          <w:color w:val="1F5F56"/>
+          <w:sz w:val="21"/>
+          <w:szCs w:val="21"/>
+        </w:rPr>
+        <w:t xml:space="preserve">user_region_access</w:t>
+      </w:r>
+      <w:r>
+        <w:rPr>
+          <w:sz w:val="21"/>
+          <w:szCs w:val="21"/>
+        </w:rPr>
+        <w:t xml:space="preserve">: userId,
+bölge) — </w:t>
+      </w:r>
+      <w:r>
+        <w:rPr>
+          <w:rFonts w:ascii="Consolas" w:cs="Consolas" w:eastAsia="Consolas" w:hAnsi="Consolas"/>
+          <w:color w:val="1F5F56"/>
+          <w:sz w:val="21"/>
+          <w:szCs w:val="21"/>
+        </w:rPr>
+        <w:t xml:space="preserve">dealers.bolge</w:t>
+      </w:r>
+      <w:r>
+        <w:rPr>
+          <w:sz w:val="21"/>
+          <w:szCs w:val="21"/>
+        </w:rPr>
+        <w:t xml:space="preserve"> alanındaki (bugün serbest metin, sabitlenmemiş)
+değerlerle eşleşir</w:t>
       </w:r>
     </w:p>
     <w:p>
@@ -5336,23 +5359,10 @@
           <w:sz w:val="21"/>
           <w:szCs w:val="21"/>
         </w:rPr>
-        <w:t xml:space="preserve">Kullanıcılar sayfasında bölge kısıtlı bir kullanıcıyı düzenlerken
-&amp;quot;Erişebileceği Bölgeler&amp;quot; çoklu seçim alanı</w:t>
-      </w:r>
-    </w:p>
-    <w:p>
-      <w:pPr>
-        <w:spacing w:after="120"/>
-      </w:pPr>
-      <w:r>
-        <w:rPr>
-          <w:b/>
-          <w:bCs/>
-          <w:color w:val="1A2420"/>
-          <w:sz w:val="21"/>
-          <w:szCs w:val="21"/>
-        </w:rPr>
-        <w:t xml:space="preserve">8.3 — Bölge bazlı veri kapsamı (scoping)</w:t>
+        <w:t xml:space="preserve">Bir kullanıcı birden fazla bölgeye atanabilir ve bu atama admin
+tarafından her zaman değiştirilebilir — ör. Avrupa Yakası&amp;#39;ndaki bölge
+müdürü ayrılırsa, Anadolu Yakası&amp;#39;ndaki müdüre Avrupa Yakası erişimi de
+eklenebilir</w:t>
       </w:r>
     </w:p>
     <w:p>
@@ -5369,24 +5379,23 @@
           <w:sz w:val="21"/>
           <w:szCs w:val="21"/>
         </w:rPr>
-        <w:t xml:space="preserve">Oturum modeli (</w:t>
-      </w:r>
-      <w:r>
-        <w:rPr>
-          <w:rFonts w:ascii="Consolas" w:cs="Consolas" w:eastAsia="Consolas" w:hAnsi="Consolas"/>
-          <w:color w:val="1F5F56"/>
-          <w:sz w:val="21"/>
-          <w:szCs w:val="21"/>
-        </w:rPr>
-        <w:t xml:space="preserve">src/lib/session.ts</w:t>
-      </w:r>
-      <w:r>
-        <w:rPr>
-          <w:sz w:val="21"/>
-          <w:szCs w:val="21"/>
-        </w:rPr>
-        <w:t xml:space="preserve">), kullanıcının bölge erişim
-listesini taşıyacak şekilde genişletilir</w:t>
+        <w:t xml:space="preserve">Kullanıcılar sayfasında bölge kısıtlı bir kullanıcıyı düzenlerken
+&amp;quot;Erişebileceği Bölgeler&amp;quot; çoklu seçim alanı</w:t>
+      </w:r>
+    </w:p>
+    <w:p>
+      <w:pPr>
+        <w:spacing w:after="120"/>
+      </w:pPr>
+      <w:r>
+        <w:rPr>
+          <w:b/>
+          <w:bCs/>
+          <w:color w:val="1A2420"/>
+          <w:sz w:val="21"/>
+          <w:szCs w:val="21"/>
+        </w:rPr>
+        <w:t xml:space="preserve">8.3 — Bölge bazlı veri kapsamı (scoping)</w:t>
       </w:r>
     </w:p>
     <w:p>
@@ -5403,42 +5412,24 @@
           <w:sz w:val="21"/>
           <w:szCs w:val="21"/>
         </w:rPr>
-        <w:t xml:space="preserve">Bayiler, Siparişler, Raporlar, Genel Bakış sorguları — bölge kısıtlı
-bir rol için otomatik olarak yalnızca erişilebilir bölgelerdeki
-bayi/sipariş verisini döndürür; </w:t>
-      </w:r>
-      <w:r>
-        <w:rPr>
-          <w:rFonts w:ascii="Consolas" w:cs="Consolas" w:eastAsia="Consolas" w:hAnsi="Consolas"/>
-          <w:color w:val="1F5F56"/>
-          <w:sz w:val="21"/>
-          <w:szCs w:val="21"/>
-        </w:rPr>
-        <w:t xml:space="preserve">company_admin</w:t>
-      </w:r>
-      <w:r>
-        <w:rPr>
-          <w:sz w:val="21"/>
-          <w:szCs w:val="21"/>
-        </w:rPr>
-        <w:t xml:space="preserve">/</w:t>
-      </w:r>
-      <w:r>
-        <w:rPr>
-          <w:rFonts w:ascii="Consolas" w:cs="Consolas" w:eastAsia="Consolas" w:hAnsi="Consolas"/>
-          <w:color w:val="1F5F56"/>
-          <w:sz w:val="21"/>
-          <w:szCs w:val="21"/>
-        </w:rPr>
-        <w:t xml:space="preserve">brand_manager</w:t>
-      </w:r>
-      <w:r>
-        <w:rPr>
-          <w:sz w:val="21"/>
-          <w:szCs w:val="21"/>
-        </w:rPr>
-        <w:t xml:space="preserve">
-kısıtlanmaz</w:t>
+        <w:t xml:space="preserve">Oturum modeli (</w:t>
+      </w:r>
+      <w:r>
+        <w:rPr>
+          <w:rFonts w:ascii="Consolas" w:cs="Consolas" w:eastAsia="Consolas" w:hAnsi="Consolas"/>
+          <w:color w:val="1F5F56"/>
+          <w:sz w:val="21"/>
+          <w:szCs w:val="21"/>
+        </w:rPr>
+        <w:t xml:space="preserve">src/lib/session.ts</w:t>
+      </w:r>
+      <w:r>
+        <w:rPr>
+          <w:sz w:val="21"/>
+          <w:szCs w:val="21"/>
+        </w:rPr>
+        <w:t xml:space="preserve">), kullanıcının bölge erişim
+listesini taşıyacak şekilde genişletilir</w:t>
       </w:r>
     </w:p>
     <w:p>
@@ -5455,24 +5446,42 @@
           <w:sz w:val="21"/>
           <w:szCs w:val="21"/>
         </w:rPr>
-        <w:t xml:space="preserve">Kısıtlama sunucu tarafında (route/query seviyesinde) uygulanır, yalnızca
-arayüzde gizleme değil — başka bölgenin sipariş id&amp;#39;sine doğrudan URL ile
-gidilse bile erişim reddedilir</w:t>
-      </w:r>
-    </w:p>
-    <w:p>
-      <w:pPr>
-        <w:spacing w:after="120"/>
-      </w:pPr>
-      <w:r>
-        <w:rPr>
-          <w:b/>
-          <w:bCs/>
-          <w:color w:val="1A2420"/>
-          <w:sz w:val="21"/>
-          <w:szCs w:val="21"/>
-        </w:rPr>
-        <w:t xml:space="preserve">8.4 — Rol bazlı ince yetkiler (açılıp kapanabilir izinler)</w:t>
+        <w:t xml:space="preserve">Bayiler, Siparişler, Raporlar, Genel Bakış sorguları — bölge kısıtlı
+bir rol için otomatik olarak yalnızca erişilebilir bölgelerdeki
+bayi/sipariş verisini döndürür; </w:t>
+      </w:r>
+      <w:r>
+        <w:rPr>
+          <w:rFonts w:ascii="Consolas" w:cs="Consolas" w:eastAsia="Consolas" w:hAnsi="Consolas"/>
+          <w:color w:val="1F5F56"/>
+          <w:sz w:val="21"/>
+          <w:szCs w:val="21"/>
+        </w:rPr>
+        <w:t xml:space="preserve">company_admin</w:t>
+      </w:r>
+      <w:r>
+        <w:rPr>
+          <w:sz w:val="21"/>
+          <w:szCs w:val="21"/>
+        </w:rPr>
+        <w:t xml:space="preserve">/</w:t>
+      </w:r>
+      <w:r>
+        <w:rPr>
+          <w:rFonts w:ascii="Consolas" w:cs="Consolas" w:eastAsia="Consolas" w:hAnsi="Consolas"/>
+          <w:color w:val="1F5F56"/>
+          <w:sz w:val="21"/>
+          <w:szCs w:val="21"/>
+        </w:rPr>
+        <w:t xml:space="preserve">brand_manager</w:t>
+      </w:r>
+      <w:r>
+        <w:rPr>
+          <w:sz w:val="21"/>
+          <w:szCs w:val="21"/>
+        </w:rPr>
+        <w:t xml:space="preserve">
+kısıtlanmaz</w:t>
       </w:r>
     </w:p>
     <w:p>
@@ -5489,8 +5498,24 @@
           <w:sz w:val="21"/>
           <w:szCs w:val="21"/>
         </w:rPr>
-        <w:t xml:space="preserve">Basit rol üyeliği yetmiyor — &amp;quot;bu rol sipariş silebilir mi&amp;quot; gibi admin
-tarafından açılıp kapatılabilen izinler gerekiyor</w:t>
+        <w:t xml:space="preserve">Kısıtlama sunucu tarafında (route/query seviyesinde) uygulanır, yalnızca
+arayüzde gizleme değil — başka bölgenin sipariş id&amp;#39;sine doğrudan URL ile
+gidilse bile erişim reddedilir</w:t>
+      </w:r>
+    </w:p>
+    <w:p>
+      <w:pPr>
+        <w:spacing w:after="120"/>
+      </w:pPr>
+      <w:r>
+        <w:rPr>
+          <w:b/>
+          <w:bCs/>
+          <w:color w:val="1A2420"/>
+          <w:sz w:val="21"/>
+          <w:szCs w:val="21"/>
+        </w:rPr>
+        <w:t xml:space="preserve">8.4 — Rol bazlı ince yetkiler (açılıp kapanabilir izinler)</w:t>
       </w:r>
     </w:p>
     <w:p>
@@ -5507,8 +5532,8 @@
           <w:sz w:val="21"/>
           <w:szCs w:val="21"/>
         </w:rPr>
-        <w:t xml:space="preserve">Yeni bir izin modeli (ör. rol + izin anahtarı + açık/kapalı) ve
-Ayarlar sayfasında rol bazlı bir izin matrisi</w:t>
+        <w:t xml:space="preserve">Basit rol üyeliği yetmiyor — &amp;quot;bu rol sipariş silebilir mi&amp;quot; gibi admin
+tarafından açılıp kapatılabilen izinler gerekiyor</w:t>
       </w:r>
     </w:p>
     <w:p>
@@ -5525,6 +5550,24 @@
           <w:sz w:val="21"/>
           <w:szCs w:val="21"/>
         </w:rPr>
+        <w:t xml:space="preserve">Yeni bir izin modeli (ör. rol + izin anahtarı + açık/kapalı) ve
+Ayarlar sayfasında rol bazlı bir izin matrisi</w:t>
+      </w:r>
+    </w:p>
+    <w:p>
+      <w:pPr>
+        <w:pStyle w:val="ListParagraph"/>
+        <w:numPr>
+          <w:ilvl w:val="0"/>
+          <w:numId w:val="1"/>
+        </w:numPr>
+        <w:spacing w:after="60"/>
+      </w:pPr>
+      <w:r>
+        <w:rPr>
+          <w:sz w:val="21"/>
+          <w:szCs w:val="21"/>
+        </w:rPr>
         <w:t xml:space="preserve">İlk izin: </w:t>
       </w:r>
       <w:r>
@@ -5586,6 +5629,650 @@
 bu bölge erişimini ve ek izinleri (sipariş silme gibi) Kullanıcılar/
 Ayarlar sayfalarından istediği zaman değiştirebiliyor; bayi kullanıcıları
 hâlâ yalnızca Markalar &amp;amp; Bayiler&amp;#39;den yönetiliyor.</w:t>
+      </w:r>
+    </w:p>
+    <w:p>
+      <w:pPr>
+        <w:pStyle w:val="Heading2"/>
+        <w:spacing w:after="100" w:before="220"/>
+      </w:pPr>
+      <w:r>
+        <w:rPr>
+          <w:color w:val="1A2420"/>
+        </w:rPr>
+        <w:t xml:space="preserve">Faz 9 — Ek Operasyonel Sayfalar (Gün Sonu, Sipariş Detaylı, Dış Sipariş)</w:t>
+      </w:r>
+    </w:p>
+    <w:p>
+      <w:pPr>
+        <w:spacing w:after="120"/>
+      </w:pPr>
+      <w:r>
+        <w:rPr>
+          <w:color w:val="1A2420"/>
+          <w:sz w:val="21"/>
+          <w:szCs w:val="21"/>
+        </w:rPr>
+        <w:t xml:space="preserve">Hedef: Operasyonel ekibin ihtiyaç duyduğu, birbirinden bağımsız üç yeni
+admin sayfası. Sayfa iskeletleri ve nav girişleri şimdiden eklendi
+(</w:t>
+      </w:r>
+      <w:r>
+        <w:rPr>
+          <w:rFonts w:ascii="Consolas" w:cs="Consolas" w:eastAsia="Consolas" w:hAnsi="Consolas"/>
+          <w:color w:val="1A2420"/>
+          <w:sz w:val="21"/>
+          <w:szCs w:val="21"/>
+        </w:rPr>
+        <w:t xml:space="preserve">src/app/admin/end-of-day/</w:t>
+      </w:r>
+      <w:r>
+        <w:rPr>
+          <w:color w:val="1A2420"/>
+          <w:sz w:val="21"/>
+          <w:szCs w:val="21"/>
+        </w:rPr>
+        <w:t xml:space="preserve">, </w:t>
+      </w:r>
+      <w:r>
+        <w:rPr>
+          <w:rFonts w:ascii="Consolas" w:cs="Consolas" w:eastAsia="Consolas" w:hAnsi="Consolas"/>
+          <w:color w:val="1A2420"/>
+          <w:sz w:val="21"/>
+          <w:szCs w:val="21"/>
+        </w:rPr>
+        <w:t xml:space="preserve">src/app/admin/order-details/</w:t>
+      </w:r>
+      <w:r>
+        <w:rPr>
+          <w:color w:val="1A2420"/>
+          <w:sz w:val="21"/>
+          <w:szCs w:val="21"/>
+        </w:rPr>
+        <w:t xml:space="preserve">,
+</w:t>
+      </w:r>
+      <w:r>
+        <w:rPr>
+          <w:rFonts w:ascii="Consolas" w:cs="Consolas" w:eastAsia="Consolas" w:hAnsi="Consolas"/>
+          <w:color w:val="1A2420"/>
+          <w:sz w:val="21"/>
+          <w:szCs w:val="21"/>
+        </w:rPr>
+        <w:t xml:space="preserve">src/app/admin/external-orders/</w:t>
+      </w:r>
+      <w:r>
+        <w:rPr>
+          <w:color w:val="1A2420"/>
+          <w:sz w:val="21"/>
+          <w:szCs w:val="21"/>
+        </w:rPr>
+        <w:t xml:space="preserve">, hepsi ortak </w:t>
+      </w:r>
+      <w:r>
+        <w:rPr>
+          <w:rFonts w:ascii="Consolas" w:cs="Consolas" w:eastAsia="Consolas" w:hAnsi="Consolas"/>
+          <w:color w:val="1A2420"/>
+          <w:sz w:val="21"/>
+          <w:szCs w:val="21"/>
+        </w:rPr>
+        <w:t xml:space="preserve">ComingSoon</w:t>
+      </w:r>
+      <w:r>
+        <w:rPr>
+          <w:color w:val="1A2420"/>
+          <w:sz w:val="21"/>
+          <w:szCs w:val="21"/>
+        </w:rPr>
+        <w:t xml:space="preserve"> bileşeniyle
+&amp;quot;Yapım aşamasında&amp;quot; gösteriyor) — bu fazın kapsamı gerçek işlevi
+uygulamak.</w:t>
+      </w:r>
+    </w:p>
+    <w:p>
+      <w:pPr>
+        <w:pStyle w:val="ListParagraph"/>
+        <w:numPr>
+          <w:ilvl w:val="0"/>
+          <w:numId w:val="1"/>
+        </w:numPr>
+        <w:spacing w:after="60"/>
+      </w:pPr>
+      <w:r>
+        <w:rPr>
+          <w:b/>
+          <w:bCs/>
+          <w:sz w:val="21"/>
+          <w:szCs w:val="21"/>
+        </w:rPr>
+        <w:t xml:space="preserve">Gün Sonu</w:t>
+      </w:r>
+      <w:r>
+        <w:rPr>
+          <w:sz w:val="21"/>
+          <w:szCs w:val="21"/>
+        </w:rPr>
+        <w:t xml:space="preserve"> (</w:t>
+      </w:r>
+      <w:r>
+        <w:rPr>
+          <w:rFonts w:ascii="Consolas" w:cs="Consolas" w:eastAsia="Consolas" w:hAnsi="Consolas"/>
+          <w:color w:val="1F5F56"/>
+          <w:sz w:val="21"/>
+          <w:szCs w:val="21"/>
+        </w:rPr>
+        <w:t xml:space="preserve">/admin/end-of-day</w:t>
+      </w:r>
+      <w:r>
+        <w:rPr>
+          <w:sz w:val="21"/>
+          <w:szCs w:val="21"/>
+        </w:rPr>
+        <w:t xml:space="preserve">) — günlük kapanış özeti/mutabakat:
+o gün alınan siparişlerin ödeme tipine göre (cari/kapıda ödeme/sanal
+POS) dökümü, tahsil edilen/edilemeyen tutarlar. Kapsam (hangi
+verilerin göründüğü, bir &amp;quot;günü kapatma&amp;quot; aksiyonu olup olmayacağı)
+uygulama aşamasında netleşecek</w:t>
+      </w:r>
+    </w:p>
+    <w:p>
+      <w:pPr>
+        <w:pStyle w:val="ListParagraph"/>
+        <w:numPr>
+          <w:ilvl w:val="0"/>
+          <w:numId w:val="1"/>
+        </w:numPr>
+        <w:spacing w:after="60"/>
+      </w:pPr>
+      <w:r>
+        <w:rPr>
+          <w:b/>
+          <w:bCs/>
+          <w:sz w:val="21"/>
+          <w:szCs w:val="21"/>
+        </w:rPr>
+        <w:t xml:space="preserve">Sipariş (Detaylı)</w:t>
+      </w:r>
+      <w:r>
+        <w:rPr>
+          <w:sz w:val="21"/>
+          <w:szCs w:val="21"/>
+        </w:rPr>
+        <w:t xml:space="preserve"> (</w:t>
+      </w:r>
+      <w:r>
+        <w:rPr>
+          <w:rFonts w:ascii="Consolas" w:cs="Consolas" w:eastAsia="Consolas" w:hAnsi="Consolas"/>
+          <w:color w:val="1F5F56"/>
+          <w:sz w:val="21"/>
+          <w:szCs w:val="21"/>
+        </w:rPr>
+        <w:t xml:space="preserve">/admin/order-details</w:t>
+      </w:r>
+      <w:r>
+        <w:rPr>
+          <w:sz w:val="21"/>
+          <w:szCs w:val="21"/>
+        </w:rPr>
+        <w:t xml:space="preserve">) — sipariş kalemi
+bazında (mevcut </w:t>
+      </w:r>
+      <w:r>
+        <w:rPr>
+          <w:rFonts w:ascii="Consolas" w:cs="Consolas" w:eastAsia="Consolas" w:hAnsi="Consolas"/>
+          <w:color w:val="1F5F56"/>
+          <w:sz w:val="21"/>
+          <w:szCs w:val="21"/>
+        </w:rPr>
+        <w:t xml:space="preserve">/admin/orders</w:t>
+      </w:r>
+      <w:r>
+        <w:rPr>
+          <w:sz w:val="21"/>
+          <w:szCs w:val="21"/>
+        </w:rPr>
+        <w:t xml:space="preserve">&amp;#39;ın sipariş bazlı listesinin aksine)
+filtrelenebilir bir görünüm; hangi ürün hangi bayiye ne zaman gitmiş
+sorgusunu tek satırda cevaplar</w:t>
+      </w:r>
+    </w:p>
+    <w:p>
+      <w:pPr>
+        <w:pStyle w:val="ListParagraph"/>
+        <w:numPr>
+          <w:ilvl w:val="0"/>
+          <w:numId w:val="1"/>
+        </w:numPr>
+        <w:spacing w:after="60"/>
+      </w:pPr>
+      <w:r>
+        <w:rPr>
+          <w:b/>
+          <w:bCs/>
+          <w:sz w:val="21"/>
+          <w:szCs w:val="21"/>
+        </w:rPr>
+        <w:t xml:space="preserve">Dış Sipariş</w:t>
+      </w:r>
+      <w:r>
+        <w:rPr>
+          <w:sz w:val="21"/>
+          <w:szCs w:val="21"/>
+        </w:rPr>
+        <w:t xml:space="preserve"> (</w:t>
+      </w:r>
+      <w:r>
+        <w:rPr>
+          <w:rFonts w:ascii="Consolas" w:cs="Consolas" w:eastAsia="Consolas" w:hAnsi="Consolas"/>
+          <w:color w:val="1F5F56"/>
+          <w:sz w:val="21"/>
+          <w:szCs w:val="21"/>
+        </w:rPr>
+        <w:t xml:space="preserve">/admin/external-orders</w:t>
+      </w:r>
+      <w:r>
+        <w:rPr>
+          <w:sz w:val="21"/>
+          <w:szCs w:val="21"/>
+        </w:rPr>
+        <w:t xml:space="preserve">) — sistem dışından
+(telefon, e-posta vb.) gelen siparişlerin admin tarafından elle
+girilmesi; mevcut sipariş modeliyle (ürün/bayi/ödeme tipi) aynı
+şemayı kullanır, yalnızca giriş noktası farklı</w:t>
+      </w:r>
+    </w:p>
+    <w:p>
+      <w:pPr>
+        <w:spacing w:after="120"/>
+      </w:pPr>
+      <w:r>
+        <w:rPr>
+          <w:b/>
+          <w:bCs/>
+          <w:color w:val="1A2420"/>
+          <w:sz w:val="21"/>
+          <w:szCs w:val="21"/>
+        </w:rPr>
+        <w:t xml:space="preserve">Çıkış kriteri —</w:t>
+      </w:r>
+      <w:r>
+        <w:rPr>
+          <w:color w:val="1A2420"/>
+          <w:sz w:val="21"/>
+          <w:szCs w:val="21"/>
+        </w:rPr>
+        <w:t xml:space="preserve"> üç sayfa da gerçek veriyle çalışıyor; &amp;quot;Yapım
+aşamasında&amp;quot; yer tutucusu kaldırılmış.</w:t>
+      </w:r>
+    </w:p>
+    <w:p>
+      <w:pPr>
+        <w:pStyle w:val="Heading2"/>
+        <w:spacing w:after="100" w:before="220"/>
+      </w:pPr>
+      <w:r>
+        <w:rPr>
+          <w:color w:val="1A2420"/>
+        </w:rPr>
+        <w:t xml:space="preserve">Faz 10 — Responsive Tasarım</w:t>
+      </w:r>
+    </w:p>
+    <w:p>
+      <w:pPr>
+        <w:spacing w:after="120"/>
+      </w:pPr>
+      <w:r>
+        <w:rPr>
+          <w:color w:val="1A2420"/>
+          <w:sz w:val="21"/>
+          <w:szCs w:val="21"/>
+        </w:rPr>
+        <w:t xml:space="preserve">Hedef: Site mobil/tablet ekranlarda kullanılabilir hale gelsin. Şu anki
+durum: sidebar (</w:t>
+      </w:r>
+      <w:r>
+        <w:rPr>
+          <w:rFonts w:ascii="Consolas" w:cs="Consolas" w:eastAsia="Consolas" w:hAnsi="Consolas"/>
+          <w:color w:val="1A2420"/>
+          <w:sz w:val="21"/>
+          <w:szCs w:val="21"/>
+        </w:rPr>
+        <w:t xml:space="preserve">src/app/admin/sidebar.tsx</w:t>
+      </w:r>
+      <w:r>
+        <w:rPr>
+          <w:color w:val="1A2420"/>
+          <w:sz w:val="21"/>
+          <w:szCs w:val="21"/>
+        </w:rPr>
+        <w:t xml:space="preserve">, </w:t>
+      </w:r>
+      <w:r>
+        <w:rPr>
+          <w:rFonts w:ascii="Consolas" w:cs="Consolas" w:eastAsia="Consolas" w:hAnsi="Consolas"/>
+          <w:color w:val="1A2420"/>
+          <w:sz w:val="21"/>
+          <w:szCs w:val="21"/>
+        </w:rPr>
+        <w:t xml:space="preserve">src/app/dealer/layout.tsx</w:t>
+      </w:r>
+      <w:r>
+        <w:rPr>
+          <w:color w:val="1A2420"/>
+          <w:sz w:val="21"/>
+          <w:szCs w:val="21"/>
+        </w:rPr>
+        <w:t xml:space="preserve">)
+dar ekranda daralmıyor/hamburger&amp;#39;e dönüşmüyor, birçok tablo
+</w:t>
+      </w:r>
+      <w:r>
+        <w:rPr>
+          <w:rFonts w:ascii="Consolas" w:cs="Consolas" w:eastAsia="Consolas" w:hAnsi="Consolas"/>
+          <w:color w:val="1A2420"/>
+          <w:sz w:val="21"/>
+          <w:szCs w:val="21"/>
+        </w:rPr>
+        <w:t xml:space="preserve">overflow-x-auto</w:t>
+      </w:r>
+      <w:r>
+        <w:rPr>
+          <w:color w:val="1A2420"/>
+          <w:sz w:val="21"/>
+          <w:szCs w:val="21"/>
+        </w:rPr>
+        <w:t xml:space="preserve"> olmadan taşıyor, </w:t>
+      </w:r>
+      <w:r>
+        <w:rPr>
+          <w:rFonts w:ascii="Consolas" w:cs="Consolas" w:eastAsia="Consolas" w:hAnsi="Consolas"/>
+          <w:color w:val="1A2420"/>
+          <w:sz w:val="21"/>
+          <w:szCs w:val="21"/>
+        </w:rPr>
+        <w:t xml:space="preserve">src/lib/ui.ts</w:t>
+      </w:r>
+      <w:r>
+        <w:rPr>
+          <w:color w:val="1A2420"/>
+          <w:sz w:val="21"/>
+          <w:szCs w:val="21"/>
+        </w:rPr>
+        <w:t xml:space="preserve">/</w:t>
+      </w:r>
+      <w:r>
+        <w:rPr>
+          <w:rFonts w:ascii="Consolas" w:cs="Consolas" w:eastAsia="Consolas" w:hAnsi="Consolas"/>
+          <w:color w:val="1A2420"/>
+          <w:sz w:val="21"/>
+          <w:szCs w:val="21"/>
+        </w:rPr>
+        <w:t xml:space="preserve">globals.css</w:t>
+      </w:r>
+      <w:r>
+        <w:rPr>
+          <w:color w:val="1A2420"/>
+          <w:sz w:val="21"/>
+          <w:szCs w:val="21"/>
+        </w:rPr>
+        <w:t xml:space="preserve">&amp;#39;te hiç
+breakpoint tanımlı değil. Üç aşamaya ayrılıyor, her biri bağımsız
+uygulanabilir ama bu sırayla en çok görsel etkiyi en düşük riskle verir.</w:t>
+      </w:r>
+    </w:p>
+    <w:p>
+      <w:pPr>
+        <w:spacing w:after="120"/>
+      </w:pPr>
+      <w:r>
+        <w:rPr>
+          <w:b/>
+          <w:bCs/>
+          <w:color w:val="1A2420"/>
+          <w:sz w:val="21"/>
+          <w:szCs w:val="21"/>
+        </w:rPr>
+        <w:t xml:space="preserve">10.1 — Mobil sidebar</w:t>
+      </w:r>
+    </w:p>
+    <w:p>
+      <w:pPr>
+        <w:pStyle w:val="ListParagraph"/>
+        <w:numPr>
+          <w:ilvl w:val="0"/>
+          <w:numId w:val="1"/>
+        </w:numPr>
+        <w:spacing w:after="60"/>
+      </w:pPr>
+      <w:r>
+        <w:rPr>
+          <w:sz w:val="21"/>
+          <w:szCs w:val="21"/>
+        </w:rPr>
+        <w:t xml:space="preserve">Hem admin hem dealer sidebar&amp;#39;ını aynı anda düzelten paylaşılan bir
+off-canvas/hamburger bileşeni — dar ekranda sidebar gizlenir, bir
+hamburger butonuyla üstten açılır</w:t>
+      </w:r>
+    </w:p>
+    <w:p>
+      <w:pPr>
+        <w:spacing w:after="120"/>
+      </w:pPr>
+      <w:r>
+        <w:rPr>
+          <w:b/>
+          <w:bCs/>
+          <w:color w:val="1A2420"/>
+          <w:sz w:val="21"/>
+          <w:szCs w:val="21"/>
+        </w:rPr>
+        <w:t xml:space="preserve">10.2 — Tablo taşmalarını sarmala</w:t>
+      </w:r>
+    </w:p>
+    <w:p>
+      <w:pPr>
+        <w:pStyle w:val="ListParagraph"/>
+        <w:numPr>
+          <w:ilvl w:val="0"/>
+          <w:numId w:val="1"/>
+        </w:numPr>
+        <w:spacing w:after="60"/>
+      </w:pPr>
+      <w:r>
+        <w:rPr>
+          <w:sz w:val="21"/>
+          <w:szCs w:val="21"/>
+        </w:rPr>
+        <w:t xml:space="preserve">Tüm </w:t>
+      </w:r>
+      <w:r>
+        <w:rPr>
+          <w:rFonts w:ascii="Consolas" w:cs="Consolas" w:eastAsia="Consolas" w:hAnsi="Consolas"/>
+          <w:color w:val="1F5F56"/>
+          <w:sz w:val="21"/>
+          <w:szCs w:val="21"/>
+        </w:rPr>
+        <w:t xml:space="preserve">&amp;lt;table&amp;gt;</w:t>
+      </w:r>
+      <w:r>
+        <w:rPr>
+          <w:sz w:val="21"/>
+          <w:szCs w:val="21"/>
+        </w:rPr>
+        <w:t xml:space="preserve"> içeren ekranlar (</w:t>
+      </w:r>
+      <w:r>
+        <w:rPr>
+          <w:rFonts w:ascii="Consolas" w:cs="Consolas" w:eastAsia="Consolas" w:hAnsi="Consolas"/>
+          <w:color w:val="1F5F56"/>
+          <w:sz w:val="21"/>
+          <w:szCs w:val="21"/>
+        </w:rPr>
+        <w:t xml:space="preserve">/admin/orders</w:t>
+      </w:r>
+      <w:r>
+        <w:rPr>
+          <w:sz w:val="21"/>
+          <w:szCs w:val="21"/>
+        </w:rPr>
+        <w:t xml:space="preserve">, </w:t>
+      </w:r>
+      <w:r>
+        <w:rPr>
+          <w:rFonts w:ascii="Consolas" w:cs="Consolas" w:eastAsia="Consolas" w:hAnsi="Consolas"/>
+          <w:color w:val="1F5F56"/>
+          <w:sz w:val="21"/>
+          <w:szCs w:val="21"/>
+        </w:rPr>
+        <w:t xml:space="preserve">/admin/products</w:t>
+      </w:r>
+      <w:r>
+        <w:rPr>
+          <w:sz w:val="21"/>
+          <w:szCs w:val="21"/>
+        </w:rPr>
+        <w:t xml:space="preserve">,
+</w:t>
+      </w:r>
+      <w:r>
+        <w:rPr>
+          <w:rFonts w:ascii="Consolas" w:cs="Consolas" w:eastAsia="Consolas" w:hAnsi="Consolas"/>
+          <w:color w:val="1F5F56"/>
+          <w:sz w:val="21"/>
+          <w:szCs w:val="21"/>
+        </w:rPr>
+        <w:t xml:space="preserve">/admin/brands</w:t>
+      </w:r>
+      <w:r>
+        <w:rPr>
+          <w:sz w:val="21"/>
+          <w:szCs w:val="21"/>
+        </w:rPr>
+        <w:t xml:space="preserve"> bayi listesi, dealer sipariş geçmişi vb.)
+</w:t>
+      </w:r>
+      <w:r>
+        <w:rPr>
+          <w:rFonts w:ascii="Consolas" w:cs="Consolas" w:eastAsia="Consolas" w:hAnsi="Consolas"/>
+          <w:color w:val="1F5F56"/>
+          <w:sz w:val="21"/>
+          <w:szCs w:val="21"/>
+        </w:rPr>
+        <w:t xml:space="preserve">overflow-x-auto</w:t>
+      </w:r>
+      <w:r>
+        <w:rPr>
+          <w:sz w:val="21"/>
+          <w:szCs w:val="21"/>
+        </w:rPr>
+        <w:t xml:space="preserve"> kapsayıcıya alınır — mekanik, düşük riskli, tek tek
+test edilecek ama tasarım kararı gerektirmiyor</w:t>
+      </w:r>
+    </w:p>
+    <w:p>
+      <w:pPr>
+        <w:spacing w:after="120"/>
+      </w:pPr>
+      <w:r>
+        <w:rPr>
+          <w:b/>
+          <w:bCs/>
+          <w:color w:val="1A2420"/>
+          <w:sz w:val="21"/>
+          <w:szCs w:val="21"/>
+        </w:rPr>
+        <w:t xml:space="preserve">10.3 — Sayfa/grid düzenlerini gözden geçir</w:t>
+      </w:r>
+    </w:p>
+    <w:p>
+      <w:pPr>
+        <w:pStyle w:val="ListParagraph"/>
+        <w:numPr>
+          <w:ilvl w:val="0"/>
+          <w:numId w:val="1"/>
+        </w:numPr>
+        <w:spacing w:after="60"/>
+      </w:pPr>
+      <w:r>
+        <w:rPr>
+          <w:sz w:val="21"/>
+          <w:szCs w:val="21"/>
+        </w:rPr>
+        <w:t xml:space="preserve">Kalan sayfa/grid düzenleri (stat kartları, form grid&amp;#39;leri, modal
+genişlikleri) breakpoint&amp;#39;lerle (</w:t>
+      </w:r>
+      <w:r>
+        <w:rPr>
+          <w:rFonts w:ascii="Consolas" w:cs="Consolas" w:eastAsia="Consolas" w:hAnsi="Consolas"/>
+          <w:color w:val="1F5F56"/>
+          <w:sz w:val="21"/>
+          <w:szCs w:val="21"/>
+        </w:rPr>
+        <w:t xml:space="preserve">sm:</w:t>
+      </w:r>
+      <w:r>
+        <w:rPr>
+          <w:sz w:val="21"/>
+          <w:szCs w:val="21"/>
+        </w:rPr>
+        <w:t xml:space="preserve">/</w:t>
+      </w:r>
+      <w:r>
+        <w:rPr>
+          <w:rFonts w:ascii="Consolas" w:cs="Consolas" w:eastAsia="Consolas" w:hAnsi="Consolas"/>
+          <w:color w:val="1F5F56"/>
+          <w:sz w:val="21"/>
+          <w:szCs w:val="21"/>
+        </w:rPr>
+        <w:t xml:space="preserve">md:</w:t>
+      </w:r>
+      <w:r>
+        <w:rPr>
+          <w:sz w:val="21"/>
+          <w:szCs w:val="21"/>
+        </w:rPr>
+        <w:t xml:space="preserve">/</w:t>
+      </w:r>
+      <w:r>
+        <w:rPr>
+          <w:rFonts w:ascii="Consolas" w:cs="Consolas" w:eastAsia="Consolas" w:hAnsi="Consolas"/>
+          <w:color w:val="1F5F56"/>
+          <w:sz w:val="21"/>
+          <w:szCs w:val="21"/>
+        </w:rPr>
+        <w:t xml:space="preserve">lg:</w:t>
+      </w:r>
+      <w:r>
+        <w:rPr>
+          <w:sz w:val="21"/>
+          <w:szCs w:val="21"/>
+        </w:rPr>
+        <w:t xml:space="preserve">) gözden geçirilir</w:t>
+      </w:r>
+    </w:p>
+    <w:p>
+      <w:pPr>
+        <w:spacing w:after="120"/>
+      </w:pPr>
+      <w:r>
+        <w:rPr>
+          <w:b/>
+          <w:bCs/>
+          <w:color w:val="1A2420"/>
+          <w:sz w:val="21"/>
+          <w:szCs w:val="21"/>
+        </w:rPr>
+        <w:t xml:space="preserve">Çıkış kriteri —</w:t>
+      </w:r>
+      <w:r>
+        <w:rPr>
+          <w:color w:val="1A2420"/>
+          <w:sz w:val="21"/>
+          <w:szCs w:val="21"/>
+        </w:rPr>
+        <w:t xml:space="preserve"> admin ve dealer panelleri bir telefon ekranında
+(375px genişlik) yatay kaydırma gerektirmeden, sidebar erişilebilir
+şekilde kullanılabiliyor.</w:t>
       </w:r>
     </w:p>
     <w:p>

--- a/docs/output/roadmap.docx
+++ b/docs/output/roadmap.docx
@@ -5654,8 +5654,28 @@
           <w:szCs w:val="21"/>
         </w:rPr>
         <w:t xml:space="preserve">Hedef: Operasyonel ekibin ihtiyaç duyduğu, birbirinden bağımsız üç yeni
-admin sayfası. Sayfa iskeletleri ve nav girişleri şimdiden eklendi
-(</w:t>
+sayfa. Yalnızca admin&amp;#39;e değil </w:t>
+      </w:r>
+      <w:r>
+        <w:rPr>
+          <w:b/>
+          <w:bCs/>
+          <w:color w:val="1A2420"/>
+          <w:sz w:val="21"/>
+          <w:szCs w:val="21"/>
+        </w:rPr>
+        <w:t xml:space="preserve">bayi paneline de</w:t>
+      </w:r>
+      <w:r>
+        <w:rPr>
+          <w:color w:val="1A2420"/>
+          <w:sz w:val="21"/>
+          <w:szCs w:val="21"/>
+        </w:rPr>
+        <w:t xml:space="preserve"> açık — bayiler kendi
+verilerine bakabilir, firma geneline değil (admin/marka yöneticisi her
+zamanki gibi tam görür). Sayfa iskeletleri ve nav girişleri iki tarafta
+da şimdiden eklendi (</w:t>
       </w:r>
       <w:r>
         <w:rPr>
@@ -5665,23 +5685,6 @@
           <w:szCs w:val="21"/>
         </w:rPr>
         <w:t xml:space="preserve">src/app/admin/end-of-day/</w:t>
-      </w:r>
-      <w:r>
-        <w:rPr>
-          <w:color w:val="1A2420"/>
-          <w:sz w:val="21"/>
-          <w:szCs w:val="21"/>
-        </w:rPr>
-        <w:t xml:space="preserve">, </w:t>
-      </w:r>
-      <w:r>
-        <w:rPr>
-          <w:rFonts w:ascii="Consolas" w:cs="Consolas" w:eastAsia="Consolas" w:hAnsi="Consolas"/>
-          <w:color w:val="1A2420"/>
-          <w:sz w:val="21"/>
-          <w:szCs w:val="21"/>
-        </w:rPr>
-        <w:t xml:space="preserve">src/app/admin/order-details/</w:t>
       </w:r>
       <w:r>
         <w:rPr>
@@ -5699,6 +5702,23 @@
           <w:sz w:val="21"/>
           <w:szCs w:val="21"/>
         </w:rPr>
+        <w:t xml:space="preserve">src/app/admin/order-details/</w:t>
+      </w:r>
+      <w:r>
+        <w:rPr>
+          <w:color w:val="1A2420"/>
+          <w:sz w:val="21"/>
+          <w:szCs w:val="21"/>
+        </w:rPr>
+        <w:t xml:space="preserve">, </w:t>
+      </w:r>
+      <w:r>
+        <w:rPr>
+          <w:rFonts w:ascii="Consolas" w:cs="Consolas" w:eastAsia="Consolas" w:hAnsi="Consolas"/>
+          <w:color w:val="1A2420"/>
+          <w:sz w:val="21"/>
+          <w:szCs w:val="21"/>
+        </w:rPr>
         <w:t xml:space="preserve">src/app/admin/external-orders/</w:t>
       </w:r>
       <w:r>
@@ -5707,7 +5727,25 @@
           <w:sz w:val="21"/>
           <w:szCs w:val="21"/>
         </w:rPr>
-        <w:t xml:space="preserve">, hepsi ortak </w:t>
+        <w:t xml:space="preserve"> ve
+bunların </w:t>
+      </w:r>
+      <w:r>
+        <w:rPr>
+          <w:rFonts w:ascii="Consolas" w:cs="Consolas" w:eastAsia="Consolas" w:hAnsi="Consolas"/>
+          <w:color w:val="1A2420"/>
+          <w:sz w:val="21"/>
+          <w:szCs w:val="21"/>
+        </w:rPr>
+        <w:t xml:space="preserve">src/app/dealer/</w:t>
+      </w:r>
+      <w:r>
+        <w:rPr>
+          <w:color w:val="1A2420"/>
+          <w:sz w:val="21"/>
+          <w:szCs w:val="21"/>
+        </w:rPr>
+        <w:t xml:space="preserve"> altındaki eşleri — hepsi ortak </w:t>
       </w:r>
       <w:r>
         <w:rPr>
@@ -5724,9 +5762,9 @@
           <w:sz w:val="21"/>
           <w:szCs w:val="21"/>
         </w:rPr>
-        <w:t xml:space="preserve"> bileşeniyle
-&amp;quot;Yapım aşamasında&amp;quot; gösteriyor) — bu fazın kapsamı gerçek işlevi
-uygulamak.</w:t>
+        <w:t xml:space="preserve">
+bileşeniyle &amp;quot;Yapım aşamasında&amp;quot; gösteriyor) — bu fazın kapsamı gerçek
+işlevi uygulamak.</w:t>
       </w:r>
     </w:p>
     <w:p>
@@ -5768,11 +5806,28 @@
           <w:sz w:val="21"/>
           <w:szCs w:val="21"/>
         </w:rPr>
-        <w:t xml:space="preserve">) — günlük kapanış özeti/mutabakat:
-o gün alınan siparişlerin ödeme tipine göre (cari/kapıda ödeme/sanal
-POS) dökümü, tahsil edilen/edilemeyen tutarlar. Kapsam (hangi
-verilerin göründüğü, bir &amp;quot;günü kapatma&amp;quot; aksiyonu olup olmayacağı)
-uygulama aşamasında netleşecek</w:t>
+        <w:t xml:space="preserve">, </w:t>
+      </w:r>
+      <w:r>
+        <w:rPr>
+          <w:rFonts w:ascii="Consolas" w:cs="Consolas" w:eastAsia="Consolas" w:hAnsi="Consolas"/>
+          <w:color w:val="1F5F56"/>
+          <w:sz w:val="21"/>
+          <w:szCs w:val="21"/>
+        </w:rPr>
+        <w:t xml:space="preserve">/dealer/end-of-day</w:t>
+      </w:r>
+      <w:r>
+        <w:rPr>
+          <w:sz w:val="21"/>
+          <w:szCs w:val="21"/>
+        </w:rPr>
+        <w:t xml:space="preserve">) — günlük
+kapanış özeti/mutabakat: o gün alınan siparişlerin ödeme tipine göre
+(cari/kapıda ödeme/sanal POS) dökümü, tahsil edilen/edilemeyen
+tutarlar. Bayi tarafında yalnızca kendi siparişleri. Kapsam (bir
+&amp;quot;günü kapatma&amp;quot; aksiyonu olup olmayacağı) uygulama aşamasında
+netleşecek</w:t>
       </w:r>
     </w:p>
     <w:p>
@@ -5814,26 +5869,27 @@
           <w:sz w:val="21"/>
           <w:szCs w:val="21"/>
         </w:rPr>
-        <w:t xml:space="preserve">) — sipariş kalemi
-bazında (mevcut </w:t>
-      </w:r>
-      <w:r>
-        <w:rPr>
-          <w:rFonts w:ascii="Consolas" w:cs="Consolas" w:eastAsia="Consolas" w:hAnsi="Consolas"/>
-          <w:color w:val="1F5F56"/>
-          <w:sz w:val="21"/>
-          <w:szCs w:val="21"/>
-        </w:rPr>
-        <w:t xml:space="preserve">/admin/orders</w:t>
-      </w:r>
-      <w:r>
-        <w:rPr>
-          <w:sz w:val="21"/>
-          <w:szCs w:val="21"/>
-        </w:rPr>
-        <w:t xml:space="preserve">&amp;#39;ın sipariş bazlı listesinin aksine)
+        <w:t xml:space="preserve">, </w:t>
+      </w:r>
+      <w:r>
+        <w:rPr>
+          <w:rFonts w:ascii="Consolas" w:cs="Consolas" w:eastAsia="Consolas" w:hAnsi="Consolas"/>
+          <w:color w:val="1F5F56"/>
+          <w:sz w:val="21"/>
+          <w:szCs w:val="21"/>
+        </w:rPr>
+        <w:t xml:space="preserve">/dealer/order-details</w:t>
+      </w:r>
+      <w:r>
+        <w:rPr>
+          <w:sz w:val="21"/>
+          <w:szCs w:val="21"/>
+        </w:rPr>
+        <w:t xml:space="preserve">)
+— sipariş kalemi bazında (mevcut sipariş listesinin aksine)
 filtrelenebilir bir görünüm; hangi ürün hangi bayiye ne zaman gitmiş
-sorgusunu tek satırda cevaplar</w:t>
+sorgusunu tek satırda cevaplar. Bayi tarafında yalnızca kendi
+siparişlerinin kalemleri</w:t>
       </w:r>
     </w:p>
     <w:p>
@@ -5875,10 +5931,27 @@
           <w:sz w:val="21"/>
           <w:szCs w:val="21"/>
         </w:rPr>
-        <w:t xml:space="preserve">) — sistem dışından
-(telefon, e-posta vb.) gelen siparişlerin admin tarafından elle
+        <w:t xml:space="preserve">, </w:t>
+      </w:r>
+      <w:r>
+        <w:rPr>
+          <w:rFonts w:ascii="Consolas" w:cs="Consolas" w:eastAsia="Consolas" w:hAnsi="Consolas"/>
+          <w:color w:val="1F5F56"/>
+          <w:sz w:val="21"/>
+          <w:szCs w:val="21"/>
+        </w:rPr>
+        <w:t xml:space="preserve">/dealer/external-orders</w:t>
+      </w:r>
+      <w:r>
+        <w:rPr>
+          <w:sz w:val="21"/>
+          <w:szCs w:val="21"/>
+        </w:rPr>
+        <w:t xml:space="preserve">)
+— sistem dışından (telefon, e-posta vb.) gelen siparişlerin elle
 girilmesi; mevcut sipariş modeliyle (ürün/bayi/ödeme tipi) aynı
-şemayı kullanır, yalnızca giriş noktası farklı</w:t>
+şemayı kullanır, yalnızca giriş noktası farklı. Bayi kendi dış
+siparişini girip görebilir, başka bayininkini göremez</w:t>
       </w:r>
     </w:p>
     <w:p>
@@ -5901,7 +5974,8 @@
           <w:sz w:val="21"/>
           <w:szCs w:val="21"/>
         </w:rPr>
-        <w:t xml:space="preserve"> üç sayfa da gerçek veriyle çalışıyor; &amp;quot;Yapım
+        <w:t xml:space="preserve"> üç sayfa da hem admin hem bayi panelinde gerçek
+veriyle çalışıyor; bayi girişinde veri kendi kaydıyla sınırlı; &amp;quot;Yapım
 aşamasında&amp;quot; yer tutucusu kaldırılmış.</w:t>
       </w:r>
     </w:p>

--- a/docs/output/roadmap.docx
+++ b/docs/output/roadmap.docx
@@ -59,7 +59,7 @@
           <w:sz w:val="17"/>
           <w:szCs w:val="17"/>
         </w:rPr>
-        <w:t xml:space="preserve">Oluşturulma tarihi: 23 Ağustos 2026</w:t>
+        <w:t xml:space="preserve">Oluşturulma tarihi: 12 Eylül 2026</w:t>
       </w:r>
     </w:p>
     <w:p>
@@ -5988,7 +5988,7 @@
         <w:rPr>
           <w:color w:val="1A2420"/>
         </w:rPr>
-        <w:t xml:space="preserve">Faz 10 — Responsive Tasarım</w:t>
+        <w:t xml:space="preserve">Faz 10 — Responsive Tasarım ✅ Tamamlandı</w:t>
       </w:r>
     </w:p>
     <w:p>
@@ -6001,112 +6001,7 @@
           <w:sz w:val="21"/>
           <w:szCs w:val="21"/>
         </w:rPr>
-        <w:t xml:space="preserve">Hedef: Site mobil/tablet ekranlarda kullanılabilir hale gelsin. Şu anki
-durum: sidebar (</w:t>
-      </w:r>
-      <w:r>
-        <w:rPr>
-          <w:rFonts w:ascii="Consolas" w:cs="Consolas" w:eastAsia="Consolas" w:hAnsi="Consolas"/>
-          <w:color w:val="1A2420"/>
-          <w:sz w:val="21"/>
-          <w:szCs w:val="21"/>
-        </w:rPr>
-        <w:t xml:space="preserve">src/app/admin/sidebar.tsx</w:t>
-      </w:r>
-      <w:r>
-        <w:rPr>
-          <w:color w:val="1A2420"/>
-          <w:sz w:val="21"/>
-          <w:szCs w:val="21"/>
-        </w:rPr>
-        <w:t xml:space="preserve">, </w:t>
-      </w:r>
-      <w:r>
-        <w:rPr>
-          <w:rFonts w:ascii="Consolas" w:cs="Consolas" w:eastAsia="Consolas" w:hAnsi="Consolas"/>
-          <w:color w:val="1A2420"/>
-          <w:sz w:val="21"/>
-          <w:szCs w:val="21"/>
-        </w:rPr>
-        <w:t xml:space="preserve">src/app/dealer/layout.tsx</w:t>
-      </w:r>
-      <w:r>
-        <w:rPr>
-          <w:color w:val="1A2420"/>
-          <w:sz w:val="21"/>
-          <w:szCs w:val="21"/>
-        </w:rPr>
-        <w:t xml:space="preserve">)
-dar ekranda daralmıyor/hamburger&amp;#39;e dönüşmüyor, birçok tablo
-</w:t>
-      </w:r>
-      <w:r>
-        <w:rPr>
-          <w:rFonts w:ascii="Consolas" w:cs="Consolas" w:eastAsia="Consolas" w:hAnsi="Consolas"/>
-          <w:color w:val="1A2420"/>
-          <w:sz w:val="21"/>
-          <w:szCs w:val="21"/>
-        </w:rPr>
-        <w:t xml:space="preserve">overflow-x-auto</w:t>
-      </w:r>
-      <w:r>
-        <w:rPr>
-          <w:color w:val="1A2420"/>
-          <w:sz w:val="21"/>
-          <w:szCs w:val="21"/>
-        </w:rPr>
-        <w:t xml:space="preserve"> olmadan taşıyor, </w:t>
-      </w:r>
-      <w:r>
-        <w:rPr>
-          <w:rFonts w:ascii="Consolas" w:cs="Consolas" w:eastAsia="Consolas" w:hAnsi="Consolas"/>
-          <w:color w:val="1A2420"/>
-          <w:sz w:val="21"/>
-          <w:szCs w:val="21"/>
-        </w:rPr>
-        <w:t xml:space="preserve">src/lib/ui.ts</w:t>
-      </w:r>
-      <w:r>
-        <w:rPr>
-          <w:color w:val="1A2420"/>
-          <w:sz w:val="21"/>
-          <w:szCs w:val="21"/>
-        </w:rPr>
-        <w:t xml:space="preserve">/</w:t>
-      </w:r>
-      <w:r>
-        <w:rPr>
-          <w:rFonts w:ascii="Consolas" w:cs="Consolas" w:eastAsia="Consolas" w:hAnsi="Consolas"/>
-          <w:color w:val="1A2420"/>
-          <w:sz w:val="21"/>
-          <w:szCs w:val="21"/>
-        </w:rPr>
-        <w:t xml:space="preserve">globals.css</w:t>
-      </w:r>
-      <w:r>
-        <w:rPr>
-          <w:color w:val="1A2420"/>
-          <w:sz w:val="21"/>
-          <w:szCs w:val="21"/>
-        </w:rPr>
-        <w:t xml:space="preserve">&amp;#39;te hiç
-breakpoint tanımlı değil. Üç aşamaya ayrılıyor, her biri bağımsız
-uygulanabilir ama bu sırayla en çok görsel etkiyi en düşük riskle verir.</w:t>
-      </w:r>
-    </w:p>
-    <w:p>
-      <w:pPr>
-        <w:spacing w:after="120"/>
-      </w:pPr>
-      <w:r>
-        <w:rPr>
-          <w:b/>
-          <w:bCs/>
-          <w:color w:val="1A2420"/>
-          <w:sz w:val="21"/>
-          <w:szCs w:val="21"/>
-        </w:rPr>
-        <w:t xml:space="preserve">10.1 — Mobil sidebar</w:t>
+        <w:t xml:space="preserve">Hedef: Site mobil/tablet ekranlarda kullanılabilir hale gelsin.</w:t>
       </w:r>
     </w:p>
     <w:p>
@@ -6123,24 +6018,362 @@
           <w:sz w:val="21"/>
           <w:szCs w:val="21"/>
         </w:rPr>
-        <w:t xml:space="preserve">Hem admin hem dealer sidebar&amp;#39;ını aynı anda düzelten paylaşılan bir
-off-canvas/hamburger bileşeni — dar ekranda sidebar gizlenir, bir
-hamburger butonuyla üstten açılır</w:t>
-      </w:r>
-    </w:p>
-    <w:p>
-      <w:pPr>
-        <w:spacing w:after="120"/>
-      </w:pPr>
-      <w:r>
-        <w:rPr>
-          <w:b/>
-          <w:bCs/>
-          <w:color w:val="1A2420"/>
-          <w:sz w:val="21"/>
-          <w:szCs w:val="21"/>
-        </w:rPr>
-        <w:t xml:space="preserve">10.2 — Tablo taşmalarını sarmala</w:t>
+        <w:t xml:space="preserve">10.1 — Mobil sidebar</w:t>
+      </w:r>
+      <w:r>
+        <w:rPr>
+          <w:sz w:val="21"/>
+          <w:szCs w:val="21"/>
+        </w:rPr>
+        <w:t xml:space="preserve"> — ✅ Tamamlandı. Paylaşılan
+</w:t>
+      </w:r>
+      <w:r>
+        <w:rPr>
+          <w:rFonts w:ascii="Consolas" w:cs="Consolas" w:eastAsia="Consolas" w:hAnsi="Consolas"/>
+          <w:color w:val="1F5F56"/>
+          <w:sz w:val="21"/>
+          <w:szCs w:val="21"/>
+        </w:rPr>
+        <w:t xml:space="preserve">src/components/mobile-nav-context.tsx</w:t>
+      </w:r>
+      <w:r>
+        <w:rPr>
+          <w:sz w:val="21"/>
+          <w:szCs w:val="21"/>
+        </w:rPr>
+        <w:t xml:space="preserve"> (</w:t>
+      </w:r>
+      <w:r>
+        <w:rPr>
+          <w:rFonts w:ascii="Consolas" w:cs="Consolas" w:eastAsia="Consolas" w:hAnsi="Consolas"/>
+          <w:color w:val="1F5F56"/>
+          <w:sz w:val="21"/>
+          <w:szCs w:val="21"/>
+        </w:rPr>
+        <w:t xml:space="preserve">MobileNavProvider</w:t>
+      </w:r>
+      <w:r>
+        <w:rPr>
+          <w:sz w:val="21"/>
+          <w:szCs w:val="21"/>
+        </w:rPr>
+        <w:t xml:space="preserve">/
+</w:t>
+      </w:r>
+      <w:r>
+        <w:rPr>
+          <w:rFonts w:ascii="Consolas" w:cs="Consolas" w:eastAsia="Consolas" w:hAnsi="Consolas"/>
+          <w:color w:val="1F5F56"/>
+          <w:sz w:val="21"/>
+          <w:szCs w:val="21"/>
+        </w:rPr>
+        <w:t xml:space="preserve">useMobileNav</w:t>
+      </w:r>
+      <w:r>
+        <w:rPr>
+          <w:sz w:val="21"/>
+          <w:szCs w:val="21"/>
+        </w:rPr>
+        <w:t xml:space="preserve">, dealer&amp;#39;daki </w:t>
+      </w:r>
+      <w:r>
+        <w:rPr>
+          <w:rFonts w:ascii="Consolas" w:cs="Consolas" w:eastAsia="Consolas" w:hAnsi="Consolas"/>
+          <w:color w:val="1F5F56"/>
+          <w:sz w:val="21"/>
+          <w:szCs w:val="21"/>
+        </w:rPr>
+        <w:t xml:space="preserve">CartProvider</w:t>
+      </w:r>
+      <w:r>
+        <w:rPr>
+          <w:sz w:val="21"/>
+          <w:szCs w:val="21"/>
+        </w:rPr>
+        <w:t xml:space="preserve">/</w:t>
+      </w:r>
+      <w:r>
+        <w:rPr>
+          <w:rFonts w:ascii="Consolas" w:cs="Consolas" w:eastAsia="Consolas" w:hAnsi="Consolas"/>
+          <w:color w:val="1F5F56"/>
+          <w:sz w:val="21"/>
+          <w:szCs w:val="21"/>
+        </w:rPr>
+        <w:t xml:space="preserve">useCart</w:t>
+      </w:r>
+      <w:r>
+        <w:rPr>
+          <w:sz w:val="21"/>
+          <w:szCs w:val="21"/>
+        </w:rPr>
+        <w:t xml:space="preserve"> deseniyle aynı) +
+</w:t>
+      </w:r>
+      <w:r>
+        <w:rPr>
+          <w:rFonts w:ascii="Consolas" w:cs="Consolas" w:eastAsia="Consolas" w:hAnsi="Consolas"/>
+          <w:color w:val="1F5F56"/>
+          <w:sz w:val="21"/>
+          <w:szCs w:val="21"/>
+        </w:rPr>
+        <w:t xml:space="preserve">mobile-nav-toggle.tsx</w:t>
+      </w:r>
+      <w:r>
+        <w:rPr>
+          <w:sz w:val="21"/>
+          <w:szCs w:val="21"/>
+        </w:rPr>
+        <w:t xml:space="preserve"> (hamburger, </w:t>
+      </w:r>
+      <w:r>
+        <w:rPr>
+          <w:rFonts w:ascii="Consolas" w:cs="Consolas" w:eastAsia="Consolas" w:hAnsi="Consolas"/>
+          <w:color w:val="1F5F56"/>
+          <w:sz w:val="21"/>
+          <w:szCs w:val="21"/>
+        </w:rPr>
+        <w:t xml:space="preserve">CartDrawerTrigger</w:t>
+      </w:r>
+      <w:r>
+        <w:rPr>
+          <w:sz w:val="21"/>
+          <w:szCs w:val="21"/>
+        </w:rPr>
+        <w:t xml:space="preserve"> ikon
+butonuyla aynı stil). </w:t>
+      </w:r>
+      <w:r>
+        <w:rPr>
+          <w:rFonts w:ascii="Consolas" w:cs="Consolas" w:eastAsia="Consolas" w:hAnsi="Consolas"/>
+          <w:color w:val="1F5F56"/>
+          <w:sz w:val="21"/>
+          <w:szCs w:val="21"/>
+        </w:rPr>
+        <w:t xml:space="preserve">md</w:t>
+      </w:r>
+      <w:r>
+        <w:rPr>
+          <w:sz w:val="21"/>
+          <w:szCs w:val="21"/>
+        </w:rPr>
+        <w:t xml:space="preserve"> altında admin/dealer sidebar&amp;#39;ları
+(</w:t>
+      </w:r>
+      <w:r>
+        <w:rPr>
+          <w:rFonts w:ascii="Consolas" w:cs="Consolas" w:eastAsia="Consolas" w:hAnsi="Consolas"/>
+          <w:color w:val="1F5F56"/>
+          <w:sz w:val="21"/>
+          <w:szCs w:val="21"/>
+        </w:rPr>
+        <w:t xml:space="preserve">sidebar.tsx</w:t>
+      </w:r>
+      <w:r>
+        <w:rPr>
+          <w:sz w:val="21"/>
+          <w:szCs w:val="21"/>
+        </w:rPr>
+        <w:t xml:space="preserve">) </w:t>
+      </w:r>
+      <w:r>
+        <w:rPr>
+          <w:rFonts w:ascii="Consolas" w:cs="Consolas" w:eastAsia="Consolas" w:hAnsi="Consolas"/>
+          <w:color w:val="1F5F56"/>
+          <w:sz w:val="21"/>
+          <w:szCs w:val="21"/>
+        </w:rPr>
+        <w:t xml:space="preserve">fixed</w:t>
+      </w:r>
+      <w:r>
+        <w:rPr>
+          <w:sz w:val="21"/>
+          <w:szCs w:val="21"/>
+        </w:rPr>
+        <w:t xml:space="preserve">+</w:t>
+      </w:r>
+      <w:r>
+        <w:rPr>
+          <w:rFonts w:ascii="Consolas" w:cs="Consolas" w:eastAsia="Consolas" w:hAnsi="Consolas"/>
+          <w:color w:val="1F5F56"/>
+          <w:sz w:val="21"/>
+          <w:szCs w:val="21"/>
+        </w:rPr>
+        <w:t xml:space="preserve">-translate-x-full</w:t>
+      </w:r>
+      <w:r>
+        <w:rPr>
+          <w:sz w:val="21"/>
+          <w:szCs w:val="21"/>
+        </w:rPr>
+        <w:t xml:space="preserve">/</w:t>
+      </w:r>
+      <w:r>
+        <w:rPr>
+          <w:rFonts w:ascii="Consolas" w:cs="Consolas" w:eastAsia="Consolas" w:hAnsi="Consolas"/>
+          <w:color w:val="1F5F56"/>
+          <w:sz w:val="21"/>
+          <w:szCs w:val="21"/>
+        </w:rPr>
+        <w:t xml:space="preserve">translate-x-0</w:t>
+      </w:r>
+      <w:r>
+        <w:rPr>
+          <w:sz w:val="21"/>
+          <w:szCs w:val="21"/>
+        </w:rPr>
+        <w:t xml:space="preserve"> ile
+off-canvas&amp;#39;a dönüyor, karartılmış bir backdrop&amp;#39;la (</w:t>
+      </w:r>
+      <w:r>
+        <w:rPr>
+          <w:rFonts w:ascii="Consolas" w:cs="Consolas" w:eastAsia="Consolas" w:hAnsi="Consolas"/>
+          <w:color w:val="1F5F56"/>
+          <w:sz w:val="21"/>
+          <w:szCs w:val="21"/>
+        </w:rPr>
+        <w:t xml:space="preserve">md:hidden</w:t>
+      </w:r>
+      <w:r>
+        <w:rPr>
+          <w:sz w:val="21"/>
+          <w:szCs w:val="21"/>
+        </w:rPr>
+        <w:t xml:space="preserve">)
+açılıp kapanıyor, rota değişince otomatik kapanıyor; </w:t>
+      </w:r>
+      <w:r>
+        <w:rPr>
+          <w:rFonts w:ascii="Consolas" w:cs="Consolas" w:eastAsia="Consolas" w:hAnsi="Consolas"/>
+          <w:color w:val="1F5F56"/>
+          <w:sz w:val="21"/>
+          <w:szCs w:val="21"/>
+        </w:rPr>
+        <w:t xml:space="preserve">md</w:t>
+      </w:r>
+      <w:r>
+        <w:rPr>
+          <w:sz w:val="21"/>
+          <w:szCs w:val="21"/>
+        </w:rPr>
+        <w:t xml:space="preserve"> ve üstünde
+önceki sticky/daraltılabilir davranış birebir korunuyor (mobilde
+masaüstü &amp;quot;daralt&amp;quot; tercihi görmezden geliniyor, o zaten tüm genişlikte
+açılan bir overlay). Header&amp;#39;lar (</w:t>
+      </w:r>
+      <w:r>
+        <w:rPr>
+          <w:rFonts w:ascii="Consolas" w:cs="Consolas" w:eastAsia="Consolas" w:hAnsi="Consolas"/>
+          <w:color w:val="1F5F56"/>
+          <w:sz w:val="21"/>
+          <w:szCs w:val="21"/>
+        </w:rPr>
+        <w:t xml:space="preserve">admin/layout.tsx</w:t>
+      </w:r>
+      <w:r>
+        <w:rPr>
+          <w:sz w:val="21"/>
+          <w:szCs w:val="21"/>
+        </w:rPr>
+        <w:t xml:space="preserve">,
+</w:t>
+      </w:r>
+      <w:r>
+        <w:rPr>
+          <w:rFonts w:ascii="Consolas" w:cs="Consolas" w:eastAsia="Consolas" w:hAnsi="Consolas"/>
+          <w:color w:val="1F5F56"/>
+          <w:sz w:val="21"/>
+          <w:szCs w:val="21"/>
+        </w:rPr>
+        <w:t xml:space="preserve">dealer/layout.tsx</w:t>
+      </w:r>
+      <w:r>
+        <w:rPr>
+          <w:sz w:val="21"/>
+          <w:szCs w:val="21"/>
+        </w:rPr>
+        <w:t xml:space="preserve">) da daraltıldı: tarih </w:t>
+      </w:r>
+      <w:r>
+        <w:rPr>
+          <w:rFonts w:ascii="Consolas" w:cs="Consolas" w:eastAsia="Consolas" w:hAnsi="Consolas"/>
+          <w:color w:val="1F5F56"/>
+          <w:sz w:val="21"/>
+          <w:szCs w:val="21"/>
+        </w:rPr>
+        <w:t xml:space="preserve">sm</w:t>
+      </w:r>
+      <w:r>
+        <w:rPr>
+          <w:sz w:val="21"/>
+          <w:szCs w:val="21"/>
+        </w:rPr>
+        <w:t xml:space="preserve"> altında gizleniyor,
+e-posta </w:t>
+      </w:r>
+      <w:r>
+        <w:rPr>
+          <w:rFonts w:ascii="Consolas" w:cs="Consolas" w:eastAsia="Consolas" w:hAnsi="Consolas"/>
+          <w:color w:val="1F5F56"/>
+          <w:sz w:val="21"/>
+          <w:szCs w:val="21"/>
+        </w:rPr>
+        <w:t xml:space="preserve">truncate</w:t>
+      </w:r>
+      <w:r>
+        <w:rPr>
+          <w:sz w:val="21"/>
+          <w:szCs w:val="21"/>
+        </w:rPr>
+        <w:t xml:space="preserve">, </w:t>
+      </w:r>
+      <w:r>
+        <w:rPr>
+          <w:rFonts w:ascii="Consolas" w:cs="Consolas" w:eastAsia="Consolas" w:hAnsi="Consolas"/>
+          <w:color w:val="1F5F56"/>
+          <w:sz w:val="21"/>
+          <w:szCs w:val="21"/>
+        </w:rPr>
+        <w:t xml:space="preserve">main</w:t>
+      </w:r>
+      <w:r>
+        <w:rPr>
+          <w:sz w:val="21"/>
+          <w:szCs w:val="21"/>
+        </w:rPr>
+        <w:t xml:space="preserve">/</w:t>
+      </w:r>
+      <w:r>
+        <w:rPr>
+          <w:rFonts w:ascii="Consolas" w:cs="Consolas" w:eastAsia="Consolas" w:hAnsi="Consolas"/>
+          <w:color w:val="1F5F56"/>
+          <w:sz w:val="21"/>
+          <w:szCs w:val="21"/>
+        </w:rPr>
+        <w:t xml:space="preserve">header</w:t>
+      </w:r>
+      <w:r>
+        <w:rPr>
+          <w:sz w:val="21"/>
+          <w:szCs w:val="21"/>
+        </w:rPr>
+        <w:t xml:space="preserve"> padding&amp;#39;i </w:t>
+      </w:r>
+      <w:r>
+        <w:rPr>
+          <w:rFonts w:ascii="Consolas" w:cs="Consolas" w:eastAsia="Consolas" w:hAnsi="Consolas"/>
+          <w:color w:val="1F5F56"/>
+          <w:sz w:val="21"/>
+          <w:szCs w:val="21"/>
+        </w:rPr>
+        <w:t xml:space="preserve">px-4</w:t>
+      </w:r>
+      <w:r>
+        <w:rPr>
+          <w:sz w:val="21"/>
+          <w:szCs w:val="21"/>
+        </w:rPr>
+        <w:t xml:space="preserve">&amp;#39;e düşüyor.</w:t>
       </w:r>
     </w:p>
     <w:p>
@@ -6157,7 +6390,15 @@
           <w:sz w:val="21"/>
           <w:szCs w:val="21"/>
         </w:rPr>
-        <w:t xml:space="preserve">Tüm </w:t>
+        <w:t xml:space="preserve">10.2 — Tablo taşmalarını sarmala</w:t>
+      </w:r>
+      <w:r>
+        <w:rPr>
+          <w:sz w:val="21"/>
+          <w:szCs w:val="21"/>
+        </w:rPr>
+        <w:t xml:space="preserve"> — ✅ Tamamlandı. 12 dosyadaki 17
+</w:t>
       </w:r>
       <w:r>
         <w:rPr>
@@ -6173,39 +6414,56 @@
           <w:sz w:val="21"/>
           <w:szCs w:val="21"/>
         </w:rPr>
-        <w:t xml:space="preserve"> içeren ekranlar (</w:t>
-      </w:r>
-      <w:r>
-        <w:rPr>
-          <w:rFonts w:ascii="Consolas" w:cs="Consolas" w:eastAsia="Consolas" w:hAnsi="Consolas"/>
-          <w:color w:val="1F5F56"/>
-          <w:sz w:val="21"/>
-          <w:szCs w:val="21"/>
-        </w:rPr>
-        <w:t xml:space="preserve">/admin/orders</w:t>
-      </w:r>
-      <w:r>
-        <w:rPr>
-          <w:sz w:val="21"/>
-          <w:szCs w:val="21"/>
-        </w:rPr>
-        <w:t xml:space="preserve">, </w:t>
-      </w:r>
-      <w:r>
-        <w:rPr>
-          <w:rFonts w:ascii="Consolas" w:cs="Consolas" w:eastAsia="Consolas" w:hAnsi="Consolas"/>
-          <w:color w:val="1F5F56"/>
-          <w:sz w:val="21"/>
-          <w:szCs w:val="21"/>
-        </w:rPr>
-        <w:t xml:space="preserve">/admin/products</w:t>
-      </w:r>
-      <w:r>
-        <w:rPr>
-          <w:sz w:val="21"/>
-          <w:szCs w:val="21"/>
-        </w:rPr>
-        <w:t xml:space="preserve">,
+        <w:t xml:space="preserve"> de </w:t>
+      </w:r>
+      <w:r>
+        <w:rPr>
+          <w:rFonts w:ascii="Consolas" w:cs="Consolas" w:eastAsia="Consolas" w:hAnsi="Consolas"/>
+          <w:color w:val="1F5F56"/>
+          <w:sz w:val="21"/>
+          <w:szCs w:val="21"/>
+        </w:rPr>
+        <w:t xml:space="preserve">overflow-x-auto</w:t>
+      </w:r>
+      <w:r>
+        <w:rPr>
+          <w:sz w:val="21"/>
+          <w:szCs w:val="21"/>
+        </w:rPr>
+        <w:t xml:space="preserve"> kapsayıcıya alındı. Bunu yaparken asıl
+hata ortaya çıktı: </w:t>
+      </w:r>
+      <w:r>
+        <w:rPr>
+          <w:rFonts w:ascii="Consolas" w:cs="Consolas" w:eastAsia="Consolas" w:hAnsi="Consolas"/>
+          <w:color w:val="1F5F56"/>
+          <w:sz w:val="21"/>
+          <w:szCs w:val="21"/>
+        </w:rPr>
+        <w:t xml:space="preserve">admin/layout.tsx</w:t>
+      </w:r>
+      <w:r>
+        <w:rPr>
+          <w:sz w:val="21"/>
+          <w:szCs w:val="21"/>
+        </w:rPr>
+        <w:t xml:space="preserve">/</w:t>
+      </w:r>
+      <w:r>
+        <w:rPr>
+          <w:rFonts w:ascii="Consolas" w:cs="Consolas" w:eastAsia="Consolas" w:hAnsi="Consolas"/>
+          <w:color w:val="1F5F56"/>
+          <w:sz w:val="21"/>
+          <w:szCs w:val="21"/>
+        </w:rPr>
+        <w:t xml:space="preserve">dealer/layout.tsx</w:t>
+      </w:r>
+      <w:r>
+        <w:rPr>
+          <w:sz w:val="21"/>
+          <w:szCs w:val="21"/>
+        </w:rPr>
+        <w:t xml:space="preserve">&amp;#39;teki iç içe
 </w:t>
       </w:r>
       <w:r>
@@ -6215,14 +6473,31 @@
           <w:sz w:val="21"/>
           <w:szCs w:val="21"/>
         </w:rPr>
-        <w:t xml:space="preserve">/admin/brands</w:t>
-      </w:r>
-      <w:r>
-        <w:rPr>
-          <w:sz w:val="21"/>
-          <w:szCs w:val="21"/>
-        </w:rPr>
-        <w:t xml:space="preserve"> bayi listesi, dealer sipariş geçmişi vb.)
+        <w:t xml:space="preserve">flex flex-1</w:t>
+      </w:r>
+      <w:r>
+        <w:rPr>
+          <w:sz w:val="21"/>
+          <w:szCs w:val="21"/>
+        </w:rPr>
+        <w:t xml:space="preserve"> kapsayıcılarında </w:t>
+      </w:r>
+      <w:r>
+        <w:rPr>
+          <w:rFonts w:ascii="Consolas" w:cs="Consolas" w:eastAsia="Consolas" w:hAnsi="Consolas"/>
+          <w:color w:val="1F5F56"/>
+          <w:sz w:val="21"/>
+          <w:szCs w:val="21"/>
+        </w:rPr>
+        <w:t xml:space="preserve">min-w-0</w:t>
+      </w:r>
+      <w:r>
+        <w:rPr>
+          <w:sz w:val="21"/>
+          <w:szCs w:val="21"/>
+        </w:rPr>
+        <w:t xml:space="preserve"> olmadığından, tablo
+sarmalayıcısı içeride doğru scroll etse bile üstteki flex zincirinin
 </w:t>
       </w:r>
       <w:r>
@@ -6232,30 +6507,81 @@
           <w:sz w:val="21"/>
           <w:szCs w:val="21"/>
         </w:rPr>
-        <w:t xml:space="preserve">overflow-x-auto</w:t>
-      </w:r>
-      <w:r>
-        <w:rPr>
-          <w:sz w:val="21"/>
-          <w:szCs w:val="21"/>
-        </w:rPr>
-        <w:t xml:space="preserve"> kapsayıcıya alınır — mekanik, düşük riskli, tek tek
-test edilecek ama tasarım kararı gerektirmiyor</w:t>
-      </w:r>
-    </w:p>
-    <w:p>
-      <w:pPr>
-        <w:spacing w:after="120"/>
-      </w:pPr>
+        <w:t xml:space="preserve">min-width: auto</w:t>
+      </w:r>
+      <w:r>
+        <w:rPr>
+          <w:sz w:val="21"/>
+          <w:szCs w:val="21"/>
+        </w:rPr>
+        <w:t xml:space="preserve"> varsayılanı yüzünden </w:t>
+      </w:r>
       <w:r>
         <w:rPr>
           <w:b/>
           <w:bCs/>
-          <w:color w:val="1A2420"/>
-          <w:sz w:val="21"/>
-          <w:szCs w:val="21"/>
-        </w:rPr>
-        <w:t xml:space="preserve">10.3 — Sayfa/grid düzenlerini gözden geçir</w:t>
+          <w:sz w:val="21"/>
+          <w:szCs w:val="21"/>
+        </w:rPr>
+        <w:t xml:space="preserve">tüm sayfa</w:t>
+      </w:r>
+      <w:r>
+        <w:rPr>
+          <w:sz w:val="21"/>
+          <w:szCs w:val="21"/>
+        </w:rPr>
+        <w:t xml:space="preserve"> yatay kaydırma
+kazanıyordu — 375px&amp;#39;te fark edilmeyen ama gerçek cihazda görülecek bir
+bug. </w:t>
+      </w:r>
+      <w:r>
+        <w:rPr>
+          <w:rFonts w:ascii="Consolas" w:cs="Consolas" w:eastAsia="Consolas" w:hAnsi="Consolas"/>
+          <w:color w:val="1F5F56"/>
+          <w:sz w:val="21"/>
+          <w:szCs w:val="21"/>
+        </w:rPr>
+        <w:t xml:space="preserve">min-w-0</w:t>
+      </w:r>
+      <w:r>
+        <w:rPr>
+          <w:sz w:val="21"/>
+          <w:szCs w:val="21"/>
+        </w:rPr>
+        <w:t xml:space="preserve"> hem </w:t>
+      </w:r>
+      <w:r>
+        <w:rPr>
+          <w:rFonts w:ascii="Consolas" w:cs="Consolas" w:eastAsia="Consolas" w:hAnsi="Consolas"/>
+          <w:color w:val="1F5F56"/>
+          <w:sz w:val="21"/>
+          <w:szCs w:val="21"/>
+        </w:rPr>
+        <w:t xml:space="preserve">&amp;lt;div className=&amp;quot;flex ... flex-col&amp;quot;&amp;gt;</w:t>
+      </w:r>
+      <w:r>
+        <w:rPr>
+          <w:sz w:val="21"/>
+          <w:szCs w:val="21"/>
+        </w:rPr>
+        <w:t xml:space="preserve"> sarmalayıcıya
+hem </w:t>
+      </w:r>
+      <w:r>
+        <w:rPr>
+          <w:rFonts w:ascii="Consolas" w:cs="Consolas" w:eastAsia="Consolas" w:hAnsi="Consolas"/>
+          <w:color w:val="1F5F56"/>
+          <w:sz w:val="21"/>
+          <w:szCs w:val="21"/>
+        </w:rPr>
+        <w:t xml:space="preserve">&amp;lt;main&amp;gt;</w:t>
+      </w:r>
+      <w:r>
+        <w:rPr>
+          <w:sz w:val="21"/>
+          <w:szCs w:val="21"/>
+        </w:rPr>
+        <w:t xml:space="preserve">&amp;#39;e eklenerek çözüldü.</w:t>
       </w:r>
     </w:p>
     <w:p>
@@ -6272,56 +6598,213 @@
           <w:sz w:val="21"/>
           <w:szCs w:val="21"/>
         </w:rPr>
-        <w:t xml:space="preserve">Kalan sayfa/grid düzenleri (stat kartları, form grid&amp;#39;leri, modal
-genişlikleri) breakpoint&amp;#39;lerle (</w:t>
-      </w:r>
-      <w:r>
-        <w:rPr>
-          <w:rFonts w:ascii="Consolas" w:cs="Consolas" w:eastAsia="Consolas" w:hAnsi="Consolas"/>
-          <w:color w:val="1F5F56"/>
-          <w:sz w:val="21"/>
-          <w:szCs w:val="21"/>
-        </w:rPr>
-        <w:t xml:space="preserve">sm:</w:t>
-      </w:r>
-      <w:r>
-        <w:rPr>
-          <w:sz w:val="21"/>
-          <w:szCs w:val="21"/>
-        </w:rPr>
-        <w:t xml:space="preserve">/</w:t>
-      </w:r>
-      <w:r>
-        <w:rPr>
-          <w:rFonts w:ascii="Consolas" w:cs="Consolas" w:eastAsia="Consolas" w:hAnsi="Consolas"/>
-          <w:color w:val="1F5F56"/>
-          <w:sz w:val="21"/>
-          <w:szCs w:val="21"/>
-        </w:rPr>
-        <w:t xml:space="preserve">md:</w:t>
-      </w:r>
-      <w:r>
-        <w:rPr>
-          <w:sz w:val="21"/>
-          <w:szCs w:val="21"/>
-        </w:rPr>
-        <w:t xml:space="preserve">/</w:t>
-      </w:r>
-      <w:r>
-        <w:rPr>
-          <w:rFonts w:ascii="Consolas" w:cs="Consolas" w:eastAsia="Consolas" w:hAnsi="Consolas"/>
-          <w:color w:val="1F5F56"/>
-          <w:sz w:val="21"/>
-          <w:szCs w:val="21"/>
-        </w:rPr>
-        <w:t xml:space="preserve">lg:</w:t>
-      </w:r>
-      <w:r>
-        <w:rPr>
-          <w:sz w:val="21"/>
-          <w:szCs w:val="21"/>
-        </w:rPr>
-        <w:t xml:space="preserve">) gözden geçirilir</w:t>
+        <w:t xml:space="preserve">10.3 — Sayfa/grid düzenlerini gözden geçir</w:t>
+      </w:r>
+      <w:r>
+        <w:rPr>
+          <w:sz w:val="21"/>
+          <w:szCs w:val="21"/>
+        </w:rPr>
+        <w:t xml:space="preserve"> — ✅ Tamamlandı. Sabit
+</w:t>
+      </w:r>
+      <w:r>
+        <w:rPr>
+          <w:rFonts w:ascii="Consolas" w:cs="Consolas" w:eastAsia="Consolas" w:hAnsi="Consolas"/>
+          <w:color w:val="1F5F56"/>
+          <w:sz w:val="21"/>
+          <w:szCs w:val="21"/>
+        </w:rPr>
+        <w:t xml:space="preserve">grid-cols-2</w:t>
+      </w:r>
+      <w:r>
+        <w:rPr>
+          <w:sz w:val="21"/>
+          <w:szCs w:val="21"/>
+        </w:rPr>
+        <w:t xml:space="preserve"> form grid&amp;#39;leri (</w:t>
+      </w:r>
+      <w:r>
+        <w:rPr>
+          <w:rFonts w:ascii="Consolas" w:cs="Consolas" w:eastAsia="Consolas" w:hAnsi="Consolas"/>
+          <w:color w:val="1F5F56"/>
+          <w:sz w:val="21"/>
+          <w:szCs w:val="21"/>
+        </w:rPr>
+        <w:t xml:space="preserve">add-user-modal.tsx</w:t>
+      </w:r>
+      <w:r>
+        <w:rPr>
+          <w:sz w:val="21"/>
+          <w:szCs w:val="21"/>
+        </w:rPr>
+        <w:t xml:space="preserve"> ×4,
+</w:t>
+      </w:r>
+      <w:r>
+        <w:rPr>
+          <w:rFonts w:ascii="Consolas" w:cs="Consolas" w:eastAsia="Consolas" w:hAnsi="Consolas"/>
+          <w:color w:val="1F5F56"/>
+          <w:sz w:val="21"/>
+          <w:szCs w:val="21"/>
+        </w:rPr>
+        <w:t xml:space="preserve">edit-product-modal.tsx</w:t>
+      </w:r>
+      <w:r>
+        <w:rPr>
+          <w:sz w:val="21"/>
+          <w:szCs w:val="21"/>
+        </w:rPr>
+        <w:t xml:space="preserve"> ×2, </w:t>
+      </w:r>
+      <w:r>
+        <w:rPr>
+          <w:rFonts w:ascii="Consolas" w:cs="Consolas" w:eastAsia="Consolas" w:hAnsi="Consolas"/>
+          <w:color w:val="1F5F56"/>
+          <w:sz w:val="21"/>
+          <w:szCs w:val="21"/>
+        </w:rPr>
+        <w:t xml:space="preserve">dealers/[id]/page.tsx</w:t>
+      </w:r>
+      <w:r>
+        <w:rPr>
+          <w:sz w:val="21"/>
+          <w:szCs w:val="21"/>
+        </w:rPr>
+        <w:t xml:space="preserve"> ×1)
+</w:t>
+      </w:r>
+      <w:r>
+        <w:rPr>
+          <w:rFonts w:ascii="Consolas" w:cs="Consolas" w:eastAsia="Consolas" w:hAnsi="Consolas"/>
+          <w:color w:val="1F5F56"/>
+          <w:sz w:val="21"/>
+          <w:szCs w:val="21"/>
+        </w:rPr>
+        <w:t xml:space="preserve">grid-cols-1 sm:grid-cols-2</w:t>
+      </w:r>
+      <w:r>
+        <w:rPr>
+          <w:sz w:val="21"/>
+          <w:szCs w:val="21"/>
+        </w:rPr>
+        <w:t xml:space="preserve"> yapıldı. Filtre/araç çubukları
+(</w:t>
+      </w:r>
+      <w:r>
+        <w:rPr>
+          <w:rFonts w:ascii="Consolas" w:cs="Consolas" w:eastAsia="Consolas" w:hAnsi="Consolas"/>
+          <w:color w:val="1F5F56"/>
+          <w:sz w:val="21"/>
+          <w:szCs w:val="21"/>
+        </w:rPr>
+        <w:t xml:space="preserve">period-filter.tsx</w:t>
+      </w:r>
+      <w:r>
+        <w:rPr>
+          <w:sz w:val="21"/>
+          <w:szCs w:val="21"/>
+        </w:rPr>
+        <w:t xml:space="preserve">, </w:t>
+      </w:r>
+      <w:r>
+        <w:rPr>
+          <w:rFonts w:ascii="Consolas" w:cs="Consolas" w:eastAsia="Consolas" w:hAnsi="Consolas"/>
+          <w:color w:val="1F5F56"/>
+          <w:sz w:val="21"/>
+          <w:szCs w:val="21"/>
+        </w:rPr>
+        <w:t xml:space="preserve">brand-filter-buttons.tsx</w:t>
+      </w:r>
+      <w:r>
+        <w:rPr>
+          <w:sz w:val="21"/>
+          <w:szCs w:val="21"/>
+        </w:rPr>
+        <w:t xml:space="preserve">,
+</w:t>
+      </w:r>
+      <w:r>
+        <w:rPr>
+          <w:rFonts w:ascii="Consolas" w:cs="Consolas" w:eastAsia="Consolas" w:hAnsi="Consolas"/>
+          <w:color w:val="1F5F56"/>
+          <w:sz w:val="21"/>
+          <w:szCs w:val="21"/>
+        </w:rPr>
+        <w:t xml:space="preserve">dealer-filter-form.tsx</w:t>
+      </w:r>
+      <w:r>
+        <w:rPr>
+          <w:sz w:val="21"/>
+          <w:szCs w:val="21"/>
+        </w:rPr>
+        <w:t xml:space="preserve">) zaten </w:t>
+      </w:r>
+      <w:r>
+        <w:rPr>
+          <w:rFonts w:ascii="Consolas" w:cs="Consolas" w:eastAsia="Consolas" w:hAnsi="Consolas"/>
+          <w:color w:val="1F5F56"/>
+          <w:sz w:val="21"/>
+          <w:szCs w:val="21"/>
+        </w:rPr>
+        <w:t xml:space="preserve">flex-wrap</w:t>
+      </w:r>
+      <w:r>
+        <w:rPr>
+          <w:sz w:val="21"/>
+          <w:szCs w:val="21"/>
+        </w:rPr>
+        <w:t xml:space="preserve"> kullanıyordu, değişiklik
+gerekmedi; stat kartı grid&amp;#39;leri (</w:t>
+      </w:r>
+      <w:r>
+        <w:rPr>
+          <w:rFonts w:ascii="Consolas" w:cs="Consolas" w:eastAsia="Consolas" w:hAnsi="Consolas"/>
+          <w:color w:val="1F5F56"/>
+          <w:sz w:val="21"/>
+          <w:szCs w:val="21"/>
+        </w:rPr>
+        <w:t xml:space="preserve">admin/page.tsx</w:t>
+      </w:r>
+      <w:r>
+        <w:rPr>
+          <w:sz w:val="21"/>
+          <w:szCs w:val="21"/>
+        </w:rPr>
+        <w:t xml:space="preserve">, </w:t>
+      </w:r>
+      <w:r>
+        <w:rPr>
+          <w:rFonts w:ascii="Consolas" w:cs="Consolas" w:eastAsia="Consolas" w:hAnsi="Consolas"/>
+          <w:color w:val="1F5F56"/>
+          <w:sz w:val="21"/>
+          <w:szCs w:val="21"/>
+        </w:rPr>
+        <w:t xml:space="preserve">dealer/page.tsx</w:t>
+      </w:r>
+      <w:r>
+        <w:rPr>
+          <w:sz w:val="21"/>
+          <w:szCs w:val="21"/>
+        </w:rPr>
+        <w:t xml:space="preserve">,
+</w:t>
+      </w:r>
+      <w:r>
+        <w:rPr>
+          <w:rFonts w:ascii="Consolas" w:cs="Consolas" w:eastAsia="Consolas" w:hAnsi="Consolas"/>
+          <w:color w:val="1F5F56"/>
+          <w:sz w:val="21"/>
+          <w:szCs w:val="21"/>
+        </w:rPr>
+        <w:t xml:space="preserve">ledger/page.tsx</w:t>
+      </w:r>
+      <w:r>
+        <w:rPr>
+          <w:sz w:val="21"/>
+          <w:szCs w:val="21"/>
+        </w:rPr>
+        <w:t xml:space="preserve">) zaten responsive&amp;#39;ti.</w:t>
       </w:r>
     </w:p>
     <w:p>
@@ -6346,7 +6829,828 @@
         </w:rPr>
         <w:t xml:space="preserve"> admin ve dealer panelleri bir telefon ekranında
 (375px genişlik) yatay kaydırma gerektirmeden, sidebar erişilebilir
-şekilde kullanılabiliyor.</w:t>
+şekilde kullanılabiliyor. Chrome&amp;#39;da 557px genişlikte hem admin hem bayi
+(impersonation ile) oturumunda uçtan uca doğrulandı: hamburger/drawer/
+backdrop akışı, tablo scroll&amp;#39;ları, modal grid stack&amp;#39;i; masaüstünde
+(1400px) önceki davranış (sticky sidebar, daralt/genişlet) değişmeden
+kaldı.</w:t>
+      </w:r>
+    </w:p>
+    <w:p>
+      <w:pPr>
+        <w:pStyle w:val="Heading2"/>
+        <w:spacing w:after="100" w:before="220"/>
+      </w:pPr>
+      <w:r>
+        <w:rPr>
+          <w:color w:val="1A2420"/>
+        </w:rPr>
+        <w:t xml:space="preserve">Faz 11 — Bayi Denetim (Stok Mutabakatı)</w:t>
+      </w:r>
+    </w:p>
+    <w:p>
+      <w:pPr>
+        <w:spacing w:after="120"/>
+      </w:pPr>
+      <w:r>
+        <w:rPr>
+          <w:color w:val="1A2420"/>
+          <w:sz w:val="21"/>
+          <w:szCs w:val="21"/>
+        </w:rPr>
+        <w:t xml:space="preserve">Hedef: Musluoğlu markasının aylık bayi stok sayımı/satış mutabakatını
+şu an elle yürüttüğü Excel dosyasının (24 şube sekmesi, kırılgan
+</w:t>
+      </w:r>
+      <w:r>
+        <w:rPr>
+          <w:rFonts w:ascii="Consolas" w:cs="Consolas" w:eastAsia="Consolas" w:hAnsi="Consolas"/>
+          <w:color w:val="1A2420"/>
+          <w:sz w:val="21"/>
+          <w:szCs w:val="21"/>
+        </w:rPr>
+        <w:t xml:space="preserve">INDIRECT</w:t>
+      </w:r>
+      <w:r>
+        <w:rPr>
+          <w:color w:val="1A2420"/>
+          <w:sz w:val="21"/>
+          <w:szCs w:val="21"/>
+        </w:rPr>
+        <w:t xml:space="preserve">/</w:t>
+      </w:r>
+      <w:r>
+        <w:rPr>
+          <w:rFonts w:ascii="Consolas" w:cs="Consolas" w:eastAsia="Consolas" w:hAnsi="Consolas"/>
+          <w:color w:val="1A2420"/>
+          <w:sz w:val="21"/>
+          <w:szCs w:val="21"/>
+        </w:rPr>
+        <w:t xml:space="preserve">VLOOKUP</w:t>
+      </w:r>
+      <w:r>
+        <w:rPr>
+          <w:color w:val="1A2420"/>
+          <w:sz w:val="21"/>
+          <w:szCs w:val="21"/>
+        </w:rPr>
+        <w:t xml:space="preserve"> formülleri, versiyon kontrolü yok) yerini alacak
+bir modül. Sayfa iskeletleri ve nav girişleri şimdiden eklendi
+(</w:t>
+      </w:r>
+      <w:r>
+        <w:rPr>
+          <w:rFonts w:ascii="Consolas" w:cs="Consolas" w:eastAsia="Consolas" w:hAnsi="Consolas"/>
+          <w:color w:val="1A2420"/>
+          <w:sz w:val="21"/>
+          <w:szCs w:val="21"/>
+        </w:rPr>
+        <w:t xml:space="preserve">src/app/admin/audit/</w:t>
+      </w:r>
+      <w:r>
+        <w:rPr>
+          <w:color w:val="1A2420"/>
+          <w:sz w:val="21"/>
+          <w:szCs w:val="21"/>
+        </w:rPr>
+        <w:t xml:space="preserve">, </w:t>
+      </w:r>
+      <w:r>
+        <w:rPr>
+          <w:rFonts w:ascii="Consolas" w:cs="Consolas" w:eastAsia="Consolas" w:hAnsi="Consolas"/>
+          <w:color w:val="1A2420"/>
+          <w:sz w:val="21"/>
+          <w:szCs w:val="21"/>
+        </w:rPr>
+        <w:t xml:space="preserve">src/app/dealer/audit/</w:t>
+      </w:r>
+      <w:r>
+        <w:rPr>
+          <w:color w:val="1A2420"/>
+          <w:sz w:val="21"/>
+          <w:szCs w:val="21"/>
+        </w:rPr>
+        <w:t xml:space="preserve"> — </w:t>
+      </w:r>
+      <w:r>
+        <w:rPr>
+          <w:rFonts w:ascii="Consolas" w:cs="Consolas" w:eastAsia="Consolas" w:hAnsi="Consolas"/>
+          <w:color w:val="1A2420"/>
+          <w:sz w:val="21"/>
+          <w:szCs w:val="21"/>
+        </w:rPr>
+        <w:t xml:space="preserve">ComingSoon</w:t>
+      </w:r>
+      <w:r>
+        <w:rPr>
+          <w:color w:val="1A2420"/>
+          <w:sz w:val="21"/>
+          <w:szCs w:val="21"/>
+        </w:rPr>
+        <w:t xml:space="preserve">
+bileşeniyle &amp;quot;Yapım aşamasında&amp;quot; gösteriyor); bu fazın kapsamı gerçek
+işlevi uygulamak. Kapsam v1&amp;#39;de </w:t>
+      </w:r>
+      <w:r>
+        <w:rPr>
+          <w:b/>
+          <w:bCs/>
+          <w:color w:val="1A2420"/>
+          <w:sz w:val="21"/>
+          <w:szCs w:val="21"/>
+        </w:rPr>
+        <w:t xml:space="preserve">yalnızca Musluoğlu markası</w:t>
+      </w:r>
+      <w:r>
+        <w:rPr>
+          <w:color w:val="1A2420"/>
+          <w:sz w:val="21"/>
+          <w:szCs w:val="21"/>
+        </w:rPr>
+        <w:t xml:space="preserve"> (30 ürün,
+24 bayi — zaten </w:t>
+      </w:r>
+      <w:r>
+        <w:rPr>
+          <w:rFonts w:ascii="Consolas" w:cs="Consolas" w:eastAsia="Consolas" w:hAnsi="Consolas"/>
+          <w:color w:val="1A2420"/>
+          <w:sz w:val="21"/>
+          <w:szCs w:val="21"/>
+        </w:rPr>
+        <w:t xml:space="preserve">brands</w:t>
+      </w:r>
+      <w:r>
+        <w:rPr>
+          <w:color w:val="1A2420"/>
+          <w:sz w:val="21"/>
+          <w:szCs w:val="21"/>
+        </w:rPr>
+        <w:t xml:space="preserve">/</w:t>
+      </w:r>
+      <w:r>
+        <w:rPr>
+          <w:rFonts w:ascii="Consolas" w:cs="Consolas" w:eastAsia="Consolas" w:hAnsi="Consolas"/>
+          <w:color w:val="1A2420"/>
+          <w:sz w:val="21"/>
+          <w:szCs w:val="21"/>
+        </w:rPr>
+        <w:t xml:space="preserve">products</w:t>
+      </w:r>
+      <w:r>
+        <w:rPr>
+          <w:color w:val="1A2420"/>
+          <w:sz w:val="21"/>
+          <w:szCs w:val="21"/>
+        </w:rPr>
+        <w:t xml:space="preserve">/</w:t>
+      </w:r>
+      <w:r>
+        <w:rPr>
+          <w:rFonts w:ascii="Consolas" w:cs="Consolas" w:eastAsia="Consolas" w:hAnsi="Consolas"/>
+          <w:color w:val="1A2420"/>
+          <w:sz w:val="21"/>
+          <w:szCs w:val="21"/>
+        </w:rPr>
+        <w:t xml:space="preserve">categories</w:t>
+      </w:r>
+      <w:r>
+        <w:rPr>
+          <w:color w:val="1A2420"/>
+          <w:sz w:val="21"/>
+          <w:szCs w:val="21"/>
+        </w:rPr>
+        <w:t xml:space="preserve">/</w:t>
+      </w:r>
+      <w:r>
+        <w:rPr>
+          <w:rFonts w:ascii="Consolas" w:cs="Consolas" w:eastAsia="Consolas" w:hAnsi="Consolas"/>
+          <w:color w:val="1A2420"/>
+          <w:sz w:val="21"/>
+          <w:szCs w:val="21"/>
+        </w:rPr>
+        <w:t xml:space="preserve">dealers</w:t>
+      </w:r>
+      <w:r>
+        <w:rPr>
+          <w:color w:val="1A2420"/>
+          <w:sz w:val="21"/>
+          <w:szCs w:val="21"/>
+        </w:rPr>
+        <w:t xml:space="preserve">&amp;#39;ta kayıtlı,
+yeniden oluşturulmayacak).</w:t>
+      </w:r>
+    </w:p>
+    <w:p>
+      <w:pPr>
+        <w:spacing w:after="120"/>
+      </w:pPr>
+      <w:r>
+        <w:rPr>
+          <w:b/>
+          <w:bCs/>
+          <w:color w:val="1A2420"/>
+          <w:sz w:val="21"/>
+          <w:szCs w:val="21"/>
+        </w:rPr>
+        <w:t xml:space="preserve">İş mantığı</w:t>
+      </w:r>
+      <w:r>
+        <w:rPr>
+          <w:color w:val="1A2420"/>
+          <w:sz w:val="21"/>
+          <w:szCs w:val="21"/>
+        </w:rPr>
+        <w:t xml:space="preserve"> (Excel&amp;#39;den çıkarıldı, gerçek bir satırla doğrulandı —
+DEMETEVLER/CEVİZLİ BAKLAVA: 17.545+159×3.6−24.07−18.8=547.075 →
+×1.08(kutu)=590.841 → ×0.99(Ankara sapma)=584.93, Excel&amp;#39;deki hücreyle
+birebir eşleşiyor): bayi dönem başına ürün bazlı 5 değer girer —
+Dönem Başı Sayım(kg), Alım(tepsi), Fire(kg), Dönem Sonu Sayım(kg),
+Satılan(kg) — artı dönem başına Diğer Satışlar (TL, örn. gramajlı
+dondurma satışları/poşet/kutu) ve Mevcut Ciro (kasadan okunan gerçek
+ciro). Sistem hesaplar: </w:t>
+      </w:r>
+      <w:r>
+        <w:rPr>
+          <w:rFonts w:ascii="Consolas" w:cs="Consolas" w:eastAsia="Consolas" w:hAnsi="Consolas"/>
+          <w:color w:val="1A2420"/>
+          <w:sz w:val="21"/>
+          <w:szCs w:val="21"/>
+        </w:rPr>
+        <w:t xml:space="preserve">Alım(kg)=Alım(tepsi)×Tepsi Kg</w:t>
+      </w:r>
+      <w:r>
+        <w:rPr>
+          <w:color w:val="1A2420"/>
+          <w:sz w:val="21"/>
+          <w:szCs w:val="21"/>
+        </w:rPr>
+        <w:t xml:space="preserve"> →
+</w:t>
+      </w:r>
+      <w:r>
+        <w:rPr>
+          <w:rFonts w:ascii="Consolas" w:cs="Consolas" w:eastAsia="Consolas" w:hAnsi="Consolas"/>
+          <w:color w:val="1A2420"/>
+          <w:sz w:val="21"/>
+          <w:szCs w:val="21"/>
+        </w:rPr>
+        <w:t xml:space="preserve">Satılması Gereken=Başı+Alım(kg)−Fire−Sonu</w:t>
+      </w:r>
+      <w:r>
+        <w:rPr>
+          <w:color w:val="1A2420"/>
+          <w:sz w:val="21"/>
+          <w:szCs w:val="21"/>
+        </w:rPr>
+        <w:t xml:space="preserve"> →
+</w:t>
+      </w:r>
+      <w:r>
+        <w:rPr>
+          <w:rFonts w:ascii="Consolas" w:cs="Consolas" w:eastAsia="Consolas" w:hAnsi="Consolas"/>
+          <w:color w:val="1A2420"/>
+          <w:sz w:val="21"/>
+          <w:szCs w:val="21"/>
+        </w:rPr>
+        <w:t xml:space="preserve">Kutu Dahil=×(1+Kutu Oranı)</w:t>
+      </w:r>
+      <w:r>
+        <w:rPr>
+          <w:color w:val="1A2420"/>
+          <w:sz w:val="21"/>
+          <w:szCs w:val="21"/>
+        </w:rPr>
+        <w:t xml:space="preserve"> →
+</w:t>
+      </w:r>
+      <w:r>
+        <w:rPr>
+          <w:rFonts w:ascii="Consolas" w:cs="Consolas" w:eastAsia="Consolas" w:hAnsi="Consolas"/>
+          <w:color w:val="1A2420"/>
+          <w:sz w:val="21"/>
+          <w:szCs w:val="21"/>
+        </w:rPr>
+        <w:t xml:space="preserve">Net Beklenen=Kutu Dahil×(1−Sapma Oranı)</w:t>
+      </w:r>
+      <w:r>
+        <w:rPr>
+          <w:color w:val="1A2420"/>
+          <w:sz w:val="21"/>
+          <w:szCs w:val="21"/>
+        </w:rPr>
+        <w:t xml:space="preserve"> (</w:t>
+      </w:r>
+      <w:r>
+        <w:rPr>
+          <w:b/>
+          <w:bCs/>
+          <w:color w:val="1A2420"/>
+          <w:sz w:val="21"/>
+          <w:szCs w:val="21"/>
+        </w:rPr>
+        <w:t xml:space="preserve">Börekler kategorisinde
+sapma düşülmez</w:t>
+      </w:r>
+      <w:r>
+        <w:rPr>
+          <w:color w:val="1A2420"/>
+          <w:sz w:val="21"/>
+          <w:szCs w:val="21"/>
+        </w:rPr>
+        <w:t xml:space="preserve">) → </w:t>
+      </w:r>
+      <w:r>
+        <w:rPr>
+          <w:rFonts w:ascii="Consolas" w:cs="Consolas" w:eastAsia="Consolas" w:hAnsi="Consolas"/>
+          <w:color w:val="1A2420"/>
+          <w:sz w:val="21"/>
+          <w:szCs w:val="21"/>
+        </w:rPr>
+        <w:t xml:space="preserve">Fark(kg)=Satılan−Net Beklenen</w:t>
+      </w:r>
+      <w:r>
+        <w:rPr>
+          <w:color w:val="1A2420"/>
+          <w:sz w:val="21"/>
+          <w:szCs w:val="21"/>
+        </w:rPr>
+        <w:t xml:space="preserve">,
+</w:t>
+      </w:r>
+      <w:r>
+        <w:rPr>
+          <w:rFonts w:ascii="Consolas" w:cs="Consolas" w:eastAsia="Consolas" w:hAnsi="Consolas"/>
+          <w:color w:val="1A2420"/>
+          <w:sz w:val="21"/>
+          <w:szCs w:val="21"/>
+        </w:rPr>
+        <w:t xml:space="preserve">Fark(TL)=Fark×Fiyat</w:t>
+      </w:r>
+      <w:r>
+        <w:rPr>
+          <w:color w:val="1A2420"/>
+          <w:sz w:val="21"/>
+          <w:szCs w:val="21"/>
+        </w:rPr>
+        <w:t xml:space="preserve">; dönem toplamında &amp;quot;Yapması Gereken Ciro&amp;quot;
+(=Σ Net Beklenen×Fiyat + Diğer Satışlar), &amp;quot;Mevcut Ciro&amp;quot; ile
+karşılaştırılır. Kutu Oranı %8 sabit; Sapma Oranı bölgeye göre değişir
+(Excel&amp;#39;de Ankara %1, İstanbul %3).</w:t>
+      </w:r>
+    </w:p>
+    <w:p>
+      <w:pPr>
+        <w:spacing w:after="120"/>
+      </w:pPr>
+      <w:r>
+        <w:rPr>
+          <w:b/>
+          <w:bCs/>
+          <w:color w:val="1A2420"/>
+          <w:sz w:val="21"/>
+          <w:szCs w:val="21"/>
+        </w:rPr>
+        <w:t xml:space="preserve">Kilit akışı:</w:t>
+      </w:r>
+      <w:r>
+        <w:rPr>
+          <w:color w:val="1A2420"/>
+          <w:sz w:val="21"/>
+          <w:szCs w:val="21"/>
+        </w:rPr>
+        <w:t xml:space="preserve"> bayi verisini girer → &amp;quot;Gönder ve Kilitle&amp;quot; ile kilitler
+→ kilitliyken salt-okunur → sadece admin kilidi açabilir → açıldıktan
+sonra bayi veya admin düzenleyebilir.</w:t>
+      </w:r>
+    </w:p>
+    <w:p>
+      <w:pPr>
+        <w:spacing w:after="120"/>
+      </w:pPr>
+      <w:r>
+        <w:rPr>
+          <w:b/>
+          <w:bCs/>
+          <w:color w:val="1A2420"/>
+          <w:sz w:val="21"/>
+          <w:szCs w:val="21"/>
+        </w:rPr>
+        <w:t xml:space="preserve">Veri modeli (taslak):</w:t>
+      </w:r>
+    </w:p>
+    <w:p>
+      <w:pPr>
+        <w:pStyle w:val="ListParagraph"/>
+        <w:numPr>
+          <w:ilvl w:val="0"/>
+          <w:numId w:val="1"/>
+        </w:numPr>
+        <w:spacing w:after="60"/>
+      </w:pPr>
+      <w:r>
+        <w:rPr>
+          <w:rFonts w:ascii="Consolas" w:cs="Consolas" w:eastAsia="Consolas" w:hAnsi="Consolas"/>
+          <w:color w:val="1F5F56"/>
+          <w:sz w:val="21"/>
+          <w:szCs w:val="21"/>
+        </w:rPr>
+        <w:t xml:space="preserve">products.trayWeightKg</w:t>
+      </w:r>
+      <w:r>
+        <w:rPr>
+          <w:sz w:val="21"/>
+          <w:szCs w:val="21"/>
+        </w:rPr>
+        <w:t xml:space="preserve"> — tepsi ağırlığı (kg), sadece denetime dahil
+ürünlerde dolu</w:t>
+      </w:r>
+    </w:p>
+    <w:p>
+      <w:pPr>
+        <w:pStyle w:val="ListParagraph"/>
+        <w:numPr>
+          <w:ilvl w:val="0"/>
+          <w:numId w:val="1"/>
+        </w:numPr>
+        <w:spacing w:after="60"/>
+      </w:pPr>
+      <w:r>
+        <w:rPr>
+          <w:rFonts w:ascii="Consolas" w:cs="Consolas" w:eastAsia="Consolas" w:hAnsi="Consolas"/>
+          <w:color w:val="1F5F56"/>
+          <w:sz w:val="21"/>
+          <w:szCs w:val="21"/>
+        </w:rPr>
+        <w:t xml:space="preserve">auditRegions</w:t>
+      </w:r>
+      <w:r>
+        <w:rPr>
+          <w:sz w:val="21"/>
+          <w:szCs w:val="21"/>
+        </w:rPr>
+        <w:t xml:space="preserve"> — bölge + kutu/sapma oranı; </w:t>
+      </w:r>
+      <w:r>
+        <w:rPr>
+          <w:rFonts w:ascii="Consolas" w:cs="Consolas" w:eastAsia="Consolas" w:hAnsi="Consolas"/>
+          <w:color w:val="1F5F56"/>
+          <w:sz w:val="21"/>
+          <w:szCs w:val="21"/>
+        </w:rPr>
+        <w:t xml:space="preserve">dealers.auditRegionId</w:t>
+      </w:r>
+      <w:r>
+        <w:rPr>
+          <w:sz w:val="21"/>
+          <w:szCs w:val="21"/>
+        </w:rPr>
+        <w:t xml:space="preserve">
+ile bağlanır (mevcut </w:t>
+      </w:r>
+      <w:r>
+        <w:rPr>
+          <w:rFonts w:ascii="Consolas" w:cs="Consolas" w:eastAsia="Consolas" w:hAnsi="Consolas"/>
+          <w:color w:val="1F5F56"/>
+          <w:sz w:val="21"/>
+          <w:szCs w:val="21"/>
+        </w:rPr>
+        <w:t xml:space="preserve">dealers.il</w:t>
+      </w:r>
+      <w:r>
+        <w:rPr>
+          <w:sz w:val="21"/>
+          <w:szCs w:val="21"/>
+        </w:rPr>
+        <w:t xml:space="preserve">/</w:t>
+      </w:r>
+      <w:r>
+        <w:rPr>
+          <w:rFonts w:ascii="Consolas" w:cs="Consolas" w:eastAsia="Consolas" w:hAnsi="Consolas"/>
+          <w:color w:val="1F5F56"/>
+          <w:sz w:val="21"/>
+          <w:szCs w:val="21"/>
+        </w:rPr>
+        <w:t xml:space="preserve">bolge</w:t>
+      </w:r>
+      <w:r>
+        <w:rPr>
+          <w:sz w:val="21"/>
+          <w:szCs w:val="21"/>
+        </w:rPr>
+        <w:t xml:space="preserve"> alanları tutarsız/boş
+olduğu için ayrı bir bölge kavramı gerekiyor)</w:t>
+      </w:r>
+    </w:p>
+    <w:p>
+      <w:pPr>
+        <w:pStyle w:val="ListParagraph"/>
+        <w:numPr>
+          <w:ilvl w:val="0"/>
+          <w:numId w:val="1"/>
+        </w:numPr>
+        <w:spacing w:after="60"/>
+      </w:pPr>
+      <w:r>
+        <w:rPr>
+          <w:rFonts w:ascii="Consolas" w:cs="Consolas" w:eastAsia="Consolas" w:hAnsi="Consolas"/>
+          <w:color w:val="1F5F56"/>
+          <w:sz w:val="21"/>
+          <w:szCs w:val="21"/>
+        </w:rPr>
+        <w:t xml:space="preserve">auditPeriods</w:t>
+      </w:r>
+      <w:r>
+        <w:rPr>
+          <w:sz w:val="21"/>
+          <w:szCs w:val="21"/>
+        </w:rPr>
+        <w:t xml:space="preserve"> — dönem (başlangıç/bitiş), admin açar; bir dönem tüm
+Musluoğlu bayilerini aynı anda kapsar</w:t>
+      </w:r>
+    </w:p>
+    <w:p>
+      <w:pPr>
+        <w:pStyle w:val="ListParagraph"/>
+        <w:numPr>
+          <w:ilvl w:val="0"/>
+          <w:numId w:val="1"/>
+        </w:numPr>
+        <w:spacing w:after="60"/>
+      </w:pPr>
+      <w:r>
+        <w:rPr>
+          <w:rFonts w:ascii="Consolas" w:cs="Consolas" w:eastAsia="Consolas" w:hAnsi="Consolas"/>
+          <w:color w:val="1F5F56"/>
+          <w:sz w:val="21"/>
+          <w:szCs w:val="21"/>
+        </w:rPr>
+        <w:t xml:space="preserve">auditEntries</w:t>
+      </w:r>
+      <w:r>
+        <w:rPr>
+          <w:sz w:val="21"/>
+          <w:szCs w:val="21"/>
+        </w:rPr>
+        <w:t xml:space="preserve"> — bayi+dönem başına 1 satır: durum (taslak/kilitli),
+kutu/sapma oranı snapshot&amp;#39;ı (oranlar sonradan değişse bile geçmiş
+denetim etkilenmesin diye — </w:t>
+      </w:r>
+      <w:r>
+        <w:rPr>
+          <w:rFonts w:ascii="Consolas" w:cs="Consolas" w:eastAsia="Consolas" w:hAnsi="Consolas"/>
+          <w:color w:val="1F5F56"/>
+          <w:sz w:val="21"/>
+          <w:szCs w:val="21"/>
+        </w:rPr>
+        <w:t xml:space="preserve">orderItems.vatRate</w:t>
+      </w:r>
+      <w:r>
+        <w:rPr>
+          <w:sz w:val="21"/>
+          <w:szCs w:val="21"/>
+        </w:rPr>
+        <w:t xml:space="preserve"> snapshot deseniyle
+aynı mantık), Mevcut Ciro, gönderim/kilit açma izleri. Yeni dönem
+açıldığında Dönem Başı Sayım, bir önceki dönemin Dönem Sonu
+Sayım&amp;#39;ından otomatik devreder (düzenlenebilir)</w:t>
+      </w:r>
+    </w:p>
+    <w:p>
+      <w:pPr>
+        <w:pStyle w:val="ListParagraph"/>
+        <w:numPr>
+          <w:ilvl w:val="0"/>
+          <w:numId w:val="1"/>
+        </w:numPr>
+        <w:spacing w:after="60"/>
+      </w:pPr>
+      <w:r>
+        <w:rPr>
+          <w:rFonts w:ascii="Consolas" w:cs="Consolas" w:eastAsia="Consolas" w:hAnsi="Consolas"/>
+          <w:color w:val="1F5F56"/>
+          <w:sz w:val="21"/>
+          <w:szCs w:val="21"/>
+        </w:rPr>
+        <w:t xml:space="preserve">auditEntryItems</w:t>
+      </w:r>
+      <w:r>
+        <w:rPr>
+          <w:sz w:val="21"/>
+          <w:szCs w:val="21"/>
+        </w:rPr>
+        <w:t xml:space="preserve"> — bayi+dönem+ürün başına 5 girdi alanı; hesaplanan
+alanlar (Alım kg, Fark kg/TL, ciro vb.) saklanmaz, </w:t>
+      </w:r>
+      <w:r>
+        <w:rPr>
+          <w:rFonts w:ascii="Consolas" w:cs="Consolas" w:eastAsia="Consolas" w:hAnsi="Consolas"/>
+          <w:color w:val="1F5F56"/>
+          <w:sz w:val="21"/>
+          <w:szCs w:val="21"/>
+        </w:rPr>
+        <w:t xml:space="preserve">products.unitPrice</w:t>
+      </w:r>
+      <w:r>
+        <w:rPr>
+          <w:sz w:val="21"/>
+          <w:szCs w:val="21"/>
+        </w:rPr>
+        <w:t xml:space="preserve">
+ve oran snapshot&amp;#39;larından anlık hesaplanır (Excel&amp;#39;deki ayrı
+fiyat-geçmişi listesi kullanılmaz, basitleştirilir)</w:t>
+      </w:r>
+    </w:p>
+    <w:p>
+      <w:pPr>
+        <w:pStyle w:val="ListParagraph"/>
+        <w:numPr>
+          <w:ilvl w:val="0"/>
+          <w:numId w:val="1"/>
+        </w:numPr>
+        <w:spacing w:after="60"/>
+      </w:pPr>
+      <w:r>
+        <w:rPr>
+          <w:rFonts w:ascii="Consolas" w:cs="Consolas" w:eastAsia="Consolas" w:hAnsi="Consolas"/>
+          <w:color w:val="1F5F56"/>
+          <w:sz w:val="21"/>
+          <w:szCs w:val="21"/>
+        </w:rPr>
+        <w:t xml:space="preserve">auditOtherSaleTypes</w:t>
+      </w:r>
+      <w:r>
+        <w:rPr>
+          <w:sz w:val="21"/>
+          <w:szCs w:val="21"/>
+        </w:rPr>
+        <w:t xml:space="preserve"> + </w:t>
+      </w:r>
+      <w:r>
+        <w:rPr>
+          <w:rFonts w:ascii="Consolas" w:cs="Consolas" w:eastAsia="Consolas" w:hAnsi="Consolas"/>
+          <w:color w:val="1F5F56"/>
+          <w:sz w:val="21"/>
+          <w:szCs w:val="21"/>
+        </w:rPr>
+        <w:t xml:space="preserve">auditEntryOtherSales</w:t>
+      </w:r>
+      <w:r>
+        <w:rPr>
+          <w:sz w:val="21"/>
+          <w:szCs w:val="21"/>
+        </w:rPr>
+        <w:t xml:space="preserve"> — admin yönetimli
+diğer satış kalemleri (sabit liste değil)</w:t>
+      </w:r>
+    </w:p>
+    <w:p>
+      <w:pPr>
+        <w:spacing w:after="120"/>
+      </w:pPr>
+      <w:r>
+        <w:rPr>
+          <w:b/>
+          <w:bCs/>
+          <w:color w:val="1A2420"/>
+          <w:sz w:val="21"/>
+          <w:szCs w:val="21"/>
+        </w:rPr>
+        <w:t xml:space="preserve">Sayfa planı:</w:t>
+      </w:r>
+    </w:p>
+    <w:p>
+      <w:pPr>
+        <w:pStyle w:val="ListParagraph"/>
+        <w:numPr>
+          <w:ilvl w:val="0"/>
+          <w:numId w:val="1"/>
+        </w:numPr>
+        <w:spacing w:after="60"/>
+      </w:pPr>
+      <w:r>
+        <w:rPr>
+          <w:rFonts w:ascii="Consolas" w:cs="Consolas" w:eastAsia="Consolas" w:hAnsi="Consolas"/>
+          <w:color w:val="1F5F56"/>
+          <w:sz w:val="21"/>
+          <w:szCs w:val="21"/>
+        </w:rPr>
+        <w:t xml:space="preserve">/dealer/audit</w:t>
+      </w:r>
+      <w:r>
+        <w:rPr>
+          <w:sz w:val="21"/>
+          <w:szCs w:val="21"/>
+        </w:rPr>
+        <w:t xml:space="preserve"> — kategoriye göre gruplanmış giriş formu (Tatlılar/
+Börekler), diğer satışlar, Mevcut Ciro, &amp;quot;Gönder ve Kilitle&amp;quot; butonu;
+kilitliyken salt-okunur + geçmiş dönemler</w:t>
+      </w:r>
+    </w:p>
+    <w:p>
+      <w:pPr>
+        <w:pStyle w:val="ListParagraph"/>
+        <w:numPr>
+          <w:ilvl w:val="0"/>
+          <w:numId w:val="1"/>
+        </w:numPr>
+        <w:spacing w:after="60"/>
+      </w:pPr>
+      <w:r>
+        <w:rPr>
+          <w:rFonts w:ascii="Consolas" w:cs="Consolas" w:eastAsia="Consolas" w:hAnsi="Consolas"/>
+          <w:color w:val="1F5F56"/>
+          <w:sz w:val="21"/>
+          <w:szCs w:val="21"/>
+        </w:rPr>
+        <w:t xml:space="preserve">/admin/audit</w:t>
+      </w:r>
+      <w:r>
+        <w:rPr>
+          <w:sz w:val="21"/>
+          <w:szCs w:val="21"/>
+        </w:rPr>
+        <w:t xml:space="preserve"> — dönem aç/kapa, bayi durum tablosu (gönderilmedi/
+taslak/kilitli), kilit aç, bölge bazlı İCMAL-benzeri karşılaştırma
+tablosu (Yapması Gereken / Mevcut Ciro / Fark) + grafikler (bayi
+bazlı fark, bölge bazlı ciro karşılaştırması — repo&amp;#39;da hiç chart
+kütüphanesi yok, </w:t>
+      </w:r>
+      <w:r>
+        <w:rPr>
+          <w:rFonts w:ascii="Consolas" w:cs="Consolas" w:eastAsia="Consolas" w:hAnsi="Consolas"/>
+          <w:color w:val="1F5F56"/>
+          <w:sz w:val="21"/>
+          <w:szCs w:val="21"/>
+        </w:rPr>
+        <w:t xml:space="preserve">recharts</w:t>
+      </w:r>
+      <w:r>
+        <w:rPr>
+          <w:sz w:val="21"/>
+          <w:szCs w:val="21"/>
+        </w:rPr>
+        <w:t xml:space="preserve"> eklenmesi öneriliyor); ayrıca bölge/oran
+ve diğer-satış-kalemi yönetimi için küçük bir ayarlar bölümü</w:t>
+      </w:r>
+    </w:p>
+    <w:p>
+      <w:pPr>
+        <w:pStyle w:val="ListParagraph"/>
+        <w:numPr>
+          <w:ilvl w:val="0"/>
+          <w:numId w:val="1"/>
+        </w:numPr>
+        <w:spacing w:after="60"/>
+      </w:pPr>
+      <w:r>
+        <w:rPr>
+          <w:sz w:val="21"/>
+          <w:szCs w:val="21"/>
+        </w:rPr>
+        <w:t xml:space="preserve">Bayi düzenleme sayfasına (</w:t>
+      </w:r>
+      <w:r>
+        <w:rPr>
+          <w:rFonts w:ascii="Consolas" w:cs="Consolas" w:eastAsia="Consolas" w:hAnsi="Consolas"/>
+          <w:color w:val="1F5F56"/>
+          <w:sz w:val="21"/>
+          <w:szCs w:val="21"/>
+        </w:rPr>
+        <w:t xml:space="preserve">/admin/dealers/[id]</w:t>
+      </w:r>
+      <w:r>
+        <w:rPr>
+          <w:sz w:val="21"/>
+          <w:szCs w:val="21"/>
+        </w:rPr>
+        <w:t xml:space="preserve">) &amp;quot;Denetim Bölgesi&amp;quot;
+seçici, ürün düzenleme modaline &amp;quot;Tepsi Kg&amp;quot; alanı eklenir</w:t>
+      </w:r>
+    </w:p>
+    <w:p>
+      <w:pPr>
+        <w:spacing w:after="120"/>
+      </w:pPr>
+      <w:r>
+        <w:rPr>
+          <w:b/>
+          <w:bCs/>
+          <w:color w:val="1A2420"/>
+          <w:sz w:val="21"/>
+          <w:szCs w:val="21"/>
+        </w:rPr>
+        <w:t xml:space="preserve">Çıkış kriteri —</w:t>
+      </w:r>
+      <w:r>
+        <w:rPr>
+          <w:color w:val="1A2420"/>
+          <w:sz w:val="21"/>
+          <w:szCs w:val="21"/>
+        </w:rPr>
+        <w:t xml:space="preserve"> her iki panelde de gerçek veriyle çalışıyor; kilit
+akışı uçtan uca doğrulanmış; bölge/bayi karşılaştırma tablosu ve
+grafikler doğru rakamları gösteriyor; &amp;quot;Yapım aşamasında&amp;quot; yer tutucusu
+kaldırılmış.</w:t>
       </w:r>
     </w:p>
     <w:p>

--- a/docs/output/roadmap.docx
+++ b/docs/output/roadmap.docx
@@ -59,7 +59,7 @@
           <w:sz w:val="17"/>
           <w:szCs w:val="17"/>
         </w:rPr>
-        <w:t xml:space="preserve">Oluşturulma tarihi: 12 Eylül 2026</w:t>
+        <w:t xml:space="preserve">Oluşturulma tarihi: 23 Eylül 2026</w:t>
       </w:r>
     </w:p>
     <w:p>
@@ -7651,6 +7651,449 @@
 akışı uçtan uca doğrulanmış; bölge/bayi karşılaştırma tablosu ve
 grafikler doğru rakamları gösteriyor; &amp;quot;Yapım aşamasında&amp;quot; yer tutucusu
 kaldırılmış.</w:t>
+      </w:r>
+    </w:p>
+    <w:p>
+      <w:pPr>
+        <w:pStyle w:val="Heading2"/>
+        <w:spacing w:after="100" w:before="220"/>
+      </w:pPr>
+      <w:r>
+        <w:rPr>
+          <w:color w:val="1A2420"/>
+        </w:rPr>
+        <w:t xml:space="preserve">Faz 12 — Docker Entegrasyonu, Sistem Logları &amp;amp; Self-Hosted Neon ✅ Tamamlandı</w:t>
+      </w:r>
+    </w:p>
+    <w:p>
+      <w:pPr>
+        <w:spacing w:after="120"/>
+      </w:pPr>
+      <w:r>
+        <w:rPr>
+          <w:color w:val="1A2420"/>
+          <w:sz w:val="21"/>
+          <w:szCs w:val="21"/>
+        </w:rPr>
+        <w:t xml:space="preserve">Hedef: Uygulamayı Docker ile paketleyip çalıştırılabilir hale getirmek,
+admin panelinde temel bir sistem log ekranı sunmak ve yerel geliştirme
+için Neon&amp;#39;un self-hosted (Docker) sürümünü entegre etmek.</w:t>
+      </w:r>
+    </w:p>
+    <w:p>
+      <w:pPr>
+        <w:pStyle w:val="ListParagraph"/>
+        <w:numPr>
+          <w:ilvl w:val="0"/>
+          <w:numId w:val="1"/>
+        </w:numPr>
+        <w:spacing w:after="60"/>
+      </w:pPr>
+      <w:r>
+        <w:rPr>
+          <w:sz w:val="21"/>
+          <w:szCs w:val="21"/>
+        </w:rPr>
+        <w:t xml:space="preserve">12.1 — Docker paketleme</w:t>
+      </w:r>
+      <w:r>
+        <w:rPr>
+          <w:sz w:val="21"/>
+          <w:szCs w:val="21"/>
+        </w:rPr>
+        <w:t xml:space="preserve"> — ✅ Tamamlandı. Çok aşamalı </w:t>
+      </w:r>
+      <w:r>
+        <w:rPr>
+          <w:rFonts w:ascii="Consolas" w:cs="Consolas" w:eastAsia="Consolas" w:hAnsi="Consolas"/>
+          <w:color w:val="1F5F56"/>
+          <w:sz w:val="21"/>
+          <w:szCs w:val="21"/>
+        </w:rPr>
+        <w:t xml:space="preserve">Dockerfile</w:t>
+      </w:r>
+      <w:r>
+        <w:rPr>
+          <w:sz w:val="21"/>
+          <w:szCs w:val="21"/>
+        </w:rPr>
+        <w:t xml:space="preserve">
+(deps → builder → runner, </w:t>
+      </w:r>
+      <w:r>
+        <w:rPr>
+          <w:rFonts w:ascii="Consolas" w:cs="Consolas" w:eastAsia="Consolas" w:hAnsi="Consolas"/>
+          <w:color w:val="1F5F56"/>
+          <w:sz w:val="21"/>
+          <w:szCs w:val="21"/>
+        </w:rPr>
+        <w:t xml:space="preserve">node:22-alpine</w:t>
+      </w:r>
+      <w:r>
+        <w:rPr>
+          <w:sz w:val="21"/>
+          <w:szCs w:val="21"/>
+        </w:rPr>
+        <w:t xml:space="preserve">, </w:t>
+      </w:r>
+      <w:r>
+        <w:rPr>
+          <w:rFonts w:ascii="Consolas" w:cs="Consolas" w:eastAsia="Consolas" w:hAnsi="Consolas"/>
+          <w:color w:val="1F5F56"/>
+          <w:sz w:val="21"/>
+          <w:szCs w:val="21"/>
+        </w:rPr>
+        <w:t xml:space="preserve">next.config.ts</w:t>
+      </w:r>
+      <w:r>
+        <w:rPr>
+          <w:sz w:val="21"/>
+          <w:szCs w:val="21"/>
+        </w:rPr>
+        <w:t xml:space="preserve">&amp;#39;e
+eklenen </w:t>
+      </w:r>
+      <w:r>
+        <w:rPr>
+          <w:rFonts w:ascii="Consolas" w:cs="Consolas" w:eastAsia="Consolas" w:hAnsi="Consolas"/>
+          <w:color w:val="1F5F56"/>
+          <w:sz w:val="21"/>
+          <w:szCs w:val="21"/>
+        </w:rPr>
+        <w:t xml:space="preserve">output: &amp;quot;standalone&amp;quot;</w:t>
+      </w:r>
+      <w:r>
+        <w:rPr>
+          <w:sz w:val="21"/>
+          <w:szCs w:val="21"/>
+        </w:rPr>
+        <w:t xml:space="preserve">), </w:t>
+      </w:r>
+      <w:r>
+        <w:rPr>
+          <w:rFonts w:ascii="Consolas" w:cs="Consolas" w:eastAsia="Consolas" w:hAnsi="Consolas"/>
+          <w:color w:val="1F5F56"/>
+          <w:sz w:val="21"/>
+          <w:szCs w:val="21"/>
+        </w:rPr>
+        <w:t xml:space="preserve">.dockerignore</w:t>
+      </w:r>
+      <w:r>
+        <w:rPr>
+          <w:sz w:val="21"/>
+          <w:szCs w:val="21"/>
+        </w:rPr>
+        <w:t xml:space="preserve">, </w:t>
+      </w:r>
+      <w:r>
+        <w:rPr>
+          <w:rFonts w:ascii="Consolas" w:cs="Consolas" w:eastAsia="Consolas" w:hAnsi="Consolas"/>
+          <w:color w:val="1F5F56"/>
+          <w:sz w:val="21"/>
+          <w:szCs w:val="21"/>
+        </w:rPr>
+        <w:t xml:space="preserve">docker-compose.yml</w:t>
+      </w:r>
+      <w:r>
+        <w:rPr>
+          <w:sz w:val="21"/>
+          <w:szCs w:val="21"/>
+        </w:rPr>
+        <w:t xml:space="preserve">.
+Auth.js&amp;#39;in container&amp;#39;ın </w:t>
+      </w:r>
+      <w:r>
+        <w:rPr>
+          <w:rFonts w:ascii="Consolas" w:cs="Consolas" w:eastAsia="Consolas" w:hAnsi="Consolas"/>
+          <w:color w:val="1F5F56"/>
+          <w:sz w:val="21"/>
+          <w:szCs w:val="21"/>
+        </w:rPr>
+        <w:t xml:space="preserve">0.0.0.0</w:t>
+      </w:r>
+      <w:r>
+        <w:rPr>
+          <w:sz w:val="21"/>
+          <w:szCs w:val="21"/>
+        </w:rPr>
+        <w:t xml:space="preserve"> host&amp;#39;una güven duymayıp
+</w:t>
+      </w:r>
+      <w:r>
+        <w:rPr>
+          <w:rFonts w:ascii="Consolas" w:cs="Consolas" w:eastAsia="Consolas" w:hAnsi="Consolas"/>
+          <w:color w:val="1F5F56"/>
+          <w:sz w:val="21"/>
+          <w:szCs w:val="21"/>
+        </w:rPr>
+        <w:t xml:space="preserve">UntrustedHost</w:t>
+      </w:r>
+      <w:r>
+        <w:rPr>
+          <w:sz w:val="21"/>
+          <w:szCs w:val="21"/>
+        </w:rPr>
+        <w:t xml:space="preserve"> hatası vermesi </w:t>
+      </w:r>
+      <w:r>
+        <w:rPr>
+          <w:rFonts w:ascii="Consolas" w:cs="Consolas" w:eastAsia="Consolas" w:hAnsi="Consolas"/>
+          <w:color w:val="1F5F56"/>
+          <w:sz w:val="21"/>
+          <w:szCs w:val="21"/>
+        </w:rPr>
+        <w:t xml:space="preserve">AUTH_TRUST_HOST=true</w:t>
+      </w:r>
+      <w:r>
+        <w:rPr>
+          <w:sz w:val="21"/>
+          <w:szCs w:val="21"/>
+        </w:rPr>
+        <w:t xml:space="preserve"> ile çözüldü.</w:t>
+      </w:r>
+    </w:p>
+    <w:p>
+      <w:pPr>
+        <w:pStyle w:val="ListParagraph"/>
+        <w:numPr>
+          <w:ilvl w:val="0"/>
+          <w:numId w:val="1"/>
+        </w:numPr>
+        <w:spacing w:after="60"/>
+      </w:pPr>
+      <w:r>
+        <w:rPr>
+          <w:sz w:val="21"/>
+          <w:szCs w:val="21"/>
+        </w:rPr>
+        <w:t xml:space="preserve">12.2 — Sistem Logları ekranı</w:t>
+      </w:r>
+      <w:r>
+        <w:rPr>
+          <w:sz w:val="21"/>
+          <w:szCs w:val="21"/>
+        </w:rPr>
+        <w:t xml:space="preserve"> — ✅ Tamamlandı. Yeni </w:t>
+      </w:r>
+      <w:r>
+        <w:rPr>
+          <w:rFonts w:ascii="Consolas" w:cs="Consolas" w:eastAsia="Consolas" w:hAnsi="Consolas"/>
+          <w:color w:val="1F5F56"/>
+          <w:sz w:val="21"/>
+          <w:szCs w:val="21"/>
+        </w:rPr>
+        <w:t xml:space="preserve">system_logs</w:t>
+      </w:r>
+      <w:r>
+        <w:rPr>
+          <w:sz w:val="21"/>
+          <w:szCs w:val="21"/>
+        </w:rPr>
+        <w:t xml:space="preserve">
+tablosu (seviye: info/warn/error, mesaj, kaynak route, </w:t>
+      </w:r>
+      <w:r>
+        <w:rPr>
+          <w:rFonts w:ascii="Consolas" w:cs="Consolas" w:eastAsia="Consolas" w:hAnsi="Consolas"/>
+          <w:color w:val="1F5F56"/>
+          <w:sz w:val="21"/>
+          <w:szCs w:val="21"/>
+        </w:rPr>
+        <w:t xml:space="preserve">meta</w:t>
+      </w:r>
+      <w:r>
+        <w:rPr>
+          <w:sz w:val="21"/>
+          <w:szCs w:val="21"/>
+        </w:rPr>
+        <w:t xml:space="preserve"> jsonb),
+</w:t>
+      </w:r>
+      <w:r>
+        <w:rPr>
+          <w:rFonts w:ascii="Consolas" w:cs="Consolas" w:eastAsia="Consolas" w:hAnsi="Consolas"/>
+          <w:color w:val="1F5F56"/>
+          <w:sz w:val="21"/>
+          <w:szCs w:val="21"/>
+        </w:rPr>
+        <w:t xml:space="preserve">src/lib/logger.ts</w:t>
+      </w:r>
+      <w:r>
+        <w:rPr>
+          <w:sz w:val="21"/>
+          <w:szCs w:val="21"/>
+        </w:rPr>
+        <w:t xml:space="preserve"> yazma yardımcı fonksiyonu, </w:t>
+      </w:r>
+      <w:r>
+        <w:rPr>
+          <w:rFonts w:ascii="Consolas" w:cs="Consolas" w:eastAsia="Consolas" w:hAnsi="Consolas"/>
+          <w:color w:val="1F5F56"/>
+          <w:sz w:val="21"/>
+          <w:szCs w:val="21"/>
+        </w:rPr>
+        <w:t xml:space="preserve">src/instrumentation.ts</w:t>
+      </w:r>
+      <w:r>
+        <w:rPr>
+          <w:sz w:val="21"/>
+          <w:szCs w:val="21"/>
+        </w:rPr>
+        <w:t xml:space="preserve">
+içindeki Next.js </w:t>
+      </w:r>
+      <w:r>
+        <w:rPr>
+          <w:rFonts w:ascii="Consolas" w:cs="Consolas" w:eastAsia="Consolas" w:hAnsi="Consolas"/>
+          <w:color w:val="1F5F56"/>
+          <w:sz w:val="21"/>
+          <w:szCs w:val="21"/>
+        </w:rPr>
+        <w:t xml:space="preserve">onRequestError</w:t>
+      </w:r>
+      <w:r>
+        <w:rPr>
+          <w:sz w:val="21"/>
+          <w:szCs w:val="21"/>
+        </w:rPr>
+        <w:t xml:space="preserve"> hook&amp;#39;uyla yakalanmamış sunucu
+hataları (route/API/server action fark etmeksizin) otomatik loglanıyor.
+</w:t>
+      </w:r>
+      <w:r>
+        <w:rPr>
+          <w:rFonts w:ascii="Consolas" w:cs="Consolas" w:eastAsia="Consolas" w:hAnsi="Consolas"/>
+          <w:color w:val="1F5F56"/>
+          <w:sz w:val="21"/>
+          <w:szCs w:val="21"/>
+        </w:rPr>
+        <w:t xml:space="preserve">/admin/logs</w:t>
+      </w:r>
+      <w:r>
+        <w:rPr>
+          <w:sz w:val="21"/>
+          <w:szCs w:val="21"/>
+        </w:rPr>
+        <w:t xml:space="preserve"> sayfası (seviyeye göre filtrelenebilir, son 200 kayıt) +
+sidebar girişi eklendi; kasıtlı bir hatayla uçtan uca doğrulandı.</w:t>
+      </w:r>
+    </w:p>
+    <w:p>
+      <w:pPr>
+        <w:pStyle w:val="ListParagraph"/>
+        <w:numPr>
+          <w:ilvl w:val="0"/>
+          <w:numId w:val="1"/>
+        </w:numPr>
+        <w:spacing w:after="60"/>
+      </w:pPr>
+      <w:r>
+        <w:rPr>
+          <w:sz w:val="21"/>
+          <w:szCs w:val="21"/>
+        </w:rPr>
+        <w:t xml:space="preserve">12.3 — Self-hosted Neon (Docker)</w:t>
+      </w:r>
+      <w:r>
+        <w:rPr>
+          <w:sz w:val="21"/>
+          <w:szCs w:val="21"/>
+        </w:rPr>
+        <w:t xml:space="preserve"> — ✅ Tamamlandı. </w:t>
+      </w:r>
+      <w:r>
+        <w:rPr>
+          <w:rFonts w:ascii="Consolas" w:cs="Consolas" w:eastAsia="Consolas" w:hAnsi="Consolas"/>
+          <w:color w:val="1F5F56"/>
+          <w:sz w:val="21"/>
+          <w:szCs w:val="21"/>
+        </w:rPr>
+        <w:t xml:space="preserve">neon-local/</w:t>
+      </w:r>
+      <w:r>
+        <w:rPr>
+          <w:sz w:val="21"/>
+          <w:szCs w:val="21"/>
+        </w:rPr>
+        <w:t xml:space="preserve">
+altında Neon&amp;#39;un resmi docker-compose referansı uyarlanarak (pageserver</w:t>
+      </w:r>
+    </w:p>
+    <w:p>
+      <w:pPr>
+        <w:spacing w:after="120"/>
+      </w:pPr>
+      <w:r>
+        <w:rPr>
+          <w:b/>
+          <w:bCs/>
+          <w:color w:val="1A2420"/>
+          <w:sz w:val="21"/>
+          <w:szCs w:val="21"/>
+        </w:rPr>
+        <w:t xml:space="preserve">Çıkış kriteri —</w:t>
+      </w:r>
+      <w:r>
+        <w:rPr>
+          <w:color w:val="1A2420"/>
+          <w:sz w:val="21"/>
+          <w:szCs w:val="21"/>
+        </w:rPr>
+        <w:t xml:space="preserve"> </w:t>
+      </w:r>
+      <w:r>
+        <w:rPr>
+          <w:rFonts w:ascii="Consolas" w:cs="Consolas" w:eastAsia="Consolas" w:hAnsi="Consolas"/>
+          <w:color w:val="1A2420"/>
+          <w:sz w:val="21"/>
+          <w:szCs w:val="21"/>
+        </w:rPr>
+        <w:t xml:space="preserve">docker compose up --build</w:t>
+      </w:r>
+      <w:r>
+        <w:rPr>
+          <w:color w:val="1A2420"/>
+          <w:sz w:val="21"/>
+          <w:szCs w:val="21"/>
+        </w:rPr>
+        <w:t xml:space="preserve"> ile uygulama ayağa
+kalkıyor; admin panelinde gerçek bir hata </w:t>
+      </w:r>
+      <w:r>
+        <w:rPr>
+          <w:rFonts w:ascii="Consolas" w:cs="Consolas" w:eastAsia="Consolas" w:hAnsi="Consolas"/>
+          <w:color w:val="1A2420"/>
+          <w:sz w:val="21"/>
+          <w:szCs w:val="21"/>
+        </w:rPr>
+        <w:t xml:space="preserve">/admin/logs</w:t>
+      </w:r>
+      <w:r>
+        <w:rPr>
+          <w:color w:val="1A2420"/>
+          <w:sz w:val="21"/>
+          <w:szCs w:val="21"/>
+        </w:rPr>
+        <w:t xml:space="preserve">&amp;#39;ta görünüyor;
+</w:t>
+      </w:r>
+      <w:r>
+        <w:rPr>
+          <w:rFonts w:ascii="Consolas" w:cs="Consolas" w:eastAsia="Consolas" w:hAnsi="Consolas"/>
+          <w:color w:val="1A2420"/>
+          <w:sz w:val="21"/>
+          <w:szCs w:val="21"/>
+        </w:rPr>
+        <w:t xml:space="preserve">neon-local</w:t>
+      </w:r>
+      <w:r>
+        <w:rPr>
+          <w:color w:val="1A2420"/>
+          <w:sz w:val="21"/>
+          <w:szCs w:val="21"/>
+        </w:rPr>
+        <w:t xml:space="preserve"> yığını başlatılıp ana uygulama ona bağlandığında giriş ve
+sayfa erişimleri gerçek bir admin hesabıyla uçtan uca doğrulandı.</w:t>
       </w:r>
     </w:p>
     <w:p>

--- a/docs/output/roadmap.docx
+++ b/docs/output/roadmap.docx
@@ -8094,6 +8094,643 @@
         </w:rPr>
         <w:t xml:space="preserve"> yığını başlatılıp ana uygulama ona bağlandığında giriş ve
 sayfa erişimleri gerçek bir admin hesabıyla uçtan uca doğrulandı.</w:t>
+      </w:r>
+    </w:p>
+    <w:p>
+      <w:pPr>
+        <w:pStyle w:val="Heading2"/>
+        <w:spacing w:after="100" w:before="220"/>
+      </w:pPr>
+      <w:r>
+        <w:rPr>
+          <w:color w:val="1A2420"/>
+        </w:rPr>
+        <w:t xml:space="preserve">Faz 13 — Redis Önbellek &amp;amp; RabbitMQ Olay Altyapısı ✅ Tamamlandı</w:t>
+      </w:r>
+    </w:p>
+    <w:p>
+      <w:pPr>
+        <w:spacing w:after="120"/>
+      </w:pPr>
+      <w:r>
+        <w:rPr>
+          <w:color w:val="1A2420"/>
+          <w:sz w:val="21"/>
+          <w:szCs w:val="21"/>
+        </w:rPr>
+        <w:t xml:space="preserve">Hedef: Docker&amp;#39;daki Redis ve RabbitMQ&amp;#39;yu uygulamaya bağlamak — Redis&amp;#39;i
+rapor/sorgu önbelleği, RabbitMQ&amp;#39;yu sipariş durum olaylarının yayınlandığı
+bir altyapı olarak.</w:t>
+      </w:r>
+    </w:p>
+    <w:p>
+      <w:pPr>
+        <w:pStyle w:val="ListParagraph"/>
+        <w:numPr>
+          <w:ilvl w:val="0"/>
+          <w:numId w:val="1"/>
+        </w:numPr>
+        <w:spacing w:after="60"/>
+      </w:pPr>
+      <w:r>
+        <w:rPr>
+          <w:sz w:val="21"/>
+          <w:szCs w:val="21"/>
+        </w:rPr>
+        <w:t xml:space="preserve">13.1 — Redis: admin dashboard önbelleği</w:t>
+      </w:r>
+      <w:r>
+        <w:rPr>
+          <w:sz w:val="21"/>
+          <w:szCs w:val="21"/>
+        </w:rPr>
+        <w:t xml:space="preserve"> — ✅ Tamamlandı.
+</w:t>
+      </w:r>
+      <w:r>
+        <w:rPr>
+          <w:rFonts w:ascii="Consolas" w:cs="Consolas" w:eastAsia="Consolas" w:hAnsi="Consolas"/>
+          <w:color w:val="1F5F56"/>
+          <w:sz w:val="21"/>
+          <w:szCs w:val="21"/>
+        </w:rPr>
+        <w:t xml:space="preserve">src/lib/redis.ts</w:t>
+      </w:r>
+      <w:r>
+        <w:rPr>
+          <w:sz w:val="21"/>
+          <w:szCs w:val="21"/>
+        </w:rPr>
+        <w:t xml:space="preserve">&amp;#39;teki </w:t>
+      </w:r>
+      <w:r>
+        <w:rPr>
+          <w:rFonts w:ascii="Consolas" w:cs="Consolas" w:eastAsia="Consolas" w:hAnsi="Consolas"/>
+          <w:color w:val="1F5F56"/>
+          <w:sz w:val="21"/>
+          <w:szCs w:val="21"/>
+        </w:rPr>
+        <w:t xml:space="preserve">cached(key, ttl, fn)</w:t>
+      </w:r>
+      <w:r>
+        <w:rPr>
+          <w:sz w:val="21"/>
+          <w:szCs w:val="21"/>
+        </w:rPr>
+        <w:t xml:space="preserve"> cache-aside yardımcı
+fonksiyonu; </w:t>
+      </w:r>
+      <w:r>
+        <w:rPr>
+          <w:rFonts w:ascii="Consolas" w:cs="Consolas" w:eastAsia="Consolas" w:hAnsi="Consolas"/>
+          <w:color w:val="1F5F56"/>
+          <w:sz w:val="21"/>
+          <w:szCs w:val="21"/>
+        </w:rPr>
+        <w:t xml:space="preserve">REDIS_URL</w:t>
+      </w:r>
+      <w:r>
+        <w:rPr>
+          <w:sz w:val="21"/>
+          <w:szCs w:val="21"/>
+        </w:rPr>
+        <w:t xml:space="preserve"> tanımsızsa veya Redis&amp;#39;e erişilemiyorsa sessizce
+</w:t>
+      </w:r>
+      <w:r>
+        <w:rPr>
+          <w:rFonts w:ascii="Consolas" w:cs="Consolas" w:eastAsia="Consolas" w:hAnsi="Consolas"/>
+          <w:color w:val="1F5F56"/>
+          <w:sz w:val="21"/>
+          <w:szCs w:val="21"/>
+        </w:rPr>
+        <w:t xml:space="preserve">fn()</w:t>
+      </w:r>
+      <w:r>
+        <w:rPr>
+          <w:sz w:val="21"/>
+          <w:szCs w:val="21"/>
+        </w:rPr>
+        <w:t xml:space="preserve">&amp;#39;e (doğrudan DB sorgusuna) düşüyor, hiçbir sayfayı kırmıyor.
+</w:t>
+      </w:r>
+      <w:r>
+        <w:rPr>
+          <w:rFonts w:ascii="Consolas" w:cs="Consolas" w:eastAsia="Consolas" w:hAnsi="Consolas"/>
+          <w:color w:val="1F5F56"/>
+          <w:sz w:val="21"/>
+          <w:szCs w:val="21"/>
+        </w:rPr>
+        <w:t xml:space="preserve">/admin</w:t>
+      </w:r>
+      <w:r>
+        <w:rPr>
+          <w:sz w:val="21"/>
+          <w:szCs w:val="21"/>
+        </w:rPr>
+        <w:t xml:space="preserve"> (Genel Bakış) sayfasındaki 8 paralel agregasyon sorgusu 60
+saniye cache&amp;#39;leniyor — repodaki tek gerçek &amp;quot;ağır rapor&amp;quot; ekranı bu
+(</w:t>
+      </w:r>
+      <w:r>
+        <w:rPr>
+          <w:rFonts w:ascii="Consolas" w:cs="Consolas" w:eastAsia="Consolas" w:hAnsi="Consolas"/>
+          <w:color w:val="1F5F56"/>
+          <w:sz w:val="21"/>
+          <w:szCs w:val="21"/>
+        </w:rPr>
+        <w:t xml:space="preserve">/admin/reports</w:t>
+      </w:r>
+      <w:r>
+        <w:rPr>
+          <w:sz w:val="21"/>
+          <w:szCs w:val="21"/>
+        </w:rPr>
+        <w:t xml:space="preserve"> hâlâ yapım aşamasında yer tutucu). Cache anahtarı
+</w:t>
+      </w:r>
+      <w:r>
+        <w:rPr>
+          <w:rFonts w:ascii="Consolas" w:cs="Consolas" w:eastAsia="Consolas" w:hAnsi="Consolas"/>
+          <w:color w:val="1F5F56"/>
+          <w:sz w:val="21"/>
+          <w:szCs w:val="21"/>
+        </w:rPr>
+        <w:t xml:space="preserve">companyId</w:t>
+      </w:r>
+      <w:r>
+        <w:rPr>
+          <w:sz w:val="21"/>
+          <w:szCs w:val="21"/>
+        </w:rPr>
+        <w:t xml:space="preserve"> + dönem/filtre parametrelerini kapsıyor; JSON round-trip&amp;#39;te
+</w:t>
+      </w:r>
+      <w:r>
+        <w:rPr>
+          <w:rFonts w:ascii="Consolas" w:cs="Consolas" w:eastAsia="Consolas" w:hAnsi="Consolas"/>
+          <w:color w:val="1F5F56"/>
+          <w:sz w:val="21"/>
+          <w:szCs w:val="21"/>
+        </w:rPr>
+        <w:t xml:space="preserve">trendRows.createdAt</w:t>
+      </w:r>
+      <w:r>
+        <w:rPr>
+          <w:sz w:val="21"/>
+          <w:szCs w:val="21"/>
+        </w:rPr>
+        <w:t xml:space="preserve"> string&amp;#39;e dönüştüğü için </w:t>
+      </w:r>
+      <w:r>
+        <w:rPr>
+          <w:rFonts w:ascii="Consolas" w:cs="Consolas" w:eastAsia="Consolas" w:hAnsi="Consolas"/>
+          <w:color w:val="1F5F56"/>
+          <w:sz w:val="21"/>
+          <w:szCs w:val="21"/>
+        </w:rPr>
+        <w:t xml:space="preserve">bucketKeyForDate</w:t>
+      </w:r>
+      <w:r>
+        <w:rPr>
+          <w:sz w:val="21"/>
+          <w:szCs w:val="21"/>
+        </w:rPr>
+        <w:t xml:space="preserve">&amp;#39;in
+beklediği </w:t>
+      </w:r>
+      <w:r>
+        <w:rPr>
+          <w:rFonts w:ascii="Consolas" w:cs="Consolas" w:eastAsia="Consolas" w:hAnsi="Consolas"/>
+          <w:color w:val="1F5F56"/>
+          <w:sz w:val="21"/>
+          <w:szCs w:val="21"/>
+        </w:rPr>
+        <w:t xml:space="preserve">Date</w:t>
+      </w:r>
+      <w:r>
+        <w:rPr>
+          <w:sz w:val="21"/>
+          <w:szCs w:val="21"/>
+        </w:rPr>
+        <w:t xml:space="preserve">&amp;#39;e geri çevriliyor (aksi halde grafik bucket&amp;#39;ları sessizce
+yanlış hesaplanırdı). Gerçek admin girişiyle doğrulandı: dashboard
+yüklendi, Redis&amp;#39;te </w:t>
+      </w:r>
+      <w:r>
+        <w:rPr>
+          <w:rFonts w:ascii="Consolas" w:cs="Consolas" w:eastAsia="Consolas" w:hAnsi="Consolas"/>
+          <w:color w:val="1F5F56"/>
+          <w:sz w:val="21"/>
+          <w:szCs w:val="21"/>
+        </w:rPr>
+        <w:t xml:space="preserve">admin:overview:...</w:t>
+      </w:r>
+      <w:r>
+        <w:rPr>
+          <w:sz w:val="21"/>
+          <w:szCs w:val="21"/>
+        </w:rPr>
+        <w:t xml:space="preserve"> anahtarı TTL≈60s ile göründü.</w:t>
+      </w:r>
+    </w:p>
+    <w:p>
+      <w:pPr>
+        <w:pStyle w:val="ListParagraph"/>
+        <w:numPr>
+          <w:ilvl w:val="0"/>
+          <w:numId w:val="1"/>
+        </w:numPr>
+        <w:spacing w:after="60"/>
+      </w:pPr>
+      <w:r>
+        <w:rPr>
+          <w:sz w:val="21"/>
+          <w:szCs w:val="21"/>
+        </w:rPr>
+        <w:t xml:space="preserve">13.2 — RabbitMQ: sipariş durum olay yayını</w:t>
+      </w:r>
+      <w:r>
+        <w:rPr>
+          <w:sz w:val="21"/>
+          <w:szCs w:val="21"/>
+        </w:rPr>
+        <w:t xml:space="preserve"> — ✅ Tamamlandı.
+</w:t>
+      </w:r>
+      <w:r>
+        <w:rPr>
+          <w:rFonts w:ascii="Consolas" w:cs="Consolas" w:eastAsia="Consolas" w:hAnsi="Consolas"/>
+          <w:color w:val="1F5F56"/>
+          <w:sz w:val="21"/>
+          <w:szCs w:val="21"/>
+        </w:rPr>
+        <w:t xml:space="preserve">src/lib/rabbitmq.ts</w:t>
+      </w:r>
+      <w:r>
+        <w:rPr>
+          <w:sz w:val="21"/>
+          <w:szCs w:val="21"/>
+        </w:rPr>
+        <w:t xml:space="preserve">, </w:t>
+      </w:r>
+      <w:r>
+        <w:rPr>
+          <w:rFonts w:ascii="Consolas" w:cs="Consolas" w:eastAsia="Consolas" w:hAnsi="Consolas"/>
+          <w:color w:val="1F5F56"/>
+          <w:sz w:val="21"/>
+          <w:szCs w:val="21"/>
+        </w:rPr>
+        <w:t xml:space="preserve">order.status</w:t>
+      </w:r>
+      <w:r>
+        <w:rPr>
+          <w:sz w:val="21"/>
+          <w:szCs w:val="21"/>
+        </w:rPr>
+        <w:t xml:space="preserve"> adında dayanıklı (durable) bir
+fanout exchange&amp;#39;e yayın yapıyor — henüz hiçbir tüketici (queue) bağlı
+değil, bu sadece ileride bir tüketici eklenebilecek bir olay akışı
+altyapısı (</w:t>
+      </w:r>
+      <w:r>
+        <w:rPr>
+          <w:rFonts w:ascii="Consolas" w:cs="Consolas" w:eastAsia="Consolas" w:hAnsi="Consolas"/>
+          <w:color w:val="1F5F56"/>
+          <w:sz w:val="21"/>
+          <w:szCs w:val="21"/>
+        </w:rPr>
+        <w:t xml:space="preserve">RABBITMQ_URL</w:t>
+      </w:r>
+      <w:r>
+        <w:rPr>
+          <w:sz w:val="21"/>
+          <w:szCs w:val="21"/>
+        </w:rPr>
+        <w:t xml:space="preserve"> tanımsızsa yayın sessizce no-op). Daha önce
+</w:t>
+      </w:r>
+      <w:r>
+        <w:rPr>
+          <w:rFonts w:ascii="Consolas" w:cs="Consolas" w:eastAsia="Consolas" w:hAnsi="Consolas"/>
+          <w:color w:val="1F5F56"/>
+          <w:sz w:val="21"/>
+          <w:szCs w:val="21"/>
+        </w:rPr>
+        <w:t xml:space="preserve">admin/orders/actions.ts</w:t>
+      </w:r>
+      <w:r>
+        <w:rPr>
+          <w:sz w:val="21"/>
+          <w:szCs w:val="21"/>
+        </w:rPr>
+        <w:t xml:space="preserve"> ve </w:t>
+      </w:r>
+      <w:r>
+        <w:rPr>
+          <w:rFonts w:ascii="Consolas" w:cs="Consolas" w:eastAsia="Consolas" w:hAnsi="Consolas"/>
+          <w:color w:val="1F5F56"/>
+          <w:sz w:val="21"/>
+          <w:szCs w:val="21"/>
+        </w:rPr>
+        <w:t xml:space="preserve">dealer/actions.ts</w:t>
+      </w:r>
+      <w:r>
+        <w:rPr>
+          <w:sz w:val="21"/>
+          <w:szCs w:val="21"/>
+        </w:rPr>
+        <w:t xml:space="preserve">&amp;#39;te 6 ayrı yerde tekrar
+eden </w:t>
+      </w:r>
+      <w:r>
+        <w:rPr>
+          <w:rFonts w:ascii="Consolas" w:cs="Consolas" w:eastAsia="Consolas" w:hAnsi="Consolas"/>
+          <w:color w:val="1F5F56"/>
+          <w:sz w:val="21"/>
+          <w:szCs w:val="21"/>
+        </w:rPr>
+        <w:t xml:space="preserve">db.insert(orderStatusHistory).values(...)</w:t>
+      </w:r>
+      <w:r>
+        <w:rPr>
+          <w:sz w:val="21"/>
+          <w:szCs w:val="21"/>
+        </w:rPr>
+        <w:t xml:space="preserve"> çağrısı,
+</w:t>
+      </w:r>
+      <w:r>
+        <w:rPr>
+          <w:rFonts w:ascii="Consolas" w:cs="Consolas" w:eastAsia="Consolas" w:hAnsi="Consolas"/>
+          <w:color w:val="1F5F56"/>
+          <w:sz w:val="21"/>
+          <w:szCs w:val="21"/>
+        </w:rPr>
+        <w:t xml:space="preserve">src/lib/order-events.ts</w:t>
+      </w:r>
+      <w:r>
+        <w:rPr>
+          <w:sz w:val="21"/>
+          <w:szCs w:val="21"/>
+        </w:rPr>
+        <w:t xml:space="preserve">&amp;#39;teki tek bir </w:t>
+      </w:r>
+      <w:r>
+        <w:rPr>
+          <w:rFonts w:ascii="Consolas" w:cs="Consolas" w:eastAsia="Consolas" w:hAnsi="Consolas"/>
+          <w:color w:val="1F5F56"/>
+          <w:sz w:val="21"/>
+          <w:szCs w:val="21"/>
+        </w:rPr>
+        <w:t xml:space="preserve">recordOrderStatusChange()</w:t>
+      </w:r>
+      <w:r>
+        <w:rPr>
+          <w:sz w:val="21"/>
+          <w:szCs w:val="21"/>
+        </w:rPr>
+        <w:t xml:space="preserve">
+fonksiyonunda birleştirildi (davranış değişmedi, sadece merkezileşti);
+bu fonksiyon geçmiş satırını yazdıktan sonra olayı fire-and-forget
+yayınlıyor — broker&amp;#39;da bir sorun asla sipariş/checkout akışını
+kesmiyor. Exchange&amp;#39;e bağlanan geçici bir test kuyruğuyla gerçek bir
+mesajın yayınlanıp tüketildiği doğrulandı.</w:t>
+      </w:r>
+    </w:p>
+    <w:p>
+      <w:pPr>
+        <w:pStyle w:val="ListParagraph"/>
+        <w:numPr>
+          <w:ilvl w:val="0"/>
+          <w:numId w:val="1"/>
+        </w:numPr>
+        <w:spacing w:after="60"/>
+      </w:pPr>
+      <w:r>
+        <w:rPr>
+          <w:sz w:val="21"/>
+          <w:szCs w:val="21"/>
+        </w:rPr>
+        <w:t xml:space="preserve">13.3 — Docker Compose servisleri</w:t>
+      </w:r>
+      <w:r>
+        <w:rPr>
+          <w:sz w:val="21"/>
+          <w:szCs w:val="21"/>
+        </w:rPr>
+        <w:t xml:space="preserve"> — ✅ Tamamlandı. </w:t>
+      </w:r>
+      <w:r>
+        <w:rPr>
+          <w:rFonts w:ascii="Consolas" w:cs="Consolas" w:eastAsia="Consolas" w:hAnsi="Consolas"/>
+          <w:color w:val="1F5F56"/>
+          <w:sz w:val="21"/>
+          <w:szCs w:val="21"/>
+        </w:rPr>
+        <w:t xml:space="preserve">redis</w:t>
+      </w:r>
+      <w:r>
+        <w:rPr>
+          <w:sz w:val="21"/>
+          <w:szCs w:val="21"/>
+        </w:rPr>
+        <w:t xml:space="preserve"> (6379),
+</w:t>
+      </w:r>
+      <w:r>
+        <w:rPr>
+          <w:rFonts w:ascii="Consolas" w:cs="Consolas" w:eastAsia="Consolas" w:hAnsi="Consolas"/>
+          <w:color w:val="1F5F56"/>
+          <w:sz w:val="21"/>
+          <w:szCs w:val="21"/>
+        </w:rPr>
+        <w:t xml:space="preserve">redis-commander</w:t>
+      </w:r>
+      <w:r>
+        <w:rPr>
+          <w:sz w:val="21"/>
+          <w:szCs w:val="21"/>
+        </w:rPr>
+        <w:t xml:space="preserve"> (8081 — anahtarları görsel incelemek için) ve
+</w:t>
+      </w:r>
+      <w:r>
+        <w:rPr>
+          <w:rFonts w:ascii="Consolas" w:cs="Consolas" w:eastAsia="Consolas" w:hAnsi="Consolas"/>
+          <w:color w:val="1F5F56"/>
+          <w:sz w:val="21"/>
+          <w:szCs w:val="21"/>
+        </w:rPr>
+        <w:t xml:space="preserve">rabbitmq</w:t>
+      </w:r>
+      <w:r>
+        <w:rPr>
+          <w:sz w:val="21"/>
+          <w:szCs w:val="21"/>
+        </w:rPr>
+        <w:t xml:space="preserve"> (5672 + </w:t>
+      </w:r>
+      <w:r>
+        <w:rPr>
+          <w:rFonts w:ascii="Consolas" w:cs="Consolas" w:eastAsia="Consolas" w:hAnsi="Consolas"/>
+          <w:color w:val="1F5F56"/>
+          <w:sz w:val="21"/>
+          <w:szCs w:val="21"/>
+        </w:rPr>
+        <w:t xml:space="preserve">rabbitmq_management</w:t>
+      </w:r>
+      <w:r>
+        <w:rPr>
+          <w:sz w:val="21"/>
+          <w:szCs w:val="21"/>
+        </w:rPr>
+        <w:t xml:space="preserve"> eklentisi ile 15672&amp;#39;de
+yönetim arayüzü, guest/guest) servisleri ana </w:t>
+      </w:r>
+      <w:r>
+        <w:rPr>
+          <w:rFonts w:ascii="Consolas" w:cs="Consolas" w:eastAsia="Consolas" w:hAnsi="Consolas"/>
+          <w:color w:val="1F5F56"/>
+          <w:sz w:val="21"/>
+          <w:szCs w:val="21"/>
+        </w:rPr>
+        <w:t xml:space="preserve">docker-compose.yml</w:t>
+      </w:r>
+      <w:r>
+        <w:rPr>
+          <w:sz w:val="21"/>
+          <w:szCs w:val="21"/>
+        </w:rPr>
+        <w:t xml:space="preserve">&amp;#39;e
+eklendi; </w:t>
+      </w:r>
+      <w:r>
+        <w:rPr>
+          <w:rFonts w:ascii="Consolas" w:cs="Consolas" w:eastAsia="Consolas" w:hAnsi="Consolas"/>
+          <w:color w:val="1F5F56"/>
+          <w:sz w:val="21"/>
+          <w:szCs w:val="21"/>
+        </w:rPr>
+        <w:t xml:space="preserve">app</w:t>
+      </w:r>
+      <w:r>
+        <w:rPr>
+          <w:sz w:val="21"/>
+          <w:szCs w:val="21"/>
+        </w:rPr>
+        <w:t xml:space="preserve"> servisine </w:t>
+      </w:r>
+      <w:r>
+        <w:rPr>
+          <w:rFonts w:ascii="Consolas" w:cs="Consolas" w:eastAsia="Consolas" w:hAnsi="Consolas"/>
+          <w:color w:val="1F5F56"/>
+          <w:sz w:val="21"/>
+          <w:szCs w:val="21"/>
+        </w:rPr>
+        <w:t xml:space="preserve">REDIS_URL</w:t>
+      </w:r>
+      <w:r>
+        <w:rPr>
+          <w:sz w:val="21"/>
+          <w:szCs w:val="21"/>
+        </w:rPr>
+        <w:t xml:space="preserve">/</w:t>
+      </w:r>
+      <w:r>
+        <w:rPr>
+          <w:rFonts w:ascii="Consolas" w:cs="Consolas" w:eastAsia="Consolas" w:hAnsi="Consolas"/>
+          <w:color w:val="1F5F56"/>
+          <w:sz w:val="21"/>
+          <w:szCs w:val="21"/>
+        </w:rPr>
+        <w:t xml:space="preserve">RABBITMQ_URL</w:t>
+      </w:r>
+      <w:r>
+        <w:rPr>
+          <w:sz w:val="21"/>
+          <w:szCs w:val="21"/>
+        </w:rPr>
+        <w:t xml:space="preserve"> verildi. </w:t>
+      </w:r>
+      <w:r>
+        <w:rPr>
+          <w:rFonts w:ascii="Consolas" w:cs="Consolas" w:eastAsia="Consolas" w:hAnsi="Consolas"/>
+          <w:color w:val="1F5F56"/>
+          <w:sz w:val="21"/>
+          <w:szCs w:val="21"/>
+        </w:rPr>
+        <w:t xml:space="preserve">npm run dev</w:t>
+      </w:r>
+      <w:r>
+        <w:rPr>
+          <w:sz w:val="21"/>
+          <w:szCs w:val="21"/>
+        </w:rPr>
+        <w:t xml:space="preserve"> (Docker dışı) etkilenmiyor — bu değişkenler tanımsız olunca ilgili
+özellikler sessizce devre dışı kalıyor.</w:t>
+      </w:r>
+    </w:p>
+    <w:p>
+      <w:pPr>
+        <w:spacing w:after="120"/>
+      </w:pPr>
+      <w:r>
+        <w:rPr>
+          <w:b/>
+          <w:bCs/>
+          <w:color w:val="1A2420"/>
+          <w:sz w:val="21"/>
+          <w:szCs w:val="21"/>
+        </w:rPr>
+        <w:t xml:space="preserve">Çıkış kriteri —</w:t>
+      </w:r>
+      <w:r>
+        <w:rPr>
+          <w:color w:val="1A2420"/>
+          <w:sz w:val="21"/>
+          <w:szCs w:val="21"/>
+        </w:rPr>
+        <w:t xml:space="preserve"> </w:t>
+      </w:r>
+      <w:r>
+        <w:rPr>
+          <w:rFonts w:ascii="Consolas" w:cs="Consolas" w:eastAsia="Consolas" w:hAnsi="Consolas"/>
+          <w:color w:val="1A2420"/>
+          <w:sz w:val="21"/>
+          <w:szCs w:val="21"/>
+        </w:rPr>
+        <w:t xml:space="preserve">docker compose up --build</w:t>
+      </w:r>
+      <w:r>
+        <w:rPr>
+          <w:color w:val="1A2420"/>
+          <w:sz w:val="21"/>
+          <w:szCs w:val="21"/>
+        </w:rPr>
+        <w:t xml:space="preserve"> ile redis/rabbitmq/
+redis-commander ayağa kalkıyor; admin dashboard&amp;#39;u yükledikten sonra
+Redis&amp;#39;te ilgili anahtar TTL&amp;#39;li olarak görünüyor; bir sipariş durum
+geçişinde </w:t>
+      </w:r>
+      <w:r>
+        <w:rPr>
+          <w:rFonts w:ascii="Consolas" w:cs="Consolas" w:eastAsia="Consolas" w:hAnsi="Consolas"/>
+          <w:color w:val="1A2420"/>
+          <w:sz w:val="21"/>
+          <w:szCs w:val="21"/>
+        </w:rPr>
+        <w:t xml:space="preserve">order.status</w:t>
+      </w:r>
+      <w:r>
+        <w:rPr>
+          <w:color w:val="1A2420"/>
+          <w:sz w:val="21"/>
+          <w:szCs w:val="21"/>
+        </w:rPr>
+        <w:t xml:space="preserve"> exchange&amp;#39;ine gerçek bir mesaj yayınlandığı
+doğrulandı; her iki bileşen de opsiyonel — yokluklarında uygulama normal
+çalışmaya devam ediyor.</w:t>
       </w:r>
     </w:p>
     <w:p>
@@ -10728,7 +11365,7 @@
                 <w:sz w:val="18"/>
                 <w:szCs w:val="18"/>
               </w:rPr>
-              <w:t xml:space="preserve">Upstash Redis</w:t>
+              <w:t xml:space="preserve">Redis (Faz 13&amp;#39;te self-hosted/Docker olarak entegre edildi)</w:t>
             </w:r>
           </w:p>
         </w:tc>
@@ -10748,7 +11385,7 @@
                 <w:sz w:val="18"/>
                 <w:szCs w:val="18"/>
               </w:rPr>
-              <w:t xml:space="preserve">Serverless uyumlu; rapor sorgu sonuçları ve oturum verisi için.</w:t>
+              <w:t xml:space="preserve">Rapor sorgu sonuçları için; Upstash yerine Docker&amp;#39;da çalıştırılıyor — bkz. Faz 13.</w:t>
             </w:r>
           </w:p>
         </w:tc>

--- a/docs/output/roadmap.docx
+++ b/docs/output/roadmap.docx
@@ -4065,7 +4065,151 @@
         <w:rPr>
           <w:color w:val="1A2420"/>
         </w:rPr>
-        <w:t xml:space="preserve">Faz 5 — Raporlama &amp;amp; Analitik ✅ Tamamlandı</w:t>
+        <w:t xml:space="preserve">Faz 5 — Raporlama &amp;amp; Analitik ↩️ Geri Alındı</w:t>
+      </w:r>
+    </w:p>
+    <w:p>
+      <w:pPr>
+        <w:pBdr>
+          <w:left w:val="single" w:color="A85A26" w:sz="18" w:space="10"/>
+        </w:pBdr>
+        <w:shd w:fill="EEF1EF" w:val="clear"/>
+        <w:spacing w:after="160" w:before="160"/>
+        <w:ind w:left="340"/>
+      </w:pPr>
+      <w:r>
+        <w:rPr>
+          <w:b/>
+          <w:bCs/>
+          <w:i/>
+          <w:iCs/>
+          <w:color w:val="4B5750"/>
+          <w:sz w:val="20"/>
+          <w:szCs w:val="20"/>
+        </w:rPr>
+        <w:t xml:space="preserve">Geri alım notu:</w:t>
+      </w:r>
+      <w:r>
+        <w:rPr>
+          <w:i/>
+          <w:iCs/>
+          <w:color w:val="4B5750"/>
+          <w:sz w:val="20"/>
+          <w:szCs w:val="20"/>
+        </w:rPr>
+        <w:t xml:space="preserve"> Aşağıdaki iş gerçekten tamamlanmış ve teslim
+edilmişti, ancak </w:t>
+      </w:r>
+      <w:r>
+        <w:rPr>
+          <w:rFonts w:ascii="Consolas" w:cs="Consolas" w:eastAsia="Consolas" w:hAnsi="Consolas"/>
+          <w:i/>
+          <w:iCs/>
+          <w:color w:val="4B5750"/>
+          <w:sz w:val="20"/>
+          <w:szCs w:val="20"/>
+        </w:rPr>
+        <w:t xml:space="preserve">2c230d1</w:t>
+      </w:r>
+      <w:r>
+        <w:rPr>
+          <w:i/>
+          <w:iCs/>
+          <w:color w:val="4B5750"/>
+          <w:sz w:val="20"/>
+          <w:szCs w:val="20"/>
+        </w:rPr>
+        <w:t xml:space="preserve"> commit&amp;#39;inde (</w:t>
+      </w:r>
+      <w:r>
+        <w:rPr>
+          <w:rFonts w:ascii="Consolas" w:cs="Consolas" w:eastAsia="Consolas" w:hAnsi="Consolas"/>
+          <w:i/>
+          <w:iCs/>
+          <w:color w:val="4B5750"/>
+          <w:sz w:val="20"/>
+          <w:szCs w:val="20"/>
+        </w:rPr>
+        <w:t xml:space="preserve">src/lib/reports.ts</w:t>
+      </w:r>
+      <w:r>
+        <w:rPr>
+          <w:i/>
+          <w:iCs/>
+          <w:color w:val="4B5750"/>
+          <w:sz w:val="20"/>
+          <w:szCs w:val="20"/>
+        </w:rPr>
+        <w:t xml:space="preserve">,
+</w:t>
+      </w:r>
+      <w:r>
+        <w:rPr>
+          <w:rFonts w:ascii="Consolas" w:cs="Consolas" w:eastAsia="Consolas" w:hAnsi="Consolas"/>
+          <w:i/>
+          <w:iCs/>
+          <w:color w:val="4B5750"/>
+          <w:sz w:val="20"/>
+          <w:szCs w:val="20"/>
+        </w:rPr>
+        <w:t xml:space="preserve">src/app/admin/reports/export/route.ts</w:t>
+      </w:r>
+      <w:r>
+        <w:rPr>
+          <w:i/>
+          <w:iCs/>
+          <w:color w:val="4B5750"/>
+          <w:sz w:val="20"/>
+          <w:szCs w:val="20"/>
+        </w:rPr>
+        <w:t xml:space="preserve">,
+</w:t>
+      </w:r>
+      <w:r>
+        <w:rPr>
+          <w:rFonts w:ascii="Consolas" w:cs="Consolas" w:eastAsia="Consolas" w:hAnsi="Consolas"/>
+          <w:i/>
+          <w:iCs/>
+          <w:color w:val="4B5750"/>
+          <w:sz w:val="20"/>
+          <w:szCs w:val="20"/>
+        </w:rPr>
+        <w:t xml:space="preserve">src/app/admin/reports/reports-filters.tsx</w:t>
+      </w:r>
+      <w:r>
+        <w:rPr>
+          <w:i/>
+          <w:iCs/>
+          <w:color w:val="4B5750"/>
+          <w:sz w:val="20"/>
+          <w:szCs w:val="20"/>
+        </w:rPr>
+        <w:t xml:space="preserve"> silinerek) </w:t>
+      </w:r>
+      <w:r>
+        <w:rPr>
+          <w:rFonts w:ascii="Consolas" w:cs="Consolas" w:eastAsia="Consolas" w:hAnsi="Consolas"/>
+          <w:i/>
+          <w:iCs/>
+          <w:color w:val="4B5750"/>
+          <w:sz w:val="20"/>
+          <w:szCs w:val="20"/>
+        </w:rPr>
+        <w:t xml:space="preserve">/admin/reports</w:t>
+      </w:r>
+      <w:r>
+        <w:rPr>
+          <w:i/>
+          <w:iCs/>
+          <w:color w:val="4B5750"/>
+          <w:sz w:val="20"/>
+          <w:szCs w:val="20"/>
+        </w:rPr>
+        <w:t xml:space="preserve">
+yeniden &amp;quot;yapım aşamasında&amp;quot; yer tutucusuna çevrildi. Bu bölüm, ileride
+yeniden yapılırken referans olması için olduğu gibi bırakıldı — durum
+etiketi dışında içerik güncel koda değil, o zamanki teslimatın kaydına
+aittir.</w:t>
       </w:r>
     </w:p>
     <w:p>

--- a/docs/output/roadmap.docx
+++ b/docs/output/roadmap.docx
@@ -59,7 +59,7 @@
           <w:sz w:val="17"/>
           <w:szCs w:val="17"/>
         </w:rPr>
-        <w:t xml:space="preserve">Oluşturulma tarihi: 23 Eylül 2026</w:t>
+        <w:t xml:space="preserve">Oluşturulma tarihi: 3 Ekim 2026</w:t>
       </w:r>
     </w:p>
     <w:p>
@@ -8875,6 +8875,576 @@
         <w:t xml:space="preserve"> exchange&amp;#39;ine gerçek bir mesaj yayınlandığı
 doğrulandı; her iki bileşen de opsiyonel — yokluklarında uygulama normal
 çalışmaya devam ediyor.</w:t>
+      </w:r>
+    </w:p>
+    <w:p>
+      <w:pPr>
+        <w:pStyle w:val="Heading2"/>
+        <w:spacing w:after="100" w:before="220"/>
+      </w:pPr>
+      <w:r>
+        <w:rPr>
+          <w:color w:val="1A2420"/>
+        </w:rPr>
+        <w:t xml:space="preserve">Faz 14 — Marka Bazlı Sipariş Zaman Penceresi (Gün/Tarih/Saat Kısıtlamaları)</w:t>
+      </w:r>
+    </w:p>
+    <w:p>
+      <w:pPr>
+        <w:spacing w:after="120"/>
+      </w:pPr>
+      <w:r>
+        <w:rPr>
+          <w:color w:val="1A2420"/>
+          <w:sz w:val="21"/>
+          <w:szCs w:val="21"/>
+        </w:rPr>
+        <w:t xml:space="preserve">Hedef: Bir markanın sipariş alıp almayacağını ve ne zaman alacağını admin&amp;#39;in
+tek tıkla açıp kapatabildiği, markaya özgü gün/tarih/saat kısıtlamalarıyla
+kontrol edebildiği bir sistem — üstüne, tüm markalara karşı baskın (daha
+gevşek bir marka ayarını asla geçersiz kılamayan, sadece daha da
+sıkılaştırabilen) firma çapında bir genel ayar.</w:t>
+      </w:r>
+    </w:p>
+    <w:p>
+      <w:pPr>
+        <w:spacing w:after="120"/>
+      </w:pPr>
+      <w:r>
+        <w:rPr>
+          <w:b/>
+          <w:bCs/>
+          <w:color w:val="1A2420"/>
+          <w:sz w:val="21"/>
+          <w:szCs w:val="21"/>
+        </w:rPr>
+        <w:t xml:space="preserve">İş mantığı — &amp;quot;baskın genel ayar&amp;quot; kuralı:</w:t>
+      </w:r>
+      <w:r>
+        <w:rPr>
+          <w:color w:val="1A2420"/>
+          <w:sz w:val="21"/>
+          <w:szCs w:val="21"/>
+        </w:rPr>
+        <w:t xml:space="preserve"> her markanın kendi sipariş
+penceresi (gün/tarih/saat) olabilir, ama firma çapındaki genel pencere her
+zaman üstte bir tavan olarak çalışır: efektif pencere = genel pencere ∩
+marka penceresi (ikisinin kesişimi). Örnek: Musluoğlu saat 22:00&amp;#39;a kadar
+sipariş kabul ediyor ama genel ayarda son sipariş saati 21:00 ise, efektif
+son saat 21:00&amp;#39;dir — Musluoğlu&amp;#39;nun kendi ayarı genel ayarı gevşetemez,
+yalnızca kendi başına daha da sıkı bir kısıtlama ekleyebilir (örn. markaya
+özel 20:00 gibi daha erken bir saat koyarsa o zaman devreye girer). Aynı
+kesişim mantığı gün (haftanın hangi günleri sipariş alınır) ve tarih
+aralığı (örn. bayram/tatil kapatması) için de geçerli. Marka veya genel
+ayarda bir alan boş/tanımsız bırakılırsa o alanda kısıtlama yok sayılır
+(kısıtlama koymamak = her zaman izinli). Markanın &amp;quot;sipariş alımı&amp;quot; anahtarı
+kapalıysa (genel ayardan bağımsız) o marka hiç sipariş alamaz; genel
+ayardaki ana kapatma anahtarı kapalıysa hiçbir marka sipariş alamaz (tüm
+markalar için tek seferde acil durdurma).</w:t>
+      </w:r>
+    </w:p>
+    <w:p>
+      <w:pPr>
+        <w:spacing w:after="120"/>
+      </w:pPr>
+      <w:r>
+        <w:rPr>
+          <w:b/>
+          <w:bCs/>
+          <w:color w:val="1A2420"/>
+          <w:sz w:val="21"/>
+          <w:szCs w:val="21"/>
+        </w:rPr>
+        <w:t xml:space="preserve">Veri modeli (taslak):</w:t>
+      </w:r>
+    </w:p>
+    <w:p>
+      <w:pPr>
+        <w:pStyle w:val="ListParagraph"/>
+        <w:numPr>
+          <w:ilvl w:val="0"/>
+          <w:numId w:val="1"/>
+        </w:numPr>
+        <w:spacing w:after="60"/>
+      </w:pPr>
+      <w:r>
+        <w:rPr>
+          <w:rFonts w:ascii="Consolas" w:cs="Consolas" w:eastAsia="Consolas" w:hAnsi="Consolas"/>
+          <w:color w:val="1F5F56"/>
+          <w:sz w:val="21"/>
+          <w:szCs w:val="21"/>
+        </w:rPr>
+        <w:t xml:space="preserve">companies</w:t>
+      </w:r>
+      <w:r>
+        <w:rPr>
+          <w:sz w:val="21"/>
+          <w:szCs w:val="21"/>
+        </w:rPr>
+        <w:t xml:space="preserve">&amp;#39;e eklenecek genel ayar alanları: </w:t>
+      </w:r>
+      <w:r>
+        <w:rPr>
+          <w:rFonts w:ascii="Consolas" w:cs="Consolas" w:eastAsia="Consolas" w:hAnsi="Consolas"/>
+          <w:color w:val="1F5F56"/>
+          <w:sz w:val="21"/>
+          <w:szCs w:val="21"/>
+        </w:rPr>
+        <w:t xml:space="preserve">order_window_enabled</w:t>
+      </w:r>
+      <w:r>
+        <w:rPr>
+          <w:sz w:val="21"/>
+          <w:szCs w:val="21"/>
+        </w:rPr>
+        <w:t xml:space="preserve">
+(boolean, DEFAULT true — ana acil-durdurma anahtarı),
+</w:t>
+      </w:r>
+      <w:r>
+        <w:rPr>
+          <w:rFonts w:ascii="Consolas" w:cs="Consolas" w:eastAsia="Consolas" w:hAnsi="Consolas"/>
+          <w:color w:val="1F5F56"/>
+          <w:sz w:val="21"/>
+          <w:szCs w:val="21"/>
+        </w:rPr>
+        <w:t xml:space="preserve">order_allowed_days</w:t>
+      </w:r>
+      <w:r>
+        <w:rPr>
+          <w:sz w:val="21"/>
+          <w:szCs w:val="21"/>
+        </w:rPr>
+        <w:t xml:space="preserve"> (haftanın günleri, NULL = kısıtlama yok),
+</w:t>
+      </w:r>
+      <w:r>
+        <w:rPr>
+          <w:rFonts w:ascii="Consolas" w:cs="Consolas" w:eastAsia="Consolas" w:hAnsi="Consolas"/>
+          <w:color w:val="1F5F56"/>
+          <w:sz w:val="21"/>
+          <w:szCs w:val="21"/>
+        </w:rPr>
+        <w:t xml:space="preserve">order_start_time</w:t>
+      </w:r>
+      <w:r>
+        <w:rPr>
+          <w:sz w:val="21"/>
+          <w:szCs w:val="21"/>
+        </w:rPr>
+        <w:t xml:space="preserve"> / </w:t>
+      </w:r>
+      <w:r>
+        <w:rPr>
+          <w:rFonts w:ascii="Consolas" w:cs="Consolas" w:eastAsia="Consolas" w:hAnsi="Consolas"/>
+          <w:color w:val="1F5F56"/>
+          <w:sz w:val="21"/>
+          <w:szCs w:val="21"/>
+        </w:rPr>
+        <w:t xml:space="preserve">order_end_time</w:t>
+      </w:r>
+      <w:r>
+        <w:rPr>
+          <w:sz w:val="21"/>
+          <w:szCs w:val="21"/>
+        </w:rPr>
+        <w:t xml:space="preserve"> (time, NULL = kısıtlama yok),
+</w:t>
+      </w:r>
+      <w:r>
+        <w:rPr>
+          <w:rFonts w:ascii="Consolas" w:cs="Consolas" w:eastAsia="Consolas" w:hAnsi="Consolas"/>
+          <w:color w:val="1F5F56"/>
+          <w:sz w:val="21"/>
+          <w:szCs w:val="21"/>
+        </w:rPr>
+        <w:t xml:space="preserve">order_window_start_date</w:t>
+      </w:r>
+      <w:r>
+        <w:rPr>
+          <w:sz w:val="21"/>
+          <w:szCs w:val="21"/>
+        </w:rPr>
+        <w:t xml:space="preserve"> / </w:t>
+      </w:r>
+      <w:r>
+        <w:rPr>
+          <w:rFonts w:ascii="Consolas" w:cs="Consolas" w:eastAsia="Consolas" w:hAnsi="Consolas"/>
+          <w:color w:val="1F5F56"/>
+          <w:sz w:val="21"/>
+          <w:szCs w:val="21"/>
+        </w:rPr>
+        <w:t xml:space="preserve">order_window_end_date</w:t>
+      </w:r>
+      <w:r>
+        <w:rPr>
+          <w:sz w:val="21"/>
+          <w:szCs w:val="21"/>
+        </w:rPr>
+        <w:t xml:space="preserve"> (date, NULL =
+kısıtlama yok — tatil/bayram gibi dönemsel kapatmalar için)</w:t>
+      </w:r>
+    </w:p>
+    <w:p>
+      <w:pPr>
+        <w:pStyle w:val="ListParagraph"/>
+        <w:numPr>
+          <w:ilvl w:val="0"/>
+          <w:numId w:val="1"/>
+        </w:numPr>
+        <w:spacing w:after="60"/>
+      </w:pPr>
+      <w:r>
+        <w:rPr>
+          <w:rFonts w:ascii="Consolas" w:cs="Consolas" w:eastAsia="Consolas" w:hAnsi="Consolas"/>
+          <w:color w:val="1F5F56"/>
+          <w:sz w:val="21"/>
+          <w:szCs w:val="21"/>
+        </w:rPr>
+        <w:t xml:space="preserve">brands</w:t>
+      </w:r>
+      <w:r>
+        <w:rPr>
+          <w:sz w:val="21"/>
+          <w:szCs w:val="21"/>
+        </w:rPr>
+        <w:t xml:space="preserve">&amp;#39;e aynı şemayla marka bazlı kolonlar (</w:t>
+      </w:r>
+      <w:r>
+        <w:rPr>
+          <w:rFonts w:ascii="Consolas" w:cs="Consolas" w:eastAsia="Consolas" w:hAnsi="Consolas"/>
+          <w:color w:val="1F5F56"/>
+          <w:sz w:val="21"/>
+          <w:szCs w:val="21"/>
+        </w:rPr>
+        <w:t xml:space="preserve">order_window_enabled</w:t>
+      </w:r>
+      <w:r>
+        <w:rPr>
+          <w:sz w:val="21"/>
+          <w:szCs w:val="21"/>
+        </w:rPr>
+        <w:t xml:space="preserve">,
+</w:t>
+      </w:r>
+      <w:r>
+        <w:rPr>
+          <w:rFonts w:ascii="Consolas" w:cs="Consolas" w:eastAsia="Consolas" w:hAnsi="Consolas"/>
+          <w:color w:val="1F5F56"/>
+          <w:sz w:val="21"/>
+          <w:szCs w:val="21"/>
+        </w:rPr>
+        <w:t xml:space="preserve">order_allowed_days</w:t>
+      </w:r>
+      <w:r>
+        <w:rPr>
+          <w:sz w:val="21"/>
+          <w:szCs w:val="21"/>
+        </w:rPr>
+        <w:t xml:space="preserve">, </w:t>
+      </w:r>
+      <w:r>
+        <w:rPr>
+          <w:rFonts w:ascii="Consolas" w:cs="Consolas" w:eastAsia="Consolas" w:hAnsi="Consolas"/>
+          <w:color w:val="1F5F56"/>
+          <w:sz w:val="21"/>
+          <w:szCs w:val="21"/>
+        </w:rPr>
+        <w:t xml:space="preserve">order_start_time</w:t>
+      </w:r>
+      <w:r>
+        <w:rPr>
+          <w:sz w:val="21"/>
+          <w:szCs w:val="21"/>
+        </w:rPr>
+        <w:t xml:space="preserve">, </w:t>
+      </w:r>
+      <w:r>
+        <w:rPr>
+          <w:rFonts w:ascii="Consolas" w:cs="Consolas" w:eastAsia="Consolas" w:hAnsi="Consolas"/>
+          <w:color w:val="1F5F56"/>
+          <w:sz w:val="21"/>
+          <w:szCs w:val="21"/>
+        </w:rPr>
+        <w:t xml:space="preserve">order_end_time</w:t>
+      </w:r>
+      <w:r>
+        <w:rPr>
+          <w:sz w:val="21"/>
+          <w:szCs w:val="21"/>
+        </w:rPr>
+        <w:t xml:space="preserve">,
+</w:t>
+      </w:r>
+      <w:r>
+        <w:rPr>
+          <w:rFonts w:ascii="Consolas" w:cs="Consolas" w:eastAsia="Consolas" w:hAnsi="Consolas"/>
+          <w:color w:val="1F5F56"/>
+          <w:sz w:val="21"/>
+          <w:szCs w:val="21"/>
+        </w:rPr>
+        <w:t xml:space="preserve">order_window_start_date</w:t>
+      </w:r>
+      <w:r>
+        <w:rPr>
+          <w:sz w:val="21"/>
+          <w:szCs w:val="21"/>
+        </w:rPr>
+        <w:t xml:space="preserve">, </w:t>
+      </w:r>
+      <w:r>
+        <w:rPr>
+          <w:rFonts w:ascii="Consolas" w:cs="Consolas" w:eastAsia="Consolas" w:hAnsi="Consolas"/>
+          <w:color w:val="1F5F56"/>
+          <w:sz w:val="21"/>
+          <w:szCs w:val="21"/>
+        </w:rPr>
+        <w:t xml:space="preserve">order_window_end_date</w:t>
+      </w:r>
+      <w:r>
+        <w:rPr>
+          <w:sz w:val="21"/>
+          <w:szCs w:val="21"/>
+        </w:rPr>
+        <w:t xml:space="preserve">) — genel ayarla birebir
+aynı alan seti, farkı sadece hangi seviyede tutulduğu</w:t>
+      </w:r>
+    </w:p>
+    <w:p>
+      <w:pPr>
+        <w:pStyle w:val="ListParagraph"/>
+        <w:numPr>
+          <w:ilvl w:val="0"/>
+          <w:numId w:val="1"/>
+        </w:numPr>
+        <w:spacing w:after="60"/>
+      </w:pPr>
+      <w:r>
+        <w:rPr>
+          <w:sz w:val="21"/>
+          <w:szCs w:val="21"/>
+        </w:rPr>
+        <w:t xml:space="preserve">Efektif pencereyi hesaplayan tek bir yardımcı fonksiyon (ör.
+</w:t>
+      </w:r>
+      <w:r>
+        <w:rPr>
+          <w:rFonts w:ascii="Consolas" w:cs="Consolas" w:eastAsia="Consolas" w:hAnsi="Consolas"/>
+          <w:color w:val="1F5F56"/>
+          <w:sz w:val="21"/>
+          <w:szCs w:val="21"/>
+        </w:rPr>
+        <w:t xml:space="preserve">src/lib/order-window.ts::isOrderingAllowed(brand, companySettings, now)</w:t>
+      </w:r>
+      <w:r>
+        <w:rPr>
+          <w:sz w:val="21"/>
+          <w:szCs w:val="21"/>
+        </w:rPr>
+        <w:t xml:space="preserve">)
+— hem server action&amp;#39;da (</w:t>
+      </w:r>
+      <w:r>
+        <w:rPr>
+          <w:rFonts w:ascii="Consolas" w:cs="Consolas" w:eastAsia="Consolas" w:hAnsi="Consolas"/>
+          <w:color w:val="1F5F56"/>
+          <w:sz w:val="21"/>
+          <w:szCs w:val="21"/>
+        </w:rPr>
+        <w:t xml:space="preserve">createOrder</w:t>
+      </w:r>
+      <w:r>
+        <w:rPr>
+          <w:sz w:val="21"/>
+          <w:szCs w:val="21"/>
+        </w:rPr>
+        <w:t xml:space="preserve">) hem UI&amp;#39;da (katalog/sepet) aynı
+mantığı çağırır, iki yerde ayrı ayrı yazılmaz</w:t>
+      </w:r>
+    </w:p>
+    <w:p>
+      <w:pPr>
+        <w:spacing w:after="120"/>
+      </w:pPr>
+      <w:r>
+        <w:rPr>
+          <w:b/>
+          <w:bCs/>
+          <w:color w:val="1A2420"/>
+          <w:sz w:val="21"/>
+          <w:szCs w:val="21"/>
+        </w:rPr>
+        <w:t xml:space="preserve">UI (admin, </w:t>
+      </w:r>
+      <w:r>
+        <w:rPr>
+          <w:rFonts w:ascii="Consolas" w:cs="Consolas" w:eastAsia="Consolas" w:hAnsi="Consolas"/>
+          <w:b/>
+          <w:bCs/>
+          <w:color w:val="1A2420"/>
+          <w:sz w:val="21"/>
+          <w:szCs w:val="21"/>
+        </w:rPr>
+        <w:t xml:space="preserve">/admin/settings</w:t>
+      </w:r>
+      <w:r>
+        <w:rPr>
+          <w:b/>
+          <w:bCs/>
+          <w:color w:val="1A2420"/>
+          <w:sz w:val="21"/>
+          <w:szCs w:val="21"/>
+        </w:rPr>
+        <w:t xml:space="preserve"> sayfasına yeni bölüm):</w:t>
+      </w:r>
+    </w:p>
+    <w:p>
+      <w:pPr>
+        <w:pStyle w:val="ListParagraph"/>
+        <w:numPr>
+          <w:ilvl w:val="0"/>
+          <w:numId w:val="1"/>
+        </w:numPr>
+        <w:spacing w:after="60"/>
+      </w:pPr>
+      <w:r>
+        <w:rPr>
+          <w:sz w:val="21"/>
+          <w:szCs w:val="21"/>
+        </w:rPr>
+        <w:t xml:space="preserve">Sayfanın üstünde her zaman açık, katlanmayan bir &amp;quot;Genel Sipariş
+Kısıtlamaları&amp;quot; kartı — ana aç/kapa anahtarı + gün/tarih/saat alanları;
+&amp;quot;tüm markalara karşı baskındır&amp;quot; uyarı metniyle işaretli</w:t>
+      </w:r>
+    </w:p>
+    <w:p>
+      <w:pPr>
+        <w:pStyle w:val="ListParagraph"/>
+        <w:numPr>
+          <w:ilvl w:val="0"/>
+          <w:numId w:val="1"/>
+        </w:numPr>
+        <w:spacing w:after="60"/>
+      </w:pPr>
+      <w:r>
+        <w:rPr>
+          <w:sz w:val="21"/>
+          <w:szCs w:val="21"/>
+        </w:rPr>
+        <w:t xml:space="preserve">Altında her marka adı (DilimBörek, Musluoğlu, ...) kendi başlığı bir
+accordion/disclosure satırı olarak listelenir — başlığa tıklanınca o
+markanın aç/kapa anahtarı + gün/tarih/saat alanları expand olur, tekrar
+tıklanınca kapanır; birden fazla marka aynı anda açık kalabilir</w:t>
+      </w:r>
+    </w:p>
+    <w:p>
+      <w:pPr>
+        <w:pStyle w:val="ListParagraph"/>
+        <w:numPr>
+          <w:ilvl w:val="0"/>
+          <w:numId w:val="1"/>
+        </w:numPr>
+        <w:spacing w:after="60"/>
+      </w:pPr>
+      <w:r>
+        <w:rPr>
+          <w:sz w:val="21"/>
+          <w:szCs w:val="21"/>
+        </w:rPr>
+        <w:t xml:space="preserve">Her markanın başlığında mevcut durumun özeti (örn. &amp;quot;Açık · Pzt-Cmt
+09:00-21:00&amp;quot; ya da &amp;quot;Kapalı&amp;quot;) — accordion kapalıyken bile durum tek
+bakışta görünür</w:t>
+      </w:r>
+    </w:p>
+    <w:p>
+      <w:pPr>
+        <w:spacing w:after="120"/>
+      </w:pPr>
+      <w:r>
+        <w:rPr>
+          <w:b/>
+          <w:bCs/>
+          <w:color w:val="1A2420"/>
+          <w:sz w:val="21"/>
+          <w:szCs w:val="21"/>
+        </w:rPr>
+        <w:t xml:space="preserve">Bayi tarafı etkisi:</w:t>
+      </w:r>
+    </w:p>
+    <w:p>
+      <w:pPr>
+        <w:pStyle w:val="ListParagraph"/>
+        <w:numPr>
+          <w:ilvl w:val="0"/>
+          <w:numId w:val="1"/>
+        </w:numPr>
+        <w:spacing w:after="60"/>
+      </w:pPr>
+      <w:r>
+        <w:rPr>
+          <w:sz w:val="21"/>
+          <w:szCs w:val="21"/>
+        </w:rPr>
+        <w:t xml:space="preserve">Pencere dışındaysa bayi kataloğunda o markanın &amp;quot;Sepete Ekle&amp;quot;/checkout
+akışı devre dışı bırakılır, nedeni açıklayan bir banner gösterilir (örn.
+&amp;quot;Bu marka için sipariş saatleri: 09:00-21:00, Pzt-Cmt — şu an sipariş
+alınmıyor&amp;quot;)</w:t>
+      </w:r>
+    </w:p>
+    <w:p>
+      <w:pPr>
+        <w:pStyle w:val="ListParagraph"/>
+        <w:numPr>
+          <w:ilvl w:val="0"/>
+          <w:numId w:val="1"/>
+        </w:numPr>
+        <w:spacing w:after="60"/>
+      </w:pPr>
+      <w:r>
+        <w:rPr>
+          <w:rFonts w:ascii="Consolas" w:cs="Consolas" w:eastAsia="Consolas" w:hAnsi="Consolas"/>
+          <w:color w:val="1F5F56"/>
+          <w:sz w:val="21"/>
+          <w:szCs w:val="21"/>
+        </w:rPr>
+        <w:t xml:space="preserve">createOrder</w:t>
+      </w:r>
+      <w:r>
+        <w:rPr>
+          <w:sz w:val="21"/>
+          <w:szCs w:val="21"/>
+        </w:rPr>
+        <w:t xml:space="preserve"> server action&amp;#39;ı aynı kontrolü sunucu tarafında tekrarlar —
+client&amp;#39;a güvenilmez (mevcut fiyat/KDV/sipariş katı doğrulama ilkesiyle
+aynı desen)</w:t>
+      </w:r>
+    </w:p>
+    <w:p>
+      <w:pPr>
+        <w:spacing w:after="120"/>
+      </w:pPr>
+      <w:r>
+        <w:rPr>
+          <w:b/>
+          <w:bCs/>
+          <w:color w:val="1A2420"/>
+          <w:sz w:val="21"/>
+          <w:szCs w:val="21"/>
+        </w:rPr>
+        <w:t xml:space="preserve">Çıkış kriteri —</w:t>
+      </w:r>
+      <w:r>
+        <w:rPr>
+          <w:color w:val="1A2420"/>
+          <w:sz w:val="21"/>
+          <w:szCs w:val="21"/>
+        </w:rPr>
+        <w:t xml:space="preserve"> admin bir markanın sipariş alımını tek tıkla kapatıp
+açabiliyor; markaya gün/tarih/saat kısıtlaması koyduğunda bayi panelinde
+pencere dışı anlarda o markaya sipariş verilemiyor; genel ayar bir
+markanın kendi ayarından daha sıkıysa genel ayar kazanıyor (örnekte: genel
+21:00 son saat, marka 22:00 son saat ayarlamış olsa bile sipariş 21:00&amp;#39;da
+kesiliyor) — hem UI hem sunucu tarafında doğrulandı.</w:t>
       </w:r>
     </w:p>
     <w:p>

--- a/docs/output/roadmap.docx
+++ b/docs/output/roadmap.docx
@@ -216,12 +216,107 @@
           <w:sz w:val="21"/>
           <w:szCs w:val="21"/>
         </w:rPr>
-        <w:t xml:space="preserve">Yedi faz; her biri bir öncekinin üstüne çalışır durumda kalacak şekilde
-kurgulandı. Sanal POS entegrasyonu bilerek en sona bırakıldı — mock sağlayıcı
-arayüzü Faz 3&amp;#39;te kurulduğu için Faz 6 bir &amp;quot;değiştirme&amp;quot; işlemi, yeniden yazma
-değil. Aynı gerekçeyle bir ERP entegrasyonu ihtimali de en sona (Faz 7)
-bırakıldı; Faz 4&amp;#39;teki sipariş düzenleme/silme özelliği bu ihtimali gözeterek
+        <w:t xml:space="preserve">Her faz bir öncekinin üstüne çalışır durumda kalacak şekilde kurgulandı.
+Sanal POS entegrasyonu bilerek sona bırakıldı — mock sağlayıcı arayüzü
+Faz 3&amp;#39;te kurulduğu için Faz 6 bir &amp;quot;değiştirme&amp;quot; işlemi, yeniden yazma değil.
+Aynı gerekçeyle bir ERP entegrasyonu ihtimali de sona (Faz 7) bırakıldı;
+Faz 4&amp;#39;teki sipariş düzenleme/silme özelliği bu ihtimali gözeterek
 tasarlanacak (bkz. Faz 4 ve Faz 7 notları) ki ileride yeniden tasarlanmasın.</w:t>
+      </w:r>
+    </w:p>
+    <w:p>
+      <w:pPr>
+        <w:spacing w:after="120"/>
+      </w:pPr>
+      <w:r>
+        <w:rPr>
+          <w:color w:val="1A2420"/>
+          <w:sz w:val="21"/>
+          <w:szCs w:val="21"/>
+        </w:rPr>
+        <w:t xml:space="preserve">Faz numaraları </w:t>
+      </w:r>
+      <w:r>
+        <w:rPr>
+          <w:b/>
+          <w:bCs/>
+          <w:color w:val="1A2420"/>
+          <w:sz w:val="21"/>
+          <w:szCs w:val="21"/>
+        </w:rPr>
+        <w:t xml:space="preserve">tamamlanma sırasını</w:t>
+      </w:r>
+      <w:r>
+        <w:rPr>
+          <w:color w:val="1A2420"/>
+          <w:sz w:val="21"/>
+          <w:szCs w:val="21"/>
+        </w:rPr>
+        <w:t xml:space="preserve"> yansıtır (ör. Faz 12/13, henüz
+yapılmamış Faz 8/9/11&amp;#39;den önce tamamlandı); aşağıdaki sıra bu yüzden sabit
+bırakıldı — bitmiş bir fazın numarasını değiştirmek, o numarayla referans
+veren commit mesajlarıyla tutarsızlık yaratır. Henüz yapılmamış fazlar için
+</w:t>
+      </w:r>
+      <w:r>
+        <w:rPr>
+          <w:b/>
+          <w:bCs/>
+          <w:color w:val="1A2420"/>
+          <w:sz w:val="21"/>
+          <w:szCs w:val="21"/>
+        </w:rPr>
+        <w:t xml:space="preserve">uygulama önceliği</w:t>
+      </w:r>
+      <w:r>
+        <w:rPr>
+          <w:color w:val="1A2420"/>
+          <w:sz w:val="21"/>
+          <w:szCs w:val="21"/>
+        </w:rPr>
+        <w:t xml:space="preserve"> ise farklı ve ayrı bir sıralamadır:</w:t>
+      </w:r>
+    </w:p>
+    <w:p>
+      <w:pPr>
+        <w:pBdr>
+          <w:left w:val="single" w:color="A85A26" w:sz="18" w:space="10"/>
+        </w:pBdr>
+        <w:shd w:fill="EEF1EF" w:val="clear"/>
+        <w:spacing w:after="160" w:before="160"/>
+        <w:ind w:left="340"/>
+      </w:pPr>
+      <w:r>
+        <w:rPr>
+          <w:b/>
+          <w:bCs/>
+          <w:i/>
+          <w:iCs/>
+          <w:color w:val="4B5750"/>
+          <w:sz w:val="20"/>
+          <w:szCs w:val="20"/>
+        </w:rPr>
+        <w:t xml:space="preserve">Öncelik Sırası (henüz yapılmamış fazlar, etki/bağımlılık sırasına
+göre) —</w:t>
+      </w:r>
+      <w:r>
+        <w:rPr>
+          <w:i/>
+          <w:iCs/>
+          <w:color w:val="4B5750"/>
+          <w:sz w:val="20"/>
+          <w:szCs w:val="20"/>
+        </w:rPr>
+        <w:t xml:space="preserve"> Faz 14 → Faz 11 → Faz 9 → Faz 5 → Faz 8 → Faz 6 → Faz 7.
+Gerekçe: Faz 14 (sipariş zaman penceresi) ve Faz 11 (bayi denetimi) dışa
+bağımlı değil, küçük/izole kapsamlı ve canlı operasyonu doğrudan
+etkiliyor; Faz 9 operasyon ekibinin günlük ihtiyacı, sayfa iskeletleri
+hazır; Faz 5 kapsamı henüz tanımsız (yukarıdaki not), kullanıcıdan gelen
+rapor talepleri netleşince bu sırada ele alınacak; Faz 8 daha büyük/4 alt
+adımlı bir iş ama günlük sipariş akışını bloklamıyor; Faz 6 gerçek bir
+banka/PSP seçimi gibi dış bir karara bağlı; Faz 7 &amp;quot;hangi ERP&amp;#39;ye
+bağlanılacağı belli değil&amp;quot; diyen en büyük bilinmeyen/risk olduğu için en
+sonda. Bu sıra, projenin ilerleyişine göre güncellenebilir.</w:t>
       </w:r>
     </w:p>
     <w:p>
@@ -4065,7 +4160,7 @@
         <w:rPr>
           <w:color w:val="1A2420"/>
         </w:rPr>
-        <w:t xml:space="preserve">Faz 5 — Raporlama &amp;amp; Analitik ↩️ Geri Alındı</w:t>
+        <w:t xml:space="preserve">Faz 5 — Raporlama &amp;amp; Analitik (kapsam belirlenecek)</w:t>
       </w:r>
     </w:p>
     <w:p>
@@ -4087,7 +4182,7 @@
           <w:sz w:val="20"/>
           <w:szCs w:val="20"/>
         </w:rPr>
-        <w:t xml:space="preserve">Geri alım notu:</w:t>
+        <w:t xml:space="preserve">Not:</w:t>
       </w:r>
       <w:r>
         <w:rPr>
@@ -4097,8 +4192,8 @@
           <w:sz w:val="20"/>
           <w:szCs w:val="20"/>
         </w:rPr>
-        <w:t xml:space="preserve"> Aşağıdaki iş gerçekten tamamlanmış ve teslim
-edilmişti, ancak </w:t>
+        <w:t xml:space="preserve"> Bu fazın önceki tasarımı (marka bazlı satış raporu + pasif bayi
+raporu, Excel export) </w:t>
       </w:r>
       <w:r>
         <w:rPr>
@@ -4119,7 +4214,8 @@
           <w:sz w:val="20"/>
           <w:szCs w:val="20"/>
         </w:rPr>
-        <w:t xml:space="preserve"> commit&amp;#39;inde (</w:t>
+        <w:t xml:space="preserve"> commit&amp;#39;inde tamamen geri alındı
+(</w:t>
       </w:r>
       <w:r>
         <w:rPr>
@@ -4140,8 +4236,7 @@
           <w:sz w:val="20"/>
           <w:szCs w:val="20"/>
         </w:rPr>
-        <w:t xml:space="preserve">,
-</w:t>
+        <w:t xml:space="preserve">, </w:t>
       </w:r>
       <w:r>
         <w:rPr>
@@ -4184,7 +4279,7 @@
           <w:sz w:val="20"/>
           <w:szCs w:val="20"/>
         </w:rPr>
-        <w:t xml:space="preserve"> silinerek) </w:t>
+        <w:t xml:space="preserve"> silindi, </w:t>
       </w:r>
       <w:r>
         <w:rPr>
@@ -4206,10 +4301,11 @@
           <w:szCs w:val="20"/>
         </w:rPr>
         <w:t xml:space="preserve">
-yeniden &amp;quot;yapım aşamasında&amp;quot; yer tutucusuna çevrildi. Bu bölüm, ileride
-yeniden yapılırken referans olması için olduğu gibi bırakıldı — durum
-etiketi dışında içerik güncel koda değil, o zamanki teslimatın kaydına
-aittir.</w:t>
+&amp;quot;yapım aşamasında&amp;quot; yer tutucusuna döndü) ve bu kayıt artık referans
+amacıyla da tutulmuyor — o rapor tasarımı istenen kapsamla örtüşmüyordu.
+Faz kapsamı, kullanıcının &amp;quot;şu konuda bir rapor olsun&amp;quot; şeklinde tek tek
+vereceği somut rapor taleplerine göre ileride yeniden tanımlanacak;
+aşağıdaki hedef ve çıkış kriteri o zaman yazılacak.</w:t>
       </w:r>
     </w:p>
     <w:p>
@@ -4222,440 +4318,7 @@
           <w:sz w:val="21"/>
           <w:szCs w:val="21"/>
         </w:rPr>
-        <w:t xml:space="preserve">Hedef: Filtrelenebilir, dışa aktarılabilir raporlama motoru.</w:t>
-      </w:r>
-    </w:p>
-    <w:p>
-      <w:pPr>
-        <w:pStyle w:val="ListParagraph"/>
-        <w:numPr>
-          <w:ilvl w:val="0"/>
-          <w:numId w:val="1"/>
-        </w:numPr>
-        <w:spacing w:after="60"/>
-      </w:pPr>
-      <w:r>
-        <w:rPr>
-          <w:sz w:val="21"/>
-          <w:szCs w:val="21"/>
-        </w:rPr>
-        <w:t xml:space="preserve">Marka / tarih aralığı filtreleriyle dinamik tablo ve grafikler</w:t>
-      </w:r>
-      <w:r>
-        <w:rPr>
-          <w:sz w:val="21"/>
-          <w:szCs w:val="21"/>
-        </w:rPr>
-        <w:t xml:space="preserve"> — ✅
-Tamamlandı. Ürün bazlı filtre şimdilik kapsam dışı bırakıldı; bayi bazlı
-filtre de eklenmedi — bayiler raporlarda sadece gruplanmış çıktı (en çok
-sipariş/ciro yapan bayiler) olarak görünüyor, filtre girdisi değil.
-Admin genel bakış (</w:t>
-      </w:r>
-      <w:r>
-        <w:rPr>
-          <w:rFonts w:ascii="Consolas" w:cs="Consolas" w:eastAsia="Consolas" w:hAnsi="Consolas"/>
-          <w:color w:val="1F5F56"/>
-          <w:sz w:val="21"/>
-          <w:szCs w:val="21"/>
-        </w:rPr>
-        <w:t xml:space="preserve">src/app/admin/page.tsx</w:t>
-      </w:r>
-      <w:r>
-        <w:rPr>
-          <w:sz w:val="21"/>
-          <w:szCs w:val="21"/>
-        </w:rPr>
-        <w:t xml:space="preserve">) ve siparişler
-(</w:t>
-      </w:r>
-      <w:r>
-        <w:rPr>
-          <w:rFonts w:ascii="Consolas" w:cs="Consolas" w:eastAsia="Consolas" w:hAnsi="Consolas"/>
-          <w:color w:val="1F5F56"/>
-          <w:sz w:val="21"/>
-          <w:szCs w:val="21"/>
-        </w:rPr>
-        <w:t xml:space="preserve">src/app/admin/orders/</w:t>
-      </w:r>
-      <w:r>
-        <w:rPr>
-          <w:sz w:val="21"/>
-          <w:szCs w:val="21"/>
-        </w:rPr>
-        <w:t xml:space="preserve">) ekranlarına dönem filtresi
-(</w:t>
-      </w:r>
-      <w:r>
-        <w:rPr>
-          <w:rFonts w:ascii="Consolas" w:cs="Consolas" w:eastAsia="Consolas" w:hAnsi="Consolas"/>
-          <w:color w:val="1F5F56"/>
-          <w:sz w:val="21"/>
-          <w:szCs w:val="21"/>
-        </w:rPr>
-        <w:t xml:space="preserve">src/components/period-filter.tsx</w:t>
-      </w:r>
-      <w:r>
-        <w:rPr>
-          <w:sz w:val="21"/>
-          <w:szCs w:val="21"/>
-        </w:rPr>
-        <w:t xml:space="preserve">, </w:t>
-      </w:r>
-      <w:r>
-        <w:rPr>
-          <w:rFonts w:ascii="Consolas" w:cs="Consolas" w:eastAsia="Consolas" w:hAnsi="Consolas"/>
-          <w:color w:val="1F5F56"/>
-          <w:sz w:val="21"/>
-          <w:szCs w:val="21"/>
-        </w:rPr>
-        <w:t xml:space="preserve">src/lib/date-range.ts</w:t>
-      </w:r>
-      <w:r>
-        <w:rPr>
-          <w:sz w:val="21"/>
-          <w:szCs w:val="21"/>
-        </w:rPr>
-        <w:t xml:space="preserve">) ve marka
-filtresi (</w:t>
-      </w:r>
-      <w:r>
-        <w:rPr>
-          <w:rFonts w:ascii="Consolas" w:cs="Consolas" w:eastAsia="Consolas" w:hAnsi="Consolas"/>
-          <w:color w:val="1F5F56"/>
-          <w:sz w:val="21"/>
-          <w:szCs w:val="21"/>
-        </w:rPr>
-        <w:t xml:space="preserve">src/components/brand-filter-buttons.tsx</w:t>
-      </w:r>
-      <w:r>
-        <w:rPr>
-          <w:sz w:val="21"/>
-          <w:szCs w:val="21"/>
-        </w:rPr>
-        <w:t xml:space="preserve">,
-</w:t>
-      </w:r>
-      <w:r>
-        <w:rPr>
-          <w:rFonts w:ascii="Consolas" w:cs="Consolas" w:eastAsia="Consolas" w:hAnsi="Consolas"/>
-          <w:color w:val="1F5F56"/>
-          <w:sz w:val="21"/>
-          <w:szCs w:val="21"/>
-        </w:rPr>
-        <w:t xml:space="preserve">src/components/by-brand-toggle.tsx</w:t>
-      </w:r>
-      <w:r>
-        <w:rPr>
-          <w:sz w:val="21"/>
-          <w:szCs w:val="21"/>
-        </w:rPr>
-        <w:t xml:space="preserve">) eklendi; grafikler seçilen döneme
-göre saat/gün/hafta/ay bucket&amp;#39;larına bölünüyor
-(</w:t>
-      </w:r>
-      <w:r>
-        <w:rPr>
-          <w:rFonts w:ascii="Consolas" w:cs="Consolas" w:eastAsia="Consolas" w:hAnsi="Consolas"/>
-          <w:color w:val="1F5F56"/>
-          <w:sz w:val="21"/>
-          <w:szCs w:val="21"/>
-        </w:rPr>
-        <w:t xml:space="preserve">src/lib/chart-buckets.ts</w:t>
-      </w:r>
-      <w:r>
-        <w:rPr>
-          <w:sz w:val="21"/>
-          <w:szCs w:val="21"/>
-        </w:rPr>
-        <w:t xml:space="preserve">, </w:t>
-      </w:r>
-      <w:r>
-        <w:rPr>
-          <w:rFonts w:ascii="Consolas" w:cs="Consolas" w:eastAsia="Consolas" w:hAnsi="Consolas"/>
-          <w:color w:val="1F5F56"/>
-          <w:sz w:val="21"/>
-          <w:szCs w:val="21"/>
-        </w:rPr>
-        <w:t xml:space="preserve">src/components/grouped-bar-chart.tsx</w:t>
-      </w:r>
-      <w:r>
-        <w:rPr>
-          <w:sz w:val="21"/>
-          <w:szCs w:val="21"/>
-        </w:rPr>
-        <w:t xml:space="preserve">).</w:t>
-      </w:r>
-    </w:p>
-    <w:p>
-      <w:pPr>
-        <w:pStyle w:val="ListParagraph"/>
-        <w:numPr>
-          <w:ilvl w:val="0"/>
-          <w:numId w:val="1"/>
-        </w:numPr>
-        <w:spacing w:after="60"/>
-      </w:pPr>
-      <w:r>
-        <w:rPr>
-          <w:sz w:val="21"/>
-          <w:szCs w:val="21"/>
-        </w:rPr>
-        <w:t xml:space="preserve">Excel (.xlsx) export</w:t>
-      </w:r>
-      <w:r>
-        <w:rPr>
-          <w:sz w:val="21"/>
-          <w:szCs w:val="21"/>
-        </w:rPr>
-        <w:t xml:space="preserve"> — ✅ Tamamlandı, sadece Excel ile — CSV şimdilik
-kapsam dışı, PDF ise ileride sayısı az birkaç belirli rapor için ayrıca
-ele alınacak. Yeni </w:t>
-      </w:r>
-      <w:r>
-        <w:rPr>
-          <w:rFonts w:ascii="Consolas" w:cs="Consolas" w:eastAsia="Consolas" w:hAnsi="Consolas"/>
-          <w:color w:val="1F5F56"/>
-          <w:sz w:val="21"/>
-          <w:szCs w:val="21"/>
-        </w:rPr>
-        <w:t xml:space="preserve">/admin/reports</w:t>
-      </w:r>
-      <w:r>
-        <w:rPr>
-          <w:sz w:val="21"/>
-          <w:szCs w:val="21"/>
-        </w:rPr>
-        <w:t xml:space="preserve"> sayfası (</w:t>
-      </w:r>
-      <w:r>
-        <w:rPr>
-          <w:rFonts w:ascii="Consolas" w:cs="Consolas" w:eastAsia="Consolas" w:hAnsi="Consolas"/>
-          <w:color w:val="1F5F56"/>
-          <w:sz w:val="21"/>
-          <w:szCs w:val="21"/>
-        </w:rPr>
-        <w:t xml:space="preserve">src/app/admin/reports/</w:t>
-      </w:r>
-      <w:r>
-        <w:rPr>
-          <w:sz w:val="21"/>
-          <w:szCs w:val="21"/>
-        </w:rPr>
-        <w:t xml:space="preserve">)
-altında marka bazlı satış raporu ve pasif bayi raporu için birer
-&amp;quot;Excel&amp;#39;e Aktar&amp;quot; butonu; indirme, seçili filtrelerle aynı sorguyu tekrar
-çalıştırıp </w:t>
-      </w:r>
-      <w:r>
-        <w:rPr>
-          <w:rFonts w:ascii="Consolas" w:cs="Consolas" w:eastAsia="Consolas" w:hAnsi="Consolas"/>
-          <w:color w:val="1F5F56"/>
-          <w:sz w:val="21"/>
-          <w:szCs w:val="21"/>
-        </w:rPr>
-        <w:t xml:space="preserve">exceljs</w:t>
-      </w:r>
-      <w:r>
-        <w:rPr>
-          <w:sz w:val="21"/>
-          <w:szCs w:val="21"/>
-        </w:rPr>
-        <w:t xml:space="preserve"> ile </w:t>
-      </w:r>
-      <w:r>
-        <w:rPr>
-          <w:rFonts w:ascii="Consolas" w:cs="Consolas" w:eastAsia="Consolas" w:hAnsi="Consolas"/>
-          <w:color w:val="1F5F56"/>
-          <w:sz w:val="21"/>
-          <w:szCs w:val="21"/>
-        </w:rPr>
-        <w:t xml:space="preserve">.xlsx</w:t>
-      </w:r>
-      <w:r>
-        <w:rPr>
-          <w:sz w:val="21"/>
-          <w:szCs w:val="21"/>
-        </w:rPr>
-        <w:t xml:space="preserve"> üreten bir route handler&amp;#39;dan geçiyor
-(</w:t>
-      </w:r>
-      <w:r>
-        <w:rPr>
-          <w:rFonts w:ascii="Consolas" w:cs="Consolas" w:eastAsia="Consolas" w:hAnsi="Consolas"/>
-          <w:color w:val="1F5F56"/>
-          <w:sz w:val="21"/>
-          <w:szCs w:val="21"/>
-        </w:rPr>
-        <w:t xml:space="preserve">src/app/admin/reports/export/route.ts</w:t>
-      </w:r>
-      <w:r>
-        <w:rPr>
-          <w:sz w:val="21"/>
-          <w:szCs w:val="21"/>
-        </w:rPr>
-        <w:t xml:space="preserve">). Rapor sorguları
-</w:t>
-      </w:r>
-      <w:r>
-        <w:rPr>
-          <w:rFonts w:ascii="Consolas" w:cs="Consolas" w:eastAsia="Consolas" w:hAnsi="Consolas"/>
-          <w:color w:val="1F5F56"/>
-          <w:sz w:val="21"/>
-          <w:szCs w:val="21"/>
-        </w:rPr>
-        <w:t xml:space="preserve">src/lib/reports.ts</w:t>
-      </w:r>
-      <w:r>
-        <w:rPr>
-          <w:sz w:val="21"/>
-          <w:szCs w:val="21"/>
-        </w:rPr>
-        <w:t xml:space="preserve">&amp;#39;te toplandı ki sayfa ve export handler&amp;#39;ı aynı
-mantığı kullansın.</w:t>
-      </w:r>
-    </w:p>
-    <w:p>
-      <w:pPr>
-        <w:pStyle w:val="ListParagraph"/>
-        <w:numPr>
-          <w:ilvl w:val="0"/>
-          <w:numId w:val="1"/>
-        </w:numPr>
-        <w:spacing w:after="60"/>
-      </w:pPr>
-      <w:r>
-        <w:rPr>
-          <w:sz w:val="21"/>
-          <w:szCs w:val="21"/>
-        </w:rPr>
-        <w:t xml:space="preserve">Sipariş vermeyen bayi raporu</w:t>
-      </w:r>
-      <w:r>
-        <w:rPr>
-          <w:sz w:val="21"/>
-          <w:szCs w:val="21"/>
-        </w:rPr>
-        <w:t xml:space="preserve"> — ✅ Tamamlandı — pasif bayi takibi için
-Payna Grup Portal karşılaştırmasından gelen ek kapsam. </w:t>
-      </w:r>
-      <w:r>
-        <w:rPr>
-          <w:rFonts w:ascii="Consolas" w:cs="Consolas" w:eastAsia="Consolas" w:hAnsi="Consolas"/>
-          <w:color w:val="1F5F56"/>
-          <w:sz w:val="21"/>
-          <w:szCs w:val="21"/>
-        </w:rPr>
-        <w:t xml:space="preserve">/admin/reports</w:t>
-      </w:r>
-      <w:r>
-        <w:rPr>
-          <w:sz w:val="21"/>
-          <w:szCs w:val="21"/>
-        </w:rPr>
-        <w:t xml:space="preserve">
-sayfasında Bugün / Dün / 1 Hafta / 2 Hafta (en sıkı uç) eşiği seçilebiliyor
-(</w:t>
-      </w:r>
-      <w:r>
-        <w:rPr>
-          <w:rFonts w:ascii="Consolas" w:cs="Consolas" w:eastAsia="Consolas" w:hAnsi="Consolas"/>
-          <w:color w:val="1F5F56"/>
-          <w:sz w:val="21"/>
-          <w:szCs w:val="21"/>
-        </w:rPr>
-        <w:t xml:space="preserve">src/lib/inactive-threshold.ts</w:t>
-      </w:r>
-      <w:r>
-        <w:rPr>
-          <w:sz w:val="21"/>
-          <w:szCs w:val="21"/>
-        </w:rPr>
-        <w:t xml:space="preserve">, </w:t>
-      </w:r>
-      <w:r>
-        <w:rPr>
-          <w:rFonts w:ascii="Consolas" w:cs="Consolas" w:eastAsia="Consolas" w:hAnsi="Consolas"/>
-          <w:color w:val="1F5F56"/>
-          <w:sz w:val="21"/>
-          <w:szCs w:val="21"/>
-        </w:rPr>
-        <w:t xml:space="preserve">src/app/admin/reports/reports-filters.tsx</w:t>
-      </w:r>
-      <w:r>
-        <w:rPr>
-          <w:sz w:val="21"/>
-          <w:szCs w:val="21"/>
-        </w:rPr>
-        <w:t xml:space="preserve">);
-hiç sipariş vermemiş ya da eşik gün sayısından uzun süredir sipariş vermemiş bayiler, hangi
-marka(lar)a bağlı oldukları ve son sipariş tarihiyle birlikte listeleniyor
-(</w:t>
-      </w:r>
-      <w:r>
-        <w:rPr>
-          <w:rFonts w:ascii="Consolas" w:cs="Consolas" w:eastAsia="Consolas" w:hAnsi="Consolas"/>
-          <w:color w:val="1F5F56"/>
-          <w:sz w:val="21"/>
-          <w:szCs w:val="21"/>
-        </w:rPr>
-        <w:t xml:space="preserve">getInactiveDealersReport</w:t>
-      </w:r>
-      <w:r>
-        <w:rPr>
-          <w:sz w:val="21"/>
-          <w:szCs w:val="21"/>
-        </w:rPr>
-        <w:t xml:space="preserve">, </w:t>
-      </w:r>
-      <w:r>
-        <w:rPr>
-          <w:rFonts w:ascii="Consolas" w:cs="Consolas" w:eastAsia="Consolas" w:hAnsi="Consolas"/>
-          <w:color w:val="1F5F56"/>
-          <w:sz w:val="21"/>
-          <w:szCs w:val="21"/>
-        </w:rPr>
-        <w:t xml:space="preserve">src/lib/reports.ts</w:t>
-      </w:r>
-      <w:r>
-        <w:rPr>
-          <w:sz w:val="21"/>
-          <w:szCs w:val="21"/>
-        </w:rPr>
-        <w:t xml:space="preserve">). İptal/red edilen
-siparişler &amp;quot;sipariş verdi&amp;quot; sayılmıyor — genel bakış istatistikleriyle
-aynı kural (</w:t>
-      </w:r>
-      <w:r>
-        <w:rPr>
-          <w:rFonts w:ascii="Consolas" w:cs="Consolas" w:eastAsia="Consolas" w:hAnsi="Consolas"/>
-          <w:color w:val="1F5F56"/>
-          <w:sz w:val="21"/>
-          <w:szCs w:val="21"/>
-        </w:rPr>
-        <w:t xml:space="preserve">EXCLUDED_FROM_STATS_STATUSES</w:t>
-      </w:r>
-      <w:r>
-        <w:rPr>
-          <w:sz w:val="21"/>
-          <w:szCs w:val="21"/>
-        </w:rPr>
-        <w:t xml:space="preserve">).</w:t>
-      </w:r>
-    </w:p>
-    <w:p>
-      <w:pPr>
-        <w:spacing w:after="120"/>
-      </w:pPr>
-      <w:r>
-        <w:rPr>
-          <w:color w:val="1A2420"/>
-          <w:sz w:val="21"/>
-          <w:szCs w:val="21"/>
-        </w:rPr>
-        <w:t xml:space="preserve">Kapsam dışı bırakıldı: büyüyen veri hacmi için özet tablo / materialized
-view stratejisi — genel bakış grafikleri mevcut hacimde yeterli
-performans sağlıyor, ileride ihtiyaç olursa ayrı bir işe konu edilecek.</w:t>
+        <w:t xml:space="preserve">Hedef: TBD — kullanıcıdan gelecek rapor taleplerine göre belirlenecek.</w:t>
       </w:r>
     </w:p>
     <w:p>
@@ -4678,8 +4341,7 @@
           <w:sz w:val="21"/>
           <w:szCs w:val="21"/>
         </w:rPr>
-        <w:t xml:space="preserve"> bir firma yetkilisi son üç ayın marka bazlı satışlarını
-filtreleyip Excel&amp;#39;e aktarabiliyor.</w:t>
+        <w:t xml:space="preserve"> TBD.</w:t>
       </w:r>
     </w:p>
     <w:p>

--- a/docs/output/roadmap.docx
+++ b/docs/output/roadmap.docx
@@ -180,7 +180,7 @@
           <w:sz w:val="21"/>
           <w:szCs w:val="21"/>
         </w:rPr>
-        <w:t xml:space="preserve"> — Cari · Nakit/Kapıda Ödeme · Sanal POS (mock)</w:t>
+        <w:t xml:space="preserve"> — Cari · Nakit/Merkezde Ödeme · Sanal POS (mock)</w:t>
       </w:r>
     </w:p>
     <w:p>
@@ -1572,7 +1572,7 @@
           <w:sz w:val="21"/>
           <w:szCs w:val="21"/>
         </w:rPr>
-        <w:t xml:space="preserve"> cari/kapıda ödeme
+        <w:t xml:space="preserve"> cari/merkezde ödeme
 siparişlerini </w:t>
       </w:r>
       <w:r>
@@ -1955,7 +1955,7 @@
           <w:sz w:val="21"/>
           <w:szCs w:val="21"/>
         </w:rPr>
-        <w:t xml:space="preserve"> üç ödeme tipiyle de (cari, kapıda ödeme, sanal POS
+        <w:t xml:space="preserve"> üç ödeme tipiyle de (cari, merkezde ödeme, sanal POS
 başarılı/başarısız) uçtan uca sipariş oluşturulabiliyor; admin panelde durum
 geçişleri izlenebiliyor. Tarayıcıda doğrulandı.</w:t>
       </w:r>
@@ -2414,7 +2414,7 @@
           <w:sz w:val="21"/>
           <w:szCs w:val="21"/>
         </w:rPr>
-        <w:t xml:space="preserve">), kapıda ödemesi tahsil
+        <w:t xml:space="preserve">), merkezde ödemesi tahsil
 edilemeyen siparişin (</w:t>
       </w:r>
       <w:r>
@@ -5630,7 +5630,7 @@
         </w:rPr>
         <w:t xml:space="preserve">) — günlük
 kapanış özeti/mutabakat: o gün alınan siparişlerin ödeme tipine göre
-(cari/kapıda ödeme/sanal POS) dökümü, tahsil edilen/edilemeyen
+(cari/merkezde ödeme/sanal POS) dökümü, tahsil edilen/edilemeyen
 tutarlar. Bayi tarafında yalnızca kendi siparişleri. Kapsam (bir
 &amp;quot;günü kapatma&amp;quot; aksiyonu olup olmayacağı) uygulama aşamasında
 netleşecek</w:t>
@@ -10987,7 +10987,7 @@
           <w:sz w:val="21"/>
           <w:szCs w:val="21"/>
         </w:rPr>
-        <w:t xml:space="preserve">Nakit / Kapıda Ödeme:</w:t>
+        <w:t xml:space="preserve">Nakit / Merkezde Ödeme:</w:t>
       </w:r>
       <w:r>
         <w:rPr>

--- a/docs/output/roadmap.docx
+++ b/docs/output/roadmap.docx
@@ -59,7 +59,7 @@
           <w:sz w:val="17"/>
           <w:szCs w:val="17"/>
         </w:rPr>
-        <w:t xml:space="preserve">Oluşturulma tarihi: 3 Ekim 2026</w:t>
+        <w:t xml:space="preserve">Oluşturulma tarihi: 10 Ekim 2026</w:t>
       </w:r>
     </w:p>
     <w:p>
